--- a/elektra/main/static/docs/test_template.docx
+++ b/elektra/main/static/docs/test_template.docx
@@ -1,6 +1,6 @@
 
 <file path=word/document.xml><?xml version="1.0" encoding="utf-8"?>
-<w:document xmlns:wpc="http://schemas.microsoft.com/office/word/2010/wordprocessingCanvas" xmlns:cx="http://schemas.microsoft.com/office/drawing/2014/chartex" xmlns:mc="http://schemas.openxmlformats.org/markup-compatibility/2006" xmlns:o="urn:schemas-microsoft-com:office:office" xmlns:r="http://schemas.openxmlformats.org/officeDocument/2006/relationships" xmlns:m="http://schemas.openxmlformats.org/officeDocument/2006/math" xmlns:v="urn:schemas-microsoft-com:vml" xmlns:wp14="http://schemas.microsoft.com/office/word/2010/wordprocessingDrawing" xmlns:wp="http://schemas.openxmlformats.org/drawingml/2006/wordprocessingDrawing" xmlns:w10="urn:schemas-microsoft-com:office:word" xmlns:w="http://schemas.openxmlformats.org/wordprocessingml/2006/main" xmlns:w14="http://schemas.microsoft.com/office/word/2010/wordml" xmlns:w15="http://schemas.microsoft.com/office/word/2012/wordml" xmlns:w16se="http://schemas.microsoft.com/office/word/2015/wordml/symex" xmlns:wpg="http://schemas.microsoft.com/office/word/2010/wordprocessingGroup" xmlns:wpi="http://schemas.microsoft.com/office/word/2010/wordprocessingInk" xmlns:wne="http://schemas.microsoft.com/office/word/2006/wordml" xmlns:wps="http://schemas.microsoft.com/office/word/2010/wordprocessingShape" mc:Ignorable="w14 w15 w16se wp14">
+<w:document xmlns:wpc="http://schemas.microsoft.com/office/word/2010/wordprocessingCanvas" xmlns:mc="http://schemas.openxmlformats.org/markup-compatibility/2006" xmlns:o="urn:schemas-microsoft-com:office:office" xmlns:r="http://schemas.openxmlformats.org/officeDocument/2006/relationships" xmlns:m="http://schemas.openxmlformats.org/officeDocument/2006/math" xmlns:v="urn:schemas-microsoft-com:vml" xmlns:wp14="http://schemas.microsoft.com/office/word/2010/wordprocessingDrawing" xmlns:wp="http://schemas.openxmlformats.org/drawingml/2006/wordprocessingDrawing" xmlns:w10="urn:schemas-microsoft-com:office:word" xmlns:w="http://schemas.openxmlformats.org/wordprocessingml/2006/main" xmlns:w14="http://schemas.microsoft.com/office/word/2010/wordml" xmlns:wpg="http://schemas.microsoft.com/office/word/2010/wordprocessingGroup" xmlns:wpi="http://schemas.microsoft.com/office/word/2010/wordprocessingInk" xmlns:wne="http://schemas.microsoft.com/office/word/2006/wordml" xmlns:wps="http://schemas.microsoft.com/office/word/2010/wordprocessingShape" mc:Ignorable="w14 wp14">
   <w:body>
     <w:p>
       <w:pPr>
@@ -33,7 +33,7 @@
     </w:p>
     <w:p>
       <w:pPr>
-        <w:pStyle w:val="Heading3"/>
+        <w:pStyle w:val="3"/>
         <w:spacing w:before="166"/>
         <w:ind w:left="6379" w:hanging="1276"/>
       </w:pPr>
@@ -43,7 +43,7 @@
     </w:p>
     <w:p>
       <w:pPr>
-        <w:pStyle w:val="Heading3"/>
+        <w:pStyle w:val="3"/>
         <w:spacing w:before="166"/>
         <w:ind w:left="6379"/>
         <w:rPr>
@@ -59,7 +59,7 @@
     </w:p>
     <w:p>
       <w:pPr>
-        <w:pStyle w:val="Heading3"/>
+        <w:pStyle w:val="3"/>
         <w:spacing w:before="166"/>
         <w:ind w:left="6379"/>
         <w:rPr>
@@ -75,28 +75,28 @@
     </w:p>
     <w:p>
       <w:pPr>
-        <w:pStyle w:val="Heading3"/>
+        <w:pStyle w:val="3"/>
         <w:spacing w:before="166"/>
         <w:ind w:left="6379"/>
       </w:pPr>
     </w:p>
     <w:p>
       <w:pPr>
-        <w:pStyle w:val="Heading3"/>
+        <w:pStyle w:val="3"/>
         <w:spacing w:before="166"/>
         <w:ind w:left="6379"/>
       </w:pPr>
     </w:p>
     <w:p>
       <w:pPr>
-        <w:pStyle w:val="Heading3"/>
+        <w:pStyle w:val="3"/>
         <w:spacing w:before="166"/>
         <w:ind w:left="6379"/>
       </w:pPr>
     </w:p>
     <w:p>
       <w:pPr>
-        <w:pStyle w:val="Heading3"/>
+        <w:pStyle w:val="3"/>
         <w:spacing w:before="166"/>
         <w:ind w:left="307"/>
         <w:jc w:val="center"/>
@@ -116,7 +116,7 @@
     </w:p>
     <w:p>
       <w:pPr>
-        <w:pStyle w:val="BodyText"/>
+        <w:pStyle w:val="a7"/>
         <w:spacing w:before="8"/>
         <w:ind w:left="284"/>
         <w:rPr>
@@ -127,7 +127,7 @@
     </w:p>
     <w:p>
       <w:pPr>
-        <w:pStyle w:val="BodyText"/>
+        <w:pStyle w:val="a7"/>
         <w:spacing w:line="360" w:lineRule="auto"/>
         <w:ind w:left="284" w:right="382" w:firstLine="566"/>
         <w:jc w:val="both"/>
@@ -314,7 +314,7 @@
     </w:p>
     <w:p>
       <w:pPr>
-        <w:pStyle w:val="BodyText"/>
+        <w:pStyle w:val="a7"/>
         <w:spacing w:line="360" w:lineRule="auto"/>
         <w:ind w:left="284" w:right="386" w:firstLine="566"/>
         <w:jc w:val="both"/>
@@ -388,7 +388,7 @@
     </w:p>
     <w:p>
       <w:pPr>
-        <w:pStyle w:val="BodyText"/>
+        <w:pStyle w:val="a7"/>
         <w:spacing w:line="275" w:lineRule="exact"/>
         <w:ind w:left="284"/>
         <w:jc w:val="both"/>
@@ -489,7 +489,7 @@
     </w:p>
     <w:p>
       <w:pPr>
-        <w:pStyle w:val="BodyText"/>
+        <w:pStyle w:val="a7"/>
         <w:spacing w:before="138"/>
         <w:ind w:left="284"/>
         <w:jc w:val="both"/>
@@ -605,7 +605,7 @@
     </w:p>
     <w:p>
       <w:pPr>
-        <w:pStyle w:val="BodyText"/>
+        <w:pStyle w:val="a7"/>
         <w:spacing w:before="137" w:line="360" w:lineRule="auto"/>
         <w:ind w:left="284" w:right="385" w:firstLine="566"/>
         <w:jc w:val="both"/>
@@ -746,7 +746,7 @@
     </w:p>
     <w:p>
       <w:pPr>
-        <w:pStyle w:val="BodyText"/>
+        <w:pStyle w:val="a7"/>
         <w:spacing w:line="360" w:lineRule="auto"/>
         <w:ind w:left="284" w:right="387" w:firstLine="566"/>
         <w:jc w:val="both"/>
@@ -757,7 +757,7 @@
     </w:p>
     <w:p>
       <w:pPr>
-        <w:pStyle w:val="BodyText"/>
+        <w:pStyle w:val="a7"/>
         <w:spacing w:before="2" w:line="360" w:lineRule="auto"/>
         <w:ind w:left="284" w:firstLine="566"/>
       </w:pPr>
@@ -929,7 +929,7 @@
     </w:p>
     <w:p>
       <w:pPr>
-        <w:pStyle w:val="BodyText"/>
+        <w:pStyle w:val="a7"/>
         <w:tabs>
           <w:tab w:val="left" w:leader="dot" w:pos="4679"/>
         </w:tabs>
@@ -977,7 +977,7 @@
     </w:p>
     <w:p>
       <w:pPr>
-        <w:pStyle w:val="BodyText"/>
+        <w:pStyle w:val="a7"/>
         <w:spacing w:before="137"/>
         <w:ind w:left="284"/>
       </w:pPr>
@@ -1028,7 +1028,7 @@
     </w:p>
     <w:p>
       <w:pPr>
-        <w:pStyle w:val="BodyText"/>
+        <w:pStyle w:val="a7"/>
         <w:spacing w:before="137"/>
         <w:ind w:left="284"/>
       </w:pPr>
@@ -1040,9 +1040,9 @@
           <w:szCs w:val="24"/>
         </w:rPr>
         <w:sectPr>
-          <w:headerReference w:type="default" r:id="rId8"/>
-          <w:footerReference w:type="default" r:id="rId9"/>
-          <w:headerReference w:type="first" r:id="rId10"/>
+          <w:headerReference w:type="default" r:id="rId9"/>
+          <w:footerReference w:type="default" r:id="rId10"/>
+          <w:headerReference w:type="first" r:id="rId11"/>
           <w:type w:val="continuous"/>
           <w:pgSz w:w="11910" w:h="16840"/>
           <w:pgMar w:top="1457" w:right="580" w:bottom="820" w:left="940" w:header="607" w:footer="568" w:gutter="0"/>
@@ -1095,27 +1095,27 @@
         </w:rPr>
         <w:t xml:space="preserve">{% for task in </w:t>
       </w:r>
-      <w:proofErr w:type="spellStart"/>
-      <w:r>
-        <w:rPr>
-          <w:rFonts w:ascii="Times New Roman" w:eastAsia="Times New Roman" w:hAnsi="Times New Roman" w:cs="Times New Roman"/>
-          <w:i/>
-          <w:iCs/>
-          <w:noProof w:val="0"/>
-          <w:color w:val="5B9BD5" w:themeColor="accent1"/>
-        </w:rPr>
-        <w:t>etest</w:t>
-      </w:r>
-      <w:proofErr w:type="spellEnd"/>
-      <w:r>
-        <w:rPr>
-          <w:rFonts w:ascii="Times New Roman" w:eastAsia="Times New Roman" w:hAnsi="Times New Roman" w:cs="Times New Roman"/>
-          <w:i/>
-          <w:iCs/>
-          <w:noProof w:val="0"/>
-          <w:color w:val="5B9BD5" w:themeColor="accent1"/>
-        </w:rPr>
-        <w:t xml:space="preserve"> %}</w:t>
+      <w:r>
+        <w:rPr>
+          <w:rFonts w:ascii="Times New Roman" w:eastAsia="Times New Roman" w:hAnsi="Times New Roman" w:cs="Times New Roman"/>
+          <w:i/>
+          <w:iCs/>
+          <w:noProof w:val="0"/>
+          <w:color w:val="5B9BD5" w:themeColor="accent1"/>
+        </w:rPr>
+        <w:t xml:space="preserve">questions </w:t>
+      </w:r>
+      <w:bookmarkStart w:id="0" w:name="_GoBack"/>
+      <w:bookmarkEnd w:id="0"/>
+      <w:r>
+        <w:rPr>
+          <w:rFonts w:ascii="Times New Roman" w:eastAsia="Times New Roman" w:hAnsi="Times New Roman" w:cs="Times New Roman"/>
+          <w:i/>
+          <w:iCs/>
+          <w:noProof w:val="0"/>
+          <w:color w:val="5B9BD5" w:themeColor="accent1"/>
+        </w:rPr>
+        <w:t>%}</w:t>
       </w:r>
     </w:p>
     <w:p>
@@ -1278,7 +1278,7 @@
               </wp:anchor>
             </w:drawing>
           </mc:Choice>
-          <mc:Fallback>
+          <mc:Fallback xmlns:w16se="http://schemas.microsoft.com/office/word/2015/wordml/symex" xmlns:w15="http://schemas.microsoft.com/office/word/2012/wordml" xmlns:cx="http://schemas.microsoft.com/office/drawing/2014/chartex">
             <w:pict>
               <v:shapetype w14:anchorId="52C1170A" id="_x0000_t202" coordsize="21600,21600" o:spt="202" path="m,l,21600r21600,l21600,xe">
                 <v:stroke joinstyle="miter"/>
@@ -1423,6 +1423,15 @@
           <w:lang w:val="bg-BG"/>
         </w:rPr>
       </w:pPr>
+      <w:r>
+        <w:rPr>
+          <w:rFonts w:ascii="Times New Roman" w:eastAsia="Times New Roman" w:hAnsi="Times New Roman" w:cs="Times New Roman"/>
+          <w:noProof w:val="0"/>
+          <w:sz w:val="24"/>
+          <w:szCs w:val="24"/>
+        </w:rPr>
+        <w:t>{</w:t>
+      </w:r>
       <w:proofErr w:type="gramStart"/>
       <w:r>
         <w:rPr>
@@ -1431,23 +1440,23 @@
           <w:sz w:val="24"/>
           <w:szCs w:val="24"/>
         </w:rPr>
-        <w:t>{{</w:t>
-      </w:r>
-      <w:r>
-        <w:rPr>
-          <w:rFonts w:ascii="Times New Roman" w:eastAsia="Times New Roman" w:hAnsi="Times New Roman" w:cs="Times New Roman"/>
-          <w:noProof w:val="0"/>
-        </w:rPr>
-        <w:t xml:space="preserve"> </w:t>
-      </w:r>
-      <w:r>
-        <w:rPr>
-          <w:rFonts w:ascii="Times New Roman" w:eastAsia="Times New Roman" w:hAnsi="Times New Roman" w:cs="Times New Roman"/>
-          <w:noProof w:val="0"/>
-          <w:sz w:val="24"/>
-          <w:szCs w:val="24"/>
-        </w:rPr>
-        <w:t>task</w:t>
+        <w:t>{</w:t>
+      </w:r>
+      <w:r>
+        <w:rPr>
+          <w:rFonts w:ascii="Times New Roman" w:eastAsia="Times New Roman" w:hAnsi="Times New Roman" w:cs="Times New Roman"/>
+          <w:noProof w:val="0"/>
+        </w:rPr>
+        <w:t xml:space="preserve"> </w:t>
+      </w:r>
+      <w:r>
+        <w:rPr>
+          <w:rFonts w:ascii="Times New Roman" w:eastAsia="Times New Roman" w:hAnsi="Times New Roman" w:cs="Times New Roman"/>
+          <w:noProof w:val="0"/>
+          <w:sz w:val="24"/>
+          <w:szCs w:val="24"/>
+        </w:rPr>
+        <w:t>task.text</w:t>
       </w:r>
       <w:proofErr w:type="gramEnd"/>
       <w:r>
@@ -1457,7 +1466,7 @@
           <w:sz w:val="24"/>
           <w:szCs w:val="24"/>
         </w:rPr>
-        <w:t>.text }}</w:t>
+        <w:t xml:space="preserve"> }}</w:t>
       </w:r>
       <w:r>
         <w:rPr>
@@ -1534,6 +1543,15 @@
           <w:lang w:val="bg-BG"/>
         </w:rPr>
       </w:pPr>
+      <w:r>
+        <w:rPr>
+          <w:rFonts w:ascii="Times New Roman" w:eastAsia="Times New Roman" w:hAnsi="Times New Roman" w:cs="Times New Roman"/>
+          <w:noProof w:val="0"/>
+          <w:sz w:val="24"/>
+          <w:szCs w:val="24"/>
+        </w:rPr>
+        <w:t>{</w:t>
+      </w:r>
       <w:proofErr w:type="gramStart"/>
       <w:r>
         <w:rPr>
@@ -1542,7 +1560,7 @@
           <w:sz w:val="24"/>
           <w:szCs w:val="24"/>
         </w:rPr>
-        <w:t>{{ option</w:t>
+        <w:t>{ option.leading</w:t>
       </w:r>
       <w:proofErr w:type="gramEnd"/>
       <w:r>
@@ -1552,7 +1570,7 @@
           <w:sz w:val="24"/>
           <w:szCs w:val="24"/>
         </w:rPr>
-        <w:t>.leading_char }}. {{option.text}}</w:t>
+        <w:t>_char }}. {{option.text}}</w:t>
       </w:r>
       <w:r>
         <w:rPr>
@@ -1611,7 +1629,7 @@
           <w:lang w:val="bg-BG"/>
         </w:rPr>
         <w:sectPr>
-          <w:footerReference w:type="default" r:id="rId11"/>
+          <w:footerReference w:type="default" r:id="rId12"/>
           <w:type w:val="continuous"/>
           <w:pgSz w:w="11910" w:h="16840"/>
           <w:pgMar w:top="896" w:right="578" w:bottom="760" w:left="941" w:header="607" w:footer="567" w:gutter="0"/>
@@ -1702,6 +1720,15 @@
           <w:lang w:val="bg-BG"/>
         </w:rPr>
       </w:pPr>
+      <w:r>
+        <w:rPr>
+          <w:rFonts w:ascii="Times New Roman" w:eastAsia="Times New Roman" w:hAnsi="Times New Roman" w:cs="Times New Roman"/>
+          <w:noProof w:val="0"/>
+          <w:sz w:val="24"/>
+          <w:szCs w:val="24"/>
+        </w:rPr>
+        <w:t>{</w:t>
+      </w:r>
       <w:proofErr w:type="gramStart"/>
       <w:r>
         <w:rPr>
@@ -1710,20 +1737,20 @@
           <w:sz w:val="24"/>
           <w:szCs w:val="24"/>
         </w:rPr>
-        <w:t xml:space="preserve">{{  </w:t>
+        <w:t xml:space="preserve">{  </w:t>
       </w:r>
       <w:proofErr w:type="spellStart"/>
+      <w:r>
+        <w:rPr>
+          <w:rFonts w:ascii="Times New Roman" w:eastAsia="Times New Roman" w:hAnsi="Times New Roman" w:cs="Times New Roman"/>
+          <w:noProof w:val="0"/>
+          <w:sz w:val="24"/>
+          <w:szCs w:val="24"/>
+        </w:rPr>
+        <w:t>task.image</w:t>
+      </w:r>
+      <w:proofErr w:type="spellEnd"/>
       <w:proofErr w:type="gramEnd"/>
-      <w:r>
-        <w:rPr>
-          <w:rFonts w:ascii="Times New Roman" w:eastAsia="Times New Roman" w:hAnsi="Times New Roman" w:cs="Times New Roman"/>
-          <w:noProof w:val="0"/>
-          <w:sz w:val="24"/>
-          <w:szCs w:val="24"/>
-        </w:rPr>
-        <w:t>task.image</w:t>
-      </w:r>
-      <w:proofErr w:type="spellEnd"/>
       <w:r>
         <w:rPr>
           <w:rFonts w:ascii="Times New Roman" w:eastAsia="Times New Roman" w:hAnsi="Times New Roman" w:cs="Times New Roman"/>
@@ -1960,6 +1987,16 @@
           <w:szCs w:val="24"/>
         </w:rPr>
       </w:pPr>
+      <w:r>
+        <w:rPr>
+          <w:rFonts w:ascii="Times New Roman" w:eastAsia="Times New Roman" w:hAnsi="Times New Roman" w:cs="Times New Roman"/>
+          <w:noProof w:val="0"/>
+          <w:sz w:val="24"/>
+          <w:szCs w:val="24"/>
+        </w:rPr>
+        <w:lastRenderedPageBreak/>
+        <w:t>{</w:t>
+      </w:r>
       <w:proofErr w:type="gramStart"/>
       <w:r>
         <w:rPr>
@@ -1968,8 +2005,7 @@
           <w:sz w:val="24"/>
           <w:szCs w:val="24"/>
         </w:rPr>
-        <w:lastRenderedPageBreak/>
-        <w:t>{{ option</w:t>
+        <w:t>{ option.leading</w:t>
       </w:r>
       <w:proofErr w:type="gramEnd"/>
       <w:r>
@@ -1979,7 +2015,7 @@
           <w:sz w:val="24"/>
           <w:szCs w:val="24"/>
         </w:rPr>
-        <w:t>.leading_char }}. {{option.text}}</w:t>
+        <w:t>_char }}. {{option.text}}</w:t>
       </w:r>
     </w:p>
     <w:p>
@@ -2027,422 +2063,6 @@
             <wp:effectExtent l="0" t="0" r="635" b="635"/>
             <wp:wrapSquare wrapText="bothSides"/>
             <wp:docPr id="1" name="Картина 1"/>
-            <wp:cNvGraphicFramePr>
-              <a:graphicFrameLocks xmlns:a="http://schemas.openxmlformats.org/drawingml/2006/main" noChangeAspect="1"/>
-            </wp:cNvGraphicFramePr>
-            <a:graphic xmlns:a="http://schemas.openxmlformats.org/drawingml/2006/main">
-              <a:graphicData uri="http://schemas.openxmlformats.org/drawingml/2006/picture">
-                <pic:pic xmlns:pic="http://schemas.openxmlformats.org/drawingml/2006/picture">
-                  <pic:nvPicPr>
-                    <pic:cNvPr id="1" name="rrect3.png"/>
-                    <pic:cNvPicPr/>
-                  </pic:nvPicPr>
-                  <pic:blipFill>
-                    <a:blip r:embed="rId12">
-                      <a:extLst>
-                        <a:ext uri="{28A0092B-C50C-407E-A947-70E740481C1C}">
-                          <a14:useLocalDpi xmlns:a14="http://schemas.microsoft.com/office/drawing/2010/main" val="0"/>
-                        </a:ext>
-                      </a:extLst>
-                    </a:blip>
-                    <a:stretch>
-                      <a:fillRect/>
-                    </a:stretch>
-                  </pic:blipFill>
-                  <pic:spPr>
-                    <a:xfrm>
-                      <a:off x="0" y="0"/>
-                      <a:ext cx="399415" cy="399415"/>
-                    </a:xfrm>
-                    <a:prstGeom prst="rect">
-                      <a:avLst/>
-                    </a:prstGeom>
-                    <a:solidFill>
-                      <a:schemeClr val="bg1">
-                        <a:lumMod val="95000"/>
-                      </a:schemeClr>
-                    </a:solidFill>
-                  </pic:spPr>
-                </pic:pic>
-              </a:graphicData>
-            </a:graphic>
-            <wp14:sizeRelV relativeFrom="margin">
-              <wp14:pctHeight>0</wp14:pctHeight>
-            </wp14:sizeRelV>
-          </wp:anchor>
-        </w:drawing>
-      </w:r>
-      <w:proofErr w:type="gramStart"/>
-      <w:r>
-        <w:rPr>
-          <w:rFonts w:ascii="Times New Roman" w:eastAsia="Times New Roman" w:hAnsi="Times New Roman" w:cs="Times New Roman"/>
-          <w:noProof w:val="0"/>
-          <w:sz w:val="24"/>
-          <w:szCs w:val="24"/>
-        </w:rPr>
-        <w:t xml:space="preserve">{{ </w:t>
-      </w:r>
-      <w:proofErr w:type="spellStart"/>
-      <w:r>
-        <w:rPr>
-          <w:rFonts w:ascii="Times New Roman" w:eastAsia="Times New Roman" w:hAnsi="Times New Roman" w:cs="Times New Roman"/>
-          <w:noProof w:val="0"/>
-          <w:sz w:val="24"/>
-          <w:szCs w:val="24"/>
-        </w:rPr>
-        <w:t>option</w:t>
-      </w:r>
-      <w:proofErr w:type="gramEnd"/>
-      <w:r>
-        <w:rPr>
-          <w:rFonts w:ascii="Times New Roman" w:eastAsia="Times New Roman" w:hAnsi="Times New Roman" w:cs="Times New Roman"/>
-          <w:noProof w:val="0"/>
-          <w:sz w:val="24"/>
-          <w:szCs w:val="24"/>
-        </w:rPr>
-        <w:t>.value_name</w:t>
-      </w:r>
-      <w:proofErr w:type="spellEnd"/>
-      <w:r>
-        <w:rPr>
-          <w:rFonts w:ascii="Times New Roman" w:eastAsia="Times New Roman" w:hAnsi="Times New Roman" w:cs="Times New Roman"/>
-          <w:noProof w:val="0"/>
-          <w:sz w:val="24"/>
-          <w:szCs w:val="24"/>
-        </w:rPr>
-        <w:t>}}</w:t>
-      </w:r>
-    </w:p>
-    <w:p>
-      <w:pPr>
-        <w:keepNext/>
-        <w:keepLines/>
-        <w:autoSpaceDE w:val="0"/>
-        <w:autoSpaceDN w:val="0"/>
-        <w:spacing w:after="0" w:line="240" w:lineRule="auto"/>
-        <w:ind w:left="1068"/>
-        <w:rPr>
-          <w:rFonts w:ascii="Times New Roman" w:eastAsia="Times New Roman" w:hAnsi="Times New Roman" w:cs="Times New Roman"/>
-          <w:noProof w:val="0"/>
-          <w:sz w:val="24"/>
-          <w:szCs w:val="24"/>
-        </w:rPr>
-      </w:pPr>
-      <w:bookmarkStart w:id="0" w:name="_GoBack"/>
-      <w:r>
-        <w:rPr>
-          <w:rFonts w:ascii="Times New Roman" w:eastAsia="Times New Roman" w:hAnsi="Times New Roman" w:cs="Times New Roman"/>
-          <w:noProof w:val="0"/>
-          <w:sz w:val="24"/>
-          <w:szCs w:val="24"/>
-        </w:rPr>
-        <w:t xml:space="preserve"> </w:t>
-      </w:r>
-    </w:p>
-    <w:bookmarkEnd w:id="0"/>
-    <w:p>
-      <w:pPr>
-        <w:keepNext/>
-        <w:keepLines/>
-        <w:autoSpaceDE w:val="0"/>
-        <w:autoSpaceDN w:val="0"/>
-        <w:spacing w:after="0" w:line="240" w:lineRule="auto"/>
-        <w:ind w:left="1068"/>
-        <w:rPr>
-          <w:rFonts w:ascii="Times New Roman" w:eastAsia="Times New Roman" w:hAnsi="Times New Roman" w:cs="Times New Roman"/>
-          <w:noProof w:val="0"/>
-          <w:sz w:val="24"/>
-          <w:szCs w:val="24"/>
-        </w:rPr>
-      </w:pPr>
-    </w:p>
-    <w:p>
-      <w:pPr>
-        <w:keepNext/>
-        <w:keepLines/>
-        <w:autoSpaceDE w:val="0"/>
-        <w:autoSpaceDN w:val="0"/>
-        <w:spacing w:after="0" w:line="240" w:lineRule="auto"/>
-        <w:ind w:left="1068"/>
-        <w:rPr>
-          <w:rFonts w:ascii="Times New Roman" w:eastAsia="Times New Roman" w:hAnsi="Times New Roman" w:cs="Times New Roman"/>
-          <w:noProof w:val="0"/>
-          <w:sz w:val="24"/>
-          <w:szCs w:val="24"/>
-        </w:rPr>
-        <w:sectPr>
-          <w:type w:val="continuous"/>
-          <w:pgSz w:w="11910" w:h="16840"/>
-          <w:pgMar w:top="1080" w:right="580" w:bottom="760" w:left="940" w:header="607" w:footer="568" w:gutter="0"/>
-          <w:cols w:num="2" w:space="708"/>
-        </w:sectPr>
-      </w:pPr>
-    </w:p>
-    <w:p>
-      <w:pPr>
-        <w:keepNext/>
-        <w:keepLines/>
-        <w:autoSpaceDE w:val="0"/>
-        <w:autoSpaceDN w:val="0"/>
-        <w:spacing w:after="0" w:line="360" w:lineRule="auto"/>
-        <w:ind w:left="236"/>
-        <w:rPr>
-          <w:rFonts w:ascii="Times New Roman" w:eastAsia="Times New Roman" w:hAnsi="Times New Roman" w:cs="Times New Roman"/>
-          <w:i/>
-          <w:iCs/>
-          <w:noProof w:val="0"/>
-          <w:color w:val="5B9BD5" w:themeColor="accent1"/>
-        </w:rPr>
-      </w:pPr>
-      <w:r>
-        <w:rPr>
-          <w:rFonts w:ascii="Times New Roman" w:eastAsia="Times New Roman" w:hAnsi="Times New Roman" w:cs="Times New Roman"/>
-          <w:i/>
-          <w:iCs/>
-          <w:noProof w:val="0"/>
-          <w:color w:val="5B9BD5" w:themeColor="accent1"/>
-        </w:rPr>
-        <w:lastRenderedPageBreak/>
-        <w:t>{% endfor %}{% endif %}</w:t>
-      </w:r>
-      <w:r>
-        <w:rPr>
-          <w:rFonts w:ascii="Times New Roman" w:eastAsia="Times New Roman" w:hAnsi="Times New Roman" w:cs="Times New Roman"/>
-          <w:i/>
-          <w:iCs/>
-          <w:noProof w:val="0"/>
-          <w:color w:val="5B9BD5" w:themeColor="accent1"/>
-          <w:lang w:val="bg-BG"/>
-        </w:rPr>
-        <w:t xml:space="preserve">{% </w:t>
-      </w:r>
-      <w:r>
-        <w:rPr>
-          <w:rFonts w:ascii="Times New Roman" w:eastAsia="Times New Roman" w:hAnsi="Times New Roman" w:cs="Times New Roman"/>
-          <w:i/>
-          <w:iCs/>
-          <w:noProof w:val="0"/>
-          <w:color w:val="5B9BD5" w:themeColor="accent1"/>
-        </w:rPr>
-        <w:t>if</w:t>
-      </w:r>
-      <w:r>
-        <w:rPr>
-          <w:rFonts w:ascii="Times New Roman" w:eastAsia="Times New Roman" w:hAnsi="Times New Roman" w:cs="Times New Roman"/>
-          <w:i/>
-          <w:iCs/>
-          <w:noProof w:val="0"/>
-          <w:color w:val="5B9BD5" w:themeColor="accent1"/>
-          <w:lang w:val="bg-BG"/>
-        </w:rPr>
-        <w:t xml:space="preserve"> task.type==</w:t>
-      </w:r>
-      <w:r>
-        <w:rPr>
-          <w:rFonts w:ascii="Times New Roman" w:eastAsia="Times New Roman" w:hAnsi="Times New Roman" w:cs="Times New Roman"/>
-          <w:i/>
-          <w:iCs/>
-          <w:noProof w:val="0"/>
-          <w:color w:val="5B9BD5" w:themeColor="accent1"/>
-        </w:rPr>
-        <w:t>4</w:t>
-      </w:r>
-      <w:r>
-        <w:rPr>
-          <w:rFonts w:ascii="Times New Roman" w:eastAsia="Times New Roman" w:hAnsi="Times New Roman" w:cs="Times New Roman"/>
-          <w:i/>
-          <w:iCs/>
-          <w:noProof w:val="0"/>
-          <w:color w:val="5B9BD5" w:themeColor="accent1"/>
-          <w:lang w:val="bg-BG"/>
-        </w:rPr>
-        <w:t xml:space="preserve"> %} </w:t>
-      </w:r>
-    </w:p>
-    <w:p>
-      <w:pPr>
-        <w:keepNext/>
-        <w:keepLines/>
-        <w:numPr>
-          <w:ilvl w:val="0"/>
-          <w:numId w:val="1"/>
-        </w:numPr>
-        <w:autoSpaceDE w:val="0"/>
-        <w:autoSpaceDN w:val="0"/>
-        <w:spacing w:before="137" w:after="0" w:line="240" w:lineRule="auto"/>
-        <w:rPr>
-          <w:rFonts w:ascii="Times New Roman" w:eastAsia="Times New Roman" w:hAnsi="Times New Roman" w:cs="Times New Roman"/>
-          <w:noProof w:val="0"/>
-          <w:sz w:val="24"/>
-          <w:szCs w:val="24"/>
-          <w:lang w:val="bg-BG"/>
-        </w:rPr>
-        <w:sectPr>
-          <w:type w:val="continuous"/>
-          <w:pgSz w:w="11910" w:h="16840"/>
-          <w:pgMar w:top="1077" w:right="578" w:bottom="760" w:left="941" w:header="607" w:footer="567" w:gutter="0"/>
-          <w:cols w:space="708"/>
-        </w:sectPr>
-      </w:pPr>
-    </w:p>
-    <w:p>
-      <w:pPr>
-        <w:keepNext/>
-        <w:keepLines/>
-        <w:autoSpaceDE w:val="0"/>
-        <w:autoSpaceDN w:val="0"/>
-        <w:spacing w:after="0" w:line="240" w:lineRule="auto"/>
-        <w:rPr>
-          <w:rFonts w:ascii="Times New Roman" w:eastAsia="Times New Roman" w:hAnsi="Times New Roman" w:cs="Times New Roman"/>
-          <w:noProof w:val="0"/>
-          <w:sz w:val="24"/>
-          <w:szCs w:val="24"/>
-        </w:rPr>
-      </w:pPr>
-    </w:p>
-    <w:p>
-      <w:pPr>
-        <w:keepNext/>
-        <w:keepLines/>
-        <w:autoSpaceDE w:val="0"/>
-        <w:autoSpaceDN w:val="0"/>
-        <w:spacing w:after="0" w:line="240" w:lineRule="auto"/>
-        <w:rPr>
-          <w:rFonts w:ascii="Times New Roman" w:eastAsia="Times New Roman" w:hAnsi="Times New Roman" w:cs="Times New Roman"/>
-          <w:noProof w:val="0"/>
-          <w:sz w:val="24"/>
-          <w:szCs w:val="24"/>
-          <w:lang w:val="bg-BG"/>
-        </w:rPr>
-      </w:pPr>
-      <w:proofErr w:type="gramStart"/>
-      <w:r>
-        <w:rPr>
-          <w:rFonts w:ascii="Times New Roman" w:eastAsia="Times New Roman" w:hAnsi="Times New Roman" w:cs="Times New Roman"/>
-          <w:noProof w:val="0"/>
-          <w:sz w:val="24"/>
-          <w:szCs w:val="24"/>
-        </w:rPr>
-        <w:t xml:space="preserve">{{  </w:t>
-      </w:r>
-      <w:proofErr w:type="spellStart"/>
-      <w:proofErr w:type="gramEnd"/>
-      <w:r>
-        <w:rPr>
-          <w:rFonts w:ascii="Times New Roman" w:eastAsia="Times New Roman" w:hAnsi="Times New Roman" w:cs="Times New Roman"/>
-          <w:noProof w:val="0"/>
-          <w:sz w:val="24"/>
-          <w:szCs w:val="24"/>
-        </w:rPr>
-        <w:t>task.image</w:t>
-      </w:r>
-      <w:proofErr w:type="spellEnd"/>
-      <w:r>
-        <w:rPr>
-          <w:rFonts w:ascii="Times New Roman" w:eastAsia="Times New Roman" w:hAnsi="Times New Roman" w:cs="Times New Roman"/>
-          <w:noProof w:val="0"/>
-          <w:sz w:val="24"/>
-          <w:szCs w:val="24"/>
-        </w:rPr>
-        <w:t>}}</w:t>
-      </w:r>
-    </w:p>
-    <w:p>
-      <w:pPr>
-        <w:keepNext/>
-        <w:keepLines/>
-        <w:autoSpaceDE w:val="0"/>
-        <w:autoSpaceDN w:val="0"/>
-        <w:spacing w:after="0" w:line="360" w:lineRule="auto"/>
-        <w:ind w:left="708"/>
-        <w:rPr>
-          <w:rFonts w:ascii="Times New Roman" w:eastAsia="Times New Roman" w:hAnsi="Times New Roman" w:cs="Times New Roman"/>
-          <w:i/>
-          <w:iCs/>
-          <w:noProof w:val="0"/>
-          <w:color w:val="5B9BD5" w:themeColor="accent1"/>
-          <w:lang w:val="bg-BG"/>
-        </w:rPr>
-      </w:pPr>
-      <w:r>
-        <w:rPr>
-          <w:rFonts w:ascii="Times New Roman" w:eastAsia="Times New Roman" w:hAnsi="Times New Roman" w:cs="Times New Roman"/>
-          <w:noProof w:val="0"/>
-          <w:sz w:val="24"/>
-          <w:szCs w:val="24"/>
-        </w:rPr>
-        <w:br w:type="column"/>
-      </w:r>
-      <w:r>
-        <w:rPr>
-          <w:rFonts w:ascii="Times New Roman" w:eastAsia="Times New Roman" w:hAnsi="Times New Roman" w:cs="Times New Roman"/>
-          <w:i/>
-          <w:iCs/>
-          <w:noProof w:val="0"/>
-          <w:color w:val="5B9BD5" w:themeColor="accent1"/>
-          <w:lang w:val="bg-BG"/>
-        </w:rPr>
-        <w:lastRenderedPageBreak/>
-        <w:t xml:space="preserve">{% </w:t>
-      </w:r>
-      <w:r>
-        <w:rPr>
-          <w:rFonts w:ascii="Times New Roman" w:eastAsia="Times New Roman" w:hAnsi="Times New Roman" w:cs="Times New Roman"/>
-          <w:i/>
-          <w:iCs/>
-          <w:noProof w:val="0"/>
-          <w:color w:val="5B9BD5" w:themeColor="accent1"/>
-        </w:rPr>
-        <w:t>for option in task</w:t>
-      </w:r>
-      <w:r>
-        <w:rPr>
-          <w:rFonts w:ascii="Times New Roman" w:eastAsia="Times New Roman" w:hAnsi="Times New Roman" w:cs="Times New Roman"/>
-          <w:i/>
-          <w:iCs/>
-          <w:noProof w:val="0"/>
-          <w:color w:val="5B9BD5" w:themeColor="accent1"/>
-          <w:lang w:val="bg-BG"/>
-        </w:rPr>
-        <w:t>.options %}</w:t>
-      </w:r>
-    </w:p>
-    <w:p>
-      <w:pPr>
-        <w:keepNext/>
-        <w:keepLines/>
-        <w:autoSpaceDE w:val="0"/>
-        <w:autoSpaceDN w:val="0"/>
-        <w:spacing w:after="0" w:line="360" w:lineRule="auto"/>
-        <w:ind w:left="1068"/>
-        <w:rPr>
-          <w:rFonts w:ascii="Times New Roman" w:eastAsia="Times New Roman" w:hAnsi="Times New Roman" w:cs="Times New Roman"/>
-          <w:noProof w:val="0"/>
-          <w:sz w:val="24"/>
-          <w:szCs w:val="24"/>
-          <w:lang w:val="bg-BG"/>
-        </w:rPr>
-      </w:pPr>
-      <w:r>
-        <w:rPr>
-          <w:rFonts w:ascii="Times New Roman" w:eastAsia="Times New Roman" w:hAnsi="Times New Roman" w:cs="Times New Roman"/>
-          <w:sz w:val="24"/>
-          <w:szCs w:val="24"/>
-          <w:lang w:val="bg-BG" w:eastAsia="bg-BG"/>
-        </w:rPr>
-        <w:drawing>
-          <wp:anchor distT="0" distB="0" distL="114300" distR="114300" simplePos="0" relativeHeight="251662336" behindDoc="0" locked="0" layoutInCell="1" allowOverlap="1" wp14:anchorId="7FAC403A" wp14:editId="0E28F2C6">
-            <wp:simplePos x="0" y="0"/>
-            <wp:positionH relativeFrom="column">
-              <wp:posOffset>459105</wp:posOffset>
-            </wp:positionH>
-            <wp:positionV relativeFrom="paragraph">
-              <wp:posOffset>-13970</wp:posOffset>
-            </wp:positionV>
-            <wp:extent cx="399415" cy="399415"/>
-            <wp:effectExtent l="0" t="0" r="635" b="635"/>
-            <wp:wrapSquare wrapText="bothSides"/>
-            <wp:docPr id="3" name="Картина 3"/>
             <wp:cNvGraphicFramePr>
               <a:graphicFrameLocks xmlns:a="http://schemas.openxmlformats.org/drawingml/2006/main" noChangeAspect="1"/>
             </wp:cNvGraphicFramePr>
@@ -2494,9 +2114,462 @@
           <w:noProof w:val="0"/>
           <w:sz w:val="24"/>
           <w:szCs w:val="24"/>
-          <w:lang w:val="bg-BG"/>
-        </w:rPr>
-        <w:t>{{ option.</w:t>
+        </w:rPr>
+        <w:t>{</w:t>
+      </w:r>
+      <w:proofErr w:type="gramStart"/>
+      <w:r>
+        <w:rPr>
+          <w:rFonts w:ascii="Times New Roman" w:eastAsia="Times New Roman" w:hAnsi="Times New Roman" w:cs="Times New Roman"/>
+          <w:noProof w:val="0"/>
+          <w:sz w:val="24"/>
+          <w:szCs w:val="24"/>
+        </w:rPr>
+        <w:t xml:space="preserve">{ </w:t>
+      </w:r>
+      <w:proofErr w:type="spellStart"/>
+      <w:r>
+        <w:rPr>
+          <w:rFonts w:ascii="Times New Roman" w:eastAsia="Times New Roman" w:hAnsi="Times New Roman" w:cs="Times New Roman"/>
+          <w:noProof w:val="0"/>
+          <w:sz w:val="24"/>
+          <w:szCs w:val="24"/>
+        </w:rPr>
+        <w:t>option.value</w:t>
+      </w:r>
+      <w:proofErr w:type="gramEnd"/>
+      <w:r>
+        <w:rPr>
+          <w:rFonts w:ascii="Times New Roman" w:eastAsia="Times New Roman" w:hAnsi="Times New Roman" w:cs="Times New Roman"/>
+          <w:noProof w:val="0"/>
+          <w:sz w:val="24"/>
+          <w:szCs w:val="24"/>
+        </w:rPr>
+        <w:t>_name</w:t>
+      </w:r>
+      <w:proofErr w:type="spellEnd"/>
+      <w:r>
+        <w:rPr>
+          <w:rFonts w:ascii="Times New Roman" w:eastAsia="Times New Roman" w:hAnsi="Times New Roman" w:cs="Times New Roman"/>
+          <w:noProof w:val="0"/>
+          <w:sz w:val="24"/>
+          <w:szCs w:val="24"/>
+        </w:rPr>
+        <w:t>}}</w:t>
+      </w:r>
+    </w:p>
+    <w:p>
+      <w:pPr>
+        <w:keepNext/>
+        <w:keepLines/>
+        <w:autoSpaceDE w:val="0"/>
+        <w:autoSpaceDN w:val="0"/>
+        <w:spacing w:after="0" w:line="240" w:lineRule="auto"/>
+        <w:ind w:left="1068"/>
+        <w:rPr>
+          <w:rFonts w:ascii="Times New Roman" w:eastAsia="Times New Roman" w:hAnsi="Times New Roman" w:cs="Times New Roman"/>
+          <w:noProof w:val="0"/>
+          <w:sz w:val="24"/>
+          <w:szCs w:val="24"/>
+        </w:rPr>
+      </w:pPr>
+      <w:r>
+        <w:rPr>
+          <w:rFonts w:ascii="Times New Roman" w:eastAsia="Times New Roman" w:hAnsi="Times New Roman" w:cs="Times New Roman"/>
+          <w:noProof w:val="0"/>
+          <w:sz w:val="24"/>
+          <w:szCs w:val="24"/>
+        </w:rPr>
+        <w:t xml:space="preserve"> </w:t>
+      </w:r>
+    </w:p>
+    <w:p>
+      <w:pPr>
+        <w:keepNext/>
+        <w:keepLines/>
+        <w:autoSpaceDE w:val="0"/>
+        <w:autoSpaceDN w:val="0"/>
+        <w:spacing w:after="0" w:line="240" w:lineRule="auto"/>
+        <w:ind w:left="1068"/>
+        <w:rPr>
+          <w:rFonts w:ascii="Times New Roman" w:eastAsia="Times New Roman" w:hAnsi="Times New Roman" w:cs="Times New Roman"/>
+          <w:noProof w:val="0"/>
+          <w:sz w:val="24"/>
+          <w:szCs w:val="24"/>
+        </w:rPr>
+      </w:pPr>
+    </w:p>
+    <w:p>
+      <w:pPr>
+        <w:keepNext/>
+        <w:keepLines/>
+        <w:autoSpaceDE w:val="0"/>
+        <w:autoSpaceDN w:val="0"/>
+        <w:spacing w:after="0" w:line="240" w:lineRule="auto"/>
+        <w:ind w:left="1068"/>
+        <w:rPr>
+          <w:rFonts w:ascii="Times New Roman" w:eastAsia="Times New Roman" w:hAnsi="Times New Roman" w:cs="Times New Roman"/>
+          <w:noProof w:val="0"/>
+          <w:sz w:val="24"/>
+          <w:szCs w:val="24"/>
+        </w:rPr>
+        <w:sectPr>
+          <w:type w:val="continuous"/>
+          <w:pgSz w:w="11910" w:h="16840"/>
+          <w:pgMar w:top="1080" w:right="580" w:bottom="760" w:left="940" w:header="607" w:footer="568" w:gutter="0"/>
+          <w:cols w:num="2" w:space="708"/>
+        </w:sectPr>
+      </w:pPr>
+    </w:p>
+    <w:p>
+      <w:pPr>
+        <w:keepNext/>
+        <w:keepLines/>
+        <w:autoSpaceDE w:val="0"/>
+        <w:autoSpaceDN w:val="0"/>
+        <w:spacing w:after="0" w:line="360" w:lineRule="auto"/>
+        <w:ind w:left="236"/>
+        <w:rPr>
+          <w:rFonts w:ascii="Times New Roman" w:eastAsia="Times New Roman" w:hAnsi="Times New Roman" w:cs="Times New Roman"/>
+          <w:i/>
+          <w:iCs/>
+          <w:noProof w:val="0"/>
+          <w:color w:val="5B9BD5" w:themeColor="accent1"/>
+        </w:rPr>
+      </w:pPr>
+      <w:r>
+        <w:rPr>
+          <w:rFonts w:ascii="Times New Roman" w:eastAsia="Times New Roman" w:hAnsi="Times New Roman" w:cs="Times New Roman"/>
+          <w:i/>
+          <w:iCs/>
+          <w:noProof w:val="0"/>
+          <w:color w:val="5B9BD5" w:themeColor="accent1"/>
+        </w:rPr>
+        <w:lastRenderedPageBreak/>
+        <w:t>{% endfor %}{% endif %}</w:t>
+      </w:r>
+      <w:r>
+        <w:rPr>
+          <w:rFonts w:ascii="Times New Roman" w:eastAsia="Times New Roman" w:hAnsi="Times New Roman" w:cs="Times New Roman"/>
+          <w:i/>
+          <w:iCs/>
+          <w:noProof w:val="0"/>
+          <w:color w:val="5B9BD5" w:themeColor="accent1"/>
+          <w:lang w:val="bg-BG"/>
+        </w:rPr>
+        <w:t xml:space="preserve">{% </w:t>
+      </w:r>
+      <w:r>
+        <w:rPr>
+          <w:rFonts w:ascii="Times New Roman" w:eastAsia="Times New Roman" w:hAnsi="Times New Roman" w:cs="Times New Roman"/>
+          <w:i/>
+          <w:iCs/>
+          <w:noProof w:val="0"/>
+          <w:color w:val="5B9BD5" w:themeColor="accent1"/>
+        </w:rPr>
+        <w:t>if</w:t>
+      </w:r>
+      <w:r>
+        <w:rPr>
+          <w:rFonts w:ascii="Times New Roman" w:eastAsia="Times New Roman" w:hAnsi="Times New Roman" w:cs="Times New Roman"/>
+          <w:i/>
+          <w:iCs/>
+          <w:noProof w:val="0"/>
+          <w:color w:val="5B9BD5" w:themeColor="accent1"/>
+          <w:lang w:val="bg-BG"/>
+        </w:rPr>
+        <w:t xml:space="preserve"> task.type==</w:t>
+      </w:r>
+      <w:r>
+        <w:rPr>
+          <w:rFonts w:ascii="Times New Roman" w:eastAsia="Times New Roman" w:hAnsi="Times New Roman" w:cs="Times New Roman"/>
+          <w:i/>
+          <w:iCs/>
+          <w:noProof w:val="0"/>
+          <w:color w:val="5B9BD5" w:themeColor="accent1"/>
+        </w:rPr>
+        <w:t>4</w:t>
+      </w:r>
+      <w:r>
+        <w:rPr>
+          <w:rFonts w:ascii="Times New Roman" w:eastAsia="Times New Roman" w:hAnsi="Times New Roman" w:cs="Times New Roman"/>
+          <w:i/>
+          <w:iCs/>
+          <w:noProof w:val="0"/>
+          <w:color w:val="5B9BD5" w:themeColor="accent1"/>
+          <w:lang w:val="bg-BG"/>
+        </w:rPr>
+        <w:t xml:space="preserve"> %} </w:t>
+      </w:r>
+    </w:p>
+    <w:p>
+      <w:pPr>
+        <w:keepNext/>
+        <w:keepLines/>
+        <w:numPr>
+          <w:ilvl w:val="0"/>
+          <w:numId w:val="1"/>
+        </w:numPr>
+        <w:autoSpaceDE w:val="0"/>
+        <w:autoSpaceDN w:val="0"/>
+        <w:spacing w:before="137" w:after="0" w:line="240" w:lineRule="auto"/>
+        <w:rPr>
+          <w:rFonts w:ascii="Times New Roman" w:eastAsia="Times New Roman" w:hAnsi="Times New Roman" w:cs="Times New Roman"/>
+          <w:noProof w:val="0"/>
+          <w:sz w:val="24"/>
+          <w:szCs w:val="24"/>
+          <w:lang w:val="bg-BG"/>
+        </w:rPr>
+        <w:sectPr>
+          <w:type w:val="continuous"/>
+          <w:pgSz w:w="11910" w:h="16840"/>
+          <w:pgMar w:top="1077" w:right="578" w:bottom="760" w:left="941" w:header="607" w:footer="567" w:gutter="0"/>
+          <w:cols w:space="708"/>
+        </w:sectPr>
+      </w:pPr>
+    </w:p>
+    <w:p>
+      <w:pPr>
+        <w:keepNext/>
+        <w:keepLines/>
+        <w:autoSpaceDE w:val="0"/>
+        <w:autoSpaceDN w:val="0"/>
+        <w:spacing w:after="0" w:line="240" w:lineRule="auto"/>
+        <w:rPr>
+          <w:rFonts w:ascii="Times New Roman" w:eastAsia="Times New Roman" w:hAnsi="Times New Roman" w:cs="Times New Roman"/>
+          <w:noProof w:val="0"/>
+          <w:sz w:val="24"/>
+          <w:szCs w:val="24"/>
+        </w:rPr>
+      </w:pPr>
+    </w:p>
+    <w:p>
+      <w:pPr>
+        <w:keepNext/>
+        <w:keepLines/>
+        <w:autoSpaceDE w:val="0"/>
+        <w:autoSpaceDN w:val="0"/>
+        <w:spacing w:after="0" w:line="240" w:lineRule="auto"/>
+        <w:rPr>
+          <w:rFonts w:ascii="Times New Roman" w:eastAsia="Times New Roman" w:hAnsi="Times New Roman" w:cs="Times New Roman"/>
+          <w:noProof w:val="0"/>
+          <w:sz w:val="24"/>
+          <w:szCs w:val="24"/>
+          <w:lang w:val="bg-BG"/>
+        </w:rPr>
+      </w:pPr>
+      <w:r>
+        <w:rPr>
+          <w:rFonts w:ascii="Times New Roman" w:eastAsia="Times New Roman" w:hAnsi="Times New Roman" w:cs="Times New Roman"/>
+          <w:noProof w:val="0"/>
+          <w:sz w:val="24"/>
+          <w:szCs w:val="24"/>
+        </w:rPr>
+        <w:t>{</w:t>
+      </w:r>
+      <w:proofErr w:type="gramStart"/>
+      <w:r>
+        <w:rPr>
+          <w:rFonts w:ascii="Times New Roman" w:eastAsia="Times New Roman" w:hAnsi="Times New Roman" w:cs="Times New Roman"/>
+          <w:noProof w:val="0"/>
+          <w:sz w:val="24"/>
+          <w:szCs w:val="24"/>
+        </w:rPr>
+        <w:t xml:space="preserve">{  </w:t>
+      </w:r>
+      <w:proofErr w:type="spellStart"/>
+      <w:r>
+        <w:rPr>
+          <w:rFonts w:ascii="Times New Roman" w:eastAsia="Times New Roman" w:hAnsi="Times New Roman" w:cs="Times New Roman"/>
+          <w:noProof w:val="0"/>
+          <w:sz w:val="24"/>
+          <w:szCs w:val="24"/>
+        </w:rPr>
+        <w:t>task.image</w:t>
+      </w:r>
+      <w:proofErr w:type="spellEnd"/>
+      <w:proofErr w:type="gramEnd"/>
+      <w:r>
+        <w:rPr>
+          <w:rFonts w:ascii="Times New Roman" w:eastAsia="Times New Roman" w:hAnsi="Times New Roman" w:cs="Times New Roman"/>
+          <w:noProof w:val="0"/>
+          <w:sz w:val="24"/>
+          <w:szCs w:val="24"/>
+        </w:rPr>
+        <w:t>}}</w:t>
+      </w:r>
+    </w:p>
+    <w:p>
+      <w:pPr>
+        <w:keepNext/>
+        <w:keepLines/>
+        <w:autoSpaceDE w:val="0"/>
+        <w:autoSpaceDN w:val="0"/>
+        <w:spacing w:after="0" w:line="360" w:lineRule="auto"/>
+        <w:ind w:left="708"/>
+        <w:rPr>
+          <w:rFonts w:ascii="Times New Roman" w:eastAsia="Times New Roman" w:hAnsi="Times New Roman" w:cs="Times New Roman"/>
+          <w:i/>
+          <w:iCs/>
+          <w:noProof w:val="0"/>
+          <w:color w:val="5B9BD5" w:themeColor="accent1"/>
+          <w:lang w:val="bg-BG"/>
+        </w:rPr>
+      </w:pPr>
+      <w:r>
+        <w:rPr>
+          <w:rFonts w:ascii="Times New Roman" w:eastAsia="Times New Roman" w:hAnsi="Times New Roman" w:cs="Times New Roman"/>
+          <w:noProof w:val="0"/>
+          <w:sz w:val="24"/>
+          <w:szCs w:val="24"/>
+        </w:rPr>
+        <w:br w:type="column"/>
+      </w:r>
+      <w:r>
+        <w:rPr>
+          <w:rFonts w:ascii="Times New Roman" w:eastAsia="Times New Roman" w:hAnsi="Times New Roman" w:cs="Times New Roman"/>
+          <w:i/>
+          <w:iCs/>
+          <w:noProof w:val="0"/>
+          <w:color w:val="5B9BD5" w:themeColor="accent1"/>
+          <w:lang w:val="bg-BG"/>
+        </w:rPr>
+        <w:t xml:space="preserve">{% </w:t>
+      </w:r>
+      <w:r>
+        <w:rPr>
+          <w:rFonts w:ascii="Times New Roman" w:eastAsia="Times New Roman" w:hAnsi="Times New Roman" w:cs="Times New Roman"/>
+          <w:i/>
+          <w:iCs/>
+          <w:noProof w:val="0"/>
+          <w:color w:val="5B9BD5" w:themeColor="accent1"/>
+        </w:rPr>
+        <w:t>for option in task</w:t>
+      </w:r>
+      <w:r>
+        <w:rPr>
+          <w:rFonts w:ascii="Times New Roman" w:eastAsia="Times New Roman" w:hAnsi="Times New Roman" w:cs="Times New Roman"/>
+          <w:i/>
+          <w:iCs/>
+          <w:noProof w:val="0"/>
+          <w:color w:val="5B9BD5" w:themeColor="accent1"/>
+          <w:lang w:val="bg-BG"/>
+        </w:rPr>
+        <w:t>.options %}</w:t>
+      </w:r>
+    </w:p>
+    <w:p>
+      <w:pPr>
+        <w:keepNext/>
+        <w:keepLines/>
+        <w:autoSpaceDE w:val="0"/>
+        <w:autoSpaceDN w:val="0"/>
+        <w:spacing w:after="0" w:line="360" w:lineRule="auto"/>
+        <w:ind w:left="1068"/>
+        <w:rPr>
+          <w:rFonts w:ascii="Times New Roman" w:eastAsia="Times New Roman" w:hAnsi="Times New Roman" w:cs="Times New Roman"/>
+          <w:noProof w:val="0"/>
+          <w:sz w:val="24"/>
+          <w:szCs w:val="24"/>
+          <w:lang w:val="bg-BG"/>
+        </w:rPr>
+      </w:pPr>
+      <w:r>
+        <w:rPr>
+          <w:rFonts w:ascii="Times New Roman" w:eastAsia="Times New Roman" w:hAnsi="Times New Roman" w:cs="Times New Roman"/>
+          <w:sz w:val="24"/>
+          <w:szCs w:val="24"/>
+          <w:lang w:val="bg-BG" w:eastAsia="bg-BG"/>
+        </w:rPr>
+        <w:drawing>
+          <wp:anchor distT="0" distB="0" distL="114300" distR="114300" simplePos="0" relativeHeight="251662336" behindDoc="0" locked="0" layoutInCell="1" allowOverlap="1" wp14:anchorId="7FAC403A" wp14:editId="0E28F2C6">
+            <wp:simplePos x="0" y="0"/>
+            <wp:positionH relativeFrom="column">
+              <wp:posOffset>459105</wp:posOffset>
+            </wp:positionH>
+            <wp:positionV relativeFrom="paragraph">
+              <wp:posOffset>-13970</wp:posOffset>
+            </wp:positionV>
+            <wp:extent cx="399415" cy="399415"/>
+            <wp:effectExtent l="0" t="0" r="635" b="635"/>
+            <wp:wrapSquare wrapText="bothSides"/>
+            <wp:docPr id="3" name="Картина 3"/>
+            <wp:cNvGraphicFramePr>
+              <a:graphicFrameLocks xmlns:a="http://schemas.openxmlformats.org/drawingml/2006/main" noChangeAspect="1"/>
+            </wp:cNvGraphicFramePr>
+            <a:graphic xmlns:a="http://schemas.openxmlformats.org/drawingml/2006/main">
+              <a:graphicData uri="http://schemas.openxmlformats.org/drawingml/2006/picture">
+                <pic:pic xmlns:pic="http://schemas.openxmlformats.org/drawingml/2006/picture">
+                  <pic:nvPicPr>
+                    <pic:cNvPr id="1" name="rrect3.png"/>
+                    <pic:cNvPicPr/>
+                  </pic:nvPicPr>
+                  <pic:blipFill>
+                    <a:blip r:embed="rId14">
+                      <a:extLst>
+                        <a:ext uri="{28A0092B-C50C-407E-A947-70E740481C1C}">
+                          <a14:useLocalDpi xmlns:a14="http://schemas.microsoft.com/office/drawing/2010/main" val="0"/>
+                        </a:ext>
+                      </a:extLst>
+                    </a:blip>
+                    <a:stretch>
+                      <a:fillRect/>
+                    </a:stretch>
+                  </pic:blipFill>
+                  <pic:spPr>
+                    <a:xfrm>
+                      <a:off x="0" y="0"/>
+                      <a:ext cx="399415" cy="399415"/>
+                    </a:xfrm>
+                    <a:prstGeom prst="rect">
+                      <a:avLst/>
+                    </a:prstGeom>
+                    <a:solidFill>
+                      <a:schemeClr val="bg1">
+                        <a:lumMod val="95000"/>
+                      </a:schemeClr>
+                    </a:solidFill>
+                  </pic:spPr>
+                </pic:pic>
+              </a:graphicData>
+            </a:graphic>
+            <wp14:sizeRelV relativeFrom="margin">
+              <wp14:pctHeight>0</wp14:pctHeight>
+            </wp14:sizeRelV>
+          </wp:anchor>
+        </w:drawing>
+      </w:r>
+      <w:r>
+        <w:rPr>
+          <w:rFonts w:ascii="Times New Roman" w:eastAsia="Times New Roman" w:hAnsi="Times New Roman" w:cs="Times New Roman"/>
+          <w:noProof w:val="0"/>
+          <w:sz w:val="24"/>
+          <w:szCs w:val="24"/>
+          <w:lang w:val="bg-BG"/>
+        </w:rPr>
+        <w:t xml:space="preserve">{{ </w:t>
+      </w:r>
+      <w:proofErr w:type="spellStart"/>
+      <w:r>
+        <w:rPr>
+          <w:rFonts w:ascii="Times New Roman" w:eastAsia="Times New Roman" w:hAnsi="Times New Roman" w:cs="Times New Roman"/>
+          <w:noProof w:val="0"/>
+          <w:sz w:val="24"/>
+          <w:szCs w:val="24"/>
+          <w:lang w:val="bg-BG"/>
+        </w:rPr>
+        <w:t>option</w:t>
+      </w:r>
+      <w:proofErr w:type="spellEnd"/>
+      <w:r>
+        <w:rPr>
+          <w:rFonts w:ascii="Times New Roman" w:eastAsia="Times New Roman" w:hAnsi="Times New Roman" w:cs="Times New Roman"/>
+          <w:noProof w:val="0"/>
+          <w:sz w:val="24"/>
+          <w:szCs w:val="24"/>
+          <w:lang w:val="bg-BG"/>
+        </w:rPr>
+        <w:t>.</w:t>
       </w:r>
       <w:proofErr w:type="spellStart"/>
       <w:r>
@@ -2795,7 +2868,7 @@
           <w:lang w:val="bg-BG"/>
         </w:rPr>
         <w:pict>
-          <v:rect id="_x0000_i1028" style="width:0;height:1.5pt" o:hralign="center" o:hrstd="t" o:hr="t" fillcolor="#a0a0a0" stroked="f"/>
+          <v:rect id="_x0000_i1025" style="width:0;height:1.5pt" o:hralign="center" o:hrstd="t" o:hr="t" fillcolor="#a0a0a0" stroked="f"/>
         </w:pict>
       </w:r>
     </w:p>
@@ -2858,7 +2931,7 @@
 </file>
 
 <file path=word/endnotes.xml><?xml version="1.0" encoding="utf-8"?>
-<w:endnotes xmlns:wpc="http://schemas.microsoft.com/office/word/2010/wordprocessingCanvas" xmlns:cx="http://schemas.microsoft.com/office/drawing/2014/chartex" xmlns:mc="http://schemas.openxmlformats.org/markup-compatibility/2006" xmlns:o="urn:schemas-microsoft-com:office:office" xmlns:r="http://schemas.openxmlformats.org/officeDocument/2006/relationships" xmlns:m="http://schemas.openxmlformats.org/officeDocument/2006/math" xmlns:v="urn:schemas-microsoft-com:vml" xmlns:wp14="http://schemas.microsoft.com/office/word/2010/wordprocessingDrawing" xmlns:wp="http://schemas.openxmlformats.org/drawingml/2006/wordprocessingDrawing" xmlns:w10="urn:schemas-microsoft-com:office:word" xmlns:w="http://schemas.openxmlformats.org/wordprocessingml/2006/main" xmlns:w14="http://schemas.microsoft.com/office/word/2010/wordml" xmlns:w15="http://schemas.microsoft.com/office/word/2012/wordml" xmlns:w16se="http://schemas.microsoft.com/office/word/2015/wordml/symex" xmlns:wpg="http://schemas.microsoft.com/office/word/2010/wordprocessingGroup" xmlns:wpi="http://schemas.microsoft.com/office/word/2010/wordprocessingInk" xmlns:wne="http://schemas.microsoft.com/office/word/2006/wordml" xmlns:wps="http://schemas.microsoft.com/office/word/2010/wordprocessingShape" mc:Ignorable="w14 w15 w16se wp14">
+<w:endnotes xmlns:wpc="http://schemas.microsoft.com/office/word/2010/wordprocessingCanvas" xmlns:mc="http://schemas.openxmlformats.org/markup-compatibility/2006" xmlns:o="urn:schemas-microsoft-com:office:office" xmlns:r="http://schemas.openxmlformats.org/officeDocument/2006/relationships" xmlns:m="http://schemas.openxmlformats.org/officeDocument/2006/math" xmlns:v="urn:schemas-microsoft-com:vml" xmlns:wp14="http://schemas.microsoft.com/office/word/2010/wordprocessingDrawing" xmlns:wp="http://schemas.openxmlformats.org/drawingml/2006/wordprocessingDrawing" xmlns:w10="urn:schemas-microsoft-com:office:word" xmlns:w="http://schemas.openxmlformats.org/wordprocessingml/2006/main" xmlns:w14="http://schemas.microsoft.com/office/word/2010/wordml" xmlns:wpg="http://schemas.microsoft.com/office/word/2010/wordprocessingGroup" xmlns:wpi="http://schemas.microsoft.com/office/word/2010/wordprocessingInk" xmlns:wne="http://schemas.microsoft.com/office/word/2006/wordml" xmlns:wps="http://schemas.microsoft.com/office/word/2010/wordprocessingShape" mc:Ignorable="w14 wp14">
   <w:endnote w:type="separator" w:id="-1">
     <w:p>
       <w:pPr>
@@ -2883,7 +2956,7 @@
 </file>
 
 <file path=word/footer1.xml><?xml version="1.0" encoding="utf-8"?>
-<w:ftr xmlns:wpc="http://schemas.microsoft.com/office/word/2010/wordprocessingCanvas" xmlns:cx="http://schemas.microsoft.com/office/drawing/2014/chartex" xmlns:mc="http://schemas.openxmlformats.org/markup-compatibility/2006" xmlns:o="urn:schemas-microsoft-com:office:office" xmlns:r="http://schemas.openxmlformats.org/officeDocument/2006/relationships" xmlns:m="http://schemas.openxmlformats.org/officeDocument/2006/math" xmlns:v="urn:schemas-microsoft-com:vml" xmlns:wp14="http://schemas.microsoft.com/office/word/2010/wordprocessingDrawing" xmlns:wp="http://schemas.openxmlformats.org/drawingml/2006/wordprocessingDrawing" xmlns:w10="urn:schemas-microsoft-com:office:word" xmlns:w="http://schemas.openxmlformats.org/wordprocessingml/2006/main" xmlns:w14="http://schemas.microsoft.com/office/word/2010/wordml" xmlns:w15="http://schemas.microsoft.com/office/word/2012/wordml" xmlns:w16se="http://schemas.microsoft.com/office/word/2015/wordml/symex" xmlns:wpg="http://schemas.microsoft.com/office/word/2010/wordprocessingGroup" xmlns:wpi="http://schemas.microsoft.com/office/word/2010/wordprocessingInk" xmlns:wne="http://schemas.microsoft.com/office/word/2006/wordml" xmlns:wps="http://schemas.microsoft.com/office/word/2010/wordprocessingShape" mc:Ignorable="w14 w15 w16se wp14">
+<w:ftr xmlns:wpc="http://schemas.microsoft.com/office/word/2010/wordprocessingCanvas" xmlns:mc="http://schemas.openxmlformats.org/markup-compatibility/2006" xmlns:o="urn:schemas-microsoft-com:office:office" xmlns:r="http://schemas.openxmlformats.org/officeDocument/2006/relationships" xmlns:m="http://schemas.openxmlformats.org/officeDocument/2006/math" xmlns:v="urn:schemas-microsoft-com:vml" xmlns:wp14="http://schemas.microsoft.com/office/word/2010/wordprocessingDrawing" xmlns:wp="http://schemas.openxmlformats.org/drawingml/2006/wordprocessingDrawing" xmlns:w10="urn:schemas-microsoft-com:office:word" xmlns:w="http://schemas.openxmlformats.org/wordprocessingml/2006/main" xmlns:w14="http://schemas.microsoft.com/office/word/2010/wordml" xmlns:wpg="http://schemas.microsoft.com/office/word/2010/wordprocessingGroup" xmlns:wpi="http://schemas.microsoft.com/office/word/2010/wordprocessingInk" xmlns:wne="http://schemas.microsoft.com/office/word/2006/wordml" xmlns:wps="http://schemas.microsoft.com/office/word/2010/wordprocessingShape" mc:Ignorable="w14 wp14">
   <w:sdt>
     <w:sdtPr>
       <w:id w:val="-1426564122"/>
@@ -2896,7 +2969,7 @@
     <w:sdtContent>
       <w:p>
         <w:pPr>
-          <w:pStyle w:val="Footer"/>
+          <w:pStyle w:val="a3"/>
         </w:pPr>
         <w:r>
           <w:t xml:space="preserve">Тест по изпитна тема № </w:t>
@@ -2949,7 +3022,7 @@
       </w:p>
       <w:p>
         <w:pPr>
-          <w:pStyle w:val="Footer"/>
+          <w:pStyle w:val="a3"/>
           <w:jc w:val="right"/>
         </w:pPr>
         <w:r>
@@ -2980,7 +3053,7 @@
 </file>
 
 <file path=word/footer2.xml><?xml version="1.0" encoding="utf-8"?>
-<w:ftr xmlns:wpc="http://schemas.microsoft.com/office/word/2010/wordprocessingCanvas" xmlns:cx="http://schemas.microsoft.com/office/drawing/2014/chartex" xmlns:mc="http://schemas.openxmlformats.org/markup-compatibility/2006" xmlns:o="urn:schemas-microsoft-com:office:office" xmlns:r="http://schemas.openxmlformats.org/officeDocument/2006/relationships" xmlns:m="http://schemas.openxmlformats.org/officeDocument/2006/math" xmlns:v="urn:schemas-microsoft-com:vml" xmlns:wp14="http://schemas.microsoft.com/office/word/2010/wordprocessingDrawing" xmlns:wp="http://schemas.openxmlformats.org/drawingml/2006/wordprocessingDrawing" xmlns:w10="urn:schemas-microsoft-com:office:word" xmlns:w="http://schemas.openxmlformats.org/wordprocessingml/2006/main" xmlns:w14="http://schemas.microsoft.com/office/word/2010/wordml" xmlns:w15="http://schemas.microsoft.com/office/word/2012/wordml" xmlns:w16se="http://schemas.microsoft.com/office/word/2015/wordml/symex" xmlns:wpg="http://schemas.microsoft.com/office/word/2010/wordprocessingGroup" xmlns:wpi="http://schemas.microsoft.com/office/word/2010/wordprocessingInk" xmlns:wne="http://schemas.microsoft.com/office/word/2006/wordml" xmlns:wps="http://schemas.microsoft.com/office/word/2010/wordprocessingShape" mc:Ignorable="w14 w15 w16se wp14">
+<w:ftr xmlns:wpc="http://schemas.microsoft.com/office/word/2010/wordprocessingCanvas" xmlns:mc="http://schemas.openxmlformats.org/markup-compatibility/2006" xmlns:o="urn:schemas-microsoft-com:office:office" xmlns:r="http://schemas.openxmlformats.org/officeDocument/2006/relationships" xmlns:m="http://schemas.openxmlformats.org/officeDocument/2006/math" xmlns:v="urn:schemas-microsoft-com:vml" xmlns:wp14="http://schemas.microsoft.com/office/word/2010/wordprocessingDrawing" xmlns:wp="http://schemas.openxmlformats.org/drawingml/2006/wordprocessingDrawing" xmlns:w10="urn:schemas-microsoft-com:office:word" xmlns:w="http://schemas.openxmlformats.org/wordprocessingml/2006/main" xmlns:w14="http://schemas.microsoft.com/office/word/2010/wordml" xmlns:wpg="http://schemas.microsoft.com/office/word/2010/wordprocessingGroup" xmlns:wpi="http://schemas.microsoft.com/office/word/2010/wordprocessingInk" xmlns:wne="http://schemas.microsoft.com/office/word/2006/wordml" xmlns:wps="http://schemas.microsoft.com/office/word/2010/wordprocessingShape" mc:Ignorable="w14 wp14">
   <w:sdt>
     <w:sdtPr>
       <w:id w:val="1418906524"/>
@@ -2993,22 +3066,22 @@
     <w:sdtContent>
       <w:p>
         <w:pPr>
-          <w:pStyle w:val="Footer"/>
+          <w:pStyle w:val="a3"/>
         </w:pPr>
       </w:p>
       <w:p>
         <w:pPr>
-          <w:pStyle w:val="Footer"/>
+          <w:pStyle w:val="a3"/>
         </w:pPr>
         <w:r>
           <w:pict>
-            <v:rect id="_x0000_i1032" style="width:519.55pt;height:1.5pt" o:hralign="center" o:hrstd="t" o:hrnoshade="t" o:hr="t" fillcolor="#a0a0a0" stroked="f"/>
+            <v:rect id="_x0000_i1026" style="width:519.55pt;height:1.5pt" o:hralign="center" o:hrstd="t" o:hrnoshade="t" o:hr="t" fillcolor="#a0a0a0" stroked="f"/>
           </w:pict>
         </w:r>
       </w:p>
       <w:p>
         <w:pPr>
-          <w:pStyle w:val="Footer"/>
+          <w:pStyle w:val="a3"/>
         </w:pPr>
         <w:r>
           <w:t xml:space="preserve">Тест по изпитна тема № </w:t>
@@ -3061,7 +3134,7 @@
       </w:p>
       <w:p>
         <w:pPr>
-          <w:pStyle w:val="Footer"/>
+          <w:pStyle w:val="a3"/>
           <w:jc w:val="right"/>
         </w:pPr>
         <w:r>
@@ -3098,7 +3171,7 @@
 </file>
 
 <file path=word/footnotes.xml><?xml version="1.0" encoding="utf-8"?>
-<w:footnotes xmlns:wpc="http://schemas.microsoft.com/office/word/2010/wordprocessingCanvas" xmlns:cx="http://schemas.microsoft.com/office/drawing/2014/chartex" xmlns:mc="http://schemas.openxmlformats.org/markup-compatibility/2006" xmlns:o="urn:schemas-microsoft-com:office:office" xmlns:r="http://schemas.openxmlformats.org/officeDocument/2006/relationships" xmlns:m="http://schemas.openxmlformats.org/officeDocument/2006/math" xmlns:v="urn:schemas-microsoft-com:vml" xmlns:wp14="http://schemas.microsoft.com/office/word/2010/wordprocessingDrawing" xmlns:wp="http://schemas.openxmlformats.org/drawingml/2006/wordprocessingDrawing" xmlns:w10="urn:schemas-microsoft-com:office:word" xmlns:w="http://schemas.openxmlformats.org/wordprocessingml/2006/main" xmlns:w14="http://schemas.microsoft.com/office/word/2010/wordml" xmlns:w15="http://schemas.microsoft.com/office/word/2012/wordml" xmlns:w16se="http://schemas.microsoft.com/office/word/2015/wordml/symex" xmlns:wpg="http://schemas.microsoft.com/office/word/2010/wordprocessingGroup" xmlns:wpi="http://schemas.microsoft.com/office/word/2010/wordprocessingInk" xmlns:wne="http://schemas.microsoft.com/office/word/2006/wordml" xmlns:wps="http://schemas.microsoft.com/office/word/2010/wordprocessingShape" mc:Ignorable="w14 w15 w16se wp14">
+<w:footnotes xmlns:wpc="http://schemas.microsoft.com/office/word/2010/wordprocessingCanvas" xmlns:mc="http://schemas.openxmlformats.org/markup-compatibility/2006" xmlns:o="urn:schemas-microsoft-com:office:office" xmlns:r="http://schemas.openxmlformats.org/officeDocument/2006/relationships" xmlns:m="http://schemas.openxmlformats.org/officeDocument/2006/math" xmlns:v="urn:schemas-microsoft-com:vml" xmlns:wp14="http://schemas.microsoft.com/office/word/2010/wordprocessingDrawing" xmlns:wp="http://schemas.openxmlformats.org/drawingml/2006/wordprocessingDrawing" xmlns:w10="urn:schemas-microsoft-com:office:word" xmlns:w="http://schemas.openxmlformats.org/wordprocessingml/2006/main" xmlns:w14="http://schemas.microsoft.com/office/word/2010/wordml" xmlns:wpg="http://schemas.microsoft.com/office/word/2010/wordprocessingGroup" xmlns:wpi="http://schemas.microsoft.com/office/word/2010/wordprocessingInk" xmlns:wne="http://schemas.microsoft.com/office/word/2006/wordml" xmlns:wps="http://schemas.microsoft.com/office/word/2010/wordprocessingShape" mc:Ignorable="w14 wp14">
   <w:footnote w:type="separator" w:id="-1">
     <w:p>
       <w:pPr>
@@ -3123,10 +3196,10 @@
 </file>
 
 <file path=word/header1.xml><?xml version="1.0" encoding="utf-8"?>
-<w:hdr xmlns:wpc="http://schemas.microsoft.com/office/word/2010/wordprocessingCanvas" xmlns:cx="http://schemas.microsoft.com/office/drawing/2014/chartex" xmlns:mc="http://schemas.openxmlformats.org/markup-compatibility/2006" xmlns:o="urn:schemas-microsoft-com:office:office" xmlns:r="http://schemas.openxmlformats.org/officeDocument/2006/relationships" xmlns:m="http://schemas.openxmlformats.org/officeDocument/2006/math" xmlns:v="urn:schemas-microsoft-com:vml" xmlns:wp14="http://schemas.microsoft.com/office/word/2010/wordprocessingDrawing" xmlns:wp="http://schemas.openxmlformats.org/drawingml/2006/wordprocessingDrawing" xmlns:w10="urn:schemas-microsoft-com:office:word" xmlns:w="http://schemas.openxmlformats.org/wordprocessingml/2006/main" xmlns:w14="http://schemas.microsoft.com/office/word/2010/wordml" xmlns:w15="http://schemas.microsoft.com/office/word/2012/wordml" xmlns:w16se="http://schemas.microsoft.com/office/word/2015/wordml/symex" xmlns:wpg="http://schemas.microsoft.com/office/word/2010/wordprocessingGroup" xmlns:wpi="http://schemas.microsoft.com/office/word/2010/wordprocessingInk" xmlns:wne="http://schemas.microsoft.com/office/word/2006/wordml" xmlns:wps="http://schemas.microsoft.com/office/word/2010/wordprocessingShape" mc:Ignorable="w14 w15 w16se wp14">
+<w:hdr xmlns:wpc="http://schemas.microsoft.com/office/word/2010/wordprocessingCanvas" xmlns:mc="http://schemas.openxmlformats.org/markup-compatibility/2006" xmlns:o="urn:schemas-microsoft-com:office:office" xmlns:r="http://schemas.openxmlformats.org/officeDocument/2006/relationships" xmlns:m="http://schemas.openxmlformats.org/officeDocument/2006/math" xmlns:v="urn:schemas-microsoft-com:vml" xmlns:wp14="http://schemas.microsoft.com/office/word/2010/wordprocessingDrawing" xmlns:wp="http://schemas.openxmlformats.org/drawingml/2006/wordprocessingDrawing" xmlns:w10="urn:schemas-microsoft-com:office:word" xmlns:w="http://schemas.openxmlformats.org/wordprocessingml/2006/main" xmlns:w14="http://schemas.microsoft.com/office/word/2010/wordml" xmlns:wpg="http://schemas.microsoft.com/office/word/2010/wordprocessingGroup" xmlns:wpi="http://schemas.microsoft.com/office/word/2010/wordprocessingInk" xmlns:wne="http://schemas.microsoft.com/office/word/2006/wordml" xmlns:wps="http://schemas.microsoft.com/office/word/2010/wordprocessingShape" mc:Ignorable="w14 wp14">
   <w:p>
     <w:pPr>
-      <w:pStyle w:val="Header"/>
+      <w:pStyle w:val="a5"/>
       <w:jc w:val="right"/>
       <w:rPr>
         <w:lang w:val="bg-BG"/>
@@ -3143,16 +3216,16 @@
 </file>
 
 <file path=word/header2.xml><?xml version="1.0" encoding="utf-8"?>
-<w:hdr xmlns:wpc="http://schemas.microsoft.com/office/word/2010/wordprocessingCanvas" xmlns:cx="http://schemas.microsoft.com/office/drawing/2014/chartex" xmlns:mc="http://schemas.openxmlformats.org/markup-compatibility/2006" xmlns:o="urn:schemas-microsoft-com:office:office" xmlns:r="http://schemas.openxmlformats.org/officeDocument/2006/relationships" xmlns:m="http://schemas.openxmlformats.org/officeDocument/2006/math" xmlns:v="urn:schemas-microsoft-com:vml" xmlns:wp14="http://schemas.microsoft.com/office/word/2010/wordprocessingDrawing" xmlns:wp="http://schemas.openxmlformats.org/drawingml/2006/wordprocessingDrawing" xmlns:w10="urn:schemas-microsoft-com:office:word" xmlns:w="http://schemas.openxmlformats.org/wordprocessingml/2006/main" xmlns:w14="http://schemas.microsoft.com/office/word/2010/wordml" xmlns:w15="http://schemas.microsoft.com/office/word/2012/wordml" xmlns:w16se="http://schemas.microsoft.com/office/word/2015/wordml/symex" xmlns:wpg="http://schemas.microsoft.com/office/word/2010/wordprocessingGroup" xmlns:wpi="http://schemas.microsoft.com/office/word/2010/wordprocessingInk" xmlns:wne="http://schemas.microsoft.com/office/word/2006/wordml" xmlns:wps="http://schemas.microsoft.com/office/word/2010/wordprocessingShape" mc:Ignorable="w14 w15 w16se wp14">
+<w:hdr xmlns:wpc="http://schemas.microsoft.com/office/word/2010/wordprocessingCanvas" xmlns:mc="http://schemas.openxmlformats.org/markup-compatibility/2006" xmlns:o="urn:schemas-microsoft-com:office:office" xmlns:r="http://schemas.openxmlformats.org/officeDocument/2006/relationships" xmlns:m="http://schemas.openxmlformats.org/officeDocument/2006/math" xmlns:v="urn:schemas-microsoft-com:vml" xmlns:wp14="http://schemas.microsoft.com/office/word/2010/wordprocessingDrawing" xmlns:wp="http://schemas.openxmlformats.org/drawingml/2006/wordprocessingDrawing" xmlns:w10="urn:schemas-microsoft-com:office:word" xmlns:w="http://schemas.openxmlformats.org/wordprocessingml/2006/main" xmlns:w14="http://schemas.microsoft.com/office/word/2010/wordml" xmlns:wpg="http://schemas.microsoft.com/office/word/2010/wordprocessingGroup" xmlns:wpi="http://schemas.microsoft.com/office/word/2010/wordprocessingInk" xmlns:wne="http://schemas.microsoft.com/office/word/2006/wordml" xmlns:wps="http://schemas.microsoft.com/office/word/2010/wordprocessingShape" mc:Ignorable="w14 wp14">
   <w:p>
     <w:pPr>
-      <w:pStyle w:val="Header"/>
+      <w:pStyle w:val="a5"/>
       <w:ind w:left="851"/>
       <w:jc w:val="center"/>
     </w:pPr>
     <w:r>
       <w:rPr>
-        <w:lang w:eastAsia="bg-BG"/>
+        <w:lang w:val="bg-BG" w:eastAsia="bg-BG"/>
       </w:rPr>
       <w:drawing>
         <wp:anchor distT="0" distB="0" distL="114300" distR="114300" simplePos="0" relativeHeight="251661312" behindDoc="1" locked="0" layoutInCell="1" allowOverlap="1" wp14:anchorId="5361C023" wp14:editId="6814E211">
@@ -3220,7 +3293,7 @@
   </w:p>
   <w:p>
     <w:pPr>
-      <w:pStyle w:val="Header"/>
+      <w:pStyle w:val="a5"/>
       <w:jc w:val="center"/>
     </w:pPr>
   </w:p>
@@ -3234,7 +3307,7 @@
     </w:r>
     <w:r>
       <w:rPr>
-        <w:rStyle w:val="Hyperlink"/>
+        <w:rStyle w:val="ab"/>
         <w:i/>
         <w:iCs/>
         <w:sz w:val="18"/>
@@ -3244,14 +3317,14 @@
   </w:p>
   <w:p>
     <w:pPr>
-      <w:pStyle w:val="Header"/>
+      <w:pStyle w:val="a5"/>
     </w:pPr>
   </w:p>
 </w:hdr>
 </file>
 
 <file path=word/numbering.xml><?xml version="1.0" encoding="utf-8"?>
-<w:numbering xmlns:wpc="http://schemas.microsoft.com/office/word/2010/wordprocessingCanvas" xmlns:cx="http://schemas.microsoft.com/office/drawing/2014/chartex" xmlns:mc="http://schemas.openxmlformats.org/markup-compatibility/2006" xmlns:o="urn:schemas-microsoft-com:office:office" xmlns:r="http://schemas.openxmlformats.org/officeDocument/2006/relationships" xmlns:m="http://schemas.openxmlformats.org/officeDocument/2006/math" xmlns:v="urn:schemas-microsoft-com:vml" xmlns:wp14="http://schemas.microsoft.com/office/word/2010/wordprocessingDrawing" xmlns:wp="http://schemas.openxmlformats.org/drawingml/2006/wordprocessingDrawing" xmlns:w10="urn:schemas-microsoft-com:office:word" xmlns:w="http://schemas.openxmlformats.org/wordprocessingml/2006/main" xmlns:w14="http://schemas.microsoft.com/office/word/2010/wordml" xmlns:w15="http://schemas.microsoft.com/office/word/2012/wordml" xmlns:w16se="http://schemas.microsoft.com/office/word/2015/wordml/symex" xmlns:wpg="http://schemas.microsoft.com/office/word/2010/wordprocessingGroup" xmlns:wpi="http://schemas.microsoft.com/office/word/2010/wordprocessingInk" xmlns:wne="http://schemas.microsoft.com/office/word/2006/wordml" xmlns:wps="http://schemas.microsoft.com/office/word/2010/wordprocessingShape" mc:Ignorable="w14 w15 w16se wp14">
+<w:numbering xmlns:wpc="http://schemas.microsoft.com/office/word/2010/wordprocessingCanvas" xmlns:mc="http://schemas.openxmlformats.org/markup-compatibility/2006" xmlns:o="urn:schemas-microsoft-com:office:office" xmlns:r="http://schemas.openxmlformats.org/officeDocument/2006/relationships" xmlns:m="http://schemas.openxmlformats.org/officeDocument/2006/math" xmlns:v="urn:schemas-microsoft-com:vml" xmlns:wp14="http://schemas.microsoft.com/office/word/2010/wordprocessingDrawing" xmlns:wp="http://schemas.openxmlformats.org/drawingml/2006/wordprocessingDrawing" xmlns:w10="urn:schemas-microsoft-com:office:word" xmlns:w="http://schemas.openxmlformats.org/wordprocessingml/2006/main" xmlns:w14="http://schemas.microsoft.com/office/word/2010/wordml" xmlns:wpg="http://schemas.microsoft.com/office/word/2010/wordprocessingGroup" xmlns:wpi="http://schemas.microsoft.com/office/word/2010/wordprocessingInk" xmlns:wne="http://schemas.microsoft.com/office/word/2006/wordml" xmlns:wps="http://schemas.microsoft.com/office/word/2010/wordprocessingShape" mc:Ignorable="w14 wp14">
   <w:numPicBullet w:numPicBulletId="0">
     <w:pict>
       <v:shapetype id="_x0000_t75" coordsize="21600,21600" o:spt="75" o:preferrelative="t" path="m@4@5l@4@11@9@11@9@5xe" filled="f" stroked="f">
@@ -3273,19 +3346,19 @@
         <v:path o:extrusionok="f" gradientshapeok="t" o:connecttype="rect"/>
         <o:lock v:ext="edit" aspectratio="t"/>
       </v:shapetype>
-      <v:shape id="_x0000_i1115" type="#_x0000_t75" style="width:31.5pt;height:31.5pt" o:bullet="t">
+      <v:shape id="_x0000_i1040" type="#_x0000_t75" style="width:31.8pt;height:31.8pt" o:bullet="t">
         <v:imagedata r:id="rId1" o:title="rrect3"/>
       </v:shape>
     </w:pict>
   </w:numPicBullet>
   <w:numPicBullet w:numPicBulletId="1">
     <w:pict>
-      <v:shape id="_x0000_i1116" type="#_x0000_t75" style="width:16.5pt;height:16.5pt" o:bullet="t">
+      <v:shape id="_x0000_i1041" type="#_x0000_t75" style="width:16.8pt;height:16.8pt" o:bullet="t">
         <v:imagedata r:id="rId2" o:title="rrect4"/>
       </v:shape>
     </w:pict>
   </w:numPicBullet>
-  <w:abstractNum w:abstractNumId="0" w15:restartNumberingAfterBreak="0">
+  <w:abstractNum w:abstractNumId="0">
     <w:nsid w:val="10E55AC9"/>
     <w:multiLevelType w:val="hybridMultilevel"/>
     <w:tmpl w:val="96F0FD94"/>
@@ -3407,7 +3480,7 @@
 </file>
 
 <file path=word/styles.xml><?xml version="1.0" encoding="utf-8"?>
-<w:styles xmlns:mc="http://schemas.openxmlformats.org/markup-compatibility/2006" xmlns:r="http://schemas.openxmlformats.org/officeDocument/2006/relationships" xmlns:w="http://schemas.openxmlformats.org/wordprocessingml/2006/main" xmlns:w14="http://schemas.microsoft.com/office/word/2010/wordml" xmlns:w15="http://schemas.microsoft.com/office/word/2012/wordml" xmlns:w16se="http://schemas.microsoft.com/office/word/2015/wordml/symex" mc:Ignorable="w14 w15 w16se">
+<w:styles xmlns:mc="http://schemas.openxmlformats.org/markup-compatibility/2006" xmlns:r="http://schemas.openxmlformats.org/officeDocument/2006/relationships" xmlns:w="http://schemas.openxmlformats.org/wordprocessingml/2006/main" xmlns:w14="http://schemas.microsoft.com/office/word/2010/wordml" mc:Ignorable="w14">
   <w:docDefaults>
     <w:rPrDefault>
       <w:rPr>
@@ -3423,380 +3496,147 @@
       </w:pPr>
     </w:pPrDefault>
   </w:docDefaults>
-  <w:latentStyles w:defLockedState="0" w:defUIPriority="99" w:defSemiHidden="0" w:defUnhideWhenUsed="0" w:defQFormat="0" w:count="371">
-    <w:lsdException w:name="Normal" w:uiPriority="0" w:qFormat="1"/>
-    <w:lsdException w:name="heading 1" w:uiPriority="9" w:qFormat="1"/>
-    <w:lsdException w:name="heading 2" w:semiHidden="1" w:uiPriority="9" w:unhideWhenUsed="1" w:qFormat="1"/>
-    <w:lsdException w:name="heading 3" w:semiHidden="1" w:uiPriority="1" w:unhideWhenUsed="1" w:qFormat="1"/>
-    <w:lsdException w:name="heading 4" w:semiHidden="1" w:uiPriority="9" w:unhideWhenUsed="1" w:qFormat="1"/>
-    <w:lsdException w:name="heading 5" w:semiHidden="1" w:uiPriority="9" w:unhideWhenUsed="1" w:qFormat="1"/>
-    <w:lsdException w:name="heading 6" w:semiHidden="1" w:uiPriority="9" w:unhideWhenUsed="1" w:qFormat="1"/>
-    <w:lsdException w:name="heading 7" w:semiHidden="1" w:uiPriority="9" w:unhideWhenUsed="1" w:qFormat="1"/>
-    <w:lsdException w:name="heading 8" w:semiHidden="1" w:uiPriority="9" w:unhideWhenUsed="1" w:qFormat="1"/>
-    <w:lsdException w:name="heading 9" w:semiHidden="1" w:uiPriority="9" w:unhideWhenUsed="1" w:qFormat="1"/>
-    <w:lsdException w:name="index 1" w:semiHidden="1" w:unhideWhenUsed="1"/>
-    <w:lsdException w:name="index 2" w:semiHidden="1" w:unhideWhenUsed="1"/>
-    <w:lsdException w:name="index 3" w:semiHidden="1" w:unhideWhenUsed="1"/>
-    <w:lsdException w:name="index 4" w:semiHidden="1" w:unhideWhenUsed="1"/>
-    <w:lsdException w:name="index 5" w:semiHidden="1" w:unhideWhenUsed="1"/>
-    <w:lsdException w:name="index 6" w:semiHidden="1" w:unhideWhenUsed="1"/>
-    <w:lsdException w:name="index 7" w:semiHidden="1" w:unhideWhenUsed="1"/>
-    <w:lsdException w:name="index 8" w:semiHidden="1" w:unhideWhenUsed="1"/>
-    <w:lsdException w:name="index 9" w:semiHidden="1" w:unhideWhenUsed="1"/>
-    <w:lsdException w:name="toc 1" w:semiHidden="1" w:uiPriority="39" w:unhideWhenUsed="1"/>
-    <w:lsdException w:name="toc 2" w:semiHidden="1" w:uiPriority="39" w:unhideWhenUsed="1"/>
-    <w:lsdException w:name="toc 3" w:semiHidden="1" w:uiPriority="39" w:unhideWhenUsed="1"/>
-    <w:lsdException w:name="toc 4" w:semiHidden="1" w:uiPriority="39" w:unhideWhenUsed="1"/>
-    <w:lsdException w:name="toc 5" w:semiHidden="1" w:uiPriority="39" w:unhideWhenUsed="1"/>
-    <w:lsdException w:name="toc 6" w:semiHidden="1" w:uiPriority="39" w:unhideWhenUsed="1"/>
-    <w:lsdException w:name="toc 7" w:semiHidden="1" w:uiPriority="39" w:unhideWhenUsed="1"/>
-    <w:lsdException w:name="toc 8" w:semiHidden="1" w:uiPriority="39" w:unhideWhenUsed="1"/>
-    <w:lsdException w:name="toc 9" w:semiHidden="1" w:uiPriority="39" w:unhideWhenUsed="1"/>
-    <w:lsdException w:name="Normal Indent" w:semiHidden="1" w:unhideWhenUsed="1"/>
-    <w:lsdException w:name="footnote text" w:semiHidden="1" w:unhideWhenUsed="1"/>
-    <w:lsdException w:name="annotation text" w:semiHidden="1" w:unhideWhenUsed="1"/>
-    <w:lsdException w:name="header" w:semiHidden="1" w:unhideWhenUsed="1"/>
-    <w:lsdException w:name="footer" w:semiHidden="1" w:unhideWhenUsed="1"/>
-    <w:lsdException w:name="index heading" w:semiHidden="1" w:unhideWhenUsed="1"/>
-    <w:lsdException w:name="caption" w:semiHidden="1" w:uiPriority="35" w:unhideWhenUsed="1" w:qFormat="1"/>
-    <w:lsdException w:name="table of figures" w:semiHidden="1" w:unhideWhenUsed="1"/>
-    <w:lsdException w:name="envelope address" w:semiHidden="1" w:unhideWhenUsed="1"/>
-    <w:lsdException w:name="envelope return" w:semiHidden="1" w:unhideWhenUsed="1"/>
-    <w:lsdException w:name="footnote reference" w:semiHidden="1" w:unhideWhenUsed="1"/>
-    <w:lsdException w:name="annotation reference" w:semiHidden="1" w:unhideWhenUsed="1"/>
-    <w:lsdException w:name="line number" w:semiHidden="1" w:unhideWhenUsed="1"/>
-    <w:lsdException w:name="page number" w:semiHidden="1" w:unhideWhenUsed="1"/>
-    <w:lsdException w:name="endnote reference" w:semiHidden="1" w:unhideWhenUsed="1"/>
-    <w:lsdException w:name="endnote text" w:semiHidden="1" w:unhideWhenUsed="1"/>
-    <w:lsdException w:name="table of authorities" w:semiHidden="1" w:unhideWhenUsed="1"/>
-    <w:lsdException w:name="macro" w:semiHidden="1" w:unhideWhenUsed="1"/>
-    <w:lsdException w:name="toa heading" w:semiHidden="1" w:unhideWhenUsed="1"/>
-    <w:lsdException w:name="List" w:semiHidden="1" w:unhideWhenUsed="1"/>
-    <w:lsdException w:name="List Bullet" w:semiHidden="1" w:unhideWhenUsed="1"/>
-    <w:lsdException w:name="List Number" w:semiHidden="1" w:unhideWhenUsed="1"/>
-    <w:lsdException w:name="List 2" w:semiHidden="1" w:unhideWhenUsed="1"/>
-    <w:lsdException w:name="List 3" w:semiHidden="1" w:unhideWhenUsed="1"/>
-    <w:lsdException w:name="List 4" w:semiHidden="1" w:unhideWhenUsed="1"/>
-    <w:lsdException w:name="List 5" w:semiHidden="1" w:unhideWhenUsed="1"/>
-    <w:lsdException w:name="List Bullet 2" w:semiHidden="1" w:unhideWhenUsed="1"/>
-    <w:lsdException w:name="List Bullet 3" w:semiHidden="1" w:unhideWhenUsed="1"/>
-    <w:lsdException w:name="List Bullet 4" w:semiHidden="1" w:unhideWhenUsed="1"/>
-    <w:lsdException w:name="List Bullet 5" w:semiHidden="1" w:unhideWhenUsed="1"/>
-    <w:lsdException w:name="List Number 2" w:semiHidden="1" w:unhideWhenUsed="1"/>
-    <w:lsdException w:name="List Number 3" w:semiHidden="1" w:unhideWhenUsed="1"/>
-    <w:lsdException w:name="List Number 4" w:semiHidden="1" w:unhideWhenUsed="1"/>
-    <w:lsdException w:name="List Number 5" w:semiHidden="1" w:unhideWhenUsed="1"/>
-    <w:lsdException w:name="Title" w:uiPriority="10" w:qFormat="1"/>
-    <w:lsdException w:name="Closing" w:semiHidden="1" w:unhideWhenUsed="1"/>
-    <w:lsdException w:name="Signature" w:semiHidden="1" w:unhideWhenUsed="1"/>
-    <w:lsdException w:name="Default Paragraph Font" w:semiHidden="1" w:uiPriority="1" w:unhideWhenUsed="1"/>
-    <w:lsdException w:name="Body Text" w:semiHidden="1" w:uiPriority="1" w:unhideWhenUsed="1" w:qFormat="1"/>
-    <w:lsdException w:name="Body Text Indent" w:semiHidden="1" w:unhideWhenUsed="1"/>
-    <w:lsdException w:name="List Continue" w:semiHidden="1" w:unhideWhenUsed="1"/>
-    <w:lsdException w:name="List Continue 2" w:semiHidden="1" w:unhideWhenUsed="1"/>
-    <w:lsdException w:name="List Continue 3" w:semiHidden="1" w:unhideWhenUsed="1"/>
-    <w:lsdException w:name="List Continue 4" w:semiHidden="1" w:unhideWhenUsed="1"/>
-    <w:lsdException w:name="List Continue 5" w:semiHidden="1" w:unhideWhenUsed="1"/>
-    <w:lsdException w:name="Message Header" w:semiHidden="1" w:unhideWhenUsed="1"/>
-    <w:lsdException w:name="Subtitle" w:uiPriority="11" w:qFormat="1"/>
-    <w:lsdException w:name="Salutation" w:semiHidden="1" w:unhideWhenUsed="1"/>
-    <w:lsdException w:name="Date" w:semiHidden="1" w:unhideWhenUsed="1"/>
-    <w:lsdException w:name="Body Text First Indent" w:semiHidden="1" w:unhideWhenUsed="1"/>
-    <w:lsdException w:name="Body Text First Indent 2" w:semiHidden="1" w:unhideWhenUsed="1"/>
-    <w:lsdException w:name="Note Heading" w:semiHidden="1" w:unhideWhenUsed="1"/>
-    <w:lsdException w:name="Body Text 2" w:semiHidden="1" w:unhideWhenUsed="1"/>
-    <w:lsdException w:name="Body Text 3" w:semiHidden="1" w:unhideWhenUsed="1"/>
-    <w:lsdException w:name="Body Text Indent 2" w:semiHidden="1" w:unhideWhenUsed="1"/>
-    <w:lsdException w:name="Body Text Indent 3" w:semiHidden="1" w:unhideWhenUsed="1"/>
-    <w:lsdException w:name="Block Text" w:semiHidden="1" w:unhideWhenUsed="1"/>
-    <w:lsdException w:name="Hyperlink" w:semiHidden="1" w:unhideWhenUsed="1"/>
-    <w:lsdException w:name="FollowedHyperlink" w:semiHidden="1" w:unhideWhenUsed="1"/>
-    <w:lsdException w:name="Strong" w:uiPriority="22" w:qFormat="1"/>
-    <w:lsdException w:name="Emphasis" w:uiPriority="20" w:qFormat="1"/>
-    <w:lsdException w:name="Document Map" w:semiHidden="1" w:unhideWhenUsed="1"/>
-    <w:lsdException w:name="Plain Text" w:semiHidden="1" w:unhideWhenUsed="1"/>
-    <w:lsdException w:name="E-mail Signature" w:semiHidden="1" w:unhideWhenUsed="1"/>
-    <w:lsdException w:name="HTML Top of Form" w:semiHidden="1" w:unhideWhenUsed="1"/>
-    <w:lsdException w:name="HTML Bottom of Form" w:semiHidden="1" w:unhideWhenUsed="1"/>
-    <w:lsdException w:name="Normal (Web)" w:semiHidden="1" w:unhideWhenUsed="1"/>
-    <w:lsdException w:name="HTML Acronym" w:semiHidden="1" w:unhideWhenUsed="1"/>
-    <w:lsdException w:name="HTML Address" w:semiHidden="1" w:unhideWhenUsed="1"/>
-    <w:lsdException w:name="HTML Cite" w:semiHidden="1" w:unhideWhenUsed="1"/>
-    <w:lsdException w:name="HTML Code" w:semiHidden="1" w:unhideWhenUsed="1"/>
-    <w:lsdException w:name="HTML Definition" w:semiHidden="1" w:unhideWhenUsed="1"/>
-    <w:lsdException w:name="HTML Keyboard" w:semiHidden="1" w:unhideWhenUsed="1"/>
-    <w:lsdException w:name="HTML Preformatted" w:semiHidden="1" w:unhideWhenUsed="1"/>
-    <w:lsdException w:name="HTML Sample" w:semiHidden="1" w:unhideWhenUsed="1"/>
-    <w:lsdException w:name="HTML Typewriter" w:semiHidden="1" w:unhideWhenUsed="1"/>
-    <w:lsdException w:name="HTML Variable" w:semiHidden="1" w:unhideWhenUsed="1"/>
-    <w:lsdException w:name="Normal Table" w:semiHidden="1" w:unhideWhenUsed="1"/>
-    <w:lsdException w:name="annotation subject" w:semiHidden="1" w:unhideWhenUsed="1"/>
-    <w:lsdException w:name="No List" w:semiHidden="1" w:unhideWhenUsed="1"/>
-    <w:lsdException w:name="Outline List 1" w:semiHidden="1" w:unhideWhenUsed="1"/>
-    <w:lsdException w:name="Outline List 2" w:semiHidden="1" w:unhideWhenUsed="1"/>
-    <w:lsdException w:name="Outline List 3" w:semiHidden="1" w:unhideWhenUsed="1"/>
-    <w:lsdException w:name="Table Simple 1" w:semiHidden="1" w:unhideWhenUsed="1"/>
-    <w:lsdException w:name="Table Simple 2" w:semiHidden="1" w:unhideWhenUsed="1"/>
-    <w:lsdException w:name="Table Simple 3" w:semiHidden="1" w:unhideWhenUsed="1"/>
-    <w:lsdException w:name="Table Classic 1" w:semiHidden="1" w:unhideWhenUsed="1"/>
-    <w:lsdException w:name="Table Classic 2" w:semiHidden="1" w:unhideWhenUsed="1"/>
-    <w:lsdException w:name="Table Classic 3" w:semiHidden="1" w:unhideWhenUsed="1"/>
-    <w:lsdException w:name="Table Classic 4" w:semiHidden="1" w:unhideWhenUsed="1"/>
-    <w:lsdException w:name="Table Colorful 1" w:semiHidden="1" w:unhideWhenUsed="1"/>
-    <w:lsdException w:name="Table Colorful 2" w:semiHidden="1" w:unhideWhenUsed="1"/>
-    <w:lsdException w:name="Table Colorful 3" w:semiHidden="1" w:unhideWhenUsed="1"/>
-    <w:lsdException w:name="Table Columns 1" w:semiHidden="1" w:unhideWhenUsed="1"/>
-    <w:lsdException w:name="Table Columns 2" w:semiHidden="1" w:unhideWhenUsed="1"/>
-    <w:lsdException w:name="Table Columns 3" w:semiHidden="1" w:unhideWhenUsed="1"/>
-    <w:lsdException w:name="Table Columns 4" w:semiHidden="1" w:unhideWhenUsed="1"/>
-    <w:lsdException w:name="Table Columns 5" w:semiHidden="1" w:unhideWhenUsed="1"/>
-    <w:lsdException w:name="Table Grid 1" w:semiHidden="1" w:unhideWhenUsed="1"/>
-    <w:lsdException w:name="Table Grid 2" w:semiHidden="1" w:unhideWhenUsed="1"/>
-    <w:lsdException w:name="Table Grid 3" w:semiHidden="1" w:unhideWhenUsed="1"/>
-    <w:lsdException w:name="Table Grid 4" w:semiHidden="1" w:unhideWhenUsed="1"/>
-    <w:lsdException w:name="Table Grid 5" w:semiHidden="1" w:unhideWhenUsed="1"/>
-    <w:lsdException w:name="Table Grid 6" w:semiHidden="1" w:unhideWhenUsed="1"/>
-    <w:lsdException w:name="Table Grid 7" w:semiHidden="1" w:unhideWhenUsed="1"/>
-    <w:lsdException w:name="Table Grid 8" w:semiHidden="1" w:unhideWhenUsed="1"/>
-    <w:lsdException w:name="Table List 1" w:semiHidden="1" w:unhideWhenUsed="1"/>
-    <w:lsdException w:name="Table List 2" w:semiHidden="1" w:unhideWhenUsed="1"/>
-    <w:lsdException w:name="Table List 3" w:semiHidden="1" w:unhideWhenUsed="1"/>
-    <w:lsdException w:name="Table List 4" w:semiHidden="1" w:unhideWhenUsed="1"/>
-    <w:lsdException w:name="Table List 5" w:semiHidden="1" w:unhideWhenUsed="1"/>
-    <w:lsdException w:name="Table List 6" w:semiHidden="1" w:unhideWhenUsed="1"/>
-    <w:lsdException w:name="Table List 7" w:semiHidden="1" w:unhideWhenUsed="1"/>
-    <w:lsdException w:name="Table List 8" w:semiHidden="1" w:unhideWhenUsed="1"/>
-    <w:lsdException w:name="Table 3D effects 1" w:semiHidden="1" w:unhideWhenUsed="1"/>
-    <w:lsdException w:name="Table 3D effects 2" w:semiHidden="1" w:unhideWhenUsed="1"/>
-    <w:lsdException w:name="Table 3D effects 3" w:semiHidden="1" w:unhideWhenUsed="1"/>
-    <w:lsdException w:name="Table Contemporary" w:semiHidden="1" w:unhideWhenUsed="1"/>
-    <w:lsdException w:name="Table Elegant" w:semiHidden="1" w:unhideWhenUsed="1"/>
-    <w:lsdException w:name="Table Professional" w:semiHidden="1" w:unhideWhenUsed="1"/>
-    <w:lsdException w:name="Table Subtle 1" w:semiHidden="1" w:unhideWhenUsed="1"/>
-    <w:lsdException w:name="Table Subtle 2" w:semiHidden="1" w:unhideWhenUsed="1"/>
-    <w:lsdException w:name="Table Web 1" w:semiHidden="1" w:unhideWhenUsed="1"/>
-    <w:lsdException w:name="Table Web 2" w:semiHidden="1" w:unhideWhenUsed="1"/>
-    <w:lsdException w:name="Table Web 3" w:semiHidden="1" w:unhideWhenUsed="1"/>
-    <w:lsdException w:name="Balloon Text" w:semiHidden="1" w:unhideWhenUsed="1"/>
-    <w:lsdException w:name="Table Grid" w:uiPriority="39"/>
-    <w:lsdException w:name="Table Theme" w:semiHidden="1" w:unhideWhenUsed="1"/>
-    <w:lsdException w:name="Placeholder Text" w:semiHidden="1"/>
-    <w:lsdException w:name="No Spacing" w:uiPriority="1" w:qFormat="1"/>
-    <w:lsdException w:name="Light Shading" w:uiPriority="60"/>
-    <w:lsdException w:name="Light List" w:uiPriority="61"/>
-    <w:lsdException w:name="Light Grid" w:uiPriority="62"/>
-    <w:lsdException w:name="Medium Shading 1" w:uiPriority="63"/>
-    <w:lsdException w:name="Medium Shading 2" w:uiPriority="64"/>
-    <w:lsdException w:name="Medium List 1" w:uiPriority="65"/>
-    <w:lsdException w:name="Medium List 2" w:uiPriority="66"/>
-    <w:lsdException w:name="Medium Grid 1" w:uiPriority="67"/>
-    <w:lsdException w:name="Medium Grid 2" w:uiPriority="68"/>
-    <w:lsdException w:name="Medium Grid 3" w:uiPriority="69"/>
-    <w:lsdException w:name="Dark List" w:uiPriority="70"/>
-    <w:lsdException w:name="Colorful Shading" w:uiPriority="71"/>
-    <w:lsdException w:name="Colorful List" w:uiPriority="72"/>
-    <w:lsdException w:name="Colorful Grid" w:uiPriority="73"/>
-    <w:lsdException w:name="Light Shading Accent 1" w:uiPriority="60"/>
-    <w:lsdException w:name="Light List Accent 1" w:uiPriority="61"/>
-    <w:lsdException w:name="Light Grid Accent 1" w:uiPriority="62"/>
-    <w:lsdException w:name="Medium Shading 1 Accent 1" w:uiPriority="63"/>
-    <w:lsdException w:name="Medium Shading 2 Accent 1" w:uiPriority="64"/>
-    <w:lsdException w:name="Medium List 1 Accent 1" w:uiPriority="65"/>
-    <w:lsdException w:name="Revision" w:semiHidden="1"/>
-    <w:lsdException w:name="List Paragraph" w:uiPriority="34" w:qFormat="1"/>
-    <w:lsdException w:name="Quote" w:uiPriority="29" w:qFormat="1"/>
-    <w:lsdException w:name="Intense Quote" w:uiPriority="30" w:qFormat="1"/>
-    <w:lsdException w:name="Medium List 2 Accent 1" w:uiPriority="66"/>
-    <w:lsdException w:name="Medium Grid 1 Accent 1" w:uiPriority="67"/>
-    <w:lsdException w:name="Medium Grid 2 Accent 1" w:uiPriority="68"/>
-    <w:lsdException w:name="Medium Grid 3 Accent 1" w:uiPriority="69"/>
-    <w:lsdException w:name="Dark List Accent 1" w:uiPriority="70"/>
-    <w:lsdException w:name="Colorful Shading Accent 1" w:uiPriority="71"/>
-    <w:lsdException w:name="Colorful List Accent 1" w:uiPriority="72"/>
-    <w:lsdException w:name="Colorful Grid Accent 1" w:uiPriority="73"/>
-    <w:lsdException w:name="Light Shading Accent 2" w:uiPriority="60"/>
-    <w:lsdException w:name="Light List Accent 2" w:uiPriority="61"/>
-    <w:lsdException w:name="Light Grid Accent 2" w:uiPriority="62"/>
-    <w:lsdException w:name="Medium Shading 1 Accent 2" w:uiPriority="63"/>
-    <w:lsdException w:name="Medium Shading 2 Accent 2" w:uiPriority="64"/>
-    <w:lsdException w:name="Medium List 1 Accent 2" w:uiPriority="65"/>
-    <w:lsdException w:name="Medium List 2 Accent 2" w:uiPriority="66"/>
-    <w:lsdException w:name="Medium Grid 1 Accent 2" w:uiPriority="67"/>
-    <w:lsdException w:name="Medium Grid 2 Accent 2" w:uiPriority="68"/>
-    <w:lsdException w:name="Medium Grid 3 Accent 2" w:uiPriority="69"/>
-    <w:lsdException w:name="Dark List Accent 2" w:uiPriority="70"/>
-    <w:lsdException w:name="Colorful Shading Accent 2" w:uiPriority="71"/>
-    <w:lsdException w:name="Colorful List Accent 2" w:uiPriority="72"/>
-    <w:lsdException w:name="Colorful Grid Accent 2" w:uiPriority="73"/>
-    <w:lsdException w:name="Light Shading Accent 3" w:uiPriority="60"/>
-    <w:lsdException w:name="Light List Accent 3" w:uiPriority="61"/>
-    <w:lsdException w:name="Light Grid Accent 3" w:uiPriority="62"/>
-    <w:lsdException w:name="Medium Shading 1 Accent 3" w:uiPriority="63"/>
-    <w:lsdException w:name="Medium Shading 2 Accent 3" w:uiPriority="64"/>
-    <w:lsdException w:name="Medium List 1 Accent 3" w:uiPriority="65"/>
-    <w:lsdException w:name="Medium List 2 Accent 3" w:uiPriority="66"/>
-    <w:lsdException w:name="Medium Grid 1 Accent 3" w:uiPriority="67"/>
-    <w:lsdException w:name="Medium Grid 2 Accent 3" w:uiPriority="68"/>
-    <w:lsdException w:name="Medium Grid 3 Accent 3" w:uiPriority="69"/>
-    <w:lsdException w:name="Dark List Accent 3" w:uiPriority="70"/>
-    <w:lsdException w:name="Colorful Shading Accent 3" w:uiPriority="71"/>
-    <w:lsdException w:name="Colorful List Accent 3" w:uiPriority="72"/>
-    <w:lsdException w:name="Colorful Grid Accent 3" w:uiPriority="73"/>
-    <w:lsdException w:name="Light Shading Accent 4" w:uiPriority="60"/>
-    <w:lsdException w:name="Light List Accent 4" w:uiPriority="61"/>
-    <w:lsdException w:name="Light Grid Accent 4" w:uiPriority="62"/>
-    <w:lsdException w:name="Medium Shading 1 Accent 4" w:uiPriority="63"/>
-    <w:lsdException w:name="Medium Shading 2 Accent 4" w:uiPriority="64"/>
-    <w:lsdException w:name="Medium List 1 Accent 4" w:uiPriority="65"/>
-    <w:lsdException w:name="Medium List 2 Accent 4" w:uiPriority="66"/>
-    <w:lsdException w:name="Medium Grid 1 Accent 4" w:uiPriority="67"/>
-    <w:lsdException w:name="Medium Grid 2 Accent 4" w:uiPriority="68"/>
-    <w:lsdException w:name="Medium Grid 3 Accent 4" w:uiPriority="69"/>
-    <w:lsdException w:name="Dark List Accent 4" w:uiPriority="70"/>
-    <w:lsdException w:name="Colorful Shading Accent 4" w:uiPriority="71"/>
-    <w:lsdException w:name="Colorful List Accent 4" w:uiPriority="72"/>
-    <w:lsdException w:name="Colorful Grid Accent 4" w:uiPriority="73"/>
-    <w:lsdException w:name="Light Shading Accent 5" w:uiPriority="60"/>
-    <w:lsdException w:name="Light List Accent 5" w:uiPriority="61"/>
-    <w:lsdException w:name="Light Grid Accent 5" w:uiPriority="62"/>
-    <w:lsdException w:name="Medium Shading 1 Accent 5" w:uiPriority="63"/>
-    <w:lsdException w:name="Medium Shading 2 Accent 5" w:uiPriority="64"/>
-    <w:lsdException w:name="Medium List 1 Accent 5" w:uiPriority="65"/>
-    <w:lsdException w:name="Medium List 2 Accent 5" w:uiPriority="66"/>
-    <w:lsdException w:name="Medium Grid 1 Accent 5" w:uiPriority="67"/>
-    <w:lsdException w:name="Medium Grid 2 Accent 5" w:uiPriority="68"/>
-    <w:lsdException w:name="Medium Grid 3 Accent 5" w:uiPriority="69"/>
-    <w:lsdException w:name="Dark List Accent 5" w:uiPriority="70"/>
-    <w:lsdException w:name="Colorful Shading Accent 5" w:uiPriority="71"/>
-    <w:lsdException w:name="Colorful List Accent 5" w:uiPriority="72"/>
-    <w:lsdException w:name="Colorful Grid Accent 5" w:uiPriority="73"/>
-    <w:lsdException w:name="Light Shading Accent 6" w:uiPriority="60"/>
-    <w:lsdException w:name="Light List Accent 6" w:uiPriority="61"/>
-    <w:lsdException w:name="Light Grid Accent 6" w:uiPriority="62"/>
-    <w:lsdException w:name="Medium Shading 1 Accent 6" w:uiPriority="63"/>
-    <w:lsdException w:name="Medium Shading 2 Accent 6" w:uiPriority="64"/>
-    <w:lsdException w:name="Medium List 1 Accent 6" w:uiPriority="65"/>
-    <w:lsdException w:name="Medium List 2 Accent 6" w:uiPriority="66"/>
-    <w:lsdException w:name="Medium Grid 1 Accent 6" w:uiPriority="67"/>
-    <w:lsdException w:name="Medium Grid 2 Accent 6" w:uiPriority="68"/>
-    <w:lsdException w:name="Medium Grid 3 Accent 6" w:uiPriority="69"/>
-    <w:lsdException w:name="Dark List Accent 6" w:uiPriority="70"/>
-    <w:lsdException w:name="Colorful Shading Accent 6" w:uiPriority="71"/>
-    <w:lsdException w:name="Colorful List Accent 6" w:uiPriority="72"/>
-    <w:lsdException w:name="Colorful Grid Accent 6" w:uiPriority="73"/>
-    <w:lsdException w:name="Subtle Emphasis" w:uiPriority="19" w:qFormat="1"/>
-    <w:lsdException w:name="Intense Emphasis" w:uiPriority="21" w:qFormat="1"/>
-    <w:lsdException w:name="Subtle Reference" w:uiPriority="31" w:qFormat="1"/>
-    <w:lsdException w:name="Intense Reference" w:uiPriority="32" w:qFormat="1"/>
-    <w:lsdException w:name="Book Title" w:uiPriority="33" w:qFormat="1"/>
-    <w:lsdException w:name="Bibliography" w:semiHidden="1" w:uiPriority="37" w:unhideWhenUsed="1"/>
-    <w:lsdException w:name="TOC Heading" w:semiHidden="1" w:uiPriority="39" w:unhideWhenUsed="1" w:qFormat="1"/>
-    <w:lsdException w:name="Plain Table 1" w:uiPriority="41"/>
-    <w:lsdException w:name="Plain Table 2" w:uiPriority="42"/>
-    <w:lsdException w:name="Plain Table 3" w:uiPriority="43"/>
-    <w:lsdException w:name="Plain Table 4" w:uiPriority="44"/>
-    <w:lsdException w:name="Plain Table 5" w:uiPriority="45"/>
-    <w:lsdException w:name="Grid Table Light" w:uiPriority="40"/>
-    <w:lsdException w:name="Grid Table 1 Light" w:uiPriority="46"/>
-    <w:lsdException w:name="Grid Table 2" w:uiPriority="47"/>
-    <w:lsdException w:name="Grid Table 3" w:uiPriority="48"/>
-    <w:lsdException w:name="Grid Table 4" w:uiPriority="49"/>
-    <w:lsdException w:name="Grid Table 5 Dark" w:uiPriority="50"/>
-    <w:lsdException w:name="Grid Table 6 Colorful" w:uiPriority="51"/>
-    <w:lsdException w:name="Grid Table 7 Colorful" w:uiPriority="52"/>
-    <w:lsdException w:name="Grid Table 1 Light Accent 1" w:uiPriority="46"/>
-    <w:lsdException w:name="Grid Table 2 Accent 1" w:uiPriority="47"/>
-    <w:lsdException w:name="Grid Table 3 Accent 1" w:uiPriority="48"/>
-    <w:lsdException w:name="Grid Table 4 Accent 1" w:uiPriority="49"/>
-    <w:lsdException w:name="Grid Table 5 Dark Accent 1" w:uiPriority="50"/>
-    <w:lsdException w:name="Grid Table 6 Colorful Accent 1" w:uiPriority="51"/>
-    <w:lsdException w:name="Grid Table 7 Colorful Accent 1" w:uiPriority="52"/>
-    <w:lsdException w:name="Grid Table 1 Light Accent 2" w:uiPriority="46"/>
-    <w:lsdException w:name="Grid Table 2 Accent 2" w:uiPriority="47"/>
-    <w:lsdException w:name="Grid Table 3 Accent 2" w:uiPriority="48"/>
-    <w:lsdException w:name="Grid Table 4 Accent 2" w:uiPriority="49"/>
-    <w:lsdException w:name="Grid Table 5 Dark Accent 2" w:uiPriority="50"/>
-    <w:lsdException w:name="Grid Table 6 Colorful Accent 2" w:uiPriority="51"/>
-    <w:lsdException w:name="Grid Table 7 Colorful Accent 2" w:uiPriority="52"/>
-    <w:lsdException w:name="Grid Table 1 Light Accent 3" w:uiPriority="46"/>
-    <w:lsdException w:name="Grid Table 2 Accent 3" w:uiPriority="47"/>
-    <w:lsdException w:name="Grid Table 3 Accent 3" w:uiPriority="48"/>
-    <w:lsdException w:name="Grid Table 4 Accent 3" w:uiPriority="49"/>
-    <w:lsdException w:name="Grid Table 5 Dark Accent 3" w:uiPriority="50"/>
-    <w:lsdException w:name="Grid Table 6 Colorful Accent 3" w:uiPriority="51"/>
-    <w:lsdException w:name="Grid Table 7 Colorful Accent 3" w:uiPriority="52"/>
-    <w:lsdException w:name="Grid Table 1 Light Accent 4" w:uiPriority="46"/>
-    <w:lsdException w:name="Grid Table 2 Accent 4" w:uiPriority="47"/>
-    <w:lsdException w:name="Grid Table 3 Accent 4" w:uiPriority="48"/>
-    <w:lsdException w:name="Grid Table 4 Accent 4" w:uiPriority="49"/>
-    <w:lsdException w:name="Grid Table 5 Dark Accent 4" w:uiPriority="50"/>
-    <w:lsdException w:name="Grid Table 6 Colorful Accent 4" w:uiPriority="51"/>
-    <w:lsdException w:name="Grid Table 7 Colorful Accent 4" w:uiPriority="52"/>
-    <w:lsdException w:name="Grid Table 1 Light Accent 5" w:uiPriority="46"/>
-    <w:lsdException w:name="Grid Table 2 Accent 5" w:uiPriority="47"/>
-    <w:lsdException w:name="Grid Table 3 Accent 5" w:uiPriority="48"/>
-    <w:lsdException w:name="Grid Table 4 Accent 5" w:uiPriority="49"/>
-    <w:lsdException w:name="Grid Table 5 Dark Accent 5" w:uiPriority="50"/>
-    <w:lsdException w:name="Grid Table 6 Colorful Accent 5" w:uiPriority="51"/>
-    <w:lsdException w:name="Grid Table 7 Colorful Accent 5" w:uiPriority="52"/>
-    <w:lsdException w:name="Grid Table 1 Light Accent 6" w:uiPriority="46"/>
-    <w:lsdException w:name="Grid Table 2 Accent 6" w:uiPriority="47"/>
-    <w:lsdException w:name="Grid Table 3 Accent 6" w:uiPriority="48"/>
-    <w:lsdException w:name="Grid Table 4 Accent 6" w:uiPriority="49"/>
-    <w:lsdException w:name="Grid Table 5 Dark Accent 6" w:uiPriority="50"/>
-    <w:lsdException w:name="Grid Table 6 Colorful Accent 6" w:uiPriority="51"/>
-    <w:lsdException w:name="Grid Table 7 Colorful Accent 6" w:uiPriority="52"/>
-    <w:lsdException w:name="List Table 1 Light" w:uiPriority="46"/>
-    <w:lsdException w:name="List Table 2" w:uiPriority="47"/>
-    <w:lsdException w:name="List Table 3" w:uiPriority="48"/>
-    <w:lsdException w:name="List Table 4" w:uiPriority="49"/>
-    <w:lsdException w:name="List Table 5 Dark" w:uiPriority="50"/>
-    <w:lsdException w:name="List Table 6 Colorful" w:uiPriority="51"/>
-    <w:lsdException w:name="List Table 7 Colorful" w:uiPriority="52"/>
-    <w:lsdException w:name="List Table 1 Light Accent 1" w:uiPriority="46"/>
-    <w:lsdException w:name="List Table 2 Accent 1" w:uiPriority="47"/>
-    <w:lsdException w:name="List Table 3 Accent 1" w:uiPriority="48"/>
-    <w:lsdException w:name="List Table 4 Accent 1" w:uiPriority="49"/>
-    <w:lsdException w:name="List Table 5 Dark Accent 1" w:uiPriority="50"/>
-    <w:lsdException w:name="List Table 6 Colorful Accent 1" w:uiPriority="51"/>
-    <w:lsdException w:name="List Table 7 Colorful Accent 1" w:uiPriority="52"/>
-    <w:lsdException w:name="List Table 1 Light Accent 2" w:uiPriority="46"/>
-    <w:lsdException w:name="List Table 2 Accent 2" w:uiPriority="47"/>
-    <w:lsdException w:name="List Table 3 Accent 2" w:uiPriority="48"/>
-    <w:lsdException w:name="List Table 4 Accent 2" w:uiPriority="49"/>
-    <w:lsdException w:name="List Table 5 Dark Accent 2" w:uiPriority="50"/>
-    <w:lsdException w:name="List Table 6 Colorful Accent 2" w:uiPriority="51"/>
-    <w:lsdException w:name="List Table 7 Colorful Accent 2" w:uiPriority="52"/>
-    <w:lsdException w:name="List Table 1 Light Accent 3" w:uiPriority="46"/>
-    <w:lsdException w:name="List Table 2 Accent 3" w:uiPriority="47"/>
-    <w:lsdException w:name="List Table 3 Accent 3" w:uiPriority="48"/>
-    <w:lsdException w:name="List Table 4 Accent 3" w:uiPriority="49"/>
-    <w:lsdException w:name="List Table 5 Dark Accent 3" w:uiPriority="50"/>
-    <w:lsdException w:name="List Table 6 Colorful Accent 3" w:uiPriority="51"/>
-    <w:lsdException w:name="List Table 7 Colorful Accent 3" w:uiPriority="52"/>
-    <w:lsdException w:name="List Table 1 Light Accent 4" w:uiPriority="46"/>
-    <w:lsdException w:name="List Table 2 Accent 4" w:uiPriority="47"/>
-    <w:lsdException w:name="List Table 3 Accent 4" w:uiPriority="48"/>
-    <w:lsdException w:name="List Table 4 Accent 4" w:uiPriority="49"/>
-    <w:lsdException w:name="List Table 5 Dark Accent 4" w:uiPriority="50"/>
-    <w:lsdException w:name="List Table 6 Colorful Accent 4" w:uiPriority="51"/>
-    <w:lsdException w:name="List Table 7 Colorful Accent 4" w:uiPriority="52"/>
-    <w:lsdException w:name="List Table 1 Light Accent 5" w:uiPriority="46"/>
-    <w:lsdException w:name="List Table 2 Accent 5" w:uiPriority="47"/>
-    <w:lsdException w:name="List Table 3 Accent 5" w:uiPriority="48"/>
-    <w:lsdException w:name="List Table 4 Accent 5" w:uiPriority="49"/>
-    <w:lsdException w:name="List Table 5 Dark Accent 5" w:uiPriority="50"/>
-    <w:lsdException w:name="List Table 6 Colorful Accent 5" w:uiPriority="51"/>
-    <w:lsdException w:name="List Table 7 Colorful Accent 5" w:uiPriority="52"/>
-    <w:lsdException w:name="List Table 1 Light Accent 6" w:uiPriority="46"/>
-    <w:lsdException w:name="List Table 2 Accent 6" w:uiPriority="47"/>
-    <w:lsdException w:name="List Table 3 Accent 6" w:uiPriority="48"/>
-    <w:lsdException w:name="List Table 4 Accent 6" w:uiPriority="49"/>
-    <w:lsdException w:name="List Table 5 Dark Accent 6" w:uiPriority="50"/>
-    <w:lsdException w:name="List Table 6 Colorful Accent 6" w:uiPriority="51"/>
-    <w:lsdException w:name="List Table 7 Colorful Accent 6" w:uiPriority="52"/>
+  <w:latentStyles w:defLockedState="0" w:defUIPriority="99" w:defSemiHidden="1" w:defUnhideWhenUsed="1" w:defQFormat="0" w:count="267">
+    <w:lsdException w:name="Normal" w:semiHidden="0" w:uiPriority="0" w:unhideWhenUsed="0" w:qFormat="1"/>
+    <w:lsdException w:name="heading 1" w:semiHidden="0" w:uiPriority="9" w:unhideWhenUsed="0" w:qFormat="1"/>
+    <w:lsdException w:name="heading 2" w:uiPriority="9" w:qFormat="1"/>
+    <w:lsdException w:name="heading 3" w:uiPriority="1" w:qFormat="1"/>
+    <w:lsdException w:name="heading 4" w:uiPriority="9" w:qFormat="1"/>
+    <w:lsdException w:name="heading 5" w:uiPriority="9" w:qFormat="1"/>
+    <w:lsdException w:name="heading 6" w:uiPriority="9" w:qFormat="1"/>
+    <w:lsdException w:name="heading 7" w:uiPriority="9" w:qFormat="1"/>
+    <w:lsdException w:name="heading 8" w:uiPriority="9" w:qFormat="1"/>
+    <w:lsdException w:name="heading 9" w:uiPriority="9" w:qFormat="1"/>
+    <w:lsdException w:name="toc 1" w:uiPriority="39"/>
+    <w:lsdException w:name="toc 2" w:uiPriority="39"/>
+    <w:lsdException w:name="toc 3" w:uiPriority="39"/>
+    <w:lsdException w:name="toc 4" w:uiPriority="39"/>
+    <w:lsdException w:name="toc 5" w:uiPriority="39"/>
+    <w:lsdException w:name="toc 6" w:uiPriority="39"/>
+    <w:lsdException w:name="toc 7" w:uiPriority="39"/>
+    <w:lsdException w:name="toc 8" w:uiPriority="39"/>
+    <w:lsdException w:name="toc 9" w:uiPriority="39"/>
+    <w:lsdException w:name="caption" w:uiPriority="35" w:qFormat="1"/>
+    <w:lsdException w:name="Title" w:semiHidden="0" w:uiPriority="10" w:unhideWhenUsed="0" w:qFormat="1"/>
+    <w:lsdException w:name="Default Paragraph Font" w:uiPriority="1"/>
+    <w:lsdException w:name="Body Text" w:uiPriority="1" w:qFormat="1"/>
+    <w:lsdException w:name="Subtitle" w:semiHidden="0" w:uiPriority="11" w:unhideWhenUsed="0" w:qFormat="1"/>
+    <w:lsdException w:name="Strong" w:semiHidden="0" w:uiPriority="22" w:unhideWhenUsed="0" w:qFormat="1"/>
+    <w:lsdException w:name="Emphasis" w:semiHidden="0" w:uiPriority="20" w:unhideWhenUsed="0" w:qFormat="1"/>
+    <w:lsdException w:name="Table Grid" w:semiHidden="0" w:uiPriority="39" w:unhideWhenUsed="0"/>
+    <w:lsdException w:name="Placeholder Text" w:unhideWhenUsed="0"/>
+    <w:lsdException w:name="No Spacing" w:semiHidden="0" w:uiPriority="1" w:unhideWhenUsed="0" w:qFormat="1"/>
+    <w:lsdException w:name="Light Shading" w:semiHidden="0" w:uiPriority="60" w:unhideWhenUsed="0"/>
+    <w:lsdException w:name="Light List" w:semiHidden="0" w:uiPriority="61" w:unhideWhenUsed="0"/>
+    <w:lsdException w:name="Light Grid" w:semiHidden="0" w:uiPriority="62" w:unhideWhenUsed="0"/>
+    <w:lsdException w:name="Medium Shading 1" w:semiHidden="0" w:uiPriority="63" w:unhideWhenUsed="0"/>
+    <w:lsdException w:name="Medium Shading 2" w:semiHidden="0" w:uiPriority="64" w:unhideWhenUsed="0"/>
+    <w:lsdException w:name="Medium List 1" w:semiHidden="0" w:uiPriority="65" w:unhideWhenUsed="0"/>
+    <w:lsdException w:name="Medium List 2" w:semiHidden="0" w:uiPriority="66" w:unhideWhenUsed="0"/>
+    <w:lsdException w:name="Medium Grid 1" w:semiHidden="0" w:uiPriority="67" w:unhideWhenUsed="0"/>
+    <w:lsdException w:name="Medium Grid 2" w:semiHidden="0" w:uiPriority="68" w:unhideWhenUsed="0"/>
+    <w:lsdException w:name="Medium Grid 3" w:semiHidden="0" w:uiPriority="69" w:unhideWhenUsed="0"/>
+    <w:lsdException w:name="Dark List" w:semiHidden="0" w:uiPriority="70" w:unhideWhenUsed="0"/>
+    <w:lsdException w:name="Colorful Shading" w:semiHidden="0" w:uiPriority="71" w:unhideWhenUsed="0"/>
+    <w:lsdException w:name="Colorful List" w:semiHidden="0" w:uiPriority="72" w:unhideWhenUsed="0"/>
+    <w:lsdException w:name="Colorful Grid" w:semiHidden="0" w:uiPriority="73" w:unhideWhenUsed="0"/>
+    <w:lsdException w:name="Light Shading Accent 1" w:semiHidden="0" w:uiPriority="60" w:unhideWhenUsed="0"/>
+    <w:lsdException w:name="Light List Accent 1" w:semiHidden="0" w:uiPriority="61" w:unhideWhenUsed="0"/>
+    <w:lsdException w:name="Light Grid Accent 1" w:semiHidden="0" w:uiPriority="62" w:unhideWhenUsed="0"/>
+    <w:lsdException w:name="Medium Shading 1 Accent 1" w:semiHidden="0" w:uiPriority="63" w:unhideWhenUsed="0"/>
+    <w:lsdException w:name="Medium Shading 2 Accent 1" w:semiHidden="0" w:uiPriority="64" w:unhideWhenUsed="0"/>
+    <w:lsdException w:name="Medium List 1 Accent 1" w:semiHidden="0" w:uiPriority="65" w:unhideWhenUsed="0"/>
+    <w:lsdException w:name="Revision" w:unhideWhenUsed="0"/>
+    <w:lsdException w:name="List Paragraph" w:semiHidden="0" w:uiPriority="34" w:unhideWhenUsed="0" w:qFormat="1"/>
+    <w:lsdException w:name="Quote" w:semiHidden="0" w:uiPriority="29" w:unhideWhenUsed="0" w:qFormat="1"/>
+    <w:lsdException w:name="Intense Quote" w:semiHidden="0" w:uiPriority="30" w:unhideWhenUsed="0" w:qFormat="1"/>
+    <w:lsdException w:name="Medium List 2 Accent 1" w:semiHidden="0" w:uiPriority="66" w:unhideWhenUsed="0"/>
+    <w:lsdException w:name="Medium Grid 1 Accent 1" w:semiHidden="0" w:uiPriority="67" w:unhideWhenUsed="0"/>
+    <w:lsdException w:name="Medium Grid 2 Accent 1" w:semiHidden="0" w:uiPriority="68" w:unhideWhenUsed="0"/>
+    <w:lsdException w:name="Medium Grid 3 Accent 1" w:semiHidden="0" w:uiPriority="69" w:unhideWhenUsed="0"/>
+    <w:lsdException w:name="Dark List Accent 1" w:semiHidden="0" w:uiPriority="70" w:unhideWhenUsed="0"/>
+    <w:lsdException w:name="Colorful Shading Accent 1" w:semiHidden="0" w:uiPriority="71" w:unhideWhenUsed="0"/>
+    <w:lsdException w:name="Colorful List Accent 1" w:semiHidden="0" w:uiPriority="72" w:unhideWhenUsed="0"/>
+    <w:lsdException w:name="Colorful Grid Accent 1" w:semiHidden="0" w:uiPriority="73" w:unhideWhenUsed="0"/>
+    <w:lsdException w:name="Light Shading Accent 2" w:semiHidden="0" w:uiPriority="60" w:unhideWhenUsed="0"/>
+    <w:lsdException w:name="Light List Accent 2" w:semiHidden="0" w:uiPriority="61" w:unhideWhenUsed="0"/>
+    <w:lsdException w:name="Light Grid Accent 2" w:semiHidden="0" w:uiPriority="62" w:unhideWhenUsed="0"/>
+    <w:lsdException w:name="Medium Shading 1 Accent 2" w:semiHidden="0" w:uiPriority="63" w:unhideWhenUsed="0"/>
+    <w:lsdException w:name="Medium Shading 2 Accent 2" w:semiHidden="0" w:uiPriority="64" w:unhideWhenUsed="0"/>
+    <w:lsdException w:name="Medium List 1 Accent 2" w:semiHidden="0" w:uiPriority="65" w:unhideWhenUsed="0"/>
+    <w:lsdException w:name="Medium List 2 Accent 2" w:semiHidden="0" w:uiPriority="66" w:unhideWhenUsed="0"/>
+    <w:lsdException w:name="Medium Grid 1 Accent 2" w:semiHidden="0" w:uiPriority="67" w:unhideWhenUsed="0"/>
+    <w:lsdException w:name="Medium Grid 2 Accent 2" w:semiHidden="0" w:uiPriority="68" w:unhideWhenUsed="0"/>
+    <w:lsdException w:name="Medium Grid 3 Accent 2" w:semiHidden="0" w:uiPriority="69" w:unhideWhenUsed="0"/>
+    <w:lsdException w:name="Dark List Accent 2" w:semiHidden="0" w:uiPriority="70" w:unhideWhenUsed="0"/>
+    <w:lsdException w:name="Colorful Shading Accent 2" w:semiHidden="0" w:uiPriority="71" w:unhideWhenUsed="0"/>
+    <w:lsdException w:name="Colorful List Accent 2" w:semiHidden="0" w:uiPriority="72" w:unhideWhenUsed="0"/>
+    <w:lsdException w:name="Colorful Grid Accent 2" w:semiHidden="0" w:uiPriority="73" w:unhideWhenUsed="0"/>
+    <w:lsdException w:name="Light Shading Accent 3" w:semiHidden="0" w:uiPriority="60" w:unhideWhenUsed="0"/>
+    <w:lsdException w:name="Light List Accent 3" w:semiHidden="0" w:uiPriority="61" w:unhideWhenUsed="0"/>
+    <w:lsdException w:name="Light Grid Accent 3" w:semiHidden="0" w:uiPriority="62" w:unhideWhenUsed="0"/>
+    <w:lsdException w:name="Medium Shading 1 Accent 3" w:semiHidden="0" w:uiPriority="63" w:unhideWhenUsed="0"/>
+    <w:lsdException w:name="Medium Shading 2 Accent 3" w:semiHidden="0" w:uiPriority="64" w:unhideWhenUsed="0"/>
+    <w:lsdException w:name="Medium List 1 Accent 3" w:semiHidden="0" w:uiPriority="65" w:unhideWhenUsed="0"/>
+    <w:lsdException w:name="Medium List 2 Accent 3" w:semiHidden="0" w:uiPriority="66" w:unhideWhenUsed="0"/>
+    <w:lsdException w:name="Medium Grid 1 Accent 3" w:semiHidden="0" w:uiPriority="67" w:unhideWhenUsed="0"/>
+    <w:lsdException w:name="Medium Grid 2 Accent 3" w:semiHidden="0" w:uiPriority="68" w:unhideWhenUsed="0"/>
+    <w:lsdException w:name="Medium Grid 3 Accent 3" w:semiHidden="0" w:uiPriority="69" w:unhideWhenUsed="0"/>
+    <w:lsdException w:name="Dark List Accent 3" w:semiHidden="0" w:uiPriority="70" w:unhideWhenUsed="0"/>
+    <w:lsdException w:name="Colorful Shading Accent 3" w:semiHidden="0" w:uiPriority="71" w:unhideWhenUsed="0"/>
+    <w:lsdException w:name="Colorful List Accent 3" w:semiHidden="0" w:uiPriority="72" w:unhideWhenUsed="0"/>
+    <w:lsdException w:name="Colorful Grid Accent 3" w:semiHidden="0" w:uiPriority="73" w:unhideWhenUsed="0"/>
+    <w:lsdException w:name="Light Shading Accent 4" w:semiHidden="0" w:uiPriority="60" w:unhideWhenUsed="0"/>
+    <w:lsdException w:name="Light List Accent 4" w:semiHidden="0" w:uiPriority="61" w:unhideWhenUsed="0"/>
+    <w:lsdException w:name="Light Grid Accent 4" w:semiHidden="0" w:uiPriority="62" w:unhideWhenUsed="0"/>
+    <w:lsdException w:name="Medium Shading 1 Accent 4" w:semiHidden="0" w:uiPriority="63" w:unhideWhenUsed="0"/>
+    <w:lsdException w:name="Medium Shading 2 Accent 4" w:semiHidden="0" w:uiPriority="64" w:unhideWhenUsed="0"/>
+    <w:lsdException w:name="Medium List 1 Accent 4" w:semiHidden="0" w:uiPriority="65" w:unhideWhenUsed="0"/>
+    <w:lsdException w:name="Medium List 2 Accent 4" w:semiHidden="0" w:uiPriority="66" w:unhideWhenUsed="0"/>
+    <w:lsdException w:name="Medium Grid 1 Accent 4" w:semiHidden="0" w:uiPriority="67" w:unhideWhenUsed="0"/>
+    <w:lsdException w:name="Medium Grid 2 Accent 4" w:semiHidden="0" w:uiPriority="68" w:unhideWhenUsed="0"/>
+    <w:lsdException w:name="Medium Grid 3 Accent 4" w:semiHidden="0" w:uiPriority="69" w:unhideWhenUsed="0"/>
+    <w:lsdException w:name="Dark List Accent 4" w:semiHidden="0" w:uiPriority="70" w:unhideWhenUsed="0"/>
+    <w:lsdException w:name="Colorful Shading Accent 4" w:semiHidden="0" w:uiPriority="71" w:unhideWhenUsed="0"/>
+    <w:lsdException w:name="Colorful List Accent 4" w:semiHidden="0" w:uiPriority="72" w:unhideWhenUsed="0"/>
+    <w:lsdException w:name="Colorful Grid Accent 4" w:semiHidden="0" w:uiPriority="73" w:unhideWhenUsed="0"/>
+    <w:lsdException w:name="Light Shading Accent 5" w:semiHidden="0" w:uiPriority="60" w:unhideWhenUsed="0"/>
+    <w:lsdException w:name="Light List Accent 5" w:semiHidden="0" w:uiPriority="61" w:unhideWhenUsed="0"/>
+    <w:lsdException w:name="Light Grid Accent 5" w:semiHidden="0" w:uiPriority="62" w:unhideWhenUsed="0"/>
+    <w:lsdException w:name="Medium Shading 1 Accent 5" w:semiHidden="0" w:uiPriority="63" w:unhideWhenUsed="0"/>
+    <w:lsdException w:name="Medium Shading 2 Accent 5" w:semiHidden="0" w:uiPriority="64" w:unhideWhenUsed="0"/>
+    <w:lsdException w:name="Medium List 1 Accent 5" w:semiHidden="0" w:uiPriority="65" w:unhideWhenUsed="0"/>
+    <w:lsdException w:name="Medium List 2 Accent 5" w:semiHidden="0" w:uiPriority="66" w:unhideWhenUsed="0"/>
+    <w:lsdException w:name="Medium Grid 1 Accent 5" w:semiHidden="0" w:uiPriority="67" w:unhideWhenUsed="0"/>
+    <w:lsdException w:name="Medium Grid 2 Accent 5" w:semiHidden="0" w:uiPriority="68" w:unhideWhenUsed="0"/>
+    <w:lsdException w:name="Medium Grid 3 Accent 5" w:semiHidden="0" w:uiPriority="69" w:unhideWhenUsed="0"/>
+    <w:lsdException w:name="Dark List Accent 5" w:semiHidden="0" w:uiPriority="70" w:unhideWhenUsed="0"/>
+    <w:lsdException w:name="Colorful Shading Accent 5" w:semiHidden="0" w:uiPriority="71" w:unhideWhenUsed="0"/>
+    <w:lsdException w:name="Colorful List Accent 5" w:semiHidden="0" w:uiPriority="72" w:unhideWhenUsed="0"/>
+    <w:lsdException w:name="Colorful Grid Accent 5" w:semiHidden="0" w:uiPriority="73" w:unhideWhenUsed="0"/>
+    <w:lsdException w:name="Light Shading Accent 6" w:semiHidden="0" w:uiPriority="60" w:unhideWhenUsed="0"/>
+    <w:lsdException w:name="Light List Accent 6" w:semiHidden="0" w:uiPriority="61" w:unhideWhenUsed="0"/>
+    <w:lsdException w:name="Light Grid Accent 6" w:semiHidden="0" w:uiPriority="62" w:unhideWhenUsed="0"/>
+    <w:lsdException w:name="Medium Shading 1 Accent 6" w:semiHidden="0" w:uiPriority="63" w:unhideWhenUsed="0"/>
+    <w:lsdException w:name="Medium Shading 2 Accent 6" w:semiHidden="0" w:uiPriority="64" w:unhideWhenUsed="0"/>
+    <w:lsdException w:name="Medium List 1 Accent 6" w:semiHidden="0" w:uiPriority="65" w:unhideWhenUsed="0"/>
+    <w:lsdException w:name="Medium List 2 Accent 6" w:semiHidden="0" w:uiPriority="66" w:unhideWhenUsed="0"/>
+    <w:lsdException w:name="Medium Grid 1 Accent 6" w:semiHidden="0" w:uiPriority="67" w:unhideWhenUsed="0"/>
+    <w:lsdException w:name="Medium Grid 2 Accent 6" w:semiHidden="0" w:uiPriority="68" w:unhideWhenUsed="0"/>
+    <w:lsdException w:name="Medium Grid 3 Accent 6" w:semiHidden="0" w:uiPriority="69" w:unhideWhenUsed="0"/>
+    <w:lsdException w:name="Dark List Accent 6" w:semiHidden="0" w:uiPriority="70" w:unhideWhenUsed="0"/>
+    <w:lsdException w:name="Colorful Shading Accent 6" w:semiHidden="0" w:uiPriority="71" w:unhideWhenUsed="0"/>
+    <w:lsdException w:name="Colorful List Accent 6" w:semiHidden="0" w:uiPriority="72" w:unhideWhenUsed="0"/>
+    <w:lsdException w:name="Colorful Grid Accent 6" w:semiHidden="0" w:uiPriority="73" w:unhideWhenUsed="0"/>
+    <w:lsdException w:name="Subtle Emphasis" w:semiHidden="0" w:uiPriority="19" w:unhideWhenUsed="0" w:qFormat="1"/>
+    <w:lsdException w:name="Intense Emphasis" w:semiHidden="0" w:uiPriority="21" w:unhideWhenUsed="0" w:qFormat="1"/>
+    <w:lsdException w:name="Subtle Reference" w:semiHidden="0" w:uiPriority="31" w:unhideWhenUsed="0" w:qFormat="1"/>
+    <w:lsdException w:name="Intense Reference" w:semiHidden="0" w:uiPriority="32" w:unhideWhenUsed="0" w:qFormat="1"/>
+    <w:lsdException w:name="Book Title" w:semiHidden="0" w:uiPriority="33" w:unhideWhenUsed="0" w:qFormat="1"/>
+    <w:lsdException w:name="Bibliography" w:uiPriority="37"/>
+    <w:lsdException w:name="TOC Heading" w:uiPriority="39" w:qFormat="1"/>
   </w:latentStyles>
-  <w:style w:type="paragraph" w:default="1" w:styleId="Normal">
+  <w:style w:type="paragraph" w:default="1" w:styleId="a">
     <w:name w:val="Normal"/>
     <w:qFormat/>
     <w:rPr>
@@ -3804,10 +3644,10 @@
       <w:lang w:val="en-US"/>
     </w:rPr>
   </w:style>
-  <w:style w:type="paragraph" w:styleId="Heading3">
+  <w:style w:type="paragraph" w:styleId="3">
     <w:name w:val="heading 3"/>
-    <w:basedOn w:val="Normal"/>
-    <w:link w:val="Heading3Char"/>
+    <w:basedOn w:val="a"/>
+    <w:link w:val="30"/>
     <w:uiPriority w:val="1"/>
     <w:qFormat/>
     <w:rsid w:val="0045765B"/>
@@ -3829,13 +3669,13 @@
       <w:lang w:val="bg-BG"/>
     </w:rPr>
   </w:style>
-  <w:style w:type="character" w:default="1" w:styleId="DefaultParagraphFont">
+  <w:style w:type="character" w:default="1" w:styleId="a0">
     <w:name w:val="Default Paragraph Font"/>
     <w:uiPriority w:val="1"/>
     <w:semiHidden/>
     <w:unhideWhenUsed/>
   </w:style>
-  <w:style w:type="table" w:default="1" w:styleId="TableNormal">
+  <w:style w:type="table" w:default="1" w:styleId="a1">
     <w:name w:val="Normal Table"/>
     <w:uiPriority w:val="99"/>
     <w:semiHidden/>
@@ -3850,16 +3690,16 @@
       </w:tblCellMar>
     </w:tblPr>
   </w:style>
-  <w:style w:type="numbering" w:default="1" w:styleId="NoList">
+  <w:style w:type="numbering" w:default="1" w:styleId="a2">
     <w:name w:val="No List"/>
     <w:uiPriority w:val="99"/>
     <w:semiHidden/>
     <w:unhideWhenUsed/>
   </w:style>
-  <w:style w:type="paragraph" w:styleId="Footer">
+  <w:style w:type="paragraph" w:styleId="a3">
     <w:name w:val="footer"/>
-    <w:basedOn w:val="Normal"/>
-    <w:link w:val="FooterChar"/>
+    <w:basedOn w:val="a"/>
+    <w:link w:val="a4"/>
     <w:uiPriority w:val="99"/>
     <w:unhideWhenUsed/>
     <w:rsid w:val="00717CA3"/>
@@ -3879,20 +3719,20 @@
       <w:lang w:val="bg-BG"/>
     </w:rPr>
   </w:style>
-  <w:style w:type="character" w:customStyle="1" w:styleId="FooterChar">
-    <w:name w:val="Footer Char"/>
-    <w:basedOn w:val="DefaultParagraphFont"/>
-    <w:link w:val="Footer"/>
+  <w:style w:type="character" w:customStyle="1" w:styleId="a4">
+    <w:name w:val="Долен колонтитул Знак"/>
+    <w:basedOn w:val="a0"/>
+    <w:link w:val="a3"/>
     <w:uiPriority w:val="99"/>
     <w:rsid w:val="00717CA3"/>
     <w:rPr>
       <w:rFonts w:ascii="Times New Roman" w:eastAsia="Times New Roman" w:hAnsi="Times New Roman" w:cs="Times New Roman"/>
     </w:rPr>
   </w:style>
-  <w:style w:type="paragraph" w:styleId="Header">
+  <w:style w:type="paragraph" w:styleId="a5">
     <w:name w:val="header"/>
-    <w:basedOn w:val="Normal"/>
-    <w:link w:val="HeaderChar"/>
+    <w:basedOn w:val="a"/>
+    <w:link w:val="a6"/>
     <w:uiPriority w:val="99"/>
     <w:unhideWhenUsed/>
     <w:rsid w:val="004D26A7"/>
@@ -3904,10 +3744,10 @@
       <w:spacing w:after="0" w:line="240" w:lineRule="auto"/>
     </w:pPr>
   </w:style>
-  <w:style w:type="character" w:customStyle="1" w:styleId="HeaderChar">
-    <w:name w:val="Header Char"/>
-    <w:basedOn w:val="DefaultParagraphFont"/>
-    <w:link w:val="Header"/>
+  <w:style w:type="character" w:customStyle="1" w:styleId="a6">
+    <w:name w:val="Горен колонтитул Знак"/>
+    <w:basedOn w:val="a0"/>
+    <w:link w:val="a5"/>
     <w:uiPriority w:val="99"/>
     <w:rsid w:val="004D26A7"/>
     <w:rPr>
@@ -3915,10 +3755,10 @@
       <w:lang w:val="en-US"/>
     </w:rPr>
   </w:style>
-  <w:style w:type="character" w:customStyle="1" w:styleId="Heading3Char">
-    <w:name w:val="Heading 3 Char"/>
-    <w:basedOn w:val="DefaultParagraphFont"/>
-    <w:link w:val="Heading3"/>
+  <w:style w:type="character" w:customStyle="1" w:styleId="30">
+    <w:name w:val="Заглавие 3 Знак"/>
+    <w:basedOn w:val="a0"/>
+    <w:link w:val="3"/>
     <w:uiPriority w:val="1"/>
     <w:rsid w:val="0045765B"/>
     <w:rPr>
@@ -3929,10 +3769,10 @@
       <w:szCs w:val="24"/>
     </w:rPr>
   </w:style>
-  <w:style w:type="paragraph" w:styleId="BodyText">
+  <w:style w:type="paragraph" w:styleId="a7">
     <w:name w:val="Body Text"/>
-    <w:basedOn w:val="Normal"/>
-    <w:link w:val="BodyTextChar"/>
+    <w:basedOn w:val="a"/>
+    <w:link w:val="a8"/>
     <w:uiPriority w:val="1"/>
     <w:qFormat/>
     <w:rsid w:val="0045765B"/>
@@ -3950,10 +3790,10 @@
       <w:lang w:val="bg-BG"/>
     </w:rPr>
   </w:style>
-  <w:style w:type="character" w:customStyle="1" w:styleId="BodyTextChar">
-    <w:name w:val="Body Text Char"/>
-    <w:basedOn w:val="DefaultParagraphFont"/>
-    <w:link w:val="BodyText"/>
+  <w:style w:type="character" w:customStyle="1" w:styleId="a8">
+    <w:name w:val="Основен текст Знак"/>
+    <w:basedOn w:val="a0"/>
+    <w:link w:val="a7"/>
     <w:uiPriority w:val="1"/>
     <w:rsid w:val="0045765B"/>
     <w:rPr>
@@ -3962,10 +3802,10 @@
       <w:szCs w:val="24"/>
     </w:rPr>
   </w:style>
-  <w:style w:type="paragraph" w:styleId="BalloonText">
+  <w:style w:type="paragraph" w:styleId="a9">
     <w:name w:val="Balloon Text"/>
-    <w:basedOn w:val="Normal"/>
-    <w:link w:val="BalloonTextChar"/>
+    <w:basedOn w:val="a"/>
+    <w:link w:val="aa"/>
     <w:uiPriority w:val="99"/>
     <w:semiHidden/>
     <w:unhideWhenUsed/>
@@ -3979,10 +3819,10 @@
       <w:szCs w:val="18"/>
     </w:rPr>
   </w:style>
-  <w:style w:type="character" w:customStyle="1" w:styleId="BalloonTextChar">
-    <w:name w:val="Balloon Text Char"/>
-    <w:basedOn w:val="DefaultParagraphFont"/>
-    <w:link w:val="BalloonText"/>
+  <w:style w:type="character" w:customStyle="1" w:styleId="aa">
+    <w:name w:val="Изнесен текст Знак"/>
+    <w:basedOn w:val="a0"/>
+    <w:link w:val="a9"/>
     <w:uiPriority w:val="99"/>
     <w:semiHidden/>
     <w:rsid w:val="00973BBD"/>
@@ -3994,7 +3834,376 @@
       <w:lang w:val="en-US"/>
     </w:rPr>
   </w:style>
-  <w:style w:type="character" w:styleId="Hyperlink">
+  <w:style w:type="character" w:styleId="ab">
+    <w:name w:val="Hyperlink"/>
+    <w:uiPriority w:val="99"/>
+    <w:semiHidden/>
+    <w:unhideWhenUsed/>
+    <w:rsid w:val="00FA576F"/>
+    <w:rPr>
+      <w:color w:val="0000FF"/>
+      <w:u w:val="single"/>
+    </w:rPr>
+  </w:style>
+</w:styles>
+</file>
+
+<file path=word/stylesWithEffects.xml><?xml version="1.0" encoding="utf-8"?>
+<w:styles xmlns:wpc="http://schemas.microsoft.com/office/word/2010/wordprocessingCanvas" xmlns:mc="http://schemas.openxmlformats.org/markup-compatibility/2006" xmlns:o="urn:schemas-microsoft-com:office:office" xmlns:r="http://schemas.openxmlformats.org/officeDocument/2006/relationships" xmlns:m="http://schemas.openxmlformats.org/officeDocument/2006/math" xmlns:v="urn:schemas-microsoft-com:vml" xmlns:wp14="http://schemas.microsoft.com/office/word/2010/wordprocessingDrawing" xmlns:wp="http://schemas.openxmlformats.org/drawingml/2006/wordprocessingDrawing" xmlns:w10="urn:schemas-microsoft-com:office:word" xmlns:w="http://schemas.openxmlformats.org/wordprocessingml/2006/main" xmlns:w14="http://schemas.microsoft.com/office/word/2010/wordml" xmlns:wpg="http://schemas.microsoft.com/office/word/2010/wordprocessingGroup" xmlns:wpi="http://schemas.microsoft.com/office/word/2010/wordprocessingInk" xmlns:wne="http://schemas.microsoft.com/office/word/2006/wordml" xmlns:wps="http://schemas.microsoft.com/office/word/2010/wordprocessingShape" mc:Ignorable="w14 wp14">
+  <w:docDefaults>
+    <w:rPrDefault>
+      <w:rPr>
+        <w:rFonts w:asciiTheme="minorHAnsi" w:eastAsiaTheme="minorHAnsi" w:hAnsiTheme="minorHAnsi" w:cstheme="minorBidi"/>
+        <w:sz w:val="22"/>
+        <w:szCs w:val="22"/>
+        <w:lang w:val="bg-BG" w:eastAsia="en-US" w:bidi="ar-SA"/>
+      </w:rPr>
+    </w:rPrDefault>
+    <w:pPrDefault>
+      <w:pPr>
+        <w:spacing w:after="160" w:line="259" w:lineRule="auto"/>
+      </w:pPr>
+    </w:pPrDefault>
+  </w:docDefaults>
+  <w:latentStyles w:defLockedState="0" w:defUIPriority="99" w:defSemiHidden="1" w:defUnhideWhenUsed="1" w:defQFormat="0" w:count="267">
+    <w:lsdException w:name="Normal" w:semiHidden="0" w:uiPriority="0" w:unhideWhenUsed="0" w:qFormat="1"/>
+    <w:lsdException w:name="heading 1" w:semiHidden="0" w:uiPriority="9" w:unhideWhenUsed="0" w:qFormat="1"/>
+    <w:lsdException w:name="heading 2" w:uiPriority="9" w:qFormat="1"/>
+    <w:lsdException w:name="heading 3" w:uiPriority="1" w:qFormat="1"/>
+    <w:lsdException w:name="heading 4" w:uiPriority="9" w:qFormat="1"/>
+    <w:lsdException w:name="heading 5" w:uiPriority="9" w:qFormat="1"/>
+    <w:lsdException w:name="heading 6" w:uiPriority="9" w:qFormat="1"/>
+    <w:lsdException w:name="heading 7" w:uiPriority="9" w:qFormat="1"/>
+    <w:lsdException w:name="heading 8" w:uiPriority="9" w:qFormat="1"/>
+    <w:lsdException w:name="heading 9" w:uiPriority="9" w:qFormat="1"/>
+    <w:lsdException w:name="toc 1" w:uiPriority="39"/>
+    <w:lsdException w:name="toc 2" w:uiPriority="39"/>
+    <w:lsdException w:name="toc 3" w:uiPriority="39"/>
+    <w:lsdException w:name="toc 4" w:uiPriority="39"/>
+    <w:lsdException w:name="toc 5" w:uiPriority="39"/>
+    <w:lsdException w:name="toc 6" w:uiPriority="39"/>
+    <w:lsdException w:name="toc 7" w:uiPriority="39"/>
+    <w:lsdException w:name="toc 8" w:uiPriority="39"/>
+    <w:lsdException w:name="toc 9" w:uiPriority="39"/>
+    <w:lsdException w:name="caption" w:uiPriority="35" w:qFormat="1"/>
+    <w:lsdException w:name="Title" w:semiHidden="0" w:uiPriority="10" w:unhideWhenUsed="0" w:qFormat="1"/>
+    <w:lsdException w:name="Default Paragraph Font" w:uiPriority="1"/>
+    <w:lsdException w:name="Body Text" w:uiPriority="1" w:qFormat="1"/>
+    <w:lsdException w:name="Subtitle" w:semiHidden="0" w:uiPriority="11" w:unhideWhenUsed="0" w:qFormat="1"/>
+    <w:lsdException w:name="Strong" w:semiHidden="0" w:uiPriority="22" w:unhideWhenUsed="0" w:qFormat="1"/>
+    <w:lsdException w:name="Emphasis" w:semiHidden="0" w:uiPriority="20" w:unhideWhenUsed="0" w:qFormat="1"/>
+    <w:lsdException w:name="Table Grid" w:semiHidden="0" w:uiPriority="39" w:unhideWhenUsed="0"/>
+    <w:lsdException w:name="Placeholder Text" w:unhideWhenUsed="0"/>
+    <w:lsdException w:name="No Spacing" w:semiHidden="0" w:uiPriority="1" w:unhideWhenUsed="0" w:qFormat="1"/>
+    <w:lsdException w:name="Light Shading" w:semiHidden="0" w:uiPriority="60" w:unhideWhenUsed="0"/>
+    <w:lsdException w:name="Light List" w:semiHidden="0" w:uiPriority="61" w:unhideWhenUsed="0"/>
+    <w:lsdException w:name="Light Grid" w:semiHidden="0" w:uiPriority="62" w:unhideWhenUsed="0"/>
+    <w:lsdException w:name="Medium Shading 1" w:semiHidden="0" w:uiPriority="63" w:unhideWhenUsed="0"/>
+    <w:lsdException w:name="Medium Shading 2" w:semiHidden="0" w:uiPriority="64" w:unhideWhenUsed="0"/>
+    <w:lsdException w:name="Medium List 1" w:semiHidden="0" w:uiPriority="65" w:unhideWhenUsed="0"/>
+    <w:lsdException w:name="Medium List 2" w:semiHidden="0" w:uiPriority="66" w:unhideWhenUsed="0"/>
+    <w:lsdException w:name="Medium Grid 1" w:semiHidden="0" w:uiPriority="67" w:unhideWhenUsed="0"/>
+    <w:lsdException w:name="Medium Grid 2" w:semiHidden="0" w:uiPriority="68" w:unhideWhenUsed="0"/>
+    <w:lsdException w:name="Medium Grid 3" w:semiHidden="0" w:uiPriority="69" w:unhideWhenUsed="0"/>
+    <w:lsdException w:name="Dark List" w:semiHidden="0" w:uiPriority="70" w:unhideWhenUsed="0"/>
+    <w:lsdException w:name="Colorful Shading" w:semiHidden="0" w:uiPriority="71" w:unhideWhenUsed="0"/>
+    <w:lsdException w:name="Colorful List" w:semiHidden="0" w:uiPriority="72" w:unhideWhenUsed="0"/>
+    <w:lsdException w:name="Colorful Grid" w:semiHidden="0" w:uiPriority="73" w:unhideWhenUsed="0"/>
+    <w:lsdException w:name="Light Shading Accent 1" w:semiHidden="0" w:uiPriority="60" w:unhideWhenUsed="0"/>
+    <w:lsdException w:name="Light List Accent 1" w:semiHidden="0" w:uiPriority="61" w:unhideWhenUsed="0"/>
+    <w:lsdException w:name="Light Grid Accent 1" w:semiHidden="0" w:uiPriority="62" w:unhideWhenUsed="0"/>
+    <w:lsdException w:name="Medium Shading 1 Accent 1" w:semiHidden="0" w:uiPriority="63" w:unhideWhenUsed="0"/>
+    <w:lsdException w:name="Medium Shading 2 Accent 1" w:semiHidden="0" w:uiPriority="64" w:unhideWhenUsed="0"/>
+    <w:lsdException w:name="Medium List 1 Accent 1" w:semiHidden="0" w:uiPriority="65" w:unhideWhenUsed="0"/>
+    <w:lsdException w:name="Revision" w:unhideWhenUsed="0"/>
+    <w:lsdException w:name="List Paragraph" w:semiHidden="0" w:uiPriority="34" w:unhideWhenUsed="0" w:qFormat="1"/>
+    <w:lsdException w:name="Quote" w:semiHidden="0" w:uiPriority="29" w:unhideWhenUsed="0" w:qFormat="1"/>
+    <w:lsdException w:name="Intense Quote" w:semiHidden="0" w:uiPriority="30" w:unhideWhenUsed="0" w:qFormat="1"/>
+    <w:lsdException w:name="Medium List 2 Accent 1" w:semiHidden="0" w:uiPriority="66" w:unhideWhenUsed="0"/>
+    <w:lsdException w:name="Medium Grid 1 Accent 1" w:semiHidden="0" w:uiPriority="67" w:unhideWhenUsed="0"/>
+    <w:lsdException w:name="Medium Grid 2 Accent 1" w:semiHidden="0" w:uiPriority="68" w:unhideWhenUsed="0"/>
+    <w:lsdException w:name="Medium Grid 3 Accent 1" w:semiHidden="0" w:uiPriority="69" w:unhideWhenUsed="0"/>
+    <w:lsdException w:name="Dark List Accent 1" w:semiHidden="0" w:uiPriority="70" w:unhideWhenUsed="0"/>
+    <w:lsdException w:name="Colorful Shading Accent 1" w:semiHidden="0" w:uiPriority="71" w:unhideWhenUsed="0"/>
+    <w:lsdException w:name="Colorful List Accent 1" w:semiHidden="0" w:uiPriority="72" w:unhideWhenUsed="0"/>
+    <w:lsdException w:name="Colorful Grid Accent 1" w:semiHidden="0" w:uiPriority="73" w:unhideWhenUsed="0"/>
+    <w:lsdException w:name="Light Shading Accent 2" w:semiHidden="0" w:uiPriority="60" w:unhideWhenUsed="0"/>
+    <w:lsdException w:name="Light List Accent 2" w:semiHidden="0" w:uiPriority="61" w:unhideWhenUsed="0"/>
+    <w:lsdException w:name="Light Grid Accent 2" w:semiHidden="0" w:uiPriority="62" w:unhideWhenUsed="0"/>
+    <w:lsdException w:name="Medium Shading 1 Accent 2" w:semiHidden="0" w:uiPriority="63" w:unhideWhenUsed="0"/>
+    <w:lsdException w:name="Medium Shading 2 Accent 2" w:semiHidden="0" w:uiPriority="64" w:unhideWhenUsed="0"/>
+    <w:lsdException w:name="Medium List 1 Accent 2" w:semiHidden="0" w:uiPriority="65" w:unhideWhenUsed="0"/>
+    <w:lsdException w:name="Medium List 2 Accent 2" w:semiHidden="0" w:uiPriority="66" w:unhideWhenUsed="0"/>
+    <w:lsdException w:name="Medium Grid 1 Accent 2" w:semiHidden="0" w:uiPriority="67" w:unhideWhenUsed="0"/>
+    <w:lsdException w:name="Medium Grid 2 Accent 2" w:semiHidden="0" w:uiPriority="68" w:unhideWhenUsed="0"/>
+    <w:lsdException w:name="Medium Grid 3 Accent 2" w:semiHidden="0" w:uiPriority="69" w:unhideWhenUsed="0"/>
+    <w:lsdException w:name="Dark List Accent 2" w:semiHidden="0" w:uiPriority="70" w:unhideWhenUsed="0"/>
+    <w:lsdException w:name="Colorful Shading Accent 2" w:semiHidden="0" w:uiPriority="71" w:unhideWhenUsed="0"/>
+    <w:lsdException w:name="Colorful List Accent 2" w:semiHidden="0" w:uiPriority="72" w:unhideWhenUsed="0"/>
+    <w:lsdException w:name="Colorful Grid Accent 2" w:semiHidden="0" w:uiPriority="73" w:unhideWhenUsed="0"/>
+    <w:lsdException w:name="Light Shading Accent 3" w:semiHidden="0" w:uiPriority="60" w:unhideWhenUsed="0"/>
+    <w:lsdException w:name="Light List Accent 3" w:semiHidden="0" w:uiPriority="61" w:unhideWhenUsed="0"/>
+    <w:lsdException w:name="Light Grid Accent 3" w:semiHidden="0" w:uiPriority="62" w:unhideWhenUsed="0"/>
+    <w:lsdException w:name="Medium Shading 1 Accent 3" w:semiHidden="0" w:uiPriority="63" w:unhideWhenUsed="0"/>
+    <w:lsdException w:name="Medium Shading 2 Accent 3" w:semiHidden="0" w:uiPriority="64" w:unhideWhenUsed="0"/>
+    <w:lsdException w:name="Medium List 1 Accent 3" w:semiHidden="0" w:uiPriority="65" w:unhideWhenUsed="0"/>
+    <w:lsdException w:name="Medium List 2 Accent 3" w:semiHidden="0" w:uiPriority="66" w:unhideWhenUsed="0"/>
+    <w:lsdException w:name="Medium Grid 1 Accent 3" w:semiHidden="0" w:uiPriority="67" w:unhideWhenUsed="0"/>
+    <w:lsdException w:name="Medium Grid 2 Accent 3" w:semiHidden="0" w:uiPriority="68" w:unhideWhenUsed="0"/>
+    <w:lsdException w:name="Medium Grid 3 Accent 3" w:semiHidden="0" w:uiPriority="69" w:unhideWhenUsed="0"/>
+    <w:lsdException w:name="Dark List Accent 3" w:semiHidden="0" w:uiPriority="70" w:unhideWhenUsed="0"/>
+    <w:lsdException w:name="Colorful Shading Accent 3" w:semiHidden="0" w:uiPriority="71" w:unhideWhenUsed="0"/>
+    <w:lsdException w:name="Colorful List Accent 3" w:semiHidden="0" w:uiPriority="72" w:unhideWhenUsed="0"/>
+    <w:lsdException w:name="Colorful Grid Accent 3" w:semiHidden="0" w:uiPriority="73" w:unhideWhenUsed="0"/>
+    <w:lsdException w:name="Light Shading Accent 4" w:semiHidden="0" w:uiPriority="60" w:unhideWhenUsed="0"/>
+    <w:lsdException w:name="Light List Accent 4" w:semiHidden="0" w:uiPriority="61" w:unhideWhenUsed="0"/>
+    <w:lsdException w:name="Light Grid Accent 4" w:semiHidden="0" w:uiPriority="62" w:unhideWhenUsed="0"/>
+    <w:lsdException w:name="Medium Shading 1 Accent 4" w:semiHidden="0" w:uiPriority="63" w:unhideWhenUsed="0"/>
+    <w:lsdException w:name="Medium Shading 2 Accent 4" w:semiHidden="0" w:uiPriority="64" w:unhideWhenUsed="0"/>
+    <w:lsdException w:name="Medium List 1 Accent 4" w:semiHidden="0" w:uiPriority="65" w:unhideWhenUsed="0"/>
+    <w:lsdException w:name="Medium List 2 Accent 4" w:semiHidden="0" w:uiPriority="66" w:unhideWhenUsed="0"/>
+    <w:lsdException w:name="Medium Grid 1 Accent 4" w:semiHidden="0" w:uiPriority="67" w:unhideWhenUsed="0"/>
+    <w:lsdException w:name="Medium Grid 2 Accent 4" w:semiHidden="0" w:uiPriority="68" w:unhideWhenUsed="0"/>
+    <w:lsdException w:name="Medium Grid 3 Accent 4" w:semiHidden="0" w:uiPriority="69" w:unhideWhenUsed="0"/>
+    <w:lsdException w:name="Dark List Accent 4" w:semiHidden="0" w:uiPriority="70" w:unhideWhenUsed="0"/>
+    <w:lsdException w:name="Colorful Shading Accent 4" w:semiHidden="0" w:uiPriority="71" w:unhideWhenUsed="0"/>
+    <w:lsdException w:name="Colorful List Accent 4" w:semiHidden="0" w:uiPriority="72" w:unhideWhenUsed="0"/>
+    <w:lsdException w:name="Colorful Grid Accent 4" w:semiHidden="0" w:uiPriority="73" w:unhideWhenUsed="0"/>
+    <w:lsdException w:name="Light Shading Accent 5" w:semiHidden="0" w:uiPriority="60" w:unhideWhenUsed="0"/>
+    <w:lsdException w:name="Light List Accent 5" w:semiHidden="0" w:uiPriority="61" w:unhideWhenUsed="0"/>
+    <w:lsdException w:name="Light Grid Accent 5" w:semiHidden="0" w:uiPriority="62" w:unhideWhenUsed="0"/>
+    <w:lsdException w:name="Medium Shading 1 Accent 5" w:semiHidden="0" w:uiPriority="63" w:unhideWhenUsed="0"/>
+    <w:lsdException w:name="Medium Shading 2 Accent 5" w:semiHidden="0" w:uiPriority="64" w:unhideWhenUsed="0"/>
+    <w:lsdException w:name="Medium List 1 Accent 5" w:semiHidden="0" w:uiPriority="65" w:unhideWhenUsed="0"/>
+    <w:lsdException w:name="Medium List 2 Accent 5" w:semiHidden="0" w:uiPriority="66" w:unhideWhenUsed="0"/>
+    <w:lsdException w:name="Medium Grid 1 Accent 5" w:semiHidden="0" w:uiPriority="67" w:unhideWhenUsed="0"/>
+    <w:lsdException w:name="Medium Grid 2 Accent 5" w:semiHidden="0" w:uiPriority="68" w:unhideWhenUsed="0"/>
+    <w:lsdException w:name="Medium Grid 3 Accent 5" w:semiHidden="0" w:uiPriority="69" w:unhideWhenUsed="0"/>
+    <w:lsdException w:name="Dark List Accent 5" w:semiHidden="0" w:uiPriority="70" w:unhideWhenUsed="0"/>
+    <w:lsdException w:name="Colorful Shading Accent 5" w:semiHidden="0" w:uiPriority="71" w:unhideWhenUsed="0"/>
+    <w:lsdException w:name="Colorful List Accent 5" w:semiHidden="0" w:uiPriority="72" w:unhideWhenUsed="0"/>
+    <w:lsdException w:name="Colorful Grid Accent 5" w:semiHidden="0" w:uiPriority="73" w:unhideWhenUsed="0"/>
+    <w:lsdException w:name="Light Shading Accent 6" w:semiHidden="0" w:uiPriority="60" w:unhideWhenUsed="0"/>
+    <w:lsdException w:name="Light List Accent 6" w:semiHidden="0" w:uiPriority="61" w:unhideWhenUsed="0"/>
+    <w:lsdException w:name="Light Grid Accent 6" w:semiHidden="0" w:uiPriority="62" w:unhideWhenUsed="0"/>
+    <w:lsdException w:name="Medium Shading 1 Accent 6" w:semiHidden="0" w:uiPriority="63" w:unhideWhenUsed="0"/>
+    <w:lsdException w:name="Medium Shading 2 Accent 6" w:semiHidden="0" w:uiPriority="64" w:unhideWhenUsed="0"/>
+    <w:lsdException w:name="Medium List 1 Accent 6" w:semiHidden="0" w:uiPriority="65" w:unhideWhenUsed="0"/>
+    <w:lsdException w:name="Medium List 2 Accent 6" w:semiHidden="0" w:uiPriority="66" w:unhideWhenUsed="0"/>
+    <w:lsdException w:name="Medium Grid 1 Accent 6" w:semiHidden="0" w:uiPriority="67" w:unhideWhenUsed="0"/>
+    <w:lsdException w:name="Medium Grid 2 Accent 6" w:semiHidden="0" w:uiPriority="68" w:unhideWhenUsed="0"/>
+    <w:lsdException w:name="Medium Grid 3 Accent 6" w:semiHidden="0" w:uiPriority="69" w:unhideWhenUsed="0"/>
+    <w:lsdException w:name="Dark List Accent 6" w:semiHidden="0" w:uiPriority="70" w:unhideWhenUsed="0"/>
+    <w:lsdException w:name="Colorful Shading Accent 6" w:semiHidden="0" w:uiPriority="71" w:unhideWhenUsed="0"/>
+    <w:lsdException w:name="Colorful List Accent 6" w:semiHidden="0" w:uiPriority="72" w:unhideWhenUsed="0"/>
+    <w:lsdException w:name="Colorful Grid Accent 6" w:semiHidden="0" w:uiPriority="73" w:unhideWhenUsed="0"/>
+    <w:lsdException w:name="Subtle Emphasis" w:semiHidden="0" w:uiPriority="19" w:unhideWhenUsed="0" w:qFormat="1"/>
+    <w:lsdException w:name="Intense Emphasis" w:semiHidden="0" w:uiPriority="21" w:unhideWhenUsed="0" w:qFormat="1"/>
+    <w:lsdException w:name="Subtle Reference" w:semiHidden="0" w:uiPriority="31" w:unhideWhenUsed="0" w:qFormat="1"/>
+    <w:lsdException w:name="Intense Reference" w:semiHidden="0" w:uiPriority="32" w:unhideWhenUsed="0" w:qFormat="1"/>
+    <w:lsdException w:name="Book Title" w:semiHidden="0" w:uiPriority="33" w:unhideWhenUsed="0" w:qFormat="1"/>
+    <w:lsdException w:name="Bibliography" w:uiPriority="37"/>
+    <w:lsdException w:name="TOC Heading" w:uiPriority="39" w:qFormat="1"/>
+  </w:latentStyles>
+  <w:style w:type="paragraph" w:default="1" w:styleId="a">
+    <w:name w:val="Normal"/>
+    <w:qFormat/>
+    <w:rPr>
+      <w:noProof/>
+      <w:lang w:val="en-US"/>
+    </w:rPr>
+  </w:style>
+  <w:style w:type="paragraph" w:styleId="3">
+    <w:name w:val="heading 3"/>
+    <w:basedOn w:val="a"/>
+    <w:link w:val="30"/>
+    <w:uiPriority w:val="1"/>
+    <w:qFormat/>
+    <w:rsid w:val="0045765B"/>
+    <w:pPr>
+      <w:widowControl w:val="0"/>
+      <w:autoSpaceDE w:val="0"/>
+      <w:autoSpaceDN w:val="0"/>
+      <w:spacing w:after="0" w:line="240" w:lineRule="auto"/>
+      <w:ind w:left="192"/>
+      <w:outlineLvl w:val="2"/>
+    </w:pPr>
+    <w:rPr>
+      <w:rFonts w:ascii="Times New Roman" w:eastAsia="Times New Roman" w:hAnsi="Times New Roman" w:cs="Times New Roman"/>
+      <w:b/>
+      <w:bCs/>
+      <w:noProof w:val="0"/>
+      <w:sz w:val="24"/>
+      <w:szCs w:val="24"/>
+      <w:lang w:val="bg-BG"/>
+    </w:rPr>
+  </w:style>
+  <w:style w:type="character" w:default="1" w:styleId="a0">
+    <w:name w:val="Default Paragraph Font"/>
+    <w:uiPriority w:val="1"/>
+    <w:semiHidden/>
+    <w:unhideWhenUsed/>
+  </w:style>
+  <w:style w:type="table" w:default="1" w:styleId="a1">
+    <w:name w:val="Normal Table"/>
+    <w:uiPriority w:val="99"/>
+    <w:semiHidden/>
+    <w:unhideWhenUsed/>
+    <w:tblPr>
+      <w:tblInd w:w="0" w:type="dxa"/>
+      <w:tblCellMar>
+        <w:top w:w="0" w:type="dxa"/>
+        <w:left w:w="108" w:type="dxa"/>
+        <w:bottom w:w="0" w:type="dxa"/>
+        <w:right w:w="108" w:type="dxa"/>
+      </w:tblCellMar>
+    </w:tblPr>
+  </w:style>
+  <w:style w:type="numbering" w:default="1" w:styleId="a2">
+    <w:name w:val="No List"/>
+    <w:uiPriority w:val="99"/>
+    <w:semiHidden/>
+    <w:unhideWhenUsed/>
+  </w:style>
+  <w:style w:type="paragraph" w:styleId="a3">
+    <w:name w:val="footer"/>
+    <w:basedOn w:val="a"/>
+    <w:link w:val="a4"/>
+    <w:uiPriority w:val="99"/>
+    <w:unhideWhenUsed/>
+    <w:rsid w:val="00717CA3"/>
+    <w:pPr>
+      <w:widowControl w:val="0"/>
+      <w:tabs>
+        <w:tab w:val="center" w:pos="4536"/>
+        <w:tab w:val="right" w:pos="9072"/>
+      </w:tabs>
+      <w:autoSpaceDE w:val="0"/>
+      <w:autoSpaceDN w:val="0"/>
+      <w:spacing w:after="0" w:line="240" w:lineRule="auto"/>
+    </w:pPr>
+    <w:rPr>
+      <w:rFonts w:ascii="Times New Roman" w:eastAsia="Times New Roman" w:hAnsi="Times New Roman" w:cs="Times New Roman"/>
+      <w:noProof w:val="0"/>
+      <w:lang w:val="bg-BG"/>
+    </w:rPr>
+  </w:style>
+  <w:style w:type="character" w:customStyle="1" w:styleId="a4">
+    <w:name w:val="Долен колонтитул Знак"/>
+    <w:basedOn w:val="a0"/>
+    <w:link w:val="a3"/>
+    <w:uiPriority w:val="99"/>
+    <w:rsid w:val="00717CA3"/>
+    <w:rPr>
+      <w:rFonts w:ascii="Times New Roman" w:eastAsia="Times New Roman" w:hAnsi="Times New Roman" w:cs="Times New Roman"/>
+    </w:rPr>
+  </w:style>
+  <w:style w:type="paragraph" w:styleId="a5">
+    <w:name w:val="header"/>
+    <w:basedOn w:val="a"/>
+    <w:link w:val="a6"/>
+    <w:uiPriority w:val="99"/>
+    <w:unhideWhenUsed/>
+    <w:rsid w:val="004D26A7"/>
+    <w:pPr>
+      <w:tabs>
+        <w:tab w:val="center" w:pos="4536"/>
+        <w:tab w:val="right" w:pos="9072"/>
+      </w:tabs>
+      <w:spacing w:after="0" w:line="240" w:lineRule="auto"/>
+    </w:pPr>
+  </w:style>
+  <w:style w:type="character" w:customStyle="1" w:styleId="a6">
+    <w:name w:val="Горен колонтитул Знак"/>
+    <w:basedOn w:val="a0"/>
+    <w:link w:val="a5"/>
+    <w:uiPriority w:val="99"/>
+    <w:rsid w:val="004D26A7"/>
+    <w:rPr>
+      <w:noProof/>
+      <w:lang w:val="en-US"/>
+    </w:rPr>
+  </w:style>
+  <w:style w:type="character" w:customStyle="1" w:styleId="30">
+    <w:name w:val="Заглавие 3 Знак"/>
+    <w:basedOn w:val="a0"/>
+    <w:link w:val="3"/>
+    <w:uiPriority w:val="1"/>
+    <w:rsid w:val="0045765B"/>
+    <w:rPr>
+      <w:rFonts w:ascii="Times New Roman" w:eastAsia="Times New Roman" w:hAnsi="Times New Roman" w:cs="Times New Roman"/>
+      <w:b/>
+      <w:bCs/>
+      <w:sz w:val="24"/>
+      <w:szCs w:val="24"/>
+    </w:rPr>
+  </w:style>
+  <w:style w:type="paragraph" w:styleId="a7">
+    <w:name w:val="Body Text"/>
+    <w:basedOn w:val="a"/>
+    <w:link w:val="a8"/>
+    <w:uiPriority w:val="1"/>
+    <w:qFormat/>
+    <w:rsid w:val="0045765B"/>
+    <w:pPr>
+      <w:widowControl w:val="0"/>
+      <w:autoSpaceDE w:val="0"/>
+      <w:autoSpaceDN w:val="0"/>
+      <w:spacing w:after="0" w:line="240" w:lineRule="auto"/>
+    </w:pPr>
+    <w:rPr>
+      <w:rFonts w:ascii="Times New Roman" w:eastAsia="Times New Roman" w:hAnsi="Times New Roman" w:cs="Times New Roman"/>
+      <w:noProof w:val="0"/>
+      <w:sz w:val="24"/>
+      <w:szCs w:val="24"/>
+      <w:lang w:val="bg-BG"/>
+    </w:rPr>
+  </w:style>
+  <w:style w:type="character" w:customStyle="1" w:styleId="a8">
+    <w:name w:val="Основен текст Знак"/>
+    <w:basedOn w:val="a0"/>
+    <w:link w:val="a7"/>
+    <w:uiPriority w:val="1"/>
+    <w:rsid w:val="0045765B"/>
+    <w:rPr>
+      <w:rFonts w:ascii="Times New Roman" w:eastAsia="Times New Roman" w:hAnsi="Times New Roman" w:cs="Times New Roman"/>
+      <w:sz w:val="24"/>
+      <w:szCs w:val="24"/>
+    </w:rPr>
+  </w:style>
+  <w:style w:type="paragraph" w:styleId="a9">
+    <w:name w:val="Balloon Text"/>
+    <w:basedOn w:val="a"/>
+    <w:link w:val="aa"/>
+    <w:uiPriority w:val="99"/>
+    <w:semiHidden/>
+    <w:unhideWhenUsed/>
+    <w:rsid w:val="00973BBD"/>
+    <w:pPr>
+      <w:spacing w:after="0" w:line="240" w:lineRule="auto"/>
+    </w:pPr>
+    <w:rPr>
+      <w:rFonts w:ascii="Segoe UI" w:hAnsi="Segoe UI" w:cs="Segoe UI"/>
+      <w:sz w:val="18"/>
+      <w:szCs w:val="18"/>
+    </w:rPr>
+  </w:style>
+  <w:style w:type="character" w:customStyle="1" w:styleId="aa">
+    <w:name w:val="Изнесен текст Знак"/>
+    <w:basedOn w:val="a0"/>
+    <w:link w:val="a9"/>
+    <w:uiPriority w:val="99"/>
+    <w:semiHidden/>
+    <w:rsid w:val="00973BBD"/>
+    <w:rPr>
+      <w:rFonts w:ascii="Segoe UI" w:hAnsi="Segoe UI" w:cs="Segoe UI"/>
+      <w:noProof/>
+      <w:sz w:val="18"/>
+      <w:szCs w:val="18"/>
+      <w:lang w:val="en-US"/>
+    </w:rPr>
+  </w:style>
+  <w:style w:type="character" w:styleId="ab">
     <w:name w:val="Hyperlink"/>
     <w:uiPriority w:val="99"/>
     <w:semiHidden/>
@@ -4263,7 +4472,7 @@
   <a:extraClrSchemeLst/>
   <a:extLst>
     <a:ext uri="{05A4C25C-085E-4340-85A3-A5531E510DB2}">
-      <thm15:themeFamily xmlns:thm15="http://schemas.microsoft.com/office/thememl/2012/main" name="Office Theme" id="{62F939B6-93AF-4DB8-9C6B-D6C7DFDC589F}" vid="{4A3C46E8-61CC-4603-A589-7422A47A8E4A}"/>
+      <thm15:themeFamily xmlns:thm15="http://schemas.microsoft.com/office/thememl/2012/main" xmlns="" name="Office Theme" id="{62F939B6-93AF-4DB8-9C6B-D6C7DFDC589F}" vid="{4A3C46E8-61CC-4603-A589-7422A47A8E4A}"/>
     </a:ext>
   </a:extLst>
 </a:theme>
@@ -4274,7 +4483,7 @@
 </file>
 
 <file path=customXml/itemProps1.xml><?xml version="1.0" encoding="utf-8"?>
-<ds:datastoreItem xmlns:ds="http://schemas.openxmlformats.org/officeDocument/2006/customXml" ds:itemID="{3B0AB9C1-87D7-4370-BB8A-FF63B8691F2B}">
+<ds:datastoreItem xmlns:ds="http://schemas.openxmlformats.org/officeDocument/2006/customXml" ds:itemID="{2D672BF2-D08E-43C6-A3DA-ED2547A23BCA}">
   <ds:schemaRefs>
     <ds:schemaRef ds:uri="http://schemas.openxmlformats.org/officeDocument/2006/bibliography"/>
   </ds:schemaRefs>

--- a/elektra/main/static/docs/test_template.docx
+++ b/elektra/main/static/docs/test_template.docx
@@ -4,41 +4,12 @@
   <w:body>
     <w:p>
       <w:pPr>
-        <w:jc w:val="center"/>
-        <w:rPr>
-          <w:i/>
-          <w:iCs/>
-          <w:color w:val="0000FF"/>
-          <w:u w:val="single"/>
-          <w:lang w:val="en-GB"/>
-        </w:rPr>
-      </w:pPr>
-    </w:p>
-    <w:p>
-      <w:pPr>
-        <w:jc w:val="center"/>
-        <w:rPr>
-          <w:i/>
-          <w:iCs/>
-          <w:color w:val="0000FF"/>
-          <w:u w:val="single"/>
-          <w:lang w:val="en-GB"/>
-        </w:rPr>
-      </w:pPr>
-    </w:p>
-    <w:p>
-      <w:pPr>
-        <w:jc w:val="center"/>
-      </w:pPr>
-    </w:p>
-    <w:p>
-      <w:pPr>
         <w:pStyle w:val="3"/>
         <w:spacing w:before="166"/>
         <w:ind w:left="6379" w:hanging="1276"/>
       </w:pPr>
       <w:r>
-        <w:t>Утвърдил:   __________________________</w:t>
+        <w:t>Утвърдил:  __________________________</w:t>
       </w:r>
     </w:p>
     <w:p>
@@ -48,13 +19,31 @@
         <w:ind w:left="6379"/>
         <w:rPr>
           <w:b w:val="0"/>
+          <w:lang w:val="en-US"/>
         </w:rPr>
       </w:pPr>
       <w:r>
         <w:rPr>
           <w:b w:val="0"/>
-        </w:rPr>
-        <w:t>Инж. Сашка Тодорова</w:t>
+          <w:lang w:val="en-US"/>
+        </w:rPr>
+        <w:t>{{</w:t>
+      </w:r>
+      <w:proofErr w:type="spellStart"/>
+      <w:r>
+        <w:rPr>
+          <w:b w:val="0"/>
+          <w:lang w:val="en-US"/>
+        </w:rPr>
+        <w:t>school.boss</w:t>
+      </w:r>
+      <w:proofErr w:type="spellEnd"/>
+      <w:r>
+        <w:rPr>
+          <w:b w:val="0"/>
+          <w:lang w:val="en-US"/>
+        </w:rPr>
+        <w:t>}}</w:t>
       </w:r>
     </w:p>
     <w:p>
@@ -70,7 +59,72 @@
         <w:rPr>
           <w:b w:val="0"/>
         </w:rPr>
-        <w:t>Директор на ПГЕЕ, гр Банско</w:t>
+        <w:t xml:space="preserve">Директор на </w:t>
+      </w:r>
+      <w:r>
+        <w:rPr>
+          <w:b w:val="0"/>
+          <w:lang w:val="en-US"/>
+        </w:rPr>
+        <w:t>{{school.</w:t>
+      </w:r>
+      <w:r>
+        <w:t xml:space="preserve"> </w:t>
+      </w:r>
+      <w:proofErr w:type="spellStart"/>
+      <w:r>
+        <w:rPr>
+          <w:b w:val="0"/>
+          <w:lang w:val="en-US"/>
+        </w:rPr>
+        <w:t>short_name</w:t>
+      </w:r>
+      <w:proofErr w:type="spellEnd"/>
+      <w:r>
+        <w:rPr>
+          <w:b w:val="0"/>
+          <w:lang w:val="en-US"/>
+        </w:rPr>
+        <w:t>}}</w:t>
+      </w:r>
+      <w:proofErr w:type="gramStart"/>
+      <w:r>
+        <w:rPr>
+          <w:b w:val="0"/>
+        </w:rPr>
+        <w:t>,</w:t>
+      </w:r>
+      <w:r>
+        <w:rPr>
+          <w:b w:val="0"/>
+          <w:lang w:val="en-US"/>
+        </w:rPr>
+        <w:t>{</w:t>
+      </w:r>
+      <w:proofErr w:type="gramEnd"/>
+      <w:r>
+        <w:rPr>
+          <w:b w:val="0"/>
+          <w:lang w:val="en-US"/>
+        </w:rPr>
+        <w:t>{school.</w:t>
+      </w:r>
+      <w:r>
+        <w:t xml:space="preserve"> </w:t>
+      </w:r>
+      <w:r>
+        <w:rPr>
+          <w:b w:val="0"/>
+          <w:lang w:val="en-US"/>
+        </w:rPr>
+        <w:t>city</w:t>
+      </w:r>
+      <w:r>
+        <w:rPr>
+          <w:b w:val="0"/>
+          <w:lang w:val="en-US"/>
+        </w:rPr>
+        <w:t>}}</w:t>
       </w:r>
     </w:p>
     <w:p>
@@ -318,27 +372,97 @@
         <w:spacing w:line="360" w:lineRule="auto"/>
         <w:ind w:left="284" w:right="386" w:firstLine="566"/>
         <w:jc w:val="both"/>
+        <w:rPr>
+          <w:lang w:val="en-US"/>
+        </w:rPr>
       </w:pPr>
       <w:r>
-        <w:t>Целта на теста е да се установи равнището на усвоените от Вас знания и умения, задължителни за придобиване на трета степен на професионална квалификация по професия „Техник</w:t>
-      </w:r>
-      <w:r>
-        <w:rPr>
-          <w:spacing w:val="-3"/>
-        </w:rPr>
-        <w:t xml:space="preserve"> </w:t>
-      </w:r>
-      <w:r>
-        <w:t>на</w:t>
-      </w:r>
-      <w:r>
-        <w:rPr>
-          <w:spacing w:val="-2"/>
-        </w:rPr>
-        <w:t xml:space="preserve"> </w:t>
-      </w:r>
-      <w:r>
-        <w:t>компютърни</w:t>
+        <w:t xml:space="preserve">Целта на теста е да се установи равнището на усвоените от Вас знания и умения, задължителни за придобиване на </w:t>
+      </w:r>
+      <w:r>
+        <w:rPr>
+          <w:lang w:val="en-US"/>
+        </w:rPr>
+        <w:t>{{</w:t>
+      </w:r>
+      <w:proofErr w:type="spellStart"/>
+      <w:r>
+        <w:rPr>
+          <w:lang w:val="en-US"/>
+        </w:rPr>
+        <w:t>specialty</w:t>
+      </w:r>
+      <w:r>
+        <w:rPr>
+          <w:lang w:val="en-US"/>
+        </w:rPr>
+        <w:t>.</w:t>
+      </w:r>
+      <w:r>
+        <w:rPr>
+          <w:lang w:val="en-US"/>
+        </w:rPr>
+        <w:t>level</w:t>
+      </w:r>
+      <w:proofErr w:type="spellEnd"/>
+      <w:r>
+        <w:rPr>
+          <w:lang w:val="en-US"/>
+        </w:rPr>
+        <w:t>}}</w:t>
+      </w:r>
+      <w:r>
+        <w:t xml:space="preserve"> степен на професионална квалификация по професия </w:t>
+      </w:r>
+      <w:r>
+        <w:rPr>
+          <w:lang w:val="en-US"/>
+        </w:rPr>
+        <w:t>“</w:t>
+      </w:r>
+      <w:r>
+        <w:rPr>
+          <w:lang w:val="en-US"/>
+        </w:rPr>
+        <w:t>{{</w:t>
+      </w:r>
+      <w:r>
+        <w:rPr>
+          <w:lang w:val="en-US"/>
+        </w:rPr>
+        <w:t>specialty</w:t>
+      </w:r>
+      <w:r>
+        <w:rPr>
+          <w:lang w:val="en-US"/>
+        </w:rPr>
+        <w:t>.</w:t>
+      </w:r>
+      <w:r>
+        <w:t xml:space="preserve"> </w:t>
+      </w:r>
+      <w:proofErr w:type="gramStart"/>
+      <w:r>
+        <w:rPr>
+          <w:lang w:val="en-US"/>
+        </w:rPr>
+        <w:t>profession</w:t>
+      </w:r>
+      <w:proofErr w:type="gramEnd"/>
+      <w:r>
+        <w:rPr>
+          <w:lang w:val="en-US"/>
+        </w:rPr>
+        <w:t>}}</w:t>
+      </w:r>
+      <w:r>
+        <w:rPr>
+          <w:lang w:val="en-US"/>
+        </w:rPr>
+        <w:t>”</w:t>
+      </w:r>
+      <w:r>
+        <w:t>, специалност</w:t>
       </w:r>
       <w:r>
         <w:rPr>
@@ -347,43 +471,52 @@
         <w:t xml:space="preserve"> </w:t>
       </w:r>
       <w:r>
-        <w:t>системи“, специалност</w:t>
-      </w:r>
-      <w:r>
         <w:rPr>
           <w:spacing w:val="-1"/>
-        </w:rPr>
-        <w:t xml:space="preserve"> </w:t>
-      </w:r>
-      <w:r>
-        <w:t>„Компютърна</w:t>
-      </w:r>
-      <w:r>
-        <w:rPr>
-          <w:spacing w:val="-2"/>
-        </w:rPr>
-        <w:t xml:space="preserve"> </w:t>
-      </w:r>
-      <w:r>
-        <w:t>техника</w:t>
-      </w:r>
-      <w:r>
-        <w:rPr>
-          <w:spacing w:val="-4"/>
-        </w:rPr>
-        <w:t xml:space="preserve"> </w:t>
-      </w:r>
-      <w:r>
-        <w:t>и</w:t>
-      </w:r>
-      <w:r>
-        <w:rPr>
-          <w:spacing w:val="-1"/>
-        </w:rPr>
-        <w:t xml:space="preserve"> </w:t>
-      </w:r>
-      <w:r>
-        <w:t>технологии“</w:t>
+          <w:lang w:val="en-US"/>
+        </w:rPr>
+        <w:t>“</w:t>
+      </w:r>
+      <w:r>
+        <w:rPr>
+          <w:lang w:val="en-US"/>
+        </w:rPr>
+        <w:t>{{</w:t>
+      </w:r>
+      <w:r>
+        <w:rPr>
+          <w:lang w:val="en-US"/>
+        </w:rPr>
+        <w:t>specialty</w:t>
+      </w:r>
+      <w:r>
+        <w:rPr>
+          <w:lang w:val="en-US"/>
+        </w:rPr>
+        <w:t>.</w:t>
+      </w:r>
+      <w:r>
+        <w:t xml:space="preserve"> </w:t>
+      </w:r>
+      <w:proofErr w:type="gramStart"/>
+      <w:r>
+        <w:rPr>
+          <w:lang w:val="en-US"/>
+        </w:rPr>
+        <w:t>specialty</w:t>
+      </w:r>
+      <w:proofErr w:type="gramEnd"/>
+      <w:r>
+        <w:rPr>
+          <w:lang w:val="en-US"/>
+        </w:rPr>
+        <w:t>}}</w:t>
+      </w:r>
+      <w:r>
+        <w:rPr>
+          <w:lang w:val="en-US"/>
+        </w:rPr>
+        <w:t>”</w:t>
       </w:r>
     </w:p>
     <w:p>
@@ -1045,7 +1178,7 @@
           <w:headerReference w:type="first" r:id="rId11"/>
           <w:type w:val="continuous"/>
           <w:pgSz w:w="11910" w:h="16840"/>
-          <w:pgMar w:top="1457" w:right="580" w:bottom="820" w:left="940" w:header="607" w:footer="568" w:gutter="0"/>
+          <w:pgMar w:top="218" w:right="580" w:bottom="820" w:left="940" w:header="426" w:footer="568" w:gutter="0"/>
           <w:cols w:space="708"/>
           <w:titlePg/>
           <w:docGrid w:linePitch="299"/>
@@ -1083,6 +1216,8 @@
           <w:iCs/>
           <w:noProof w:val="0"/>
           <w:color w:val="5B9BD5" w:themeColor="accent1"/>
+          <w:sz w:val="24"/>
+          <w:szCs w:val="24"/>
         </w:rPr>
       </w:pPr>
       <w:r>
@@ -1092,6 +1227,8 @@
           <w:iCs/>
           <w:noProof w:val="0"/>
           <w:color w:val="5B9BD5" w:themeColor="accent1"/>
+          <w:sz w:val="24"/>
+          <w:szCs w:val="24"/>
         </w:rPr>
         <w:t xml:space="preserve">{% for task in </w:t>
       </w:r>
@@ -1102,11 +1239,11 @@
           <w:iCs/>
           <w:noProof w:val="0"/>
           <w:color w:val="5B9BD5" w:themeColor="accent1"/>
+          <w:sz w:val="24"/>
+          <w:szCs w:val="24"/>
         </w:rPr>
         <w:t xml:space="preserve">questions </w:t>
       </w:r>
-      <w:bookmarkStart w:id="0" w:name="_GoBack"/>
-      <w:bookmarkEnd w:id="0"/>
       <w:r>
         <w:rPr>
           <w:rFonts w:ascii="Times New Roman" w:eastAsia="Times New Roman" w:hAnsi="Times New Roman" w:cs="Times New Roman"/>
@@ -1114,6 +1251,8 @@
           <w:iCs/>
           <w:noProof w:val="0"/>
           <w:color w:val="5B9BD5" w:themeColor="accent1"/>
+          <w:sz w:val="24"/>
+          <w:szCs w:val="24"/>
         </w:rPr>
         <w:t>%}</w:t>
       </w:r>
@@ -1137,6 +1276,8 @@
       <w:r>
         <w:rPr>
           <w:rFonts w:ascii="Times New Roman" w:eastAsia="Times New Roman" w:hAnsi="Times New Roman" w:cs="Times New Roman"/>
+          <w:sz w:val="24"/>
+          <w:szCs w:val="24"/>
           <w:lang w:val="bg-BG" w:eastAsia="bg-BG"/>
           <w14:shadow w14:blurRad="50800" w14:dist="38100" w14:dir="2700000" w14:sx="100000" w14:sy="100000" w14:kx="0" w14:ky="0" w14:algn="tl">
             <w14:srgbClr w14:val="000000">
@@ -1147,16 +1288,16 @@
         <mc:AlternateContent>
           <mc:Choice Requires="wps">
             <w:drawing>
-              <wp:anchor distT="0" distB="0" distL="114300" distR="114300" simplePos="0" relativeHeight="251660288" behindDoc="0" locked="0" layoutInCell="1" allowOverlap="1" wp14:anchorId="52C1170A" wp14:editId="549DB0E0">
+              <wp:anchor distT="0" distB="0" distL="114300" distR="114300" simplePos="0" relativeHeight="251660288" behindDoc="0" locked="0" layoutInCell="1" allowOverlap="1" wp14:anchorId="00FE1CC5" wp14:editId="2FA25981">
                 <wp:simplePos x="0" y="0"/>
                 <wp:positionH relativeFrom="page">
-                  <wp:posOffset>6230620</wp:posOffset>
+                  <wp:posOffset>6316980</wp:posOffset>
                 </wp:positionH>
                 <wp:positionV relativeFrom="paragraph">
-                  <wp:posOffset>201930</wp:posOffset>
+                  <wp:posOffset>156845</wp:posOffset>
                 </wp:positionV>
-                <wp:extent cx="950341" cy="230886"/>
-                <wp:effectExtent l="0" t="0" r="21590" b="17145"/>
+                <wp:extent cx="866140" cy="230886"/>
+                <wp:effectExtent l="0" t="0" r="10160" b="17145"/>
                 <wp:wrapNone/>
                 <wp:docPr id="6" name="Текстово поле 6"/>
                 <wp:cNvGraphicFramePr>
@@ -1171,7 +1312,7 @@
                       <wps:spPr bwMode="auto">
                         <a:xfrm>
                           <a:off x="0" y="0"/>
-                          <a:ext cx="950341" cy="230886"/>
+                          <a:ext cx="866140" cy="230886"/>
                         </a:xfrm>
                         <a:prstGeom prst="rect">
                           <a:avLst/>
@@ -1201,7 +1342,7 @@
                           <w:p>
                             <w:pPr>
                               <w:spacing w:before="71"/>
-                              <w:ind w:left="210"/>
+                              <w:ind w:left="142"/>
                               <w:rPr>
                                 <w:b/>
                                 <w:sz w:val="24"/>
@@ -1218,7 +1359,19 @@
                               <w:rPr>
                                 <w:sz w:val="24"/>
                               </w:rPr>
-                              <w:t>{{ task.points }}</w:t>
+                              <w:t>{{ task.</w:t>
+                            </w:r>
+                            <w:r>
+                              <w:rPr>
+                                <w:sz w:val="24"/>
+                              </w:rPr>
+                              <w:t>level*2</w:t>
+                            </w:r>
+                            <w:r>
+                              <w:rPr>
+                                <w:sz w:val="24"/>
+                              </w:rPr>
+                              <w:t xml:space="preserve"> }}</w:t>
                             </w:r>
                             <w:r>
                               <w:rPr>
@@ -1278,19 +1431,19 @@
               </wp:anchor>
             </w:drawing>
           </mc:Choice>
-          <mc:Fallback xmlns:w16se="http://schemas.microsoft.com/office/word/2015/wordml/symex" xmlns:w15="http://schemas.microsoft.com/office/word/2012/wordml" xmlns:cx="http://schemas.microsoft.com/office/drawing/2014/chartex">
+          <mc:Fallback>
             <w:pict>
-              <v:shapetype w14:anchorId="52C1170A" id="_x0000_t202" coordsize="21600,21600" o:spt="202" path="m,l,21600r21600,l21600,xe">
+              <v:shapetype id="_x0000_t202" coordsize="21600,21600" o:spt="202" path="m,l,21600r21600,l21600,xe">
                 <v:stroke joinstyle="miter"/>
                 <v:path gradientshapeok="t" o:connecttype="rect"/>
               </v:shapetype>
-              <v:shape id="Текстово поле 6" o:spid="_x0000_s1026" type="#_x0000_t202" style="position:absolute;left:0;text-align:left;margin-left:490.6pt;margin-top:15.9pt;width:74.85pt;height:18.2pt;z-index:251660288;visibility:visible;mso-wrap-style:square;mso-width-percent:0;mso-height-percent:0;mso-wrap-distance-left:9pt;mso-wrap-distance-top:0;mso-wrap-distance-right:9pt;mso-wrap-distance-bottom:0;mso-position-horizontal:absolute;mso-position-horizontal-relative:page;mso-position-vertical:absolute;mso-position-vertical-relative:text;mso-width-percent:0;mso-height-percent:0;mso-width-relative:page;mso-height-relative:page;v-text-anchor:top" o:gfxdata="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" filled="f" strokeweight=".48pt">
+              <v:shape id="Текстово поле 6" o:spid="_x0000_s1026" type="#_x0000_t202" style="position:absolute;left:0;text-align:left;margin-left:497.4pt;margin-top:12.35pt;width:68.2pt;height:18.2pt;z-index:251660288;visibility:visible;mso-wrap-style:square;mso-width-percent:0;mso-height-percent:0;mso-wrap-distance-left:9pt;mso-wrap-distance-top:0;mso-wrap-distance-right:9pt;mso-wrap-distance-bottom:0;mso-position-horizontal:absolute;mso-position-horizontal-relative:page;mso-position-vertical:absolute;mso-position-vertical-relative:text;mso-width-percent:0;mso-height-percent:0;mso-width-relative:page;mso-height-relative:page;v-text-anchor:top" o:gfxdata="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" filled="f" strokeweight=".48pt">
                 <v:textbox inset="0,0,0,0">
                   <w:txbxContent>
                     <w:p>
                       <w:pPr>
                         <w:spacing w:before="71"/>
-                        <w:ind w:left="210"/>
+                        <w:ind w:left="142"/>
                         <w:rPr>
                           <w:b/>
                           <w:sz w:val="24"/>
@@ -1307,7 +1460,19 @@
                         <w:rPr>
                           <w:sz w:val="24"/>
                         </w:rPr>
-                        <w:t>{{ task.points }}</w:t>
+                        <w:t>{{ task.</w:t>
+                      </w:r>
+                      <w:r>
+                        <w:rPr>
+                          <w:sz w:val="24"/>
+                        </w:rPr>
+                        <w:t>level*2</w:t>
+                      </w:r>
+                      <w:r>
+                        <w:rPr>
+                          <w:sz w:val="24"/>
+                        </w:rPr>
+                        <w:t xml:space="preserve"> }}</w:t>
                       </w:r>
                       <w:r>
                         <w:rPr>
@@ -1364,6 +1529,7 @@
           <w:b/>
           <w:noProof w:val="0"/>
           <w:sz w:val="24"/>
+          <w:szCs w:val="24"/>
           <w:lang w:val="bg-BG"/>
           <w14:shadow w14:blurRad="50800" w14:dist="38100" w14:dir="2700000" w14:sx="100000" w14:sy="100000" w14:kx="0" w14:ky="0" w14:algn="tl">
             <w14:srgbClr w14:val="000000">
@@ -1380,6 +1546,7 @@
           <w:noProof w:val="0"/>
           <w:spacing w:val="-3"/>
           <w:sz w:val="24"/>
+          <w:szCs w:val="24"/>
           <w:lang w:val="bg-BG"/>
           <w14:shadow w14:blurRad="50800" w14:dist="38100" w14:dir="2700000" w14:sx="100000" w14:sy="100000" w14:kx="0" w14:ky="0" w14:algn="tl">
             <w14:srgbClr w14:val="000000">
@@ -1396,130 +1563,1422 @@
           <w:noProof w:val="0"/>
           <w:spacing w:val="-3"/>
           <w:sz w:val="24"/>
+          <w:szCs w:val="24"/>
           <w14:shadow w14:blurRad="50800" w14:dist="38100" w14:dir="2700000" w14:sx="100000" w14:sy="100000" w14:kx="0" w14:ky="0" w14:algn="tl">
             <w14:srgbClr w14:val="000000">
               <w14:alpha w14:val="60000"/>
             </w14:srgbClr>
           </w14:shadow>
         </w:rPr>
-        <w:t>{{ task.num }}</w:t>
+        <w:t xml:space="preserve">{{ </w:t>
+      </w:r>
+      <w:proofErr w:type="spellStart"/>
+      <w:r>
+        <w:rPr>
+          <w:rFonts w:ascii="Times New Roman" w:eastAsia="Times New Roman" w:hAnsi="Times New Roman" w:cs="Times New Roman"/>
+          <w:b/>
+          <w:noProof w:val="0"/>
+          <w:spacing w:val="-3"/>
+          <w:sz w:val="24"/>
+          <w:szCs w:val="24"/>
+          <w14:shadow w14:blurRad="50800" w14:dist="38100" w14:dir="2700000" w14:sx="100000" w14:sy="100000" w14:kx="0" w14:ky="0" w14:algn="tl">
+            <w14:srgbClr w14:val="000000">
+              <w14:alpha w14:val="60000"/>
+            </w14:srgbClr>
+          </w14:shadow>
+        </w:rPr>
+        <w:t>task.num</w:t>
+      </w:r>
+      <w:proofErr w:type="spellEnd"/>
+      <w:r>
+        <w:rPr>
+          <w:rFonts w:ascii="Times New Roman" w:eastAsia="Times New Roman" w:hAnsi="Times New Roman" w:cs="Times New Roman"/>
+          <w:b/>
+          <w:noProof w:val="0"/>
+          <w:spacing w:val="-3"/>
+          <w:sz w:val="24"/>
+          <w:szCs w:val="24"/>
+          <w14:shadow w14:blurRad="50800" w14:dist="38100" w14:dir="2700000" w14:sx="100000" w14:sy="100000" w14:kx="0" w14:ky="0" w14:algn="tl">
+            <w14:srgbClr w14:val="000000">
+              <w14:alpha w14:val="60000"/>
+            </w14:srgbClr>
+          </w14:shadow>
+        </w:rPr>
+        <w:t xml:space="preserve"> }}</w:t>
       </w:r>
     </w:p>
     <w:p>
       <w:pPr>
-        <w:keepNext/>
-        <w:keepLines/>
-        <w:autoSpaceDE w:val="0"/>
-        <w:autoSpaceDN w:val="0"/>
-        <w:spacing w:before="240" w:after="240" w:line="240" w:lineRule="auto"/>
+        <w:pStyle w:val="a7"/>
         <w:ind w:left="284"/>
-        <w:jc w:val="both"/>
-        <w:rPr>
-          <w:rFonts w:ascii="Times New Roman" w:eastAsia="Times New Roman" w:hAnsi="Times New Roman" w:cs="Times New Roman"/>
+        <w:rPr>
+          <w:rStyle w:val="ae"/>
+          <w:i w:val="0"/>
+          <w:sz w:val="24"/>
+          <w:szCs w:val="24"/>
+        </w:rPr>
+      </w:pPr>
+      <w:r>
+        <w:rPr>
+          <w:rStyle w:val="ae"/>
+          <w:i w:val="0"/>
+          <w:color w:val="538135" w:themeColor="accent6" w:themeShade="BF"/>
+          <w:sz w:val="24"/>
+          <w:szCs w:val="24"/>
+        </w:rPr>
+        <w:t xml:space="preserve">{% </w:t>
+      </w:r>
+      <w:proofErr w:type="spellStart"/>
+      <w:r>
+        <w:rPr>
+          <w:rStyle w:val="ae"/>
+          <w:i w:val="0"/>
+          <w:color w:val="538135" w:themeColor="accent6" w:themeShade="BF"/>
+          <w:sz w:val="24"/>
+          <w:szCs w:val="24"/>
+        </w:rPr>
+        <w:t>if</w:t>
+      </w:r>
+      <w:proofErr w:type="spellEnd"/>
+      <w:r>
+        <w:rPr>
+          <w:rStyle w:val="ae"/>
+          <w:i w:val="0"/>
+          <w:color w:val="538135" w:themeColor="accent6" w:themeShade="BF"/>
+          <w:sz w:val="24"/>
+          <w:szCs w:val="24"/>
+        </w:rPr>
+        <w:t xml:space="preserve"> </w:t>
+      </w:r>
+      <w:proofErr w:type="spellStart"/>
+      <w:r>
+        <w:rPr>
+          <w:rStyle w:val="ae"/>
+          <w:i w:val="0"/>
+          <w:color w:val="538135" w:themeColor="accent6" w:themeShade="BF"/>
+          <w:sz w:val="24"/>
+          <w:szCs w:val="24"/>
+        </w:rPr>
+        <w:t>task</w:t>
+      </w:r>
+      <w:proofErr w:type="spellEnd"/>
+      <w:r>
+        <w:rPr>
+          <w:rStyle w:val="ae"/>
+          <w:i w:val="0"/>
+          <w:color w:val="538135" w:themeColor="accent6" w:themeShade="BF"/>
+          <w:sz w:val="24"/>
+          <w:szCs w:val="24"/>
+        </w:rPr>
+        <w:t>.</w:t>
+      </w:r>
+      <w:proofErr w:type="spellStart"/>
+      <w:r>
+        <w:rPr>
+          <w:rStyle w:val="ae"/>
+          <w:i w:val="0"/>
+          <w:color w:val="538135" w:themeColor="accent6" w:themeShade="BF"/>
+          <w:sz w:val="24"/>
+          <w:szCs w:val="24"/>
+        </w:rPr>
+        <w:t>context</w:t>
+      </w:r>
+      <w:proofErr w:type="spellEnd"/>
+      <w:r>
+        <w:rPr>
+          <w:rStyle w:val="ae"/>
+          <w:i w:val="0"/>
+          <w:color w:val="538135" w:themeColor="accent6" w:themeShade="BF"/>
+          <w:sz w:val="24"/>
+          <w:szCs w:val="24"/>
+        </w:rPr>
+        <w:t xml:space="preserve"> %}</w:t>
+      </w:r>
+      <w:r>
+        <w:rPr>
+          <w:rStyle w:val="ae"/>
+          <w:i w:val="0"/>
+          <w:sz w:val="24"/>
+          <w:szCs w:val="24"/>
+        </w:rPr>
+        <w:t xml:space="preserve">{% </w:t>
+      </w:r>
+      <w:proofErr w:type="spellStart"/>
+      <w:r>
+        <w:rPr>
+          <w:rStyle w:val="ae"/>
+          <w:i w:val="0"/>
+          <w:sz w:val="24"/>
+          <w:szCs w:val="24"/>
+        </w:rPr>
+        <w:t>if</w:t>
+      </w:r>
+      <w:proofErr w:type="spellEnd"/>
+      <w:r>
+        <w:rPr>
+          <w:rStyle w:val="ae"/>
+          <w:i w:val="0"/>
+          <w:sz w:val="24"/>
+          <w:szCs w:val="24"/>
+          <w:lang w:val="en-US"/>
+        </w:rPr>
+        <w:t xml:space="preserve"> </w:t>
+      </w:r>
+      <w:proofErr w:type="spellStart"/>
+      <w:r>
+        <w:rPr>
+          <w:rStyle w:val="ae"/>
+          <w:i w:val="0"/>
+          <w:sz w:val="24"/>
+          <w:szCs w:val="24"/>
+        </w:rPr>
+        <w:t>task</w:t>
+      </w:r>
+      <w:proofErr w:type="spellEnd"/>
+      <w:r>
+        <w:rPr>
+          <w:rStyle w:val="ae"/>
+          <w:i w:val="0"/>
+          <w:sz w:val="24"/>
+          <w:szCs w:val="24"/>
+        </w:rPr>
+        <w:t>.</w:t>
+      </w:r>
+      <w:proofErr w:type="spellStart"/>
+      <w:r>
+        <w:rPr>
+          <w:rStyle w:val="ae"/>
+          <w:i w:val="0"/>
+          <w:sz w:val="24"/>
+          <w:szCs w:val="24"/>
+        </w:rPr>
+        <w:t>context</w:t>
+      </w:r>
+      <w:proofErr w:type="spellEnd"/>
+      <w:r>
+        <w:rPr>
+          <w:rStyle w:val="ae"/>
+          <w:i w:val="0"/>
+          <w:sz w:val="24"/>
+          <w:szCs w:val="24"/>
+        </w:rPr>
+        <w:t>.</w:t>
+      </w:r>
+      <w:proofErr w:type="spellStart"/>
+      <w:r>
+        <w:rPr>
+          <w:rStyle w:val="ae"/>
+          <w:i w:val="0"/>
+          <w:sz w:val="24"/>
+          <w:szCs w:val="24"/>
+        </w:rPr>
+        <w:t>textWrap</w:t>
+      </w:r>
+      <w:proofErr w:type="spellEnd"/>
+      <w:r>
+        <w:rPr>
+          <w:rStyle w:val="ae"/>
+          <w:i w:val="0"/>
+          <w:sz w:val="24"/>
+          <w:szCs w:val="24"/>
+          <w:lang w:val="en-US"/>
+        </w:rPr>
+        <w:t xml:space="preserve"> </w:t>
+      </w:r>
+      <w:r>
+        <w:rPr>
+          <w:rStyle w:val="ae"/>
+          <w:i w:val="0"/>
+          <w:sz w:val="24"/>
+          <w:szCs w:val="24"/>
+        </w:rPr>
+        <w:t>==</w:t>
+      </w:r>
+      <w:r>
+        <w:rPr>
+          <w:rStyle w:val="ae"/>
+          <w:i w:val="0"/>
+          <w:sz w:val="24"/>
+          <w:szCs w:val="24"/>
+          <w:lang w:val="en-US"/>
+        </w:rPr>
+        <w:t xml:space="preserve"> </w:t>
+      </w:r>
+      <w:r>
+        <w:rPr>
+          <w:rStyle w:val="ae"/>
+          <w:i w:val="0"/>
+          <w:sz w:val="24"/>
+          <w:szCs w:val="24"/>
+        </w:rPr>
+        <w:t>‘</w:t>
+      </w:r>
+      <w:r>
+        <w:rPr>
+          <w:rStyle w:val="ae"/>
+          <w:i w:val="0"/>
+          <w:sz w:val="24"/>
+          <w:szCs w:val="24"/>
+          <w:lang w:val="en-US"/>
+        </w:rPr>
+        <w:t>e</w:t>
+      </w:r>
+      <w:r>
+        <w:rPr>
+          <w:rStyle w:val="ae"/>
+          <w:i w:val="0"/>
+          <w:sz w:val="24"/>
+          <w:szCs w:val="24"/>
+        </w:rPr>
+        <w:t>‘</w:t>
+      </w:r>
+      <w:r>
+        <w:rPr>
+          <w:rStyle w:val="ae"/>
+          <w:i w:val="0"/>
+          <w:sz w:val="24"/>
+          <w:szCs w:val="24"/>
+        </w:rPr>
+        <w:t>%}</w:t>
+      </w:r>
+    </w:p>
+    <w:tbl>
+      <w:tblPr>
+        <w:tblStyle w:val="ac"/>
+        <w:tblW w:w="0" w:type="auto"/>
+        <w:tblInd w:w="284" w:type="dxa"/>
+        <w:tblBorders>
+          <w:top w:val="none" w:sz="0" w:space="0" w:color="auto"/>
+          <w:left w:val="none" w:sz="0" w:space="0" w:color="auto"/>
+          <w:bottom w:val="none" w:sz="0" w:space="0" w:color="auto"/>
+          <w:right w:val="none" w:sz="0" w:space="0" w:color="auto"/>
+          <w:insideH w:val="none" w:sz="0" w:space="0" w:color="auto"/>
+          <w:insideV w:val="none" w:sz="0" w:space="0" w:color="auto"/>
+        </w:tblBorders>
+        <w:tblLook w:val="04A0" w:firstRow="1" w:lastRow="0" w:firstColumn="1" w:lastColumn="0" w:noHBand="0" w:noVBand="1"/>
+      </w:tblPr>
+      <w:tblGrid>
+        <w:gridCol w:w="5157"/>
+        <w:gridCol w:w="5165"/>
+      </w:tblGrid>
+      <w:tr>
+        <w:tc>
+          <w:tcPr>
+            <w:tcW w:w="5265" w:type="dxa"/>
+          </w:tcPr>
+          <w:p>
+            <w:pPr>
+              <w:pStyle w:val="a7"/>
+              <w:ind w:right="125"/>
+              <w:jc w:val="both"/>
+              <w:rPr>
+                <w:rStyle w:val="af0"/>
+              </w:rPr>
+            </w:pPr>
+            <w:r>
+              <w:rPr>
+                <w:rStyle w:val="af0"/>
+              </w:rPr>
+              <w:t>{{</w:t>
+            </w:r>
+            <w:proofErr w:type="spellStart"/>
+            <w:r>
+              <w:rPr>
+                <w:rStyle w:val="af0"/>
+              </w:rPr>
+              <w:t>task</w:t>
+            </w:r>
+            <w:proofErr w:type="spellEnd"/>
+            <w:r>
+              <w:rPr>
+                <w:rStyle w:val="af0"/>
+              </w:rPr>
+              <w:t>.</w:t>
+            </w:r>
+            <w:proofErr w:type="spellStart"/>
+            <w:r>
+              <w:rPr>
+                <w:rStyle w:val="af0"/>
+              </w:rPr>
+              <w:t>context</w:t>
+            </w:r>
+            <w:proofErr w:type="spellEnd"/>
+            <w:r>
+              <w:rPr>
+                <w:rStyle w:val="af0"/>
+              </w:rPr>
+              <w:t>.</w:t>
+            </w:r>
+            <w:proofErr w:type="spellStart"/>
+            <w:r>
+              <w:rPr>
+                <w:rStyle w:val="af0"/>
+              </w:rPr>
+              <w:t>text</w:t>
+            </w:r>
+            <w:proofErr w:type="spellEnd"/>
+            <w:r>
+              <w:rPr>
+                <w:rStyle w:val="af0"/>
+              </w:rPr>
+              <w:t>}}</w:t>
+            </w:r>
+          </w:p>
+        </w:tc>
+        <w:tc>
+          <w:tcPr>
+            <w:tcW w:w="5266" w:type="dxa"/>
+          </w:tcPr>
+          <w:p>
+            <w:pPr>
+              <w:pStyle w:val="a7"/>
+              <w:ind w:left="84"/>
+              <w:jc w:val="center"/>
+              <w:rPr>
+                <w:rStyle w:val="af0"/>
+              </w:rPr>
+            </w:pPr>
+            <w:r>
+              <w:rPr>
+                <w:rStyle w:val="af0"/>
+              </w:rPr>
+              <w:t>{{</w:t>
+            </w:r>
+            <w:proofErr w:type="spellStart"/>
+            <w:r>
+              <w:rPr>
+                <w:rStyle w:val="af0"/>
+              </w:rPr>
+              <w:t>task</w:t>
+            </w:r>
+            <w:proofErr w:type="spellEnd"/>
+            <w:r>
+              <w:rPr>
+                <w:rStyle w:val="af0"/>
+              </w:rPr>
+              <w:t>.</w:t>
+            </w:r>
+            <w:proofErr w:type="spellStart"/>
+            <w:r>
+              <w:rPr>
+                <w:rStyle w:val="af0"/>
+              </w:rPr>
+              <w:t>context</w:t>
+            </w:r>
+            <w:proofErr w:type="spellEnd"/>
+            <w:r>
+              <w:rPr>
+                <w:rStyle w:val="af0"/>
+              </w:rPr>
+              <w:t>.</w:t>
+            </w:r>
+            <w:r>
+              <w:rPr>
+                <w:rStyle w:val="af0"/>
+                <w:lang w:val="en-US"/>
+              </w:rPr>
+              <w:t>image</w:t>
+            </w:r>
+            <w:r>
+              <w:rPr>
+                <w:rStyle w:val="af0"/>
+              </w:rPr>
+              <w:t>}}</w:t>
+            </w:r>
+          </w:p>
+        </w:tc>
+      </w:tr>
+    </w:tbl>
+    <w:p>
+      <w:pPr>
+        <w:pStyle w:val="a7"/>
+        <w:ind w:left="284"/>
+        <w:rPr>
+          <w:rStyle w:val="ae"/>
+          <w:i w:val="0"/>
+          <w:sz w:val="24"/>
+          <w:szCs w:val="24"/>
+        </w:rPr>
+      </w:pPr>
+      <w:r>
+        <w:rPr>
+          <w:rStyle w:val="ae"/>
+          <w:i w:val="0"/>
+          <w:sz w:val="24"/>
+          <w:szCs w:val="24"/>
+        </w:rPr>
+        <w:t xml:space="preserve">{% </w:t>
+      </w:r>
+      <w:proofErr w:type="spellStart"/>
+      <w:r>
+        <w:rPr>
+          <w:rStyle w:val="ae"/>
+          <w:i w:val="0"/>
+          <w:sz w:val="24"/>
+          <w:szCs w:val="24"/>
+        </w:rPr>
+        <w:t>endif</w:t>
+      </w:r>
+      <w:proofErr w:type="spellEnd"/>
+      <w:r>
+        <w:rPr>
+          <w:rStyle w:val="ae"/>
+          <w:i w:val="0"/>
+          <w:sz w:val="24"/>
+          <w:szCs w:val="24"/>
+        </w:rPr>
+        <w:t xml:space="preserve"> %}</w:t>
+      </w:r>
+      <w:r>
+        <w:rPr>
+          <w:rStyle w:val="ae"/>
+          <w:i w:val="0"/>
+          <w:sz w:val="24"/>
+          <w:szCs w:val="24"/>
+        </w:rPr>
+        <w:t xml:space="preserve">{% </w:t>
+      </w:r>
+      <w:proofErr w:type="spellStart"/>
+      <w:r>
+        <w:rPr>
+          <w:rStyle w:val="ae"/>
+          <w:i w:val="0"/>
+          <w:sz w:val="24"/>
+          <w:szCs w:val="24"/>
+        </w:rPr>
+        <w:t>if</w:t>
+      </w:r>
+      <w:proofErr w:type="spellEnd"/>
+      <w:r>
+        <w:rPr>
+          <w:rStyle w:val="ae"/>
+          <w:i w:val="0"/>
+          <w:sz w:val="24"/>
+          <w:szCs w:val="24"/>
+        </w:rPr>
+        <w:t xml:space="preserve"> </w:t>
+      </w:r>
+      <w:proofErr w:type="spellStart"/>
+      <w:r>
+        <w:rPr>
+          <w:rStyle w:val="ae"/>
+          <w:i w:val="0"/>
+          <w:sz w:val="24"/>
+          <w:szCs w:val="24"/>
+        </w:rPr>
+        <w:t>task</w:t>
+      </w:r>
+      <w:proofErr w:type="spellEnd"/>
+      <w:r>
+        <w:rPr>
+          <w:rStyle w:val="ae"/>
+          <w:i w:val="0"/>
+          <w:sz w:val="24"/>
+          <w:szCs w:val="24"/>
+        </w:rPr>
+        <w:t>.</w:t>
+      </w:r>
+      <w:proofErr w:type="spellStart"/>
+      <w:r>
+        <w:rPr>
+          <w:rStyle w:val="ae"/>
+          <w:i w:val="0"/>
+          <w:sz w:val="24"/>
+          <w:szCs w:val="24"/>
+        </w:rPr>
+        <w:t>context</w:t>
+      </w:r>
+      <w:proofErr w:type="spellEnd"/>
+      <w:r>
+        <w:rPr>
+          <w:rStyle w:val="ae"/>
+          <w:i w:val="0"/>
+          <w:sz w:val="24"/>
+          <w:szCs w:val="24"/>
+          <w:lang w:val="en-US"/>
+        </w:rPr>
+        <w:t>.</w:t>
+      </w:r>
+      <w:proofErr w:type="spellStart"/>
+      <w:r>
+        <w:rPr>
+          <w:rStyle w:val="ae"/>
+          <w:i w:val="0"/>
+          <w:sz w:val="24"/>
+          <w:szCs w:val="24"/>
+        </w:rPr>
+        <w:t>textWrap</w:t>
+      </w:r>
+      <w:proofErr w:type="spellEnd"/>
+      <w:r>
+        <w:rPr>
+          <w:rStyle w:val="ae"/>
+          <w:i w:val="0"/>
+          <w:sz w:val="24"/>
+          <w:szCs w:val="24"/>
+          <w:lang w:val="en-US"/>
+        </w:rPr>
+        <w:t xml:space="preserve"> </w:t>
+      </w:r>
+      <w:r>
+        <w:rPr>
+          <w:rStyle w:val="ae"/>
+          <w:i w:val="0"/>
+          <w:sz w:val="24"/>
+          <w:szCs w:val="24"/>
+        </w:rPr>
+        <w:t>==</w:t>
+      </w:r>
+      <w:r>
+        <w:rPr>
+          <w:rStyle w:val="ae"/>
+          <w:i w:val="0"/>
+          <w:sz w:val="24"/>
+          <w:szCs w:val="24"/>
+          <w:lang w:val="en-US"/>
+        </w:rPr>
+        <w:t xml:space="preserve"> </w:t>
+      </w:r>
+      <w:r>
+        <w:rPr>
+          <w:rStyle w:val="ae"/>
+          <w:i w:val="0"/>
+          <w:sz w:val="24"/>
+          <w:szCs w:val="24"/>
+        </w:rPr>
+        <w:t>‘</w:t>
+      </w:r>
+      <w:r>
+        <w:rPr>
+          <w:rStyle w:val="ae"/>
+          <w:i w:val="0"/>
+          <w:sz w:val="24"/>
+          <w:szCs w:val="24"/>
+          <w:lang w:val="en-US"/>
+        </w:rPr>
+        <w:t>w</w:t>
+      </w:r>
+      <w:r>
+        <w:rPr>
+          <w:rStyle w:val="ae"/>
+          <w:i w:val="0"/>
+          <w:sz w:val="24"/>
+          <w:szCs w:val="24"/>
+        </w:rPr>
+        <w:t>‘%}</w:t>
+      </w:r>
+    </w:p>
+    <w:tbl>
+      <w:tblPr>
+        <w:tblStyle w:val="ac"/>
+        <w:tblW w:w="0" w:type="auto"/>
+        <w:tblInd w:w="284" w:type="dxa"/>
+        <w:tblBorders>
+          <w:top w:val="none" w:sz="0" w:space="0" w:color="auto"/>
+          <w:left w:val="none" w:sz="0" w:space="0" w:color="auto"/>
+          <w:bottom w:val="none" w:sz="0" w:space="0" w:color="auto"/>
+          <w:right w:val="none" w:sz="0" w:space="0" w:color="auto"/>
+          <w:insideH w:val="none" w:sz="0" w:space="0" w:color="auto"/>
+          <w:insideV w:val="none" w:sz="0" w:space="0" w:color="auto"/>
+        </w:tblBorders>
+        <w:tblLook w:val="04A0" w:firstRow="1" w:lastRow="0" w:firstColumn="1" w:lastColumn="0" w:noHBand="0" w:noVBand="1"/>
+      </w:tblPr>
+      <w:tblGrid>
+        <w:gridCol w:w="5166"/>
+        <w:gridCol w:w="5156"/>
+      </w:tblGrid>
+      <w:tr>
+        <w:tc>
+          <w:tcPr>
+            <w:tcW w:w="5265" w:type="dxa"/>
+          </w:tcPr>
+          <w:p>
+            <w:pPr>
+              <w:pStyle w:val="a7"/>
+              <w:ind w:right="125"/>
+              <w:jc w:val="center"/>
+              <w:rPr>
+                <w:rStyle w:val="af0"/>
+              </w:rPr>
+            </w:pPr>
+            <w:r>
+              <w:rPr>
+                <w:rStyle w:val="af0"/>
+              </w:rPr>
+              <w:t>{{</w:t>
+            </w:r>
+            <w:proofErr w:type="spellStart"/>
+            <w:r>
+              <w:rPr>
+                <w:rStyle w:val="af0"/>
+              </w:rPr>
+              <w:t>task</w:t>
+            </w:r>
+            <w:proofErr w:type="spellEnd"/>
+            <w:r>
+              <w:rPr>
+                <w:rStyle w:val="af0"/>
+              </w:rPr>
+              <w:t>.</w:t>
+            </w:r>
+            <w:proofErr w:type="spellStart"/>
+            <w:r>
+              <w:rPr>
+                <w:rStyle w:val="af0"/>
+              </w:rPr>
+              <w:t>context</w:t>
+            </w:r>
+            <w:proofErr w:type="spellEnd"/>
+            <w:r>
+              <w:rPr>
+                <w:rStyle w:val="af0"/>
+              </w:rPr>
+              <w:t>.</w:t>
+            </w:r>
+            <w:r>
+              <w:rPr>
+                <w:rStyle w:val="af0"/>
+                <w:lang w:val="en-US"/>
+              </w:rPr>
+              <w:t>image</w:t>
+            </w:r>
+            <w:r>
+              <w:rPr>
+                <w:rStyle w:val="af0"/>
+              </w:rPr>
+              <w:t>}}</w:t>
+            </w:r>
+          </w:p>
+        </w:tc>
+        <w:tc>
+          <w:tcPr>
+            <w:tcW w:w="5266" w:type="dxa"/>
+          </w:tcPr>
+          <w:p>
+            <w:pPr>
+              <w:pStyle w:val="a7"/>
+              <w:ind w:left="84"/>
+              <w:jc w:val="both"/>
+              <w:rPr>
+                <w:rStyle w:val="af0"/>
+              </w:rPr>
+            </w:pPr>
+            <w:r>
+              <w:rPr>
+                <w:rStyle w:val="af0"/>
+              </w:rPr>
+              <w:t>{{</w:t>
+            </w:r>
+            <w:proofErr w:type="spellStart"/>
+            <w:r>
+              <w:rPr>
+                <w:rStyle w:val="af0"/>
+              </w:rPr>
+              <w:t>task</w:t>
+            </w:r>
+            <w:proofErr w:type="spellEnd"/>
+            <w:r>
+              <w:rPr>
+                <w:rStyle w:val="af0"/>
+              </w:rPr>
+              <w:t>.</w:t>
+            </w:r>
+            <w:proofErr w:type="spellStart"/>
+            <w:r>
+              <w:rPr>
+                <w:rStyle w:val="af0"/>
+              </w:rPr>
+              <w:t>context</w:t>
+            </w:r>
+            <w:proofErr w:type="spellEnd"/>
+            <w:r>
+              <w:rPr>
+                <w:rStyle w:val="af0"/>
+              </w:rPr>
+              <w:t>.</w:t>
+            </w:r>
+            <w:proofErr w:type="spellStart"/>
+            <w:r>
+              <w:rPr>
+                <w:rStyle w:val="af0"/>
+              </w:rPr>
+              <w:t>text</w:t>
+            </w:r>
+            <w:proofErr w:type="spellEnd"/>
+            <w:r>
+              <w:rPr>
+                <w:rStyle w:val="af0"/>
+              </w:rPr>
+              <w:t>}}</w:t>
+            </w:r>
+          </w:p>
+        </w:tc>
+      </w:tr>
+    </w:tbl>
+    <w:p>
+      <w:pPr>
+        <w:pStyle w:val="a7"/>
+        <w:ind w:left="284"/>
+        <w:rPr>
+          <w:rStyle w:val="af0"/>
+        </w:rPr>
+      </w:pPr>
+      <w:r>
+        <w:rPr>
+          <w:rStyle w:val="ae"/>
+          <w:i w:val="0"/>
+          <w:sz w:val="24"/>
+          <w:szCs w:val="24"/>
+        </w:rPr>
+        <w:t xml:space="preserve">{% </w:t>
+      </w:r>
+      <w:proofErr w:type="spellStart"/>
+      <w:r>
+        <w:rPr>
+          <w:rStyle w:val="ae"/>
+          <w:i w:val="0"/>
+          <w:sz w:val="24"/>
+          <w:szCs w:val="24"/>
+        </w:rPr>
+        <w:t>endif</w:t>
+      </w:r>
+      <w:proofErr w:type="spellEnd"/>
+      <w:r>
+        <w:rPr>
+          <w:rStyle w:val="ae"/>
+          <w:i w:val="0"/>
+          <w:sz w:val="24"/>
+          <w:szCs w:val="24"/>
+        </w:rPr>
+        <w:t xml:space="preserve"> %}{% </w:t>
+      </w:r>
+      <w:proofErr w:type="spellStart"/>
+      <w:r>
+        <w:rPr>
+          <w:rStyle w:val="ae"/>
+          <w:i w:val="0"/>
+          <w:sz w:val="24"/>
+          <w:szCs w:val="24"/>
+        </w:rPr>
+        <w:t>if</w:t>
+      </w:r>
+      <w:proofErr w:type="spellEnd"/>
+      <w:r>
+        <w:rPr>
+          <w:rStyle w:val="ae"/>
+          <w:i w:val="0"/>
+          <w:sz w:val="24"/>
+          <w:szCs w:val="24"/>
+        </w:rPr>
+        <w:t xml:space="preserve"> </w:t>
+      </w:r>
+      <w:proofErr w:type="spellStart"/>
+      <w:r>
+        <w:rPr>
+          <w:rStyle w:val="ae"/>
+          <w:i w:val="0"/>
+          <w:sz w:val="24"/>
+          <w:szCs w:val="24"/>
+        </w:rPr>
+        <w:t>task</w:t>
+      </w:r>
+      <w:proofErr w:type="spellEnd"/>
+      <w:r>
+        <w:rPr>
+          <w:rStyle w:val="ae"/>
+          <w:i w:val="0"/>
+          <w:sz w:val="24"/>
+          <w:szCs w:val="24"/>
+        </w:rPr>
+        <w:t>.</w:t>
+      </w:r>
+      <w:proofErr w:type="spellStart"/>
+      <w:r>
+        <w:rPr>
+          <w:rStyle w:val="ae"/>
+          <w:i w:val="0"/>
+          <w:sz w:val="24"/>
+          <w:szCs w:val="24"/>
+        </w:rPr>
+        <w:t>context</w:t>
+      </w:r>
+      <w:proofErr w:type="spellEnd"/>
+      <w:r>
+        <w:rPr>
+          <w:rStyle w:val="ae"/>
+          <w:i w:val="0"/>
+          <w:sz w:val="24"/>
+          <w:szCs w:val="24"/>
+          <w:lang w:val="en-US"/>
+        </w:rPr>
+        <w:t>.</w:t>
+      </w:r>
+      <w:proofErr w:type="spellStart"/>
+      <w:r>
+        <w:rPr>
+          <w:rStyle w:val="ae"/>
+          <w:i w:val="0"/>
+          <w:sz w:val="24"/>
+          <w:szCs w:val="24"/>
+        </w:rPr>
+        <w:t>textWrap</w:t>
+      </w:r>
+      <w:proofErr w:type="spellEnd"/>
+      <w:r>
+        <w:rPr>
+          <w:rStyle w:val="ae"/>
+          <w:i w:val="0"/>
+          <w:sz w:val="24"/>
+          <w:szCs w:val="24"/>
+        </w:rPr>
+        <w:t>==‘</w:t>
+      </w:r>
+      <w:r>
+        <w:rPr>
+          <w:rStyle w:val="ae"/>
+          <w:i w:val="0"/>
+          <w:sz w:val="24"/>
+          <w:szCs w:val="24"/>
+          <w:lang w:val="en-US"/>
+        </w:rPr>
+        <w:t>s</w:t>
+      </w:r>
+      <w:r>
+        <w:rPr>
+          <w:rStyle w:val="ae"/>
+          <w:i w:val="0"/>
+          <w:sz w:val="24"/>
+          <w:szCs w:val="24"/>
+        </w:rPr>
+        <w:t>‘%}</w:t>
+      </w:r>
+      <w:r>
+        <w:rPr>
+          <w:rStyle w:val="af0"/>
+        </w:rPr>
+        <w:t>{{</w:t>
+      </w:r>
+      <w:proofErr w:type="spellStart"/>
+      <w:r>
+        <w:rPr>
+          <w:rStyle w:val="af0"/>
+        </w:rPr>
+        <w:t>task</w:t>
+      </w:r>
+      <w:proofErr w:type="spellEnd"/>
+      <w:r>
+        <w:rPr>
+          <w:rStyle w:val="af0"/>
+        </w:rPr>
+        <w:t>.</w:t>
+      </w:r>
+      <w:proofErr w:type="spellStart"/>
+      <w:r>
+        <w:rPr>
+          <w:rStyle w:val="af0"/>
+        </w:rPr>
+        <w:t>context</w:t>
+      </w:r>
+      <w:proofErr w:type="spellEnd"/>
+      <w:r>
+        <w:rPr>
+          <w:rStyle w:val="af0"/>
+        </w:rPr>
+        <w:t>.</w:t>
+      </w:r>
+      <w:r>
+        <w:rPr>
+          <w:rStyle w:val="af0"/>
+          <w:lang w:val="en-US"/>
+        </w:rPr>
+        <w:t>image</w:t>
+      </w:r>
+      <w:r>
+        <w:rPr>
+          <w:rStyle w:val="af0"/>
+        </w:rPr>
+        <w:t xml:space="preserve"> </w:t>
+      </w:r>
+      <w:r>
+        <w:rPr>
+          <w:rStyle w:val="af0"/>
+        </w:rPr>
+        <w:t>}}</w:t>
+      </w:r>
+    </w:p>
+    <w:p>
+      <w:pPr>
+        <w:pStyle w:val="a7"/>
+        <w:ind w:left="284"/>
+        <w:rPr>
+          <w:rStyle w:val="af0"/>
+        </w:rPr>
+      </w:pPr>
+      <w:r>
+        <w:rPr>
+          <w:rStyle w:val="af0"/>
+        </w:rPr>
+        <w:t>{{</w:t>
+      </w:r>
+      <w:proofErr w:type="spellStart"/>
+      <w:r>
+        <w:rPr>
+          <w:rStyle w:val="af0"/>
+        </w:rPr>
+        <w:t>task</w:t>
+      </w:r>
+      <w:proofErr w:type="spellEnd"/>
+      <w:r>
+        <w:rPr>
+          <w:rStyle w:val="af0"/>
+        </w:rPr>
+        <w:t>.</w:t>
+      </w:r>
+      <w:proofErr w:type="spellStart"/>
+      <w:r>
+        <w:rPr>
+          <w:rStyle w:val="af0"/>
+        </w:rPr>
+        <w:t>context</w:t>
+      </w:r>
+      <w:proofErr w:type="spellEnd"/>
+      <w:r>
+        <w:rPr>
+          <w:rStyle w:val="af0"/>
+        </w:rPr>
+        <w:t>.</w:t>
+      </w:r>
+      <w:proofErr w:type="spellStart"/>
+      <w:r>
+        <w:rPr>
+          <w:rStyle w:val="af0"/>
+        </w:rPr>
+        <w:t>text</w:t>
+      </w:r>
+      <w:proofErr w:type="spellEnd"/>
+      <w:r>
+        <w:rPr>
+          <w:rStyle w:val="af0"/>
+        </w:rPr>
+        <w:t>}}</w:t>
+      </w:r>
+      <w:r>
+        <w:rPr>
+          <w:rStyle w:val="ae"/>
+          <w:i w:val="0"/>
+          <w:sz w:val="24"/>
+          <w:szCs w:val="24"/>
+        </w:rPr>
+        <w:t xml:space="preserve">{% </w:t>
+      </w:r>
+      <w:proofErr w:type="spellStart"/>
+      <w:r>
+        <w:rPr>
+          <w:rStyle w:val="ae"/>
+          <w:i w:val="0"/>
+          <w:sz w:val="24"/>
+          <w:szCs w:val="24"/>
+        </w:rPr>
+        <w:t>endif</w:t>
+      </w:r>
+      <w:proofErr w:type="spellEnd"/>
+      <w:r>
+        <w:rPr>
+          <w:rStyle w:val="ae"/>
+          <w:i w:val="0"/>
+          <w:sz w:val="24"/>
+          <w:szCs w:val="24"/>
+        </w:rPr>
+        <w:t xml:space="preserve"> %}{% </w:t>
+      </w:r>
+      <w:proofErr w:type="spellStart"/>
+      <w:r>
+        <w:rPr>
+          <w:rStyle w:val="ae"/>
+          <w:i w:val="0"/>
+          <w:sz w:val="24"/>
+          <w:szCs w:val="24"/>
+        </w:rPr>
+        <w:t>if</w:t>
+      </w:r>
+      <w:proofErr w:type="spellEnd"/>
+      <w:r>
+        <w:rPr>
+          <w:rStyle w:val="ae"/>
+          <w:i w:val="0"/>
+          <w:sz w:val="24"/>
+          <w:szCs w:val="24"/>
+        </w:rPr>
+        <w:t xml:space="preserve"> </w:t>
+      </w:r>
+      <w:proofErr w:type="spellStart"/>
+      <w:r>
+        <w:rPr>
+          <w:rStyle w:val="ae"/>
+          <w:i w:val="0"/>
+          <w:sz w:val="24"/>
+          <w:szCs w:val="24"/>
+        </w:rPr>
+        <w:t>task</w:t>
+      </w:r>
+      <w:proofErr w:type="spellEnd"/>
+      <w:r>
+        <w:rPr>
+          <w:rStyle w:val="ae"/>
+          <w:i w:val="0"/>
+          <w:sz w:val="24"/>
+          <w:szCs w:val="24"/>
+        </w:rPr>
+        <w:t>.</w:t>
+      </w:r>
+      <w:proofErr w:type="spellStart"/>
+      <w:r>
+        <w:rPr>
+          <w:rStyle w:val="ae"/>
+          <w:i w:val="0"/>
+          <w:sz w:val="24"/>
+          <w:szCs w:val="24"/>
+        </w:rPr>
+        <w:t>context</w:t>
+      </w:r>
+      <w:proofErr w:type="spellEnd"/>
+      <w:r>
+        <w:rPr>
+          <w:rStyle w:val="ae"/>
+          <w:i w:val="0"/>
+          <w:sz w:val="24"/>
+          <w:szCs w:val="24"/>
+        </w:rPr>
+        <w:t>.</w:t>
+      </w:r>
+      <w:proofErr w:type="spellStart"/>
+      <w:r>
+        <w:rPr>
+          <w:rStyle w:val="ae"/>
+          <w:i w:val="0"/>
+          <w:sz w:val="24"/>
+          <w:szCs w:val="24"/>
+        </w:rPr>
+        <w:t>textWrap</w:t>
+      </w:r>
+      <w:proofErr w:type="spellEnd"/>
+      <w:r>
+        <w:rPr>
+          <w:rStyle w:val="ae"/>
+          <w:i w:val="0"/>
+          <w:sz w:val="24"/>
+          <w:szCs w:val="24"/>
+        </w:rPr>
+        <w:t>==‘</w:t>
+      </w:r>
+      <w:r>
+        <w:rPr>
+          <w:rStyle w:val="ae"/>
+          <w:i w:val="0"/>
+          <w:sz w:val="24"/>
+          <w:szCs w:val="24"/>
+          <w:lang w:val="en-US"/>
+        </w:rPr>
+        <w:t>n</w:t>
+      </w:r>
+      <w:r>
+        <w:rPr>
+          <w:rStyle w:val="ae"/>
+          <w:i w:val="0"/>
+          <w:sz w:val="24"/>
+          <w:szCs w:val="24"/>
+        </w:rPr>
+        <w:t>‘%}</w:t>
+      </w:r>
+      <w:r>
+        <w:rPr>
+          <w:rStyle w:val="af0"/>
+        </w:rPr>
+        <w:t>{{</w:t>
+      </w:r>
+      <w:proofErr w:type="spellStart"/>
+      <w:r>
+        <w:rPr>
+          <w:rStyle w:val="af0"/>
+        </w:rPr>
+        <w:t>task</w:t>
+      </w:r>
+      <w:proofErr w:type="spellEnd"/>
+      <w:r>
+        <w:rPr>
+          <w:rStyle w:val="af0"/>
+        </w:rPr>
+        <w:t>.</w:t>
+      </w:r>
+      <w:proofErr w:type="spellStart"/>
+      <w:r>
+        <w:rPr>
+          <w:rStyle w:val="af0"/>
+        </w:rPr>
+        <w:t>context</w:t>
+      </w:r>
+      <w:proofErr w:type="spellEnd"/>
+      <w:r>
+        <w:rPr>
+          <w:rStyle w:val="af0"/>
+        </w:rPr>
+        <w:t>.</w:t>
+      </w:r>
+      <w:proofErr w:type="spellStart"/>
+      <w:r>
+        <w:rPr>
+          <w:rStyle w:val="af0"/>
+        </w:rPr>
+        <w:t>text</w:t>
+      </w:r>
+      <w:proofErr w:type="spellEnd"/>
+      <w:r>
+        <w:rPr>
+          <w:rStyle w:val="af0"/>
+        </w:rPr>
+        <w:t>}}</w:t>
+      </w:r>
+    </w:p>
+    <w:p>
+      <w:pPr>
+        <w:pStyle w:val="a7"/>
+        <w:ind w:left="284"/>
+        <w:rPr>
           <w:i/>
           <w:iCs/>
-          <w:noProof w:val="0"/>
           <w:color w:val="5B9BD5" w:themeColor="accent1"/>
-          <w:lang w:val="bg-BG"/>
         </w:rPr>
       </w:pPr>
       <w:r>
         <w:rPr>
-          <w:rFonts w:ascii="Times New Roman" w:eastAsia="Times New Roman" w:hAnsi="Times New Roman" w:cs="Times New Roman"/>
-          <w:noProof w:val="0"/>
-          <w:sz w:val="24"/>
-          <w:szCs w:val="24"/>
-        </w:rPr>
-        <w:t>{</w:t>
-      </w:r>
-      <w:proofErr w:type="gramStart"/>
-      <w:r>
-        <w:rPr>
-          <w:rFonts w:ascii="Times New Roman" w:eastAsia="Times New Roman" w:hAnsi="Times New Roman" w:cs="Times New Roman"/>
-          <w:noProof w:val="0"/>
-          <w:sz w:val="24"/>
-          <w:szCs w:val="24"/>
-        </w:rPr>
-        <w:t>{</w:t>
-      </w:r>
-      <w:r>
-        <w:rPr>
-          <w:rFonts w:ascii="Times New Roman" w:eastAsia="Times New Roman" w:hAnsi="Times New Roman" w:cs="Times New Roman"/>
-          <w:noProof w:val="0"/>
-        </w:rPr>
-        <w:t xml:space="preserve"> </w:t>
-      </w:r>
-      <w:r>
-        <w:rPr>
-          <w:rFonts w:ascii="Times New Roman" w:eastAsia="Times New Roman" w:hAnsi="Times New Roman" w:cs="Times New Roman"/>
-          <w:noProof w:val="0"/>
-          <w:sz w:val="24"/>
-          <w:szCs w:val="24"/>
-        </w:rPr>
+          <w:rStyle w:val="af0"/>
+        </w:rPr>
+        <w:t>{{</w:t>
+      </w:r>
+      <w:proofErr w:type="spellStart"/>
+      <w:r>
+        <w:rPr>
+          <w:rStyle w:val="af0"/>
+        </w:rPr>
+        <w:t>task</w:t>
+      </w:r>
+      <w:proofErr w:type="spellEnd"/>
+      <w:r>
+        <w:rPr>
+          <w:rStyle w:val="af0"/>
+        </w:rPr>
+        <w:t>.</w:t>
+      </w:r>
+      <w:proofErr w:type="spellStart"/>
+      <w:r>
+        <w:rPr>
+          <w:rStyle w:val="af0"/>
+        </w:rPr>
+        <w:t>context</w:t>
+      </w:r>
+      <w:proofErr w:type="spellEnd"/>
+      <w:r>
+        <w:rPr>
+          <w:rStyle w:val="af0"/>
+        </w:rPr>
+        <w:t>.</w:t>
+      </w:r>
+      <w:r>
+        <w:rPr>
+          <w:rStyle w:val="af0"/>
+          <w:lang w:val="en-US"/>
+        </w:rPr>
+        <w:t>image</w:t>
+      </w:r>
+      <w:r>
+        <w:rPr>
+          <w:rStyle w:val="af0"/>
+        </w:rPr>
+        <w:t xml:space="preserve"> </w:t>
+      </w:r>
+      <w:r>
+        <w:rPr>
+          <w:rStyle w:val="af0"/>
+        </w:rPr>
+        <w:t>}}</w:t>
+      </w:r>
+      <w:r>
+        <w:rPr>
+          <w:rStyle w:val="ae"/>
+          <w:sz w:val="24"/>
+          <w:szCs w:val="24"/>
+        </w:rPr>
+        <w:t xml:space="preserve">{% </w:t>
+      </w:r>
+      <w:proofErr w:type="spellStart"/>
+      <w:r>
+        <w:rPr>
+          <w:rStyle w:val="ae"/>
+          <w:sz w:val="24"/>
+          <w:szCs w:val="24"/>
+        </w:rPr>
+        <w:t>endif</w:t>
+      </w:r>
+      <w:proofErr w:type="spellEnd"/>
+      <w:r>
+        <w:rPr>
+          <w:rStyle w:val="ae"/>
+          <w:sz w:val="24"/>
+          <w:szCs w:val="24"/>
+        </w:rPr>
+        <w:t xml:space="preserve"> %}</w:t>
+      </w:r>
+      <w:r>
+        <w:rPr>
+          <w:rStyle w:val="ae"/>
+          <w:color w:val="538135" w:themeColor="accent6" w:themeShade="BF"/>
+          <w:sz w:val="24"/>
+          <w:szCs w:val="24"/>
+        </w:rPr>
+        <w:t xml:space="preserve">{% </w:t>
+      </w:r>
+      <w:proofErr w:type="spellStart"/>
+      <w:r>
+        <w:rPr>
+          <w:rStyle w:val="ae"/>
+          <w:color w:val="538135" w:themeColor="accent6" w:themeShade="BF"/>
+          <w:sz w:val="24"/>
+          <w:szCs w:val="24"/>
+        </w:rPr>
+        <w:t>endif</w:t>
+      </w:r>
+      <w:proofErr w:type="spellEnd"/>
+      <w:r>
+        <w:rPr>
+          <w:rStyle w:val="ae"/>
+          <w:color w:val="538135" w:themeColor="accent6" w:themeShade="BF"/>
+          <w:sz w:val="24"/>
+          <w:szCs w:val="24"/>
+        </w:rPr>
+        <w:t xml:space="preserve"> %}</w:t>
+      </w:r>
+      <w:r>
+        <w:rPr>
+          <w:i/>
+          <w:iCs/>
+          <w:color w:val="538135" w:themeColor="accent6" w:themeShade="BF"/>
+        </w:rPr>
+        <w:t xml:space="preserve">{% if </w:t>
+      </w:r>
+      <w:proofErr w:type="spellStart"/>
+      <w:r>
+        <w:rPr>
+          <w:i/>
+          <w:iCs/>
+          <w:color w:val="538135" w:themeColor="accent6" w:themeShade="BF"/>
+        </w:rPr>
+        <w:t>task</w:t>
+      </w:r>
+      <w:proofErr w:type="spellEnd"/>
+      <w:r>
+        <w:rPr>
+          <w:i/>
+          <w:iCs/>
+          <w:color w:val="538135" w:themeColor="accent6" w:themeShade="BF"/>
+        </w:rPr>
+        <w:t>.</w:t>
+      </w:r>
+      <w:proofErr w:type="spellStart"/>
+      <w:r>
+        <w:rPr>
+          <w:i/>
+          <w:iCs/>
+          <w:color w:val="538135" w:themeColor="accent6" w:themeShade="BF"/>
+        </w:rPr>
+        <w:t>type</w:t>
+      </w:r>
+      <w:proofErr w:type="spellEnd"/>
+      <w:r>
+        <w:rPr>
+          <w:i/>
+          <w:iCs/>
+          <w:color w:val="538135" w:themeColor="accent6" w:themeShade="BF"/>
+        </w:rPr>
+        <w:t>==1 %}</w:t>
+      </w:r>
+      <w:r>
+        <w:t xml:space="preserve">{{ </w:t>
+      </w:r>
+      <w:proofErr w:type="spellStart"/>
+      <w:r>
         <w:t>task.text</w:t>
       </w:r>
-      <w:proofErr w:type="gramEnd"/>
-      <w:r>
-        <w:rPr>
-          <w:rFonts w:ascii="Times New Roman" w:eastAsia="Times New Roman" w:hAnsi="Times New Roman" w:cs="Times New Roman"/>
-          <w:noProof w:val="0"/>
-          <w:sz w:val="24"/>
-          <w:szCs w:val="24"/>
-        </w:rPr>
+      <w:proofErr w:type="spellEnd"/>
+      <w:r>
         <w:t xml:space="preserve"> }}</w:t>
       </w:r>
       <w:r>
         <w:rPr>
-          <w:rFonts w:ascii="Times New Roman" w:eastAsia="Times New Roman" w:hAnsi="Times New Roman" w:cs="Times New Roman"/>
           <w:i/>
           <w:iCs/>
-          <w:noProof w:val="0"/>
           <w:color w:val="5B9BD5" w:themeColor="accent1"/>
-          <w:lang w:val="bg-BG"/>
-        </w:rPr>
-        <w:t xml:space="preserve">{% </w:t>
-      </w:r>
-      <w:r>
-        <w:rPr>
-          <w:rFonts w:ascii="Times New Roman" w:eastAsia="Times New Roman" w:hAnsi="Times New Roman" w:cs="Times New Roman"/>
+        </w:rPr>
+        <w:t xml:space="preserve"> {% </w:t>
+      </w:r>
+      <w:r>
+        <w:rPr>
           <w:i/>
           <w:iCs/>
-          <w:noProof w:val="0"/>
           <w:color w:val="5B9BD5" w:themeColor="accent1"/>
         </w:rPr>
-        <w:t>if</w:t>
-      </w:r>
-      <w:r>
-        <w:rPr>
-          <w:rFonts w:ascii="Times New Roman" w:eastAsia="Times New Roman" w:hAnsi="Times New Roman" w:cs="Times New Roman"/>
+        <w:t xml:space="preserve"> </w:t>
+      </w:r>
+      <w:r>
+        <w:rPr>
           <w:i/>
           <w:iCs/>
-          <w:noProof w:val="0"/>
           <w:color w:val="5B9BD5" w:themeColor="accent1"/>
-          <w:lang w:val="bg-BG"/>
-        </w:rPr>
-        <w:t xml:space="preserve"> task.type==1 %} {% </w:t>
-      </w:r>
-      <w:r>
-        <w:rPr>
-          <w:rFonts w:ascii="Times New Roman" w:eastAsia="Times New Roman" w:hAnsi="Times New Roman" w:cs="Times New Roman"/>
+        </w:rPr>
+        <w:t xml:space="preserve">for option in </w:t>
+      </w:r>
+      <w:proofErr w:type="spellStart"/>
+      <w:r>
+        <w:rPr>
           <w:i/>
           <w:iCs/>
-          <w:noProof w:val="0"/>
           <w:color w:val="5B9BD5" w:themeColor="accent1"/>
         </w:rPr>
-        <w:t>for option in</w:t>
-      </w:r>
-      <w:r>
-        <w:rPr>
-          <w:rFonts w:ascii="Times New Roman" w:eastAsia="Times New Roman" w:hAnsi="Times New Roman" w:cs="Times New Roman"/>
+        <w:t>task</w:t>
+      </w:r>
+      <w:proofErr w:type="spellEnd"/>
+      <w:r>
+        <w:rPr>
           <w:i/>
           <w:iCs/>
-          <w:noProof w:val="0"/>
           <w:color w:val="5B9BD5" w:themeColor="accent1"/>
-          <w:lang w:val="bg-BG"/>
-        </w:rPr>
-        <w:t xml:space="preserve"> task.options %}</w:t>
+        </w:rPr>
+        <w:t>.</w:t>
+      </w:r>
+      <w:proofErr w:type="spellStart"/>
+      <w:r>
+        <w:rPr>
+          <w:i/>
+          <w:iCs/>
+          <w:color w:val="5B9BD5" w:themeColor="accent1"/>
+        </w:rPr>
+        <w:t>options</w:t>
+      </w:r>
+      <w:proofErr w:type="spellEnd"/>
+      <w:r>
+        <w:rPr>
+          <w:i/>
+          <w:iCs/>
+          <w:color w:val="5B9BD5" w:themeColor="accent1"/>
+        </w:rPr>
+        <w:t xml:space="preserve"> </w:t>
+      </w:r>
+      <w:r>
+        <w:rPr>
+          <w:i/>
+          <w:iCs/>
+          <w:color w:val="5B9BD5" w:themeColor="accent1"/>
+        </w:rPr>
+        <w:t xml:space="preserve"> %}</w:t>
       </w:r>
     </w:p>
     <w:p>
@@ -1533,230 +2992,1240 @@
         <w:autoSpaceDE w:val="0"/>
         <w:autoSpaceDN w:val="0"/>
         <w:spacing w:after="0" w:line="360" w:lineRule="auto"/>
-        <w:ind w:left="1134"/>
+        <w:ind w:left="993" w:hanging="284"/>
+        <w:rPr>
+          <w:rStyle w:val="ae"/>
+          <w:rFonts w:eastAsiaTheme="minorHAnsi"/>
+          <w:i w:val="0"/>
+          <w:sz w:val="24"/>
+          <w:szCs w:val="24"/>
+        </w:rPr>
+      </w:pPr>
+      <w:r>
+        <w:rPr>
+          <w:rFonts w:ascii="Times New Roman" w:eastAsia="Times New Roman" w:hAnsi="Times New Roman" w:cs="Times New Roman"/>
+          <w:noProof w:val="0"/>
+          <w:sz w:val="24"/>
+          <w:szCs w:val="24"/>
+        </w:rPr>
+        <w:t>{</w:t>
+      </w:r>
+      <w:proofErr w:type="gramStart"/>
+      <w:r>
+        <w:rPr>
+          <w:rFonts w:ascii="Times New Roman" w:eastAsia="Times New Roman" w:hAnsi="Times New Roman" w:cs="Times New Roman"/>
+          <w:noProof w:val="0"/>
+          <w:sz w:val="24"/>
+          <w:szCs w:val="24"/>
+        </w:rPr>
+        <w:t xml:space="preserve">{ </w:t>
+      </w:r>
+      <w:proofErr w:type="spellStart"/>
+      <w:r>
+        <w:rPr>
+          <w:rFonts w:ascii="Times New Roman" w:eastAsia="Times New Roman" w:hAnsi="Times New Roman" w:cs="Times New Roman"/>
+          <w:noProof w:val="0"/>
+          <w:sz w:val="24"/>
+          <w:szCs w:val="24"/>
+        </w:rPr>
+        <w:t>option.leading</w:t>
+      </w:r>
+      <w:proofErr w:type="gramEnd"/>
+      <w:r>
+        <w:rPr>
+          <w:rFonts w:ascii="Times New Roman" w:eastAsia="Times New Roman" w:hAnsi="Times New Roman" w:cs="Times New Roman"/>
+          <w:noProof w:val="0"/>
+          <w:sz w:val="24"/>
+          <w:szCs w:val="24"/>
+        </w:rPr>
+        <w:t>_char</w:t>
+      </w:r>
+      <w:proofErr w:type="spellEnd"/>
+      <w:r>
+        <w:rPr>
+          <w:rFonts w:ascii="Times New Roman" w:eastAsia="Times New Roman" w:hAnsi="Times New Roman" w:cs="Times New Roman"/>
+          <w:noProof w:val="0"/>
+          <w:sz w:val="24"/>
+          <w:szCs w:val="24"/>
+        </w:rPr>
+        <w:t xml:space="preserve"> }}. {{</w:t>
+      </w:r>
+      <w:proofErr w:type="spellStart"/>
+      <w:r>
+        <w:rPr>
+          <w:rFonts w:ascii="Times New Roman" w:eastAsia="Times New Roman" w:hAnsi="Times New Roman" w:cs="Times New Roman"/>
+          <w:noProof w:val="0"/>
+          <w:sz w:val="24"/>
+          <w:szCs w:val="24"/>
+        </w:rPr>
+        <w:t>option.text</w:t>
+      </w:r>
+      <w:proofErr w:type="spellEnd"/>
+      <w:r>
+        <w:rPr>
+          <w:rFonts w:ascii="Times New Roman" w:eastAsia="Times New Roman" w:hAnsi="Times New Roman" w:cs="Times New Roman"/>
+          <w:noProof w:val="0"/>
+          <w:sz w:val="24"/>
+          <w:szCs w:val="24"/>
+        </w:rPr>
+        <w:t>}}</w:t>
+      </w:r>
+      <w:r>
         <w:rPr>
           <w:rFonts w:ascii="Times New Roman" w:eastAsia="Times New Roman" w:hAnsi="Times New Roman" w:cs="Times New Roman"/>
           <w:i/>
           <w:iCs/>
           <w:noProof w:val="0"/>
           <w:color w:val="5B9BD5" w:themeColor="accent1"/>
+          <w:sz w:val="24"/>
+          <w:szCs w:val="24"/>
           <w:lang w:val="bg-BG"/>
         </w:rPr>
+        <w:t xml:space="preserve">{% </w:t>
+      </w:r>
+      <w:r>
+        <w:rPr>
+          <w:rFonts w:ascii="Times New Roman" w:eastAsia="Times New Roman" w:hAnsi="Times New Roman" w:cs="Times New Roman"/>
+          <w:i/>
+          <w:iCs/>
+          <w:noProof w:val="0"/>
+          <w:color w:val="5B9BD5" w:themeColor="accent1"/>
+          <w:sz w:val="24"/>
+          <w:szCs w:val="24"/>
+          <w:lang w:val="bg-BG"/>
+        </w:rPr>
+        <w:t xml:space="preserve"> </w:t>
+      </w:r>
+      <w:proofErr w:type="spellStart"/>
+      <w:r>
+        <w:rPr>
+          <w:rFonts w:ascii="Times New Roman" w:eastAsia="Times New Roman" w:hAnsi="Times New Roman" w:cs="Times New Roman"/>
+          <w:i/>
+          <w:iCs/>
+          <w:noProof w:val="0"/>
+          <w:color w:val="5B9BD5" w:themeColor="accent1"/>
+          <w:sz w:val="24"/>
+          <w:szCs w:val="24"/>
+          <w:lang w:val="bg-BG"/>
+        </w:rPr>
+        <w:t>endfor</w:t>
+      </w:r>
+      <w:proofErr w:type="spellEnd"/>
+      <w:r>
+        <w:rPr>
+          <w:rFonts w:ascii="Times New Roman" w:eastAsia="Times New Roman" w:hAnsi="Times New Roman" w:cs="Times New Roman"/>
+          <w:i/>
+          <w:iCs/>
+          <w:noProof w:val="0"/>
+          <w:color w:val="5B9BD5" w:themeColor="accent1"/>
+          <w:sz w:val="24"/>
+          <w:szCs w:val="24"/>
+          <w:lang w:val="bg-BG"/>
+        </w:rPr>
+        <w:t xml:space="preserve"> </w:t>
+      </w:r>
+      <w:r>
+        <w:rPr>
+          <w:rFonts w:ascii="Times New Roman" w:eastAsia="Times New Roman" w:hAnsi="Times New Roman" w:cs="Times New Roman"/>
+          <w:i/>
+          <w:iCs/>
+          <w:noProof w:val="0"/>
+          <w:color w:val="5B9BD5" w:themeColor="accent1"/>
+          <w:sz w:val="24"/>
+          <w:szCs w:val="24"/>
+          <w:lang w:val="bg-BG"/>
+        </w:rPr>
+        <w:t xml:space="preserve"> %}</w:t>
+      </w:r>
+      <w:r>
+        <w:rPr>
+          <w:rFonts w:ascii="Times New Roman" w:eastAsia="Times New Roman" w:hAnsi="Times New Roman" w:cs="Times New Roman"/>
+          <w:i/>
+          <w:iCs/>
+          <w:noProof w:val="0"/>
+          <w:color w:val="538135" w:themeColor="accent6" w:themeShade="BF"/>
+          <w:sz w:val="24"/>
+          <w:szCs w:val="24"/>
+          <w:lang w:val="bg-BG"/>
+        </w:rPr>
+        <w:t xml:space="preserve">{% </w:t>
+      </w:r>
+      <w:proofErr w:type="spellStart"/>
+      <w:r>
+        <w:rPr>
+          <w:rFonts w:ascii="Times New Roman" w:eastAsia="Times New Roman" w:hAnsi="Times New Roman" w:cs="Times New Roman"/>
+          <w:i/>
+          <w:iCs/>
+          <w:noProof w:val="0"/>
+          <w:color w:val="538135" w:themeColor="accent6" w:themeShade="BF"/>
+          <w:sz w:val="24"/>
+          <w:szCs w:val="24"/>
+          <w:lang w:val="bg-BG"/>
+        </w:rPr>
+        <w:t>endif</w:t>
+      </w:r>
+      <w:proofErr w:type="spellEnd"/>
+      <w:r>
+        <w:rPr>
+          <w:rFonts w:ascii="Times New Roman" w:eastAsia="Times New Roman" w:hAnsi="Times New Roman" w:cs="Times New Roman"/>
+          <w:i/>
+          <w:iCs/>
+          <w:noProof w:val="0"/>
+          <w:color w:val="538135" w:themeColor="accent6" w:themeShade="BF"/>
+          <w:sz w:val="24"/>
+          <w:szCs w:val="24"/>
+          <w:lang w:val="bg-BG"/>
+        </w:rPr>
+        <w:t xml:space="preserve"> </w:t>
+      </w:r>
+      <w:r>
+        <w:rPr>
+          <w:rFonts w:ascii="Times New Roman" w:eastAsia="Times New Roman" w:hAnsi="Times New Roman" w:cs="Times New Roman"/>
+          <w:i/>
+          <w:iCs/>
+          <w:noProof w:val="0"/>
+          <w:color w:val="538135" w:themeColor="accent6" w:themeShade="BF"/>
+          <w:sz w:val="24"/>
+          <w:szCs w:val="24"/>
+          <w:lang w:val="bg-BG"/>
+        </w:rPr>
+        <w:t xml:space="preserve"> %}{% </w:t>
+      </w:r>
+      <w:r>
+        <w:rPr>
+          <w:rFonts w:ascii="Times New Roman" w:eastAsia="Times New Roman" w:hAnsi="Times New Roman" w:cs="Times New Roman"/>
+          <w:i/>
+          <w:iCs/>
+          <w:noProof w:val="0"/>
+          <w:color w:val="538135" w:themeColor="accent6" w:themeShade="BF"/>
+          <w:sz w:val="24"/>
+          <w:szCs w:val="24"/>
+        </w:rPr>
+        <w:t>if</w:t>
+      </w:r>
+      <w:r>
+        <w:rPr>
+          <w:rFonts w:ascii="Times New Roman" w:eastAsia="Times New Roman" w:hAnsi="Times New Roman" w:cs="Times New Roman"/>
+          <w:i/>
+          <w:iCs/>
+          <w:noProof w:val="0"/>
+          <w:color w:val="538135" w:themeColor="accent6" w:themeShade="BF"/>
+          <w:sz w:val="24"/>
+          <w:szCs w:val="24"/>
+          <w:lang w:val="bg-BG"/>
+        </w:rPr>
+        <w:t xml:space="preserve"> </w:t>
+      </w:r>
+      <w:proofErr w:type="spellStart"/>
+      <w:r>
+        <w:rPr>
+          <w:rFonts w:ascii="Times New Roman" w:eastAsia="Times New Roman" w:hAnsi="Times New Roman" w:cs="Times New Roman"/>
+          <w:i/>
+          <w:iCs/>
+          <w:noProof w:val="0"/>
+          <w:color w:val="538135" w:themeColor="accent6" w:themeShade="BF"/>
+          <w:sz w:val="24"/>
+          <w:szCs w:val="24"/>
+          <w:lang w:val="bg-BG"/>
+        </w:rPr>
+        <w:t>task</w:t>
+      </w:r>
+      <w:proofErr w:type="spellEnd"/>
+      <w:r>
+        <w:rPr>
+          <w:rFonts w:ascii="Times New Roman" w:eastAsia="Times New Roman" w:hAnsi="Times New Roman" w:cs="Times New Roman"/>
+          <w:i/>
+          <w:iCs/>
+          <w:noProof w:val="0"/>
+          <w:color w:val="538135" w:themeColor="accent6" w:themeShade="BF"/>
+          <w:sz w:val="24"/>
+          <w:szCs w:val="24"/>
+          <w:lang w:val="bg-BG"/>
+        </w:rPr>
+        <w:t>.</w:t>
+      </w:r>
+      <w:proofErr w:type="spellStart"/>
+      <w:r>
+        <w:rPr>
+          <w:rFonts w:ascii="Times New Roman" w:eastAsia="Times New Roman" w:hAnsi="Times New Roman" w:cs="Times New Roman"/>
+          <w:i/>
+          <w:iCs/>
+          <w:noProof w:val="0"/>
+          <w:color w:val="538135" w:themeColor="accent6" w:themeShade="BF"/>
+          <w:sz w:val="24"/>
+          <w:szCs w:val="24"/>
+          <w:lang w:val="bg-BG"/>
+        </w:rPr>
+        <w:t>type</w:t>
+      </w:r>
+      <w:proofErr w:type="spellEnd"/>
+      <w:r>
+        <w:rPr>
+          <w:rFonts w:ascii="Times New Roman" w:eastAsia="Times New Roman" w:hAnsi="Times New Roman" w:cs="Times New Roman"/>
+          <w:i/>
+          <w:iCs/>
+          <w:noProof w:val="0"/>
+          <w:color w:val="538135" w:themeColor="accent6" w:themeShade="BF"/>
+          <w:sz w:val="24"/>
+          <w:szCs w:val="24"/>
+          <w:lang w:val="bg-BG"/>
+        </w:rPr>
+        <w:t>==</w:t>
+      </w:r>
+      <w:r>
+        <w:rPr>
+          <w:rFonts w:ascii="Times New Roman" w:eastAsia="Times New Roman" w:hAnsi="Times New Roman" w:cs="Times New Roman"/>
+          <w:i/>
+          <w:iCs/>
+          <w:noProof w:val="0"/>
+          <w:color w:val="538135" w:themeColor="accent6" w:themeShade="BF"/>
+          <w:sz w:val="24"/>
+          <w:szCs w:val="24"/>
+        </w:rPr>
+        <w:t>2</w:t>
+      </w:r>
+      <w:r>
+        <w:rPr>
+          <w:rFonts w:ascii="Times New Roman" w:eastAsia="Times New Roman" w:hAnsi="Times New Roman" w:cs="Times New Roman"/>
+          <w:i/>
+          <w:iCs/>
+          <w:noProof w:val="0"/>
+          <w:color w:val="538135" w:themeColor="accent6" w:themeShade="BF"/>
+          <w:sz w:val="24"/>
+          <w:szCs w:val="24"/>
+          <w:lang w:val="bg-BG"/>
+        </w:rPr>
+        <w:t xml:space="preserve"> %}</w:t>
+      </w:r>
+      <w:r>
+        <w:rPr>
+          <w:rStyle w:val="ae"/>
+          <w:rFonts w:eastAsiaTheme="minorHAnsi"/>
+          <w:i w:val="0"/>
+          <w:sz w:val="24"/>
+          <w:szCs w:val="24"/>
+        </w:rPr>
+        <w:t>{%</w:t>
+      </w:r>
+      <w:r>
+        <w:rPr>
+          <w:rStyle w:val="ae"/>
+          <w:rFonts w:eastAsiaTheme="minorHAnsi"/>
+          <w:i w:val="0"/>
+          <w:sz w:val="24"/>
+          <w:szCs w:val="24"/>
+        </w:rPr>
+        <w:t xml:space="preserve"> </w:t>
+      </w:r>
+      <w:r>
+        <w:rPr>
+          <w:rStyle w:val="ae"/>
+          <w:rFonts w:eastAsiaTheme="minorHAnsi"/>
+          <w:i w:val="0"/>
+          <w:sz w:val="24"/>
+          <w:szCs w:val="24"/>
+        </w:rPr>
+        <w:t xml:space="preserve"> if</w:t>
+      </w:r>
+      <w:r>
+        <w:rPr>
+          <w:rStyle w:val="ae"/>
+          <w:rFonts w:eastAsiaTheme="minorHAnsi"/>
+          <w:i w:val="0"/>
+          <w:sz w:val="24"/>
+          <w:szCs w:val="24"/>
+        </w:rPr>
+        <w:t xml:space="preserve"> </w:t>
+      </w:r>
+      <w:r>
+        <w:rPr>
+          <w:rStyle w:val="ae"/>
+          <w:rFonts w:eastAsiaTheme="minorHAnsi"/>
+          <w:i w:val="0"/>
+          <w:sz w:val="24"/>
+          <w:szCs w:val="24"/>
+        </w:rPr>
+        <w:t xml:space="preserve"> task</w:t>
+      </w:r>
+      <w:r>
+        <w:rPr>
+          <w:rStyle w:val="ae"/>
+          <w:rFonts w:eastAsiaTheme="minorHAnsi"/>
+          <w:i w:val="0"/>
+          <w:sz w:val="24"/>
+          <w:szCs w:val="24"/>
+        </w:rPr>
+        <w:t>.</w:t>
+      </w:r>
+      <w:r>
+        <w:rPr>
+          <w:rStyle w:val="ae"/>
+          <w:rFonts w:eastAsiaTheme="minorHAnsi"/>
+          <w:i w:val="0"/>
+          <w:sz w:val="24"/>
+          <w:szCs w:val="24"/>
+        </w:rPr>
+        <w:t>textWrap</w:t>
+      </w:r>
+      <w:r>
+        <w:rPr>
+          <w:rStyle w:val="ae"/>
+          <w:rFonts w:eastAsiaTheme="minorHAnsi"/>
+          <w:i w:val="0"/>
+          <w:sz w:val="24"/>
+          <w:szCs w:val="24"/>
+        </w:rPr>
+        <w:t xml:space="preserve"> </w:t>
+      </w:r>
+      <w:r>
+        <w:rPr>
+          <w:rStyle w:val="ae"/>
+          <w:rFonts w:eastAsiaTheme="minorHAnsi"/>
+          <w:i w:val="0"/>
+          <w:sz w:val="24"/>
+          <w:szCs w:val="24"/>
+        </w:rPr>
+        <w:t>==</w:t>
+      </w:r>
+      <w:r>
+        <w:rPr>
+          <w:rStyle w:val="ae"/>
+          <w:rFonts w:eastAsiaTheme="minorHAnsi"/>
+          <w:i w:val="0"/>
+          <w:sz w:val="24"/>
+          <w:szCs w:val="24"/>
+        </w:rPr>
+        <w:t xml:space="preserve"> </w:t>
+      </w:r>
+      <w:r>
+        <w:rPr>
+          <w:rStyle w:val="ae"/>
+          <w:rFonts w:eastAsiaTheme="minorHAnsi"/>
+          <w:i w:val="0"/>
+          <w:sz w:val="24"/>
+          <w:szCs w:val="24"/>
+        </w:rPr>
+        <w:t>‘е‘</w:t>
+      </w:r>
+      <w:r>
+        <w:rPr>
+          <w:rStyle w:val="ae"/>
+          <w:rFonts w:eastAsiaTheme="minorHAnsi"/>
+          <w:i w:val="0"/>
+          <w:sz w:val="24"/>
+          <w:szCs w:val="24"/>
+        </w:rPr>
+        <w:t xml:space="preserve"> </w:t>
+      </w:r>
+      <w:r>
+        <w:rPr>
+          <w:rStyle w:val="ae"/>
+          <w:rFonts w:eastAsiaTheme="minorHAnsi"/>
+          <w:i w:val="0"/>
+          <w:sz w:val="24"/>
+          <w:szCs w:val="24"/>
+        </w:rPr>
+        <w:t>%}</w:t>
+      </w:r>
+    </w:p>
+    <w:tbl>
+      <w:tblPr>
+        <w:tblStyle w:val="ac"/>
+        <w:tblW w:w="0" w:type="auto"/>
+        <w:tblInd w:w="284" w:type="dxa"/>
+        <w:tblBorders>
+          <w:top w:val="none" w:sz="0" w:space="0" w:color="auto"/>
+          <w:left w:val="none" w:sz="0" w:space="0" w:color="auto"/>
+          <w:bottom w:val="none" w:sz="0" w:space="0" w:color="auto"/>
+          <w:right w:val="none" w:sz="0" w:space="0" w:color="auto"/>
+          <w:insideH w:val="none" w:sz="0" w:space="0" w:color="auto"/>
+          <w:insideV w:val="none" w:sz="0" w:space="0" w:color="auto"/>
+        </w:tblBorders>
+        <w:tblLook w:val="04A0" w:firstRow="1" w:lastRow="0" w:firstColumn="1" w:lastColumn="0" w:noHBand="0" w:noVBand="1"/>
+      </w:tblPr>
+      <w:tblGrid>
+        <w:gridCol w:w="5158"/>
+        <w:gridCol w:w="5164"/>
+      </w:tblGrid>
+      <w:tr>
+        <w:tc>
+          <w:tcPr>
+            <w:tcW w:w="5265" w:type="dxa"/>
+          </w:tcPr>
+          <w:p>
+            <w:pPr>
+              <w:pStyle w:val="a7"/>
+              <w:ind w:right="125"/>
+              <w:jc w:val="both"/>
+              <w:rPr>
+                <w:rStyle w:val="af0"/>
+              </w:rPr>
+            </w:pPr>
+            <w:r>
+              <w:rPr>
+                <w:rStyle w:val="af0"/>
+              </w:rPr>
+              <w:t>{{</w:t>
+            </w:r>
+            <w:proofErr w:type="spellStart"/>
+            <w:r>
+              <w:rPr>
+                <w:rStyle w:val="af0"/>
+              </w:rPr>
+              <w:t>task</w:t>
+            </w:r>
+            <w:proofErr w:type="spellEnd"/>
+            <w:r>
+              <w:rPr>
+                <w:rStyle w:val="af0"/>
+              </w:rPr>
+              <w:t>.</w:t>
+            </w:r>
+            <w:proofErr w:type="spellStart"/>
+            <w:r>
+              <w:rPr>
+                <w:rStyle w:val="af0"/>
+              </w:rPr>
+              <w:t>text</w:t>
+            </w:r>
+            <w:proofErr w:type="spellEnd"/>
+            <w:r>
+              <w:rPr>
+                <w:rStyle w:val="af0"/>
+              </w:rPr>
+              <w:t>}}</w:t>
+            </w:r>
+          </w:p>
+        </w:tc>
+        <w:tc>
+          <w:tcPr>
+            <w:tcW w:w="5266" w:type="dxa"/>
+          </w:tcPr>
+          <w:p>
+            <w:pPr>
+              <w:pStyle w:val="a7"/>
+              <w:ind w:left="84"/>
+              <w:jc w:val="center"/>
+              <w:rPr>
+                <w:rStyle w:val="af0"/>
+              </w:rPr>
+            </w:pPr>
+            <w:r>
+              <w:rPr>
+                <w:rStyle w:val="af0"/>
+              </w:rPr>
+              <w:t>{{</w:t>
+            </w:r>
+            <w:proofErr w:type="spellStart"/>
+            <w:r>
+              <w:rPr>
+                <w:rStyle w:val="af0"/>
+              </w:rPr>
+              <w:t>task</w:t>
+            </w:r>
+            <w:proofErr w:type="spellEnd"/>
+            <w:r>
+              <w:rPr>
+                <w:rStyle w:val="af0"/>
+              </w:rPr>
+              <w:t>.</w:t>
+            </w:r>
+            <w:r>
+              <w:rPr>
+                <w:rStyle w:val="af0"/>
+                <w:lang w:val="en-US"/>
+              </w:rPr>
+              <w:t>image</w:t>
+            </w:r>
+            <w:r>
+              <w:rPr>
+                <w:rStyle w:val="af0"/>
+              </w:rPr>
+              <w:t>}}</w:t>
+            </w:r>
+          </w:p>
+        </w:tc>
+      </w:tr>
+    </w:tbl>
+    <w:p>
+      <w:pPr>
+        <w:pStyle w:val="a7"/>
+        <w:ind w:left="284"/>
+        <w:rPr>
+          <w:rStyle w:val="ae"/>
+          <w:i w:val="0"/>
+          <w:sz w:val="24"/>
+          <w:szCs w:val="24"/>
+        </w:rPr>
       </w:pPr>
       <w:r>
         <w:rPr>
-          <w:rFonts w:ascii="Times New Roman" w:eastAsia="Times New Roman" w:hAnsi="Times New Roman" w:cs="Times New Roman"/>
-          <w:noProof w:val="0"/>
-          <w:sz w:val="24"/>
-          <w:szCs w:val="24"/>
-        </w:rPr>
-        <w:t>{</w:t>
-      </w:r>
-      <w:proofErr w:type="gramStart"/>
-      <w:r>
-        <w:rPr>
-          <w:rFonts w:ascii="Times New Roman" w:eastAsia="Times New Roman" w:hAnsi="Times New Roman" w:cs="Times New Roman"/>
-          <w:noProof w:val="0"/>
-          <w:sz w:val="24"/>
-          <w:szCs w:val="24"/>
-        </w:rPr>
-        <w:t>{ option.leading</w:t>
-      </w:r>
-      <w:proofErr w:type="gramEnd"/>
-      <w:r>
-        <w:rPr>
-          <w:rFonts w:ascii="Times New Roman" w:eastAsia="Times New Roman" w:hAnsi="Times New Roman" w:cs="Times New Roman"/>
-          <w:noProof w:val="0"/>
-          <w:sz w:val="24"/>
-          <w:szCs w:val="24"/>
-        </w:rPr>
-        <w:t>_char }}. {{option.text}}</w:t>
-      </w:r>
-      <w:r>
-        <w:rPr>
-          <w:rFonts w:ascii="Times New Roman" w:eastAsia="Times New Roman" w:hAnsi="Times New Roman" w:cs="Times New Roman"/>
-          <w:i/>
-          <w:iCs/>
-          <w:noProof w:val="0"/>
-          <w:color w:val="5B9BD5" w:themeColor="accent1"/>
-          <w:lang w:val="bg-BG"/>
-        </w:rPr>
-        <w:t>{% endfor %}</w:t>
+          <w:rStyle w:val="ae"/>
+          <w:i w:val="0"/>
+          <w:sz w:val="24"/>
+          <w:szCs w:val="24"/>
+        </w:rPr>
+        <w:t xml:space="preserve">{% </w:t>
+      </w:r>
+      <w:proofErr w:type="spellStart"/>
+      <w:r>
+        <w:rPr>
+          <w:rStyle w:val="ae"/>
+          <w:i w:val="0"/>
+          <w:sz w:val="24"/>
+          <w:szCs w:val="24"/>
+        </w:rPr>
+        <w:t>endif</w:t>
+      </w:r>
+      <w:proofErr w:type="spellEnd"/>
+      <w:r>
+        <w:rPr>
+          <w:rStyle w:val="ae"/>
+          <w:i w:val="0"/>
+          <w:sz w:val="24"/>
+          <w:szCs w:val="24"/>
+        </w:rPr>
+        <w:t xml:space="preserve"> %}{%</w:t>
+      </w:r>
+      <w:r>
+        <w:rPr>
+          <w:rStyle w:val="ae"/>
+          <w:i w:val="0"/>
+          <w:sz w:val="24"/>
+          <w:szCs w:val="24"/>
+          <w:lang w:val="en-US"/>
+        </w:rPr>
+        <w:t xml:space="preserve"> </w:t>
+      </w:r>
+      <w:r>
+        <w:rPr>
+          <w:rStyle w:val="ae"/>
+          <w:i w:val="0"/>
+          <w:sz w:val="24"/>
+          <w:szCs w:val="24"/>
+        </w:rPr>
+        <w:t xml:space="preserve"> </w:t>
+      </w:r>
+      <w:proofErr w:type="spellStart"/>
+      <w:r>
+        <w:rPr>
+          <w:rStyle w:val="ae"/>
+          <w:i w:val="0"/>
+          <w:sz w:val="24"/>
+          <w:szCs w:val="24"/>
+        </w:rPr>
+        <w:t>if</w:t>
+      </w:r>
+      <w:proofErr w:type="spellEnd"/>
+      <w:r>
+        <w:rPr>
+          <w:rStyle w:val="ae"/>
+          <w:i w:val="0"/>
+          <w:sz w:val="24"/>
+          <w:szCs w:val="24"/>
+          <w:lang w:val="en-US"/>
+        </w:rPr>
+        <w:t xml:space="preserve"> </w:t>
+      </w:r>
+      <w:r>
+        <w:rPr>
+          <w:rStyle w:val="ae"/>
+          <w:i w:val="0"/>
+          <w:sz w:val="24"/>
+          <w:szCs w:val="24"/>
+        </w:rPr>
+        <w:t xml:space="preserve"> </w:t>
+      </w:r>
+      <w:proofErr w:type="spellStart"/>
+      <w:r>
+        <w:rPr>
+          <w:rStyle w:val="ae"/>
+          <w:i w:val="0"/>
+          <w:sz w:val="24"/>
+          <w:szCs w:val="24"/>
+        </w:rPr>
+        <w:t>task</w:t>
+      </w:r>
+      <w:proofErr w:type="spellEnd"/>
+      <w:r>
+        <w:rPr>
+          <w:rStyle w:val="ae"/>
+          <w:i w:val="0"/>
+          <w:sz w:val="24"/>
+          <w:szCs w:val="24"/>
+        </w:rPr>
+        <w:t>.</w:t>
+      </w:r>
+      <w:proofErr w:type="spellStart"/>
+      <w:r>
+        <w:rPr>
+          <w:rStyle w:val="ae"/>
+          <w:i w:val="0"/>
+          <w:sz w:val="24"/>
+          <w:szCs w:val="24"/>
+        </w:rPr>
+        <w:t>textWrap</w:t>
+      </w:r>
+      <w:proofErr w:type="spellEnd"/>
+      <w:r>
+        <w:rPr>
+          <w:rStyle w:val="ae"/>
+          <w:i w:val="0"/>
+          <w:sz w:val="24"/>
+          <w:szCs w:val="24"/>
+          <w:lang w:val="en-US"/>
+        </w:rPr>
+        <w:t xml:space="preserve"> </w:t>
+      </w:r>
+      <w:r>
+        <w:rPr>
+          <w:rStyle w:val="ae"/>
+          <w:i w:val="0"/>
+          <w:sz w:val="24"/>
+          <w:szCs w:val="24"/>
+        </w:rPr>
+        <w:t>==</w:t>
+      </w:r>
+      <w:r>
+        <w:rPr>
+          <w:rStyle w:val="ae"/>
+          <w:i w:val="0"/>
+          <w:sz w:val="24"/>
+          <w:szCs w:val="24"/>
+          <w:lang w:val="en-US"/>
+        </w:rPr>
+        <w:t xml:space="preserve"> </w:t>
+      </w:r>
+      <w:r>
+        <w:rPr>
+          <w:rStyle w:val="ae"/>
+          <w:i w:val="0"/>
+          <w:sz w:val="24"/>
+          <w:szCs w:val="24"/>
+        </w:rPr>
+        <w:t>‘</w:t>
+      </w:r>
+      <w:r>
+        <w:rPr>
+          <w:rStyle w:val="ae"/>
+          <w:i w:val="0"/>
+          <w:sz w:val="24"/>
+          <w:szCs w:val="24"/>
+          <w:lang w:val="en-US"/>
+        </w:rPr>
+        <w:t>w</w:t>
+      </w:r>
+      <w:r>
+        <w:rPr>
+          <w:rStyle w:val="ae"/>
+          <w:i w:val="0"/>
+          <w:sz w:val="24"/>
+          <w:szCs w:val="24"/>
+        </w:rPr>
+        <w:t>‘</w:t>
+      </w:r>
+      <w:r>
+        <w:rPr>
+          <w:rStyle w:val="ae"/>
+          <w:i w:val="0"/>
+          <w:sz w:val="24"/>
+          <w:szCs w:val="24"/>
+          <w:lang w:val="en-US"/>
+        </w:rPr>
+        <w:t xml:space="preserve"> </w:t>
+      </w:r>
+      <w:r>
+        <w:rPr>
+          <w:rStyle w:val="ae"/>
+          <w:i w:val="0"/>
+          <w:sz w:val="24"/>
+          <w:szCs w:val="24"/>
+        </w:rPr>
+        <w:t>%}</w:t>
+      </w:r>
+    </w:p>
+    <w:tbl>
+      <w:tblPr>
+        <w:tblStyle w:val="ac"/>
+        <w:tblW w:w="0" w:type="auto"/>
+        <w:tblInd w:w="284" w:type="dxa"/>
+        <w:tblBorders>
+          <w:top w:val="none" w:sz="0" w:space="0" w:color="auto"/>
+          <w:left w:val="none" w:sz="0" w:space="0" w:color="auto"/>
+          <w:bottom w:val="none" w:sz="0" w:space="0" w:color="auto"/>
+          <w:right w:val="none" w:sz="0" w:space="0" w:color="auto"/>
+          <w:insideH w:val="none" w:sz="0" w:space="0" w:color="auto"/>
+          <w:insideV w:val="none" w:sz="0" w:space="0" w:color="auto"/>
+        </w:tblBorders>
+        <w:tblLook w:val="04A0" w:firstRow="1" w:lastRow="0" w:firstColumn="1" w:lastColumn="0" w:noHBand="0" w:noVBand="1"/>
+      </w:tblPr>
+      <w:tblGrid>
+        <w:gridCol w:w="5164"/>
+        <w:gridCol w:w="5158"/>
+      </w:tblGrid>
+      <w:tr>
+        <w:tc>
+          <w:tcPr>
+            <w:tcW w:w="5265" w:type="dxa"/>
+          </w:tcPr>
+          <w:p>
+            <w:pPr>
+              <w:pStyle w:val="a7"/>
+              <w:ind w:right="125"/>
+              <w:jc w:val="center"/>
+              <w:rPr>
+                <w:rStyle w:val="af0"/>
+              </w:rPr>
+            </w:pPr>
+            <w:r>
+              <w:rPr>
+                <w:rStyle w:val="af0"/>
+              </w:rPr>
+              <w:t>{{</w:t>
+            </w:r>
+            <w:proofErr w:type="spellStart"/>
+            <w:r>
+              <w:rPr>
+                <w:rStyle w:val="af0"/>
+              </w:rPr>
+              <w:t>task</w:t>
+            </w:r>
+            <w:proofErr w:type="spellEnd"/>
+            <w:r>
+              <w:rPr>
+                <w:rStyle w:val="af0"/>
+              </w:rPr>
+              <w:t>.</w:t>
+            </w:r>
+            <w:r>
+              <w:rPr>
+                <w:rStyle w:val="af0"/>
+                <w:lang w:val="en-US"/>
+              </w:rPr>
+              <w:t>image</w:t>
+            </w:r>
+            <w:r>
+              <w:rPr>
+                <w:rStyle w:val="af0"/>
+              </w:rPr>
+              <w:t>}}</w:t>
+            </w:r>
+          </w:p>
+        </w:tc>
+        <w:tc>
+          <w:tcPr>
+            <w:tcW w:w="5266" w:type="dxa"/>
+          </w:tcPr>
+          <w:p>
+            <w:pPr>
+              <w:pStyle w:val="a7"/>
+              <w:ind w:left="84"/>
+              <w:jc w:val="both"/>
+              <w:rPr>
+                <w:rStyle w:val="af0"/>
+              </w:rPr>
+            </w:pPr>
+            <w:r>
+              <w:rPr>
+                <w:rStyle w:val="af0"/>
+              </w:rPr>
+              <w:t>{{</w:t>
+            </w:r>
+            <w:proofErr w:type="spellStart"/>
+            <w:r>
+              <w:rPr>
+                <w:rStyle w:val="af0"/>
+              </w:rPr>
+              <w:t>task</w:t>
+            </w:r>
+            <w:proofErr w:type="spellEnd"/>
+            <w:r>
+              <w:rPr>
+                <w:rStyle w:val="af0"/>
+              </w:rPr>
+              <w:t>.</w:t>
+            </w:r>
+            <w:proofErr w:type="spellStart"/>
+            <w:r>
+              <w:rPr>
+                <w:rStyle w:val="af0"/>
+              </w:rPr>
+              <w:t>text</w:t>
+            </w:r>
+            <w:proofErr w:type="spellEnd"/>
+            <w:r>
+              <w:rPr>
+                <w:rStyle w:val="af0"/>
+              </w:rPr>
+              <w:t>}}</w:t>
+            </w:r>
+          </w:p>
+        </w:tc>
+      </w:tr>
+    </w:tbl>
+    <w:p>
+      <w:pPr>
+        <w:pStyle w:val="a7"/>
+        <w:ind w:left="284"/>
+        <w:rPr>
+          <w:rStyle w:val="af0"/>
+        </w:rPr>
+      </w:pPr>
+      <w:r>
+        <w:rPr>
+          <w:rStyle w:val="ae"/>
+          <w:sz w:val="24"/>
+          <w:szCs w:val="24"/>
+        </w:rPr>
+        <w:t xml:space="preserve">{% </w:t>
+      </w:r>
+      <w:proofErr w:type="spellStart"/>
+      <w:r>
+        <w:rPr>
+          <w:rStyle w:val="ae"/>
+          <w:sz w:val="24"/>
+          <w:szCs w:val="24"/>
+        </w:rPr>
+        <w:t>endif</w:t>
+      </w:r>
+      <w:proofErr w:type="spellEnd"/>
+      <w:r>
+        <w:rPr>
+          <w:rStyle w:val="ae"/>
+          <w:sz w:val="24"/>
+          <w:szCs w:val="24"/>
+        </w:rPr>
+        <w:t xml:space="preserve"> %}</w:t>
+      </w:r>
+      <w:r>
+        <w:rPr>
+          <w:rStyle w:val="ae"/>
+          <w:i w:val="0"/>
+          <w:sz w:val="24"/>
+          <w:szCs w:val="24"/>
+        </w:rPr>
+        <w:t xml:space="preserve">{% </w:t>
+      </w:r>
+      <w:proofErr w:type="spellStart"/>
+      <w:r>
+        <w:rPr>
+          <w:rStyle w:val="ae"/>
+          <w:i w:val="0"/>
+          <w:sz w:val="24"/>
+          <w:szCs w:val="24"/>
+        </w:rPr>
+        <w:t>if</w:t>
+      </w:r>
+      <w:proofErr w:type="spellEnd"/>
+      <w:r>
+        <w:rPr>
+          <w:rStyle w:val="ae"/>
+          <w:i w:val="0"/>
+          <w:sz w:val="24"/>
+          <w:szCs w:val="24"/>
+          <w:lang w:val="en-US"/>
+        </w:rPr>
+        <w:t xml:space="preserve"> </w:t>
+      </w:r>
+      <w:r>
+        <w:rPr>
+          <w:rStyle w:val="ae"/>
+          <w:i w:val="0"/>
+          <w:sz w:val="24"/>
+          <w:szCs w:val="24"/>
+        </w:rPr>
+        <w:t xml:space="preserve"> </w:t>
+      </w:r>
+      <w:proofErr w:type="spellStart"/>
+      <w:r>
+        <w:rPr>
+          <w:rStyle w:val="ae"/>
+          <w:i w:val="0"/>
+          <w:sz w:val="24"/>
+          <w:szCs w:val="24"/>
+        </w:rPr>
+        <w:t>task</w:t>
+      </w:r>
+      <w:proofErr w:type="spellEnd"/>
+      <w:r>
+        <w:rPr>
+          <w:rStyle w:val="ae"/>
+          <w:i w:val="0"/>
+          <w:sz w:val="24"/>
+          <w:szCs w:val="24"/>
+        </w:rPr>
+        <w:t>.</w:t>
+      </w:r>
+      <w:proofErr w:type="spellStart"/>
+      <w:r>
+        <w:rPr>
+          <w:rStyle w:val="ae"/>
+          <w:i w:val="0"/>
+          <w:sz w:val="24"/>
+          <w:szCs w:val="24"/>
+        </w:rPr>
+        <w:t>textWrap</w:t>
+      </w:r>
+      <w:proofErr w:type="spellEnd"/>
+      <w:r>
+        <w:rPr>
+          <w:rStyle w:val="ae"/>
+          <w:i w:val="0"/>
+          <w:sz w:val="24"/>
+          <w:szCs w:val="24"/>
+        </w:rPr>
+        <w:t>==‘</w:t>
+      </w:r>
+      <w:r>
+        <w:rPr>
+          <w:rStyle w:val="ae"/>
+          <w:i w:val="0"/>
+          <w:sz w:val="24"/>
+          <w:szCs w:val="24"/>
+          <w:lang w:val="en-US"/>
+        </w:rPr>
+        <w:t>s</w:t>
+      </w:r>
+      <w:r>
+        <w:rPr>
+          <w:rStyle w:val="ae"/>
+          <w:i w:val="0"/>
+          <w:sz w:val="24"/>
+          <w:szCs w:val="24"/>
+        </w:rPr>
+        <w:t>‘%}</w:t>
+      </w:r>
+      <w:r>
+        <w:rPr>
+          <w:rStyle w:val="af0"/>
+        </w:rPr>
+        <w:t>{{</w:t>
+      </w:r>
+      <w:proofErr w:type="spellStart"/>
+      <w:r>
+        <w:rPr>
+          <w:rStyle w:val="af0"/>
+        </w:rPr>
+        <w:t>task</w:t>
+      </w:r>
+      <w:proofErr w:type="spellEnd"/>
+      <w:r>
+        <w:rPr>
+          <w:rStyle w:val="af0"/>
+        </w:rPr>
+        <w:t>.</w:t>
+      </w:r>
+      <w:r>
+        <w:rPr>
+          <w:rStyle w:val="af0"/>
+          <w:lang w:val="en-US"/>
+        </w:rPr>
+        <w:t>image</w:t>
+      </w:r>
+      <w:r>
+        <w:rPr>
+          <w:rStyle w:val="af0"/>
+        </w:rPr>
+        <w:t>}}</w:t>
       </w:r>
     </w:p>
     <w:p>
       <w:pPr>
-        <w:keepNext/>
-        <w:keepLines/>
-        <w:autoSpaceDE w:val="0"/>
-        <w:autoSpaceDN w:val="0"/>
-        <w:spacing w:after="0" w:line="360" w:lineRule="auto"/>
-        <w:ind w:left="-124"/>
-        <w:rPr>
-          <w:rFonts w:ascii="Times New Roman" w:eastAsia="Times New Roman" w:hAnsi="Times New Roman" w:cs="Times New Roman"/>
-          <w:i/>
-          <w:iCs/>
-          <w:noProof w:val="0"/>
-          <w:color w:val="5B9BD5" w:themeColor="accent1"/>
-          <w:lang w:val="bg-BG"/>
+        <w:pStyle w:val="a7"/>
+        <w:ind w:left="284"/>
+        <w:rPr>
+          <w:rStyle w:val="af0"/>
         </w:rPr>
       </w:pPr>
       <w:r>
         <w:rPr>
-          <w:rFonts w:ascii="Times New Roman" w:eastAsia="Times New Roman" w:hAnsi="Times New Roman" w:cs="Times New Roman"/>
-          <w:i/>
-          <w:iCs/>
-          <w:noProof w:val="0"/>
-          <w:color w:val="5B9BD5" w:themeColor="accent1"/>
-          <w:lang w:val="bg-BG"/>
-        </w:rPr>
-        <w:t>{% endif %}</w:t>
-      </w:r>
-    </w:p>
-    <w:p>
-      <w:pPr>
-        <w:keepNext/>
-        <w:keepLines/>
-        <w:autoSpaceDE w:val="0"/>
-        <w:autoSpaceDN w:val="0"/>
-        <w:spacing w:after="0" w:line="360" w:lineRule="auto"/>
-        <w:ind w:left="-124"/>
-        <w:rPr>
-          <w:rFonts w:ascii="Times New Roman" w:eastAsia="Times New Roman" w:hAnsi="Times New Roman" w:cs="Times New Roman"/>
-          <w:noProof w:val="0"/>
-          <w:sz w:val="24"/>
-          <w:szCs w:val="24"/>
-          <w:lang w:val="bg-BG"/>
-        </w:rPr>
-        <w:sectPr>
-          <w:footerReference w:type="default" r:id="rId12"/>
-          <w:type w:val="continuous"/>
-          <w:pgSz w:w="11910" w:h="16840"/>
-          <w:pgMar w:top="896" w:right="578" w:bottom="760" w:left="941" w:header="607" w:footer="567" w:gutter="0"/>
-          <w:cols w:space="708"/>
-        </w:sectPr>
-      </w:pPr>
-      <w:r>
-        <w:rPr>
-          <w:rFonts w:ascii="Times New Roman" w:eastAsia="Times New Roman" w:hAnsi="Times New Roman" w:cs="Times New Roman"/>
-          <w:i/>
-          <w:iCs/>
-          <w:noProof w:val="0"/>
-          <w:color w:val="5B9BD5" w:themeColor="accent1"/>
-          <w:lang w:val="bg-BG"/>
+          <w:rStyle w:val="af0"/>
+        </w:rPr>
+        <w:t>{{</w:t>
+      </w:r>
+      <w:proofErr w:type="spellStart"/>
+      <w:r>
+        <w:rPr>
+          <w:rStyle w:val="af0"/>
+        </w:rPr>
+        <w:t>task</w:t>
+      </w:r>
+      <w:proofErr w:type="spellEnd"/>
+      <w:r>
+        <w:rPr>
+          <w:rStyle w:val="af0"/>
+        </w:rPr>
+        <w:t>.</w:t>
+      </w:r>
+      <w:proofErr w:type="spellStart"/>
+      <w:r>
+        <w:rPr>
+          <w:rStyle w:val="af0"/>
+        </w:rPr>
+        <w:t>text</w:t>
+      </w:r>
+      <w:proofErr w:type="spellEnd"/>
+      <w:r>
+        <w:rPr>
+          <w:rStyle w:val="af0"/>
+        </w:rPr>
+        <w:t>}}</w:t>
+      </w:r>
+      <w:r>
+        <w:rPr>
+          <w:rStyle w:val="ae"/>
+          <w:sz w:val="24"/>
+          <w:szCs w:val="24"/>
         </w:rPr>
         <w:t xml:space="preserve">{% </w:t>
       </w:r>
-      <w:r>
-        <w:rPr>
-          <w:rFonts w:ascii="Times New Roman" w:eastAsia="Times New Roman" w:hAnsi="Times New Roman" w:cs="Times New Roman"/>
-          <w:i/>
-          <w:iCs/>
-          <w:noProof w:val="0"/>
-          <w:color w:val="5B9BD5" w:themeColor="accent1"/>
+      <w:proofErr w:type="spellStart"/>
+      <w:r>
+        <w:rPr>
+          <w:rStyle w:val="ae"/>
+          <w:sz w:val="24"/>
+          <w:szCs w:val="24"/>
+        </w:rPr>
+        <w:t>endif</w:t>
+      </w:r>
+      <w:proofErr w:type="spellEnd"/>
+      <w:r>
+        <w:rPr>
+          <w:rStyle w:val="ae"/>
+          <w:sz w:val="24"/>
+          <w:szCs w:val="24"/>
+        </w:rPr>
+        <w:t xml:space="preserve"> %}</w:t>
+      </w:r>
+      <w:r>
+        <w:rPr>
+          <w:rStyle w:val="ae"/>
+          <w:i w:val="0"/>
+          <w:sz w:val="24"/>
+          <w:szCs w:val="24"/>
+        </w:rPr>
+        <w:t xml:space="preserve">{% </w:t>
+      </w:r>
+      <w:proofErr w:type="spellStart"/>
+      <w:r>
+        <w:rPr>
+          <w:rStyle w:val="ae"/>
+          <w:i w:val="0"/>
+          <w:sz w:val="24"/>
+          <w:szCs w:val="24"/>
         </w:rPr>
         <w:t>if</w:t>
       </w:r>
-      <w:r>
-        <w:rPr>
-          <w:rFonts w:ascii="Times New Roman" w:eastAsia="Times New Roman" w:hAnsi="Times New Roman" w:cs="Times New Roman"/>
-          <w:i/>
-          <w:iCs/>
-          <w:noProof w:val="0"/>
-          <w:color w:val="5B9BD5" w:themeColor="accent1"/>
-          <w:lang w:val="bg-BG"/>
-        </w:rPr>
-        <w:t xml:space="preserve"> task.type==</w:t>
-      </w:r>
-      <w:r>
-        <w:rPr>
-          <w:rFonts w:ascii="Times New Roman" w:eastAsia="Times New Roman" w:hAnsi="Times New Roman" w:cs="Times New Roman"/>
-          <w:i/>
-          <w:iCs/>
-          <w:noProof w:val="0"/>
-          <w:color w:val="5B9BD5" w:themeColor="accent1"/>
-        </w:rPr>
-        <w:t>2</w:t>
-      </w:r>
-      <w:r>
-        <w:rPr>
-          <w:rFonts w:ascii="Times New Roman" w:eastAsia="Times New Roman" w:hAnsi="Times New Roman" w:cs="Times New Roman"/>
-          <w:i/>
-          <w:iCs/>
-          <w:noProof w:val="0"/>
-          <w:color w:val="5B9BD5" w:themeColor="accent1"/>
-          <w:lang w:val="bg-BG"/>
-        </w:rPr>
-        <w:t xml:space="preserve"> %}</w:t>
-      </w:r>
-    </w:p>
-    <w:p>
-      <w:pPr>
-        <w:keepNext/>
-        <w:keepLines/>
-        <w:autoSpaceDE w:val="0"/>
-        <w:autoSpaceDN w:val="0"/>
-        <w:spacing w:after="0" w:line="240" w:lineRule="auto"/>
-        <w:rPr>
-          <w:rFonts w:ascii="Times New Roman" w:eastAsia="Times New Roman" w:hAnsi="Times New Roman" w:cs="Times New Roman"/>
-          <w:noProof w:val="0"/>
-          <w:sz w:val="24"/>
-          <w:szCs w:val="24"/>
-        </w:rPr>
-      </w:pPr>
-    </w:p>
-    <w:p>
-      <w:pPr>
-        <w:keepNext/>
-        <w:keepLines/>
-        <w:autoSpaceDE w:val="0"/>
-        <w:autoSpaceDN w:val="0"/>
-        <w:spacing w:after="0" w:line="240" w:lineRule="auto"/>
-        <w:rPr>
-          <w:rFonts w:ascii="Times New Roman" w:eastAsia="Times New Roman" w:hAnsi="Times New Roman" w:cs="Times New Roman"/>
-          <w:noProof w:val="0"/>
-          <w:sz w:val="24"/>
-          <w:szCs w:val="24"/>
-          <w:lang w:val="bg-BG"/>
-        </w:rPr>
-      </w:pPr>
-      <w:r>
-        <w:rPr>
-          <w:rFonts w:ascii="Times New Roman" w:eastAsia="Times New Roman" w:hAnsi="Times New Roman" w:cs="Times New Roman"/>
-          <w:noProof w:val="0"/>
-          <w:sz w:val="24"/>
-          <w:szCs w:val="24"/>
-        </w:rPr>
-        <w:t>{</w:t>
-      </w:r>
-      <w:proofErr w:type="gramStart"/>
-      <w:r>
-        <w:rPr>
-          <w:rFonts w:ascii="Times New Roman" w:eastAsia="Times New Roman" w:hAnsi="Times New Roman" w:cs="Times New Roman"/>
-          <w:noProof w:val="0"/>
-          <w:sz w:val="24"/>
-          <w:szCs w:val="24"/>
-        </w:rPr>
-        <w:t xml:space="preserve">{  </w:t>
-      </w:r>
-      <w:proofErr w:type="spellStart"/>
-      <w:r>
-        <w:rPr>
-          <w:rFonts w:ascii="Times New Roman" w:eastAsia="Times New Roman" w:hAnsi="Times New Roman" w:cs="Times New Roman"/>
-          <w:noProof w:val="0"/>
-          <w:sz w:val="24"/>
-          <w:szCs w:val="24"/>
-        </w:rPr>
-        <w:t>task.image</w:t>
-      </w:r>
-      <w:proofErr w:type="spellEnd"/>
-      <w:proofErr w:type="gramEnd"/>
-      <w:r>
-        <w:rPr>
-          <w:rFonts w:ascii="Times New Roman" w:eastAsia="Times New Roman" w:hAnsi="Times New Roman" w:cs="Times New Roman"/>
-          <w:noProof w:val="0"/>
-          <w:sz w:val="24"/>
-          <w:szCs w:val="24"/>
+      <w:proofErr w:type="spellEnd"/>
+      <w:r>
+        <w:rPr>
+          <w:rStyle w:val="ae"/>
+          <w:i w:val="0"/>
+          <w:sz w:val="24"/>
+          <w:szCs w:val="24"/>
+          <w:lang w:val="en-US"/>
+        </w:rPr>
+        <w:t xml:space="preserve"> </w:t>
+      </w:r>
+      <w:r>
+        <w:rPr>
+          <w:rStyle w:val="ae"/>
+          <w:i w:val="0"/>
+          <w:sz w:val="24"/>
+          <w:szCs w:val="24"/>
+        </w:rPr>
+        <w:t xml:space="preserve"> </w:t>
+      </w:r>
+      <w:proofErr w:type="spellStart"/>
+      <w:r>
+        <w:rPr>
+          <w:rStyle w:val="ae"/>
+          <w:i w:val="0"/>
+          <w:sz w:val="24"/>
+          <w:szCs w:val="24"/>
+        </w:rPr>
+        <w:t>task</w:t>
+      </w:r>
+      <w:proofErr w:type="spellEnd"/>
+      <w:r>
+        <w:rPr>
+          <w:rStyle w:val="ae"/>
+          <w:i w:val="0"/>
+          <w:sz w:val="24"/>
+          <w:szCs w:val="24"/>
+        </w:rPr>
+        <w:t>.</w:t>
+      </w:r>
+      <w:proofErr w:type="spellStart"/>
+      <w:r>
+        <w:rPr>
+          <w:rStyle w:val="ae"/>
+          <w:i w:val="0"/>
+          <w:sz w:val="24"/>
+          <w:szCs w:val="24"/>
+        </w:rPr>
+        <w:t>textWrap</w:t>
+      </w:r>
+      <w:proofErr w:type="spellEnd"/>
+      <w:r>
+        <w:rPr>
+          <w:rStyle w:val="ae"/>
+          <w:i w:val="0"/>
+          <w:sz w:val="24"/>
+          <w:szCs w:val="24"/>
+        </w:rPr>
+        <w:t>==‘</w:t>
+      </w:r>
+      <w:r>
+        <w:rPr>
+          <w:rStyle w:val="ae"/>
+          <w:i w:val="0"/>
+          <w:sz w:val="24"/>
+          <w:szCs w:val="24"/>
+          <w:lang w:val="en-US"/>
+        </w:rPr>
+        <w:t>n</w:t>
+      </w:r>
+      <w:r>
+        <w:rPr>
+          <w:rStyle w:val="ae"/>
+          <w:i w:val="0"/>
+          <w:sz w:val="24"/>
+          <w:szCs w:val="24"/>
+        </w:rPr>
+        <w:t>‘%}</w:t>
+      </w:r>
+      <w:r>
+        <w:rPr>
+          <w:rStyle w:val="af0"/>
+        </w:rPr>
+        <w:t>{{</w:t>
+      </w:r>
+      <w:proofErr w:type="spellStart"/>
+      <w:r>
+        <w:rPr>
+          <w:rStyle w:val="af0"/>
+        </w:rPr>
+        <w:t>task</w:t>
+      </w:r>
+      <w:proofErr w:type="spellEnd"/>
+      <w:r>
+        <w:rPr>
+          <w:rStyle w:val="af0"/>
+        </w:rPr>
+        <w:t>.</w:t>
+      </w:r>
+      <w:proofErr w:type="spellStart"/>
+      <w:r>
+        <w:rPr>
+          <w:rStyle w:val="af0"/>
+        </w:rPr>
+        <w:t>text</w:t>
+      </w:r>
+      <w:proofErr w:type="spellEnd"/>
+      <w:r>
+        <w:rPr>
+          <w:rStyle w:val="af0"/>
         </w:rPr>
         <w:t>}}</w:t>
       </w:r>
@@ -1775,626 +4244,1658 @@
           <w:iCs/>
           <w:noProof w:val="0"/>
           <w:color w:val="5B9BD5" w:themeColor="accent1"/>
+          <w:sz w:val="24"/>
+          <w:szCs w:val="24"/>
           <w:lang w:val="bg-BG"/>
         </w:rPr>
       </w:pPr>
       <w:r>
         <w:rPr>
-          <w:rFonts w:ascii="Times New Roman" w:eastAsia="Times New Roman" w:hAnsi="Times New Roman" w:cs="Times New Roman"/>
-          <w:noProof w:val="0"/>
-          <w:sz w:val="24"/>
-          <w:szCs w:val="24"/>
-        </w:rPr>
-        <w:br w:type="column"/>
-      </w:r>
-      <w:r>
-        <w:rPr>
-          <w:rFonts w:ascii="Times New Roman" w:eastAsia="Times New Roman" w:hAnsi="Times New Roman" w:cs="Times New Roman"/>
-          <w:i/>
+          <w:rStyle w:val="af0"/>
+          <w:rFonts w:eastAsiaTheme="minorHAnsi"/>
+        </w:rPr>
+        <w:t>{{task.</w:t>
+      </w:r>
+      <w:r>
+        <w:rPr>
+          <w:rStyle w:val="af0"/>
+          <w:rFonts w:eastAsiaTheme="minorHAnsi"/>
+        </w:rPr>
+        <w:t>image</w:t>
+      </w:r>
+      <w:r>
+        <w:rPr>
+          <w:rStyle w:val="af0"/>
+          <w:rFonts w:eastAsiaTheme="minorHAnsi"/>
+        </w:rPr>
+        <w:t>}}</w:t>
+      </w:r>
+      <w:r>
+        <w:rPr>
+          <w:rStyle w:val="ae"/>
+          <w:rFonts w:eastAsiaTheme="minorHAnsi"/>
+          <w:sz w:val="24"/>
+          <w:szCs w:val="24"/>
+        </w:rPr>
+        <w:t>{% endif %}</w:t>
+      </w:r>
+      <w:r>
+        <w:rPr>
+          <w:rFonts w:ascii="Times New Roman" w:eastAsia="Times New Roman" w:hAnsi="Times New Roman" w:cs="Times New Roman"/>
           <w:iCs/>
           <w:noProof w:val="0"/>
           <w:color w:val="5B9BD5" w:themeColor="accent1"/>
+          <w:sz w:val="24"/>
+          <w:szCs w:val="24"/>
           <w:lang w:val="bg-BG"/>
         </w:rPr>
-        <w:lastRenderedPageBreak/>
         <w:t xml:space="preserve">{% </w:t>
       </w:r>
       <w:r>
         <w:rPr>
           <w:rFonts w:ascii="Times New Roman" w:eastAsia="Times New Roman" w:hAnsi="Times New Roman" w:cs="Times New Roman"/>
-          <w:i/>
           <w:iCs/>
           <w:noProof w:val="0"/>
           <w:color w:val="5B9BD5" w:themeColor="accent1"/>
+          <w:sz w:val="24"/>
+          <w:szCs w:val="24"/>
         </w:rPr>
         <w:t>for option in task</w:t>
       </w:r>
       <w:r>
         <w:rPr>
           <w:rFonts w:ascii="Times New Roman" w:eastAsia="Times New Roman" w:hAnsi="Times New Roman" w:cs="Times New Roman"/>
-          <w:i/>
           <w:iCs/>
           <w:noProof w:val="0"/>
           <w:color w:val="5B9BD5" w:themeColor="accent1"/>
+          <w:sz w:val="24"/>
+          <w:szCs w:val="24"/>
+        </w:rPr>
+        <w:t>.</w:t>
+      </w:r>
+      <w:proofErr w:type="spellStart"/>
+      <w:r>
+        <w:rPr>
+          <w:rFonts w:ascii="Times New Roman" w:eastAsia="Times New Roman" w:hAnsi="Times New Roman" w:cs="Times New Roman"/>
+          <w:iCs/>
+          <w:noProof w:val="0"/>
+          <w:color w:val="5B9BD5" w:themeColor="accent1"/>
+          <w:sz w:val="24"/>
+          <w:szCs w:val="24"/>
           <w:lang w:val="bg-BG"/>
         </w:rPr>
-        <w:t>.options %}</w:t>
+        <w:t>options</w:t>
+      </w:r>
+      <w:proofErr w:type="spellEnd"/>
+      <w:r>
+        <w:rPr>
+          <w:rFonts w:ascii="Times New Roman" w:eastAsia="Times New Roman" w:hAnsi="Times New Roman" w:cs="Times New Roman"/>
+          <w:iCs/>
+          <w:noProof w:val="0"/>
+          <w:color w:val="5B9BD5" w:themeColor="accent1"/>
+          <w:sz w:val="24"/>
+          <w:szCs w:val="24"/>
+          <w:lang w:val="bg-BG"/>
+        </w:rPr>
+        <w:t xml:space="preserve"> %}</w:t>
       </w:r>
     </w:p>
     <w:p>
       <w:pPr>
+        <w:pStyle w:val="af1"/>
         <w:keepNext/>
         <w:keepLines/>
         <w:numPr>
           <w:ilvl w:val="0"/>
-          <w:numId w:val="1"/>
+          <w:numId w:val="2"/>
         </w:numPr>
         <w:autoSpaceDE w:val="0"/>
         <w:autoSpaceDN w:val="0"/>
         <w:spacing w:after="0" w:line="360" w:lineRule="auto"/>
-        <w:ind w:left="426"/>
-        <w:rPr>
-          <w:rFonts w:ascii="Times New Roman" w:eastAsia="Times New Roman" w:hAnsi="Times New Roman" w:cs="Times New Roman"/>
+        <w:rPr>
+          <w:rFonts w:ascii="Times New Roman" w:eastAsia="Times New Roman" w:hAnsi="Times New Roman" w:cs="Times New Roman"/>
+          <w:i/>
+          <w:iCs/>
           <w:noProof w:val="0"/>
           <w:color w:val="5B9BD5" w:themeColor="accent1"/>
           <w:sz w:val="24"/>
           <w:szCs w:val="24"/>
+        </w:rPr>
+      </w:pPr>
+      <w:r>
+        <w:rPr>
+          <w:rFonts w:ascii="Times New Roman" w:eastAsia="Times New Roman" w:hAnsi="Times New Roman" w:cs="Times New Roman"/>
+          <w:noProof w:val="0"/>
+          <w:sz w:val="24"/>
+          <w:szCs w:val="24"/>
           <w:lang w:val="bg-BG"/>
         </w:rPr>
+        <w:t xml:space="preserve">{{ </w:t>
+      </w:r>
+      <w:proofErr w:type="spellStart"/>
+      <w:r>
+        <w:rPr>
+          <w:rFonts w:ascii="Times New Roman" w:eastAsia="Times New Roman" w:hAnsi="Times New Roman" w:cs="Times New Roman"/>
+          <w:noProof w:val="0"/>
+          <w:sz w:val="24"/>
+          <w:szCs w:val="24"/>
+          <w:lang w:val="bg-BG"/>
+        </w:rPr>
+        <w:t>option</w:t>
+      </w:r>
+      <w:proofErr w:type="spellEnd"/>
+      <w:r>
+        <w:rPr>
+          <w:rFonts w:ascii="Times New Roman" w:eastAsia="Times New Roman" w:hAnsi="Times New Roman" w:cs="Times New Roman"/>
+          <w:noProof w:val="0"/>
+          <w:sz w:val="24"/>
+          <w:szCs w:val="24"/>
+          <w:lang w:val="bg-BG"/>
+        </w:rPr>
+        <w:t>.</w:t>
+      </w:r>
+      <w:proofErr w:type="spellStart"/>
+      <w:r>
+        <w:rPr>
+          <w:rFonts w:ascii="Times New Roman" w:eastAsia="Times New Roman" w:hAnsi="Times New Roman" w:cs="Times New Roman"/>
+          <w:noProof w:val="0"/>
+          <w:sz w:val="24"/>
+          <w:szCs w:val="24"/>
+          <w:lang w:val="bg-BG"/>
+        </w:rPr>
+        <w:t>leading_char</w:t>
+      </w:r>
+      <w:proofErr w:type="spellEnd"/>
+      <w:r>
+        <w:rPr>
+          <w:rFonts w:ascii="Times New Roman" w:eastAsia="Times New Roman" w:hAnsi="Times New Roman" w:cs="Times New Roman"/>
+          <w:noProof w:val="0"/>
+          <w:sz w:val="24"/>
+          <w:szCs w:val="24"/>
+        </w:rPr>
+        <w:t xml:space="preserve"> }}</w:t>
+      </w:r>
+      <w:r>
+        <w:rPr>
+          <w:rFonts w:ascii="Times New Roman" w:eastAsia="Times New Roman" w:hAnsi="Times New Roman" w:cs="Times New Roman"/>
+          <w:noProof w:val="0"/>
+          <w:sz w:val="24"/>
+          <w:szCs w:val="24"/>
+          <w:lang w:val="bg-BG"/>
+        </w:rPr>
+        <w:t xml:space="preserve">. </w:t>
+      </w:r>
+      <w:r>
+        <w:rPr>
+          <w:rFonts w:ascii="Times New Roman" w:eastAsia="Times New Roman" w:hAnsi="Times New Roman" w:cs="Times New Roman"/>
+          <w:noProof w:val="0"/>
+          <w:sz w:val="24"/>
+          <w:szCs w:val="24"/>
+        </w:rPr>
+        <w:t>{{</w:t>
+      </w:r>
+      <w:proofErr w:type="spellStart"/>
+      <w:r>
+        <w:rPr>
+          <w:rFonts w:ascii="Times New Roman" w:eastAsia="Times New Roman" w:hAnsi="Times New Roman" w:cs="Times New Roman"/>
+          <w:noProof w:val="0"/>
+          <w:sz w:val="24"/>
+          <w:szCs w:val="24"/>
+          <w:lang w:val="bg-BG"/>
+        </w:rPr>
+        <w:t>option</w:t>
+      </w:r>
+      <w:proofErr w:type="spellEnd"/>
+      <w:r>
+        <w:rPr>
+          <w:rFonts w:ascii="Times New Roman" w:eastAsia="Times New Roman" w:hAnsi="Times New Roman" w:cs="Times New Roman"/>
+          <w:noProof w:val="0"/>
+          <w:sz w:val="24"/>
+          <w:szCs w:val="24"/>
+          <w:lang w:val="bg-BG"/>
+        </w:rPr>
+        <w:t>.</w:t>
+      </w:r>
+      <w:proofErr w:type="spellStart"/>
+      <w:r>
+        <w:rPr>
+          <w:rFonts w:ascii="Times New Roman" w:eastAsia="Times New Roman" w:hAnsi="Times New Roman" w:cs="Times New Roman"/>
+          <w:noProof w:val="0"/>
+          <w:sz w:val="24"/>
+          <w:szCs w:val="24"/>
+          <w:lang w:val="bg-BG"/>
+        </w:rPr>
+        <w:t>text</w:t>
+      </w:r>
+      <w:proofErr w:type="spellEnd"/>
+      <w:r>
+        <w:rPr>
+          <w:rFonts w:ascii="Times New Roman" w:eastAsia="Times New Roman" w:hAnsi="Times New Roman" w:cs="Times New Roman"/>
+          <w:noProof w:val="0"/>
+          <w:sz w:val="24"/>
+          <w:szCs w:val="24"/>
+          <w:lang w:val="bg-BG"/>
+        </w:rPr>
+        <w:t>}}</w:t>
+      </w:r>
+      <w:r>
+        <w:rPr>
+          <w:rFonts w:ascii="Times New Roman" w:eastAsia="Times New Roman" w:hAnsi="Times New Roman" w:cs="Times New Roman"/>
+          <w:i/>
+          <w:iCs/>
+          <w:noProof w:val="0"/>
+          <w:color w:val="5B9BD5" w:themeColor="accent1"/>
+          <w:sz w:val="24"/>
+          <w:szCs w:val="24"/>
+          <w:lang w:val="bg-BG"/>
+        </w:rPr>
+        <w:t xml:space="preserve">{% </w:t>
+      </w:r>
+      <w:proofErr w:type="spellStart"/>
+      <w:r>
+        <w:rPr>
+          <w:rFonts w:ascii="Times New Roman" w:eastAsia="Times New Roman" w:hAnsi="Times New Roman" w:cs="Times New Roman"/>
+          <w:i/>
+          <w:iCs/>
+          <w:noProof w:val="0"/>
+          <w:color w:val="5B9BD5" w:themeColor="accent1"/>
+          <w:sz w:val="24"/>
+          <w:szCs w:val="24"/>
+          <w:lang w:val="bg-BG"/>
+        </w:rPr>
+        <w:t>endfor</w:t>
+      </w:r>
+      <w:proofErr w:type="spellEnd"/>
+      <w:r>
+        <w:rPr>
+          <w:rFonts w:ascii="Times New Roman" w:eastAsia="Times New Roman" w:hAnsi="Times New Roman" w:cs="Times New Roman"/>
+          <w:i/>
+          <w:iCs/>
+          <w:noProof w:val="0"/>
+          <w:color w:val="5B9BD5" w:themeColor="accent1"/>
+          <w:sz w:val="24"/>
+          <w:szCs w:val="24"/>
+          <w:lang w:val="bg-BG"/>
+        </w:rPr>
+        <w:t xml:space="preserve"> </w:t>
+      </w:r>
+      <w:r>
+        <w:rPr>
+          <w:rFonts w:ascii="Times New Roman" w:eastAsia="Times New Roman" w:hAnsi="Times New Roman" w:cs="Times New Roman"/>
+          <w:iCs/>
+          <w:noProof w:val="0"/>
+          <w:color w:val="5B9BD5" w:themeColor="accent1"/>
+          <w:sz w:val="24"/>
+          <w:szCs w:val="24"/>
+          <w:lang w:val="bg-BG"/>
+        </w:rPr>
+        <w:t>%}</w:t>
+      </w:r>
+      <w:r>
+        <w:rPr>
+          <w:rFonts w:ascii="Times New Roman" w:eastAsia="Times New Roman" w:hAnsi="Times New Roman" w:cs="Times New Roman"/>
+          <w:iCs/>
+          <w:noProof w:val="0"/>
+          <w:color w:val="538135" w:themeColor="accent6" w:themeShade="BF"/>
+          <w:sz w:val="24"/>
+          <w:szCs w:val="24"/>
+          <w:lang w:val="bg-BG"/>
+        </w:rPr>
+        <w:t xml:space="preserve">{% </w:t>
+      </w:r>
+      <w:proofErr w:type="spellStart"/>
+      <w:r>
+        <w:rPr>
+          <w:rFonts w:ascii="Times New Roman" w:eastAsia="Times New Roman" w:hAnsi="Times New Roman" w:cs="Times New Roman"/>
+          <w:iCs/>
+          <w:noProof w:val="0"/>
+          <w:color w:val="538135" w:themeColor="accent6" w:themeShade="BF"/>
+          <w:sz w:val="24"/>
+          <w:szCs w:val="24"/>
+          <w:lang w:val="bg-BG"/>
+        </w:rPr>
+        <w:t>endif</w:t>
+      </w:r>
+      <w:proofErr w:type="spellEnd"/>
+      <w:r>
+        <w:rPr>
+          <w:rFonts w:ascii="Times New Roman" w:eastAsia="Times New Roman" w:hAnsi="Times New Roman" w:cs="Times New Roman"/>
+          <w:iCs/>
+          <w:noProof w:val="0"/>
+          <w:color w:val="538135" w:themeColor="accent6" w:themeShade="BF"/>
+          <w:sz w:val="24"/>
+          <w:szCs w:val="24"/>
+          <w:lang w:val="bg-BG"/>
+        </w:rPr>
+        <w:t xml:space="preserve"> %}</w:t>
+      </w:r>
+      <w:r>
+        <w:rPr>
+          <w:rFonts w:ascii="Times New Roman" w:eastAsia="Times New Roman" w:hAnsi="Times New Roman" w:cs="Times New Roman"/>
+          <w:iCs/>
+          <w:noProof w:val="0"/>
+          <w:color w:val="538135" w:themeColor="accent6" w:themeShade="BF"/>
+          <w:sz w:val="24"/>
+          <w:szCs w:val="24"/>
+        </w:rPr>
+        <w:t xml:space="preserve">{% if </w:t>
+      </w:r>
+      <w:proofErr w:type="spellStart"/>
+      <w:r>
+        <w:rPr>
+          <w:rFonts w:ascii="Times New Roman" w:eastAsia="Times New Roman" w:hAnsi="Times New Roman" w:cs="Times New Roman"/>
+          <w:iCs/>
+          <w:noProof w:val="0"/>
+          <w:color w:val="538135" w:themeColor="accent6" w:themeShade="BF"/>
+          <w:sz w:val="24"/>
+          <w:szCs w:val="24"/>
+        </w:rPr>
+        <w:t>task.type</w:t>
+      </w:r>
+      <w:proofErr w:type="spellEnd"/>
+      <w:r>
+        <w:rPr>
+          <w:rFonts w:ascii="Times New Roman" w:eastAsia="Times New Roman" w:hAnsi="Times New Roman" w:cs="Times New Roman"/>
+          <w:iCs/>
+          <w:noProof w:val="0"/>
+          <w:color w:val="538135" w:themeColor="accent6" w:themeShade="BF"/>
+          <w:sz w:val="24"/>
+          <w:szCs w:val="24"/>
+        </w:rPr>
+        <w:t>==3 %}</w:t>
+      </w:r>
+      <w:r>
+        <w:rPr>
+          <w:rFonts w:ascii="Times New Roman" w:eastAsia="Times New Roman" w:hAnsi="Times New Roman" w:cs="Times New Roman"/>
+          <w:noProof w:val="0"/>
+          <w:sz w:val="24"/>
+          <w:szCs w:val="24"/>
+        </w:rPr>
+        <w:t xml:space="preserve">{{ </w:t>
+      </w:r>
+      <w:proofErr w:type="spellStart"/>
+      <w:r>
+        <w:rPr>
+          <w:rFonts w:ascii="Times New Roman" w:eastAsia="Times New Roman" w:hAnsi="Times New Roman" w:cs="Times New Roman"/>
+          <w:noProof w:val="0"/>
+          <w:sz w:val="24"/>
+          <w:szCs w:val="24"/>
+        </w:rPr>
+        <w:t>task.text</w:t>
+      </w:r>
+      <w:proofErr w:type="spellEnd"/>
+      <w:r>
+        <w:rPr>
+          <w:rFonts w:ascii="Times New Roman" w:eastAsia="Times New Roman" w:hAnsi="Times New Roman" w:cs="Times New Roman"/>
+          <w:noProof w:val="0"/>
+          <w:sz w:val="24"/>
+          <w:szCs w:val="24"/>
+        </w:rPr>
+        <w:t xml:space="preserve"> }}</w:t>
+      </w:r>
+      <w:r>
+        <w:rPr>
+          <w:rFonts w:ascii="Times New Roman" w:eastAsia="Times New Roman" w:hAnsi="Times New Roman" w:cs="Times New Roman"/>
+          <w:i/>
+          <w:iCs/>
+          <w:noProof w:val="0"/>
+          <w:color w:val="5B9BD5" w:themeColor="accent1"/>
+          <w:sz w:val="24"/>
+          <w:szCs w:val="24"/>
+        </w:rPr>
+        <w:t xml:space="preserve">{% for option in </w:t>
+      </w:r>
+      <w:proofErr w:type="spellStart"/>
+      <w:r>
+        <w:rPr>
+          <w:rFonts w:ascii="Times New Roman" w:eastAsia="Times New Roman" w:hAnsi="Times New Roman" w:cs="Times New Roman"/>
+          <w:i/>
+          <w:iCs/>
+          <w:noProof w:val="0"/>
+          <w:color w:val="5B9BD5" w:themeColor="accent1"/>
+          <w:sz w:val="24"/>
+          <w:szCs w:val="24"/>
+        </w:rPr>
+        <w:t>task.options</w:t>
+      </w:r>
+      <w:proofErr w:type="spellEnd"/>
+      <w:r>
+        <w:rPr>
+          <w:rFonts w:ascii="Times New Roman" w:eastAsia="Times New Roman" w:hAnsi="Times New Roman" w:cs="Times New Roman"/>
+          <w:i/>
+          <w:iCs/>
+          <w:noProof w:val="0"/>
+          <w:color w:val="5B9BD5" w:themeColor="accent1"/>
+          <w:sz w:val="24"/>
+          <w:szCs w:val="24"/>
+        </w:rPr>
+        <w:t xml:space="preserve"> %}</w:t>
+      </w:r>
+    </w:p>
+    <w:tbl>
+      <w:tblPr>
+        <w:tblStyle w:val="ac"/>
+        <w:tblW w:w="10314" w:type="dxa"/>
+        <w:tblInd w:w="284" w:type="dxa"/>
+        <w:tblBorders>
+          <w:top w:val="none" w:sz="0" w:space="0" w:color="auto"/>
+          <w:left w:val="none" w:sz="0" w:space="0" w:color="auto"/>
+          <w:bottom w:val="none" w:sz="0" w:space="0" w:color="auto"/>
+          <w:right w:val="none" w:sz="0" w:space="0" w:color="auto"/>
+          <w:insideH w:val="none" w:sz="0" w:space="0" w:color="auto"/>
+          <w:insideV w:val="none" w:sz="0" w:space="0" w:color="auto"/>
+        </w:tblBorders>
+        <w:tblLook w:val="04A0" w:firstRow="1" w:lastRow="0" w:firstColumn="1" w:lastColumn="0" w:noHBand="0" w:noVBand="1"/>
+      </w:tblPr>
+      <w:tblGrid>
+        <w:gridCol w:w="4769"/>
+        <w:gridCol w:w="732"/>
+        <w:gridCol w:w="4813"/>
+      </w:tblGrid>
+      <w:tr>
+        <w:tc>
+          <w:tcPr>
+            <w:tcW w:w="4769" w:type="dxa"/>
+            <w:vAlign w:val="center"/>
+          </w:tcPr>
+          <w:p>
+            <w:pPr>
+              <w:keepNext/>
+              <w:keepLines/>
+              <w:autoSpaceDE w:val="0"/>
+              <w:autoSpaceDN w:val="0"/>
+              <w:rPr>
+                <w:rFonts w:ascii="Times New Roman" w:eastAsia="Times New Roman" w:hAnsi="Times New Roman" w:cs="Times New Roman"/>
+                <w:iCs/>
+                <w:noProof w:val="0"/>
+                <w:color w:val="5B9BD5" w:themeColor="accent1"/>
+                <w:sz w:val="24"/>
+                <w:szCs w:val="24"/>
+              </w:rPr>
+            </w:pPr>
+            <w:r>
+              <w:rPr>
+                <w:rFonts w:ascii="Times New Roman" w:eastAsia="Times New Roman" w:hAnsi="Times New Roman" w:cs="Times New Roman"/>
+                <w:iCs/>
+                <w:noProof w:val="0"/>
+                <w:sz w:val="24"/>
+                <w:szCs w:val="24"/>
+              </w:rPr>
+              <w:t>{</w:t>
+            </w:r>
+            <w:proofErr w:type="gramStart"/>
+            <w:r>
+              <w:rPr>
+                <w:rFonts w:ascii="Times New Roman" w:eastAsia="Times New Roman" w:hAnsi="Times New Roman" w:cs="Times New Roman"/>
+                <w:iCs/>
+                <w:noProof w:val="0"/>
+                <w:sz w:val="24"/>
+                <w:szCs w:val="24"/>
+              </w:rPr>
+              <w:t xml:space="preserve">{ </w:t>
+            </w:r>
+            <w:proofErr w:type="spellStart"/>
+            <w:r>
+              <w:rPr>
+                <w:rFonts w:ascii="Times New Roman" w:eastAsia="Times New Roman" w:hAnsi="Times New Roman" w:cs="Times New Roman"/>
+                <w:iCs/>
+                <w:noProof w:val="0"/>
+                <w:sz w:val="24"/>
+                <w:szCs w:val="24"/>
+              </w:rPr>
+              <w:t>option.leading</w:t>
+            </w:r>
+            <w:proofErr w:type="gramEnd"/>
+            <w:r>
+              <w:rPr>
+                <w:rFonts w:ascii="Times New Roman" w:eastAsia="Times New Roman" w:hAnsi="Times New Roman" w:cs="Times New Roman"/>
+                <w:iCs/>
+                <w:noProof w:val="0"/>
+                <w:sz w:val="24"/>
+                <w:szCs w:val="24"/>
+              </w:rPr>
+              <w:t>_char</w:t>
+            </w:r>
+            <w:proofErr w:type="spellEnd"/>
+            <w:r>
+              <w:rPr>
+                <w:rFonts w:ascii="Times New Roman" w:eastAsia="Times New Roman" w:hAnsi="Times New Roman" w:cs="Times New Roman"/>
+                <w:iCs/>
+                <w:noProof w:val="0"/>
+                <w:sz w:val="24"/>
+                <w:szCs w:val="24"/>
+              </w:rPr>
+              <w:t xml:space="preserve"> }}. {{</w:t>
+            </w:r>
+            <w:proofErr w:type="spellStart"/>
+            <w:r>
+              <w:rPr>
+                <w:rFonts w:ascii="Times New Roman" w:eastAsia="Times New Roman" w:hAnsi="Times New Roman" w:cs="Times New Roman"/>
+                <w:iCs/>
+                <w:noProof w:val="0"/>
+                <w:sz w:val="24"/>
+                <w:szCs w:val="24"/>
+              </w:rPr>
+              <w:t>option.text</w:t>
+            </w:r>
+            <w:proofErr w:type="spellEnd"/>
+            <w:r>
+              <w:rPr>
+                <w:rFonts w:ascii="Times New Roman" w:eastAsia="Times New Roman" w:hAnsi="Times New Roman" w:cs="Times New Roman"/>
+                <w:iCs/>
+                <w:noProof w:val="0"/>
+                <w:sz w:val="24"/>
+                <w:szCs w:val="24"/>
+              </w:rPr>
+              <w:t>}}</w:t>
+            </w:r>
+          </w:p>
+        </w:tc>
+        <w:tc>
+          <w:tcPr>
+            <w:tcW w:w="732" w:type="dxa"/>
+          </w:tcPr>
+          <w:p>
+            <w:pPr>
+              <w:keepNext/>
+              <w:keepLines/>
+              <w:autoSpaceDE w:val="0"/>
+              <w:autoSpaceDN w:val="0"/>
+              <w:rPr>
+                <w:rFonts w:ascii="Times New Roman" w:eastAsia="Times New Roman" w:hAnsi="Times New Roman" w:cs="Times New Roman"/>
+                <w:i/>
+                <w:iCs/>
+                <w:noProof w:val="0"/>
+                <w:color w:val="5B9BD5" w:themeColor="accent1"/>
+                <w:sz w:val="24"/>
+                <w:szCs w:val="24"/>
+              </w:rPr>
+            </w:pPr>
+            <w:r>
+              <w:rPr>
+                <w:rFonts w:ascii="Times New Roman" w:eastAsia="Times New Roman" w:hAnsi="Times New Roman" w:cs="Times New Roman"/>
+                <w:i/>
+                <w:iCs/>
+                <w:noProof w:val="0"/>
+                <w:color w:val="5B9BD5" w:themeColor="accent1"/>
+                <w:sz w:val="24"/>
+                <w:szCs w:val="24"/>
+              </w:rPr>
+              <w:drawing>
+                <wp:inline distT="0" distB="0" distL="0" distR="0" wp14:anchorId="02507C97" wp14:editId="64C859D9">
+                  <wp:extent cx="327660" cy="327660"/>
+                  <wp:effectExtent l="0" t="0" r="0" b="0"/>
+                  <wp:docPr id="1" name="Картина 1"/>
+                  <wp:cNvGraphicFramePr>
+                    <a:graphicFrameLocks xmlns:a="http://schemas.openxmlformats.org/drawingml/2006/main" noChangeAspect="1"/>
+                  </wp:cNvGraphicFramePr>
+                  <a:graphic xmlns:a="http://schemas.openxmlformats.org/drawingml/2006/main">
+                    <a:graphicData uri="http://schemas.openxmlformats.org/drawingml/2006/picture">
+                      <pic:pic xmlns:pic="http://schemas.openxmlformats.org/drawingml/2006/picture">
+                        <pic:nvPicPr>
+                          <pic:cNvPr id="0" name=""/>
+                          <pic:cNvPicPr/>
+                        </pic:nvPicPr>
+                        <pic:blipFill>
+                          <a:blip r:embed="rId12"/>
+                          <a:stretch>
+                            <a:fillRect/>
+                          </a:stretch>
+                        </pic:blipFill>
+                        <pic:spPr>
+                          <a:xfrm>
+                            <a:off x="0" y="0"/>
+                            <a:ext cx="319668" cy="319668"/>
+                          </a:xfrm>
+                          <a:prstGeom prst="rect">
+                            <a:avLst/>
+                          </a:prstGeom>
+                        </pic:spPr>
+                      </pic:pic>
+                    </a:graphicData>
+                  </a:graphic>
+                </wp:inline>
+              </w:drawing>
+            </w:r>
+          </w:p>
+        </w:tc>
+        <w:tc>
+          <w:tcPr>
+            <w:tcW w:w="4813" w:type="dxa"/>
+            <w:vAlign w:val="center"/>
+          </w:tcPr>
+          <w:p>
+            <w:pPr>
+              <w:keepNext/>
+              <w:keepLines/>
+              <w:autoSpaceDE w:val="0"/>
+              <w:autoSpaceDN w:val="0"/>
+              <w:rPr>
+                <w:rFonts w:ascii="Times New Roman" w:eastAsia="Times New Roman" w:hAnsi="Times New Roman" w:cs="Times New Roman"/>
+                <w:iCs/>
+                <w:noProof w:val="0"/>
+                <w:color w:val="5B9BD5" w:themeColor="accent1"/>
+                <w:sz w:val="24"/>
+                <w:szCs w:val="24"/>
+              </w:rPr>
+            </w:pPr>
+            <w:r>
+              <w:rPr>
+                <w:rFonts w:ascii="Times New Roman" w:eastAsia="Times New Roman" w:hAnsi="Times New Roman" w:cs="Times New Roman"/>
+                <w:iCs/>
+                <w:noProof w:val="0"/>
+                <w:sz w:val="24"/>
+                <w:szCs w:val="24"/>
+              </w:rPr>
+              <w:t xml:space="preserve">{{ </w:t>
+            </w:r>
+            <w:proofErr w:type="spellStart"/>
+            <w:r>
+              <w:rPr>
+                <w:rFonts w:ascii="Times New Roman" w:eastAsia="Times New Roman" w:hAnsi="Times New Roman" w:cs="Times New Roman"/>
+                <w:iCs/>
+                <w:noProof w:val="0"/>
+                <w:sz w:val="24"/>
+                <w:szCs w:val="24"/>
+              </w:rPr>
+              <w:t>option.value_name</w:t>
+            </w:r>
+            <w:proofErr w:type="spellEnd"/>
+            <w:r>
+              <w:rPr>
+                <w:rFonts w:ascii="Times New Roman" w:eastAsia="Times New Roman" w:hAnsi="Times New Roman" w:cs="Times New Roman"/>
+                <w:iCs/>
+                <w:noProof w:val="0"/>
+                <w:sz w:val="24"/>
+                <w:szCs w:val="24"/>
+              </w:rPr>
+              <w:t>}}</w:t>
+            </w:r>
+          </w:p>
+        </w:tc>
+      </w:tr>
+    </w:tbl>
+    <w:p>
+      <w:pPr>
+        <w:pStyle w:val="a7"/>
+        <w:ind w:left="284"/>
+        <w:rPr>
+          <w:rStyle w:val="ae"/>
+          <w:sz w:val="24"/>
+          <w:szCs w:val="24"/>
+        </w:rPr>
       </w:pPr>
       <w:r>
         <w:rPr>
-          <w:rFonts w:ascii="Times New Roman" w:eastAsia="Times New Roman" w:hAnsi="Times New Roman" w:cs="Times New Roman"/>
-          <w:noProof w:val="0"/>
-          <w:sz w:val="24"/>
-          <w:szCs w:val="24"/>
-          <w:lang w:val="bg-BG"/>
-        </w:rPr>
-        <w:t>{{ option.leading_char</w:t>
-      </w:r>
-      <w:r>
-        <w:rPr>
-          <w:rFonts w:ascii="Times New Roman" w:eastAsia="Times New Roman" w:hAnsi="Times New Roman" w:cs="Times New Roman"/>
-          <w:noProof w:val="0"/>
-          <w:sz w:val="24"/>
-          <w:szCs w:val="24"/>
-        </w:rPr>
-        <w:t xml:space="preserve"> }}</w:t>
-      </w:r>
-      <w:r>
-        <w:rPr>
-          <w:rFonts w:ascii="Times New Roman" w:eastAsia="Times New Roman" w:hAnsi="Times New Roman" w:cs="Times New Roman"/>
-          <w:noProof w:val="0"/>
-          <w:sz w:val="24"/>
-          <w:szCs w:val="24"/>
-          <w:lang w:val="bg-BG"/>
-        </w:rPr>
-        <w:t xml:space="preserve">. </w:t>
-      </w:r>
-      <w:r>
-        <w:rPr>
-          <w:rFonts w:ascii="Times New Roman" w:eastAsia="Times New Roman" w:hAnsi="Times New Roman" w:cs="Times New Roman"/>
-          <w:noProof w:val="0"/>
-          <w:sz w:val="24"/>
-          <w:szCs w:val="24"/>
+          <w:i/>
+          <w:iCs/>
+          <w:color w:val="5B9BD5" w:themeColor="accent1"/>
+        </w:rPr>
+        <w:t xml:space="preserve">{% </w:t>
+      </w:r>
+      <w:proofErr w:type="spellStart"/>
+      <w:r>
+        <w:rPr>
+          <w:i/>
+          <w:iCs/>
+          <w:color w:val="5B9BD5" w:themeColor="accent1"/>
+        </w:rPr>
+        <w:t>endfor</w:t>
+      </w:r>
+      <w:proofErr w:type="spellEnd"/>
+      <w:r>
+        <w:rPr>
+          <w:i/>
+          <w:iCs/>
+          <w:color w:val="5B9BD5" w:themeColor="accent1"/>
+        </w:rPr>
+        <w:t xml:space="preserve"> %}</w:t>
+      </w:r>
+      <w:r>
+        <w:rPr>
+          <w:i/>
+          <w:iCs/>
+          <w:color w:val="538135" w:themeColor="accent6" w:themeShade="BF"/>
+        </w:rPr>
+        <w:t xml:space="preserve">{% </w:t>
+      </w:r>
+      <w:proofErr w:type="spellStart"/>
+      <w:r>
+        <w:rPr>
+          <w:i/>
+          <w:iCs/>
+          <w:color w:val="538135" w:themeColor="accent6" w:themeShade="BF"/>
+        </w:rPr>
+        <w:t>endif</w:t>
+      </w:r>
+      <w:proofErr w:type="spellEnd"/>
+      <w:r>
+        <w:rPr>
+          <w:i/>
+          <w:iCs/>
+          <w:color w:val="538135" w:themeColor="accent6" w:themeShade="BF"/>
+        </w:rPr>
+        <w:t xml:space="preserve"> %}{% </w:t>
+      </w:r>
+      <w:proofErr w:type="spellStart"/>
+      <w:r>
+        <w:rPr>
+          <w:i/>
+          <w:iCs/>
+          <w:color w:val="538135" w:themeColor="accent6" w:themeShade="BF"/>
+        </w:rPr>
+        <w:t>if</w:t>
+      </w:r>
+      <w:proofErr w:type="spellEnd"/>
+      <w:r>
+        <w:rPr>
+          <w:i/>
+          <w:iCs/>
+          <w:color w:val="538135" w:themeColor="accent6" w:themeShade="BF"/>
+        </w:rPr>
+        <w:t xml:space="preserve"> </w:t>
+      </w:r>
+      <w:proofErr w:type="spellStart"/>
+      <w:r>
+        <w:rPr>
+          <w:i/>
+          <w:iCs/>
+          <w:color w:val="538135" w:themeColor="accent6" w:themeShade="BF"/>
+        </w:rPr>
+        <w:t>task</w:t>
+      </w:r>
+      <w:proofErr w:type="spellEnd"/>
+      <w:r>
+        <w:rPr>
+          <w:i/>
+          <w:iCs/>
+          <w:color w:val="538135" w:themeColor="accent6" w:themeShade="BF"/>
+        </w:rPr>
+        <w:t>.</w:t>
+      </w:r>
+      <w:proofErr w:type="spellStart"/>
+      <w:r>
+        <w:rPr>
+          <w:i/>
+          <w:iCs/>
+          <w:color w:val="538135" w:themeColor="accent6" w:themeShade="BF"/>
+        </w:rPr>
+        <w:t>type</w:t>
+      </w:r>
+      <w:proofErr w:type="spellEnd"/>
+      <w:r>
+        <w:rPr>
+          <w:i/>
+          <w:iCs/>
+          <w:color w:val="538135" w:themeColor="accent6" w:themeShade="BF"/>
+        </w:rPr>
+        <w:t>==4 %}</w:t>
+      </w:r>
+      <w:r>
+        <w:rPr>
+          <w:rStyle w:val="ae"/>
+          <w:i w:val="0"/>
+          <w:sz w:val="24"/>
+          <w:szCs w:val="24"/>
+        </w:rPr>
+        <w:t>{%</w:t>
+      </w:r>
+      <w:r>
+        <w:rPr>
+          <w:rStyle w:val="ae"/>
+          <w:i w:val="0"/>
+          <w:sz w:val="24"/>
+          <w:szCs w:val="24"/>
+          <w:lang w:val="en-US"/>
+        </w:rPr>
+        <w:t xml:space="preserve"> </w:t>
+      </w:r>
+      <w:r>
+        <w:rPr>
+          <w:rStyle w:val="ae"/>
+          <w:i w:val="0"/>
+          <w:sz w:val="24"/>
+          <w:szCs w:val="24"/>
+        </w:rPr>
+        <w:t xml:space="preserve"> </w:t>
+      </w:r>
+      <w:proofErr w:type="spellStart"/>
+      <w:r>
+        <w:rPr>
+          <w:rStyle w:val="ae"/>
+          <w:i w:val="0"/>
+          <w:sz w:val="24"/>
+          <w:szCs w:val="24"/>
+        </w:rPr>
+        <w:t>if</w:t>
+      </w:r>
+      <w:proofErr w:type="spellEnd"/>
+      <w:r>
+        <w:rPr>
+          <w:rStyle w:val="ae"/>
+          <w:i w:val="0"/>
+          <w:sz w:val="24"/>
+          <w:szCs w:val="24"/>
+          <w:lang w:val="en-US"/>
+        </w:rPr>
+        <w:t xml:space="preserve"> </w:t>
+      </w:r>
+      <w:r>
+        <w:rPr>
+          <w:rStyle w:val="ae"/>
+          <w:i w:val="0"/>
+          <w:sz w:val="24"/>
+          <w:szCs w:val="24"/>
+        </w:rPr>
+        <w:t xml:space="preserve"> </w:t>
+      </w:r>
+      <w:proofErr w:type="spellStart"/>
+      <w:r>
+        <w:rPr>
+          <w:rStyle w:val="ae"/>
+          <w:i w:val="0"/>
+          <w:sz w:val="24"/>
+          <w:szCs w:val="24"/>
+        </w:rPr>
+        <w:t>task</w:t>
+      </w:r>
+      <w:proofErr w:type="spellEnd"/>
+      <w:r>
+        <w:rPr>
+          <w:rStyle w:val="ae"/>
+          <w:i w:val="0"/>
+          <w:sz w:val="24"/>
+          <w:szCs w:val="24"/>
+        </w:rPr>
+        <w:t>.</w:t>
+      </w:r>
+      <w:proofErr w:type="spellStart"/>
+      <w:r>
+        <w:rPr>
+          <w:rStyle w:val="ae"/>
+          <w:i w:val="0"/>
+          <w:sz w:val="24"/>
+          <w:szCs w:val="24"/>
+        </w:rPr>
+        <w:t>textWrap</w:t>
+      </w:r>
+      <w:proofErr w:type="spellEnd"/>
+      <w:r>
+        <w:rPr>
+          <w:rStyle w:val="ae"/>
+          <w:i w:val="0"/>
+          <w:sz w:val="24"/>
+          <w:szCs w:val="24"/>
+        </w:rPr>
+        <w:t>==‘</w:t>
+      </w:r>
+      <w:proofErr w:type="spellStart"/>
+      <w:r>
+        <w:rPr>
+          <w:rStyle w:val="ae"/>
+          <w:i w:val="0"/>
+          <w:sz w:val="24"/>
+          <w:szCs w:val="24"/>
+        </w:rPr>
+        <w:t>е‘</w:t>
+      </w:r>
+      <w:proofErr w:type="spellEnd"/>
+      <w:r>
+        <w:rPr>
+          <w:rStyle w:val="ae"/>
+          <w:i w:val="0"/>
+          <w:sz w:val="24"/>
+          <w:szCs w:val="24"/>
+          <w:lang w:val="en-US"/>
+        </w:rPr>
+        <w:t xml:space="preserve"> </w:t>
+      </w:r>
+      <w:r>
+        <w:rPr>
+          <w:rStyle w:val="ae"/>
+          <w:i w:val="0"/>
+          <w:sz w:val="24"/>
+          <w:szCs w:val="24"/>
+        </w:rPr>
+        <w:t>%}</w:t>
+      </w:r>
+    </w:p>
+    <w:tbl>
+      <w:tblPr>
+        <w:tblStyle w:val="ac"/>
+        <w:tblW w:w="0" w:type="auto"/>
+        <w:tblInd w:w="284" w:type="dxa"/>
+        <w:tblBorders>
+          <w:top w:val="none" w:sz="0" w:space="0" w:color="auto"/>
+          <w:left w:val="none" w:sz="0" w:space="0" w:color="auto"/>
+          <w:bottom w:val="none" w:sz="0" w:space="0" w:color="auto"/>
+          <w:right w:val="none" w:sz="0" w:space="0" w:color="auto"/>
+          <w:insideH w:val="none" w:sz="0" w:space="0" w:color="auto"/>
+          <w:insideV w:val="none" w:sz="0" w:space="0" w:color="auto"/>
+        </w:tblBorders>
+        <w:tblLook w:val="04A0" w:firstRow="1" w:lastRow="0" w:firstColumn="1" w:lastColumn="0" w:noHBand="0" w:noVBand="1"/>
+      </w:tblPr>
+      <w:tblGrid>
+        <w:gridCol w:w="5158"/>
+        <w:gridCol w:w="5164"/>
+      </w:tblGrid>
+      <w:tr>
+        <w:tc>
+          <w:tcPr>
+            <w:tcW w:w="5265" w:type="dxa"/>
+          </w:tcPr>
+          <w:p>
+            <w:pPr>
+              <w:pStyle w:val="a7"/>
+              <w:ind w:right="125"/>
+              <w:jc w:val="both"/>
+              <w:rPr>
+                <w:rStyle w:val="af0"/>
+              </w:rPr>
+            </w:pPr>
+            <w:r>
+              <w:rPr>
+                <w:rStyle w:val="af0"/>
+              </w:rPr>
+              <w:t>{{</w:t>
+            </w:r>
+            <w:proofErr w:type="spellStart"/>
+            <w:r>
+              <w:rPr>
+                <w:rStyle w:val="af0"/>
+              </w:rPr>
+              <w:t>task</w:t>
+            </w:r>
+            <w:proofErr w:type="spellEnd"/>
+            <w:r>
+              <w:rPr>
+                <w:rStyle w:val="af0"/>
+              </w:rPr>
+              <w:t>.</w:t>
+            </w:r>
+            <w:proofErr w:type="spellStart"/>
+            <w:r>
+              <w:rPr>
+                <w:rStyle w:val="af0"/>
+              </w:rPr>
+              <w:t>text</w:t>
+            </w:r>
+            <w:proofErr w:type="spellEnd"/>
+            <w:r>
+              <w:rPr>
+                <w:rStyle w:val="af0"/>
+              </w:rPr>
+              <w:t>}}</w:t>
+            </w:r>
+          </w:p>
+        </w:tc>
+        <w:tc>
+          <w:tcPr>
+            <w:tcW w:w="5266" w:type="dxa"/>
+          </w:tcPr>
+          <w:p>
+            <w:pPr>
+              <w:pStyle w:val="a7"/>
+              <w:ind w:left="84"/>
+              <w:jc w:val="center"/>
+              <w:rPr>
+                <w:rStyle w:val="af0"/>
+              </w:rPr>
+            </w:pPr>
+            <w:r>
+              <w:rPr>
+                <w:rStyle w:val="af0"/>
+              </w:rPr>
+              <w:t>{{</w:t>
+            </w:r>
+            <w:proofErr w:type="spellStart"/>
+            <w:r>
+              <w:rPr>
+                <w:rStyle w:val="af0"/>
+              </w:rPr>
+              <w:t>task</w:t>
+            </w:r>
+            <w:proofErr w:type="spellEnd"/>
+            <w:r>
+              <w:rPr>
+                <w:rStyle w:val="af0"/>
+              </w:rPr>
+              <w:t>.</w:t>
+            </w:r>
+            <w:r>
+              <w:rPr>
+                <w:rStyle w:val="af0"/>
+                <w:lang w:val="en-US"/>
+              </w:rPr>
+              <w:t>image</w:t>
+            </w:r>
+            <w:r>
+              <w:rPr>
+                <w:rStyle w:val="af0"/>
+              </w:rPr>
+              <w:t>}}</w:t>
+            </w:r>
+          </w:p>
+        </w:tc>
+      </w:tr>
+    </w:tbl>
+    <w:p>
+      <w:pPr>
+        <w:pStyle w:val="a7"/>
+        <w:ind w:left="284"/>
+        <w:rPr>
+          <w:rStyle w:val="ae"/>
+          <w:sz w:val="24"/>
+          <w:szCs w:val="24"/>
+        </w:rPr>
+      </w:pPr>
+      <w:r>
+        <w:rPr>
+          <w:rStyle w:val="ae"/>
+          <w:sz w:val="24"/>
+          <w:szCs w:val="24"/>
+        </w:rPr>
+        <w:t xml:space="preserve">{% </w:t>
+      </w:r>
+      <w:proofErr w:type="spellStart"/>
+      <w:r>
+        <w:rPr>
+          <w:rStyle w:val="ae"/>
+          <w:sz w:val="24"/>
+          <w:szCs w:val="24"/>
+        </w:rPr>
+        <w:t>endif</w:t>
+      </w:r>
+      <w:proofErr w:type="spellEnd"/>
+      <w:r>
+        <w:rPr>
+          <w:rStyle w:val="ae"/>
+          <w:sz w:val="24"/>
+          <w:szCs w:val="24"/>
+        </w:rPr>
+        <w:t xml:space="preserve"> %}</w:t>
+      </w:r>
+      <w:r>
+        <w:rPr>
+          <w:rStyle w:val="ae"/>
+          <w:i w:val="0"/>
+          <w:sz w:val="24"/>
+          <w:szCs w:val="24"/>
+        </w:rPr>
+        <w:t xml:space="preserve">{% </w:t>
+      </w:r>
+      <w:proofErr w:type="spellStart"/>
+      <w:r>
+        <w:rPr>
+          <w:rStyle w:val="ae"/>
+          <w:i w:val="0"/>
+          <w:sz w:val="24"/>
+          <w:szCs w:val="24"/>
+        </w:rPr>
+        <w:t>if</w:t>
+      </w:r>
+      <w:proofErr w:type="spellEnd"/>
+      <w:r>
+        <w:rPr>
+          <w:rStyle w:val="ae"/>
+          <w:i w:val="0"/>
+          <w:sz w:val="24"/>
+          <w:szCs w:val="24"/>
+          <w:lang w:val="en-US"/>
+        </w:rPr>
+        <w:t xml:space="preserve"> </w:t>
+      </w:r>
+      <w:r>
+        <w:rPr>
+          <w:rStyle w:val="ae"/>
+          <w:i w:val="0"/>
+          <w:sz w:val="24"/>
+          <w:szCs w:val="24"/>
+        </w:rPr>
+        <w:t xml:space="preserve"> </w:t>
+      </w:r>
+      <w:proofErr w:type="spellStart"/>
+      <w:r>
+        <w:rPr>
+          <w:rStyle w:val="ae"/>
+          <w:i w:val="0"/>
+          <w:sz w:val="24"/>
+          <w:szCs w:val="24"/>
+        </w:rPr>
+        <w:t>task</w:t>
+      </w:r>
+      <w:proofErr w:type="spellEnd"/>
+      <w:r>
+        <w:rPr>
+          <w:rStyle w:val="ae"/>
+          <w:i w:val="0"/>
+          <w:sz w:val="24"/>
+          <w:szCs w:val="24"/>
+        </w:rPr>
+        <w:t>.</w:t>
+      </w:r>
+      <w:proofErr w:type="spellStart"/>
+      <w:r>
+        <w:rPr>
+          <w:rStyle w:val="ae"/>
+          <w:i w:val="0"/>
+          <w:sz w:val="24"/>
+          <w:szCs w:val="24"/>
+        </w:rPr>
+        <w:t>textWrap</w:t>
+      </w:r>
+      <w:proofErr w:type="spellEnd"/>
+      <w:r>
+        <w:rPr>
+          <w:rStyle w:val="ae"/>
+          <w:i w:val="0"/>
+          <w:sz w:val="24"/>
+          <w:szCs w:val="24"/>
+        </w:rPr>
+        <w:t>==‘</w:t>
+      </w:r>
+      <w:r>
+        <w:rPr>
+          <w:rStyle w:val="ae"/>
+          <w:i w:val="0"/>
+          <w:sz w:val="24"/>
+          <w:szCs w:val="24"/>
+          <w:lang w:val="en-US"/>
+        </w:rPr>
+        <w:t>w</w:t>
+      </w:r>
+      <w:r>
+        <w:rPr>
+          <w:rStyle w:val="ae"/>
+          <w:i w:val="0"/>
+          <w:sz w:val="24"/>
+          <w:szCs w:val="24"/>
+        </w:rPr>
+        <w:t>‘%}</w:t>
+      </w:r>
+    </w:p>
+    <w:tbl>
+      <w:tblPr>
+        <w:tblStyle w:val="ac"/>
+        <w:tblW w:w="0" w:type="auto"/>
+        <w:tblInd w:w="284" w:type="dxa"/>
+        <w:tblBorders>
+          <w:top w:val="none" w:sz="0" w:space="0" w:color="auto"/>
+          <w:left w:val="none" w:sz="0" w:space="0" w:color="auto"/>
+          <w:bottom w:val="none" w:sz="0" w:space="0" w:color="auto"/>
+          <w:right w:val="none" w:sz="0" w:space="0" w:color="auto"/>
+          <w:insideH w:val="none" w:sz="0" w:space="0" w:color="auto"/>
+          <w:insideV w:val="none" w:sz="0" w:space="0" w:color="auto"/>
+        </w:tblBorders>
+        <w:tblLook w:val="04A0" w:firstRow="1" w:lastRow="0" w:firstColumn="1" w:lastColumn="0" w:noHBand="0" w:noVBand="1"/>
+      </w:tblPr>
+      <w:tblGrid>
+        <w:gridCol w:w="5164"/>
+        <w:gridCol w:w="5158"/>
+      </w:tblGrid>
+      <w:tr>
+        <w:tc>
+          <w:tcPr>
+            <w:tcW w:w="5265" w:type="dxa"/>
+          </w:tcPr>
+          <w:p>
+            <w:pPr>
+              <w:pStyle w:val="a7"/>
+              <w:ind w:right="125"/>
+              <w:jc w:val="center"/>
+              <w:rPr>
+                <w:rStyle w:val="af0"/>
+              </w:rPr>
+            </w:pPr>
+            <w:r>
+              <w:rPr>
+                <w:rStyle w:val="af0"/>
+              </w:rPr>
+              <w:t>{{</w:t>
+            </w:r>
+            <w:proofErr w:type="spellStart"/>
+            <w:r>
+              <w:rPr>
+                <w:rStyle w:val="af0"/>
+              </w:rPr>
+              <w:t>task</w:t>
+            </w:r>
+            <w:proofErr w:type="spellEnd"/>
+            <w:r>
+              <w:rPr>
+                <w:rStyle w:val="af0"/>
+              </w:rPr>
+              <w:t>.</w:t>
+            </w:r>
+            <w:r>
+              <w:rPr>
+                <w:rStyle w:val="af0"/>
+                <w:lang w:val="en-US"/>
+              </w:rPr>
+              <w:t>image</w:t>
+            </w:r>
+            <w:r>
+              <w:rPr>
+                <w:rStyle w:val="af0"/>
+              </w:rPr>
+              <w:t>}}</w:t>
+            </w:r>
+          </w:p>
+        </w:tc>
+        <w:tc>
+          <w:tcPr>
+            <w:tcW w:w="5266" w:type="dxa"/>
+          </w:tcPr>
+          <w:p>
+            <w:pPr>
+              <w:pStyle w:val="a7"/>
+              <w:ind w:left="84"/>
+              <w:jc w:val="both"/>
+              <w:rPr>
+                <w:rStyle w:val="af0"/>
+              </w:rPr>
+            </w:pPr>
+            <w:r>
+              <w:rPr>
+                <w:rStyle w:val="af0"/>
+              </w:rPr>
+              <w:t>{{</w:t>
+            </w:r>
+            <w:proofErr w:type="spellStart"/>
+            <w:r>
+              <w:rPr>
+                <w:rStyle w:val="af0"/>
+              </w:rPr>
+              <w:t>task</w:t>
+            </w:r>
+            <w:proofErr w:type="spellEnd"/>
+            <w:r>
+              <w:rPr>
+                <w:rStyle w:val="af0"/>
+              </w:rPr>
+              <w:t>.</w:t>
+            </w:r>
+            <w:proofErr w:type="spellStart"/>
+            <w:r>
+              <w:rPr>
+                <w:rStyle w:val="af0"/>
+              </w:rPr>
+              <w:t>text</w:t>
+            </w:r>
+            <w:proofErr w:type="spellEnd"/>
+            <w:r>
+              <w:rPr>
+                <w:rStyle w:val="af0"/>
+              </w:rPr>
+              <w:t>}}</w:t>
+            </w:r>
+          </w:p>
+        </w:tc>
+      </w:tr>
+    </w:tbl>
+    <w:p>
+      <w:pPr>
+        <w:pStyle w:val="a7"/>
+        <w:ind w:left="284"/>
+        <w:rPr>
+          <w:rStyle w:val="af0"/>
+        </w:rPr>
+      </w:pPr>
+      <w:r>
+        <w:rPr>
+          <w:rStyle w:val="ae"/>
+          <w:sz w:val="24"/>
+          <w:szCs w:val="24"/>
+        </w:rPr>
+        <w:t xml:space="preserve">{% </w:t>
+      </w:r>
+      <w:proofErr w:type="spellStart"/>
+      <w:r>
+        <w:rPr>
+          <w:rStyle w:val="ae"/>
+          <w:sz w:val="24"/>
+          <w:szCs w:val="24"/>
+        </w:rPr>
+        <w:t>endif</w:t>
+      </w:r>
+      <w:proofErr w:type="spellEnd"/>
+      <w:r>
+        <w:rPr>
+          <w:rStyle w:val="ae"/>
+          <w:sz w:val="24"/>
+          <w:szCs w:val="24"/>
+        </w:rPr>
+        <w:t xml:space="preserve"> %}</w:t>
+      </w:r>
+      <w:r>
+        <w:rPr>
+          <w:rStyle w:val="ae"/>
+          <w:i w:val="0"/>
+          <w:sz w:val="24"/>
+          <w:szCs w:val="24"/>
+        </w:rPr>
+        <w:t xml:space="preserve">{% </w:t>
+      </w:r>
+      <w:proofErr w:type="spellStart"/>
+      <w:r>
+        <w:rPr>
+          <w:rStyle w:val="ae"/>
+          <w:i w:val="0"/>
+          <w:sz w:val="24"/>
+          <w:szCs w:val="24"/>
+        </w:rPr>
+        <w:t>if</w:t>
+      </w:r>
+      <w:proofErr w:type="spellEnd"/>
+      <w:r>
+        <w:rPr>
+          <w:rStyle w:val="ae"/>
+          <w:i w:val="0"/>
+          <w:sz w:val="24"/>
+          <w:szCs w:val="24"/>
+          <w:lang w:val="en-US"/>
+        </w:rPr>
+        <w:t xml:space="preserve"> </w:t>
+      </w:r>
+      <w:r>
+        <w:rPr>
+          <w:rStyle w:val="ae"/>
+          <w:i w:val="0"/>
+          <w:sz w:val="24"/>
+          <w:szCs w:val="24"/>
+        </w:rPr>
+        <w:t xml:space="preserve"> </w:t>
+      </w:r>
+      <w:proofErr w:type="spellStart"/>
+      <w:r>
+        <w:rPr>
+          <w:rStyle w:val="ae"/>
+          <w:i w:val="0"/>
+          <w:sz w:val="24"/>
+          <w:szCs w:val="24"/>
+        </w:rPr>
+        <w:t>task</w:t>
+      </w:r>
+      <w:proofErr w:type="spellEnd"/>
+      <w:r>
+        <w:rPr>
+          <w:rStyle w:val="ae"/>
+          <w:i w:val="0"/>
+          <w:sz w:val="24"/>
+          <w:szCs w:val="24"/>
+        </w:rPr>
+        <w:t>.</w:t>
+      </w:r>
+      <w:proofErr w:type="spellStart"/>
+      <w:r>
+        <w:rPr>
+          <w:rStyle w:val="ae"/>
+          <w:i w:val="0"/>
+          <w:sz w:val="24"/>
+          <w:szCs w:val="24"/>
+        </w:rPr>
+        <w:t>textWrap</w:t>
+      </w:r>
+      <w:proofErr w:type="spellEnd"/>
+      <w:r>
+        <w:rPr>
+          <w:rStyle w:val="ae"/>
+          <w:i w:val="0"/>
+          <w:sz w:val="24"/>
+          <w:szCs w:val="24"/>
+        </w:rPr>
+        <w:t>==‘</w:t>
+      </w:r>
+      <w:r>
+        <w:rPr>
+          <w:rStyle w:val="ae"/>
+          <w:i w:val="0"/>
+          <w:sz w:val="24"/>
+          <w:szCs w:val="24"/>
+          <w:lang w:val="en-US"/>
+        </w:rPr>
+        <w:t>s</w:t>
+      </w:r>
+      <w:r>
+        <w:rPr>
+          <w:rStyle w:val="ae"/>
+          <w:i w:val="0"/>
+          <w:sz w:val="24"/>
+          <w:szCs w:val="24"/>
+        </w:rPr>
+        <w:t>‘%}</w:t>
+      </w:r>
+      <w:r>
+        <w:rPr>
+          <w:rStyle w:val="af0"/>
         </w:rPr>
         <w:t>{{</w:t>
       </w:r>
-      <w:r>
-        <w:rPr>
-          <w:rFonts w:ascii="Times New Roman" w:eastAsia="Times New Roman" w:hAnsi="Times New Roman" w:cs="Times New Roman"/>
-          <w:noProof w:val="0"/>
-          <w:sz w:val="24"/>
-          <w:szCs w:val="24"/>
-          <w:lang w:val="bg-BG"/>
-        </w:rPr>
-        <w:t>option.text}}</w:t>
-      </w:r>
-      <w:r>
-        <w:rPr>
-          <w:rFonts w:ascii="Times New Roman" w:eastAsia="Times New Roman" w:hAnsi="Times New Roman" w:cs="Times New Roman"/>
-          <w:i/>
-          <w:iCs/>
-          <w:noProof w:val="0"/>
-          <w:color w:val="5B9BD5" w:themeColor="accent1"/>
-          <w:lang w:val="bg-BG"/>
-        </w:rPr>
-        <w:t>{% endfor %}</w:t>
+      <w:proofErr w:type="spellStart"/>
+      <w:r>
+        <w:rPr>
+          <w:rStyle w:val="af0"/>
+        </w:rPr>
+        <w:t>task</w:t>
+      </w:r>
+      <w:proofErr w:type="spellEnd"/>
+      <w:r>
+        <w:rPr>
+          <w:rStyle w:val="af0"/>
+        </w:rPr>
+        <w:t>.</w:t>
+      </w:r>
+      <w:r>
+        <w:rPr>
+          <w:rStyle w:val="af0"/>
+          <w:lang w:val="en-US"/>
+        </w:rPr>
+        <w:t>image</w:t>
+      </w:r>
+      <w:r>
+        <w:rPr>
+          <w:rStyle w:val="af0"/>
+        </w:rPr>
+        <w:t>}}</w:t>
       </w:r>
     </w:p>
     <w:p>
       <w:pPr>
-        <w:keepNext/>
-        <w:keepLines/>
-        <w:autoSpaceDE w:val="0"/>
-        <w:autoSpaceDN w:val="0"/>
-        <w:spacing w:before="137" w:after="0" w:line="240" w:lineRule="auto"/>
+        <w:pStyle w:val="a7"/>
         <w:ind w:left="284"/>
         <w:rPr>
-          <w:rFonts w:ascii="Times New Roman" w:eastAsia="Times New Roman" w:hAnsi="Times New Roman" w:cs="Times New Roman"/>
-          <w:noProof w:val="0"/>
-          <w:color w:val="5B9BD5" w:themeColor="accent1"/>
-          <w:sz w:val="24"/>
-          <w:szCs w:val="24"/>
-          <w:lang w:val="bg-BG"/>
-        </w:rPr>
-        <w:sectPr>
-          <w:type w:val="continuous"/>
-          <w:pgSz w:w="11910" w:h="16840"/>
-          <w:pgMar w:top="1080" w:right="580" w:bottom="760" w:left="940" w:header="607" w:footer="568" w:gutter="0"/>
-          <w:cols w:num="2" w:space="204"/>
-        </w:sectPr>
+          <w:rStyle w:val="af0"/>
+        </w:rPr>
       </w:pPr>
-    </w:p>
-    <w:p>
-      <w:pPr>
-        <w:keepNext/>
-        <w:keepLines/>
-        <w:autoSpaceDE w:val="0"/>
-        <w:autoSpaceDN w:val="0"/>
-        <w:spacing w:after="0" w:line="360" w:lineRule="auto"/>
-        <w:ind w:left="236"/>
-        <w:rPr>
-          <w:rFonts w:ascii="Times New Roman" w:eastAsia="Times New Roman" w:hAnsi="Times New Roman" w:cs="Times New Roman"/>
-          <w:i/>
-          <w:iCs/>
-          <w:noProof w:val="0"/>
-          <w:color w:val="5B9BD5" w:themeColor="accent1"/>
-          <w:lang w:val="bg-BG"/>
-        </w:rPr>
-        <w:sectPr>
-          <w:type w:val="continuous"/>
-          <w:pgSz w:w="11910" w:h="16840"/>
-          <w:pgMar w:top="1077" w:right="578" w:bottom="760" w:left="941" w:header="607" w:footer="567" w:gutter="0"/>
-          <w:cols w:space="708"/>
-        </w:sectPr>
-      </w:pPr>
-      <w:r>
-        <w:rPr>
-          <w:rFonts w:ascii="Times New Roman" w:eastAsia="Times New Roman" w:hAnsi="Times New Roman" w:cs="Times New Roman"/>
-          <w:i/>
-          <w:iCs/>
-          <w:noProof w:val="0"/>
-          <w:color w:val="5B9BD5" w:themeColor="accent1"/>
-          <w:lang w:val="bg-BG"/>
-        </w:rPr>
-        <w:lastRenderedPageBreak/>
-        <w:t>{% endif %}</w:t>
-      </w:r>
-      <w:r>
-        <w:rPr>
-          <w:rFonts w:ascii="Times New Roman" w:eastAsia="Times New Roman" w:hAnsi="Times New Roman" w:cs="Times New Roman"/>
-          <w:i/>
-          <w:iCs/>
-          <w:noProof w:val="0"/>
-          <w:color w:val="5B9BD5" w:themeColor="accent1"/>
-        </w:rPr>
-        <w:t>{% if task.type==3 %}{% for option in task.options %}</w:t>
-      </w:r>
-    </w:p>
-    <w:p>
-      <w:pPr>
-        <w:keepNext/>
-        <w:keepLines/>
-        <w:autoSpaceDE w:val="0"/>
-        <w:autoSpaceDN w:val="0"/>
-        <w:spacing w:after="0" w:line="240" w:lineRule="auto"/>
-        <w:ind w:left="1068"/>
-        <w:rPr>
-          <w:rFonts w:ascii="Times New Roman" w:eastAsia="Times New Roman" w:hAnsi="Times New Roman" w:cs="Times New Roman"/>
-          <w:noProof w:val="0"/>
-          <w:sz w:val="24"/>
-          <w:szCs w:val="24"/>
-        </w:rPr>
-      </w:pPr>
-      <w:r>
-        <w:rPr>
-          <w:rFonts w:ascii="Times New Roman" w:eastAsia="Times New Roman" w:hAnsi="Times New Roman" w:cs="Times New Roman"/>
-          <w:noProof w:val="0"/>
-          <w:sz w:val="24"/>
-          <w:szCs w:val="24"/>
-        </w:rPr>
-        <w:lastRenderedPageBreak/>
-        <w:t>{</w:t>
-      </w:r>
-      <w:proofErr w:type="gramStart"/>
-      <w:r>
-        <w:rPr>
-          <w:rFonts w:ascii="Times New Roman" w:eastAsia="Times New Roman" w:hAnsi="Times New Roman" w:cs="Times New Roman"/>
-          <w:noProof w:val="0"/>
-          <w:sz w:val="24"/>
-          <w:szCs w:val="24"/>
-        </w:rPr>
-        <w:t>{ option.leading</w:t>
-      </w:r>
-      <w:proofErr w:type="gramEnd"/>
-      <w:r>
-        <w:rPr>
-          <w:rFonts w:ascii="Times New Roman" w:eastAsia="Times New Roman" w:hAnsi="Times New Roman" w:cs="Times New Roman"/>
-          <w:noProof w:val="0"/>
-          <w:sz w:val="24"/>
-          <w:szCs w:val="24"/>
-        </w:rPr>
-        <w:t>_char }}. {{option.text}}</w:t>
-      </w:r>
-    </w:p>
-    <w:p>
-      <w:pPr>
-        <w:keepNext/>
-        <w:keepLines/>
-        <w:autoSpaceDE w:val="0"/>
-        <w:autoSpaceDN w:val="0"/>
-        <w:spacing w:after="0" w:line="240" w:lineRule="auto"/>
-        <w:ind w:left="1068"/>
-        <w:rPr>
-          <w:rFonts w:ascii="Times New Roman" w:eastAsia="Times New Roman" w:hAnsi="Times New Roman" w:cs="Times New Roman"/>
-          <w:noProof w:val="0"/>
-          <w:sz w:val="24"/>
-          <w:szCs w:val="24"/>
-        </w:rPr>
-      </w:pPr>
-      <w:r>
-        <w:rPr>
-          <w:rFonts w:ascii="Times New Roman" w:eastAsia="Times New Roman" w:hAnsi="Times New Roman" w:cs="Times New Roman"/>
-          <w:noProof w:val="0"/>
-          <w:sz w:val="24"/>
-          <w:szCs w:val="24"/>
-        </w:rPr>
-        <w:br w:type="column"/>
-      </w:r>
-      <w:r>
-        <w:rPr>
-          <w:rFonts w:ascii="Times New Roman" w:eastAsia="Times New Roman" w:hAnsi="Times New Roman" w:cs="Times New Roman"/>
-          <w:sz w:val="24"/>
-          <w:szCs w:val="24"/>
-          <w:lang w:val="bg-BG" w:eastAsia="bg-BG"/>
-        </w:rPr>
-        <w:lastRenderedPageBreak/>
-        <w:drawing>
-          <wp:anchor distT="0" distB="0" distL="114300" distR="114300" simplePos="0" relativeHeight="251661312" behindDoc="0" locked="0" layoutInCell="1" allowOverlap="1" wp14:anchorId="40975DD6" wp14:editId="09F7BA21">
-            <wp:simplePos x="0" y="0"/>
-            <wp:positionH relativeFrom="column">
-              <wp:posOffset>276225</wp:posOffset>
-            </wp:positionH>
-            <wp:positionV relativeFrom="paragraph">
-              <wp:posOffset>22860</wp:posOffset>
-            </wp:positionV>
-            <wp:extent cx="399415" cy="399415"/>
-            <wp:effectExtent l="0" t="0" r="635" b="635"/>
-            <wp:wrapSquare wrapText="bothSides"/>
-            <wp:docPr id="1" name="Картина 1"/>
-            <wp:cNvGraphicFramePr>
-              <a:graphicFrameLocks xmlns:a="http://schemas.openxmlformats.org/drawingml/2006/main" noChangeAspect="1"/>
-            </wp:cNvGraphicFramePr>
-            <a:graphic xmlns:a="http://schemas.openxmlformats.org/drawingml/2006/main">
-              <a:graphicData uri="http://schemas.openxmlformats.org/drawingml/2006/picture">
-                <pic:pic xmlns:pic="http://schemas.openxmlformats.org/drawingml/2006/picture">
-                  <pic:nvPicPr>
-                    <pic:cNvPr id="1" name="rrect3.png"/>
-                    <pic:cNvPicPr/>
-                  </pic:nvPicPr>
-                  <pic:blipFill>
-                    <a:blip r:embed="rId13">
-                      <a:extLst>
-                        <a:ext uri="{28A0092B-C50C-407E-A947-70E740481C1C}">
-                          <a14:useLocalDpi xmlns:a14="http://schemas.microsoft.com/office/drawing/2010/main" val="0"/>
-                        </a:ext>
-                      </a:extLst>
-                    </a:blip>
-                    <a:stretch>
-                      <a:fillRect/>
-                    </a:stretch>
-                  </pic:blipFill>
-                  <pic:spPr>
-                    <a:xfrm>
-                      <a:off x="0" y="0"/>
-                      <a:ext cx="399415" cy="399415"/>
-                    </a:xfrm>
-                    <a:prstGeom prst="rect">
-                      <a:avLst/>
-                    </a:prstGeom>
-                    <a:solidFill>
-                      <a:schemeClr val="bg1">
-                        <a:lumMod val="95000"/>
-                      </a:schemeClr>
-                    </a:solidFill>
-                  </pic:spPr>
-                </pic:pic>
-              </a:graphicData>
-            </a:graphic>
-            <wp14:sizeRelV relativeFrom="margin">
-              <wp14:pctHeight>0</wp14:pctHeight>
-            </wp14:sizeRelV>
-          </wp:anchor>
-        </w:drawing>
-      </w:r>
-      <w:r>
-        <w:rPr>
-          <w:rFonts w:ascii="Times New Roman" w:eastAsia="Times New Roman" w:hAnsi="Times New Roman" w:cs="Times New Roman"/>
-          <w:noProof w:val="0"/>
-          <w:sz w:val="24"/>
-          <w:szCs w:val="24"/>
-        </w:rPr>
-        <w:t>{</w:t>
-      </w:r>
-      <w:proofErr w:type="gramStart"/>
-      <w:r>
-        <w:rPr>
-          <w:rFonts w:ascii="Times New Roman" w:eastAsia="Times New Roman" w:hAnsi="Times New Roman" w:cs="Times New Roman"/>
-          <w:noProof w:val="0"/>
-          <w:sz w:val="24"/>
-          <w:szCs w:val="24"/>
-        </w:rPr>
-        <w:t xml:space="preserve">{ </w:t>
-      </w:r>
-      <w:proofErr w:type="spellStart"/>
-      <w:r>
-        <w:rPr>
-          <w:rFonts w:ascii="Times New Roman" w:eastAsia="Times New Roman" w:hAnsi="Times New Roman" w:cs="Times New Roman"/>
-          <w:noProof w:val="0"/>
-          <w:sz w:val="24"/>
-          <w:szCs w:val="24"/>
-        </w:rPr>
-        <w:t>option.value</w:t>
-      </w:r>
-      <w:proofErr w:type="gramEnd"/>
-      <w:r>
-        <w:rPr>
-          <w:rFonts w:ascii="Times New Roman" w:eastAsia="Times New Roman" w:hAnsi="Times New Roman" w:cs="Times New Roman"/>
-          <w:noProof w:val="0"/>
-          <w:sz w:val="24"/>
-          <w:szCs w:val="24"/>
-        </w:rPr>
-        <w:t>_name</w:t>
-      </w:r>
-      <w:proofErr w:type="spellEnd"/>
-      <w:r>
-        <w:rPr>
-          <w:rFonts w:ascii="Times New Roman" w:eastAsia="Times New Roman" w:hAnsi="Times New Roman" w:cs="Times New Roman"/>
-          <w:noProof w:val="0"/>
-          <w:sz w:val="24"/>
-          <w:szCs w:val="24"/>
+      <w:r>
+        <w:rPr>
+          <w:rStyle w:val="af0"/>
+        </w:rPr>
+        <w:t>{{</w:t>
+      </w:r>
+      <w:proofErr w:type="spellStart"/>
+      <w:r>
+        <w:rPr>
+          <w:rStyle w:val="af0"/>
+        </w:rPr>
+        <w:t>task</w:t>
+      </w:r>
+      <w:proofErr w:type="spellEnd"/>
+      <w:r>
+        <w:rPr>
+          <w:rStyle w:val="af0"/>
+        </w:rPr>
+        <w:t>.</w:t>
+      </w:r>
+      <w:proofErr w:type="spellStart"/>
+      <w:r>
+        <w:rPr>
+          <w:rStyle w:val="af0"/>
+        </w:rPr>
+        <w:t>text</w:t>
+      </w:r>
+      <w:proofErr w:type="spellEnd"/>
+      <w:r>
+        <w:rPr>
+          <w:rStyle w:val="af0"/>
         </w:rPr>
         <w:t>}}</w:t>
       </w:r>
-    </w:p>
-    <w:p>
-      <w:pPr>
-        <w:keepNext/>
-        <w:keepLines/>
-        <w:autoSpaceDE w:val="0"/>
-        <w:autoSpaceDN w:val="0"/>
-        <w:spacing w:after="0" w:line="240" w:lineRule="auto"/>
-        <w:ind w:left="1068"/>
-        <w:rPr>
-          <w:rFonts w:ascii="Times New Roman" w:eastAsia="Times New Roman" w:hAnsi="Times New Roman" w:cs="Times New Roman"/>
-          <w:noProof w:val="0"/>
-          <w:sz w:val="24"/>
-          <w:szCs w:val="24"/>
-        </w:rPr>
-      </w:pPr>
-      <w:r>
-        <w:rPr>
-          <w:rFonts w:ascii="Times New Roman" w:eastAsia="Times New Roman" w:hAnsi="Times New Roman" w:cs="Times New Roman"/>
-          <w:noProof w:val="0"/>
-          <w:sz w:val="24"/>
-          <w:szCs w:val="24"/>
-        </w:rPr>
-        <w:t xml:space="preserve"> </w:t>
-      </w:r>
-    </w:p>
-    <w:p>
-      <w:pPr>
-        <w:keepNext/>
-        <w:keepLines/>
-        <w:autoSpaceDE w:val="0"/>
-        <w:autoSpaceDN w:val="0"/>
-        <w:spacing w:after="0" w:line="240" w:lineRule="auto"/>
-        <w:ind w:left="1068"/>
-        <w:rPr>
-          <w:rFonts w:ascii="Times New Roman" w:eastAsia="Times New Roman" w:hAnsi="Times New Roman" w:cs="Times New Roman"/>
-          <w:noProof w:val="0"/>
-          <w:sz w:val="24"/>
-          <w:szCs w:val="24"/>
-        </w:rPr>
-      </w:pPr>
-    </w:p>
-    <w:p>
-      <w:pPr>
-        <w:keepNext/>
-        <w:keepLines/>
-        <w:autoSpaceDE w:val="0"/>
-        <w:autoSpaceDN w:val="0"/>
-        <w:spacing w:after="0" w:line="240" w:lineRule="auto"/>
-        <w:ind w:left="1068"/>
-        <w:rPr>
-          <w:rFonts w:ascii="Times New Roman" w:eastAsia="Times New Roman" w:hAnsi="Times New Roman" w:cs="Times New Roman"/>
-          <w:noProof w:val="0"/>
-          <w:sz w:val="24"/>
-          <w:szCs w:val="24"/>
-        </w:rPr>
-        <w:sectPr>
-          <w:type w:val="continuous"/>
-          <w:pgSz w:w="11910" w:h="16840"/>
-          <w:pgMar w:top="1080" w:right="580" w:bottom="760" w:left="940" w:header="607" w:footer="568" w:gutter="0"/>
-          <w:cols w:num="2" w:space="708"/>
-        </w:sectPr>
-      </w:pPr>
-    </w:p>
-    <w:p>
-      <w:pPr>
-        <w:keepNext/>
-        <w:keepLines/>
-        <w:autoSpaceDE w:val="0"/>
-        <w:autoSpaceDN w:val="0"/>
-        <w:spacing w:after="0" w:line="360" w:lineRule="auto"/>
-        <w:ind w:left="236"/>
-        <w:rPr>
-          <w:rFonts w:ascii="Times New Roman" w:eastAsia="Times New Roman" w:hAnsi="Times New Roman" w:cs="Times New Roman"/>
-          <w:i/>
-          <w:iCs/>
-          <w:noProof w:val="0"/>
-          <w:color w:val="5B9BD5" w:themeColor="accent1"/>
-        </w:rPr>
-      </w:pPr>
-      <w:r>
-        <w:rPr>
-          <w:rFonts w:ascii="Times New Roman" w:eastAsia="Times New Roman" w:hAnsi="Times New Roman" w:cs="Times New Roman"/>
-          <w:i/>
-          <w:iCs/>
-          <w:noProof w:val="0"/>
-          <w:color w:val="5B9BD5" w:themeColor="accent1"/>
-        </w:rPr>
-        <w:lastRenderedPageBreak/>
-        <w:t>{% endfor %}{% endif %}</w:t>
-      </w:r>
-      <w:r>
-        <w:rPr>
-          <w:rFonts w:ascii="Times New Roman" w:eastAsia="Times New Roman" w:hAnsi="Times New Roman" w:cs="Times New Roman"/>
-          <w:i/>
-          <w:iCs/>
-          <w:noProof w:val="0"/>
-          <w:color w:val="5B9BD5" w:themeColor="accent1"/>
-          <w:lang w:val="bg-BG"/>
+      <w:r>
+        <w:rPr>
+          <w:rStyle w:val="ae"/>
+          <w:sz w:val="24"/>
+          <w:szCs w:val="24"/>
         </w:rPr>
         <w:t xml:space="preserve">{% </w:t>
       </w:r>
-      <w:r>
-        <w:rPr>
-          <w:rFonts w:ascii="Times New Roman" w:eastAsia="Times New Roman" w:hAnsi="Times New Roman" w:cs="Times New Roman"/>
-          <w:i/>
-          <w:iCs/>
-          <w:noProof w:val="0"/>
-          <w:color w:val="5B9BD5" w:themeColor="accent1"/>
+      <w:proofErr w:type="spellStart"/>
+      <w:r>
+        <w:rPr>
+          <w:rStyle w:val="ae"/>
+          <w:sz w:val="24"/>
+          <w:szCs w:val="24"/>
+        </w:rPr>
+        <w:t>endif</w:t>
+      </w:r>
+      <w:proofErr w:type="spellEnd"/>
+      <w:r>
+        <w:rPr>
+          <w:rStyle w:val="ae"/>
+          <w:sz w:val="24"/>
+          <w:szCs w:val="24"/>
+        </w:rPr>
+        <w:t xml:space="preserve"> %}</w:t>
+      </w:r>
+      <w:r>
+        <w:rPr>
+          <w:rStyle w:val="ae"/>
+          <w:i w:val="0"/>
+          <w:sz w:val="24"/>
+          <w:szCs w:val="24"/>
+        </w:rPr>
+        <w:t xml:space="preserve">{% </w:t>
+      </w:r>
+      <w:proofErr w:type="spellStart"/>
+      <w:r>
+        <w:rPr>
+          <w:rStyle w:val="ae"/>
+          <w:i w:val="0"/>
+          <w:sz w:val="24"/>
+          <w:szCs w:val="24"/>
         </w:rPr>
         <w:t>if</w:t>
       </w:r>
-      <w:r>
-        <w:rPr>
-          <w:rFonts w:ascii="Times New Roman" w:eastAsia="Times New Roman" w:hAnsi="Times New Roman" w:cs="Times New Roman"/>
-          <w:i/>
-          <w:iCs/>
-          <w:noProof w:val="0"/>
-          <w:color w:val="5B9BD5" w:themeColor="accent1"/>
-          <w:lang w:val="bg-BG"/>
-        </w:rPr>
-        <w:t xml:space="preserve"> task.type==</w:t>
-      </w:r>
-      <w:r>
-        <w:rPr>
-          <w:rFonts w:ascii="Times New Roman" w:eastAsia="Times New Roman" w:hAnsi="Times New Roman" w:cs="Times New Roman"/>
-          <w:i/>
-          <w:iCs/>
-          <w:noProof w:val="0"/>
-          <w:color w:val="5B9BD5" w:themeColor="accent1"/>
-        </w:rPr>
-        <w:t>4</w:t>
-      </w:r>
-      <w:r>
-        <w:rPr>
-          <w:rFonts w:ascii="Times New Roman" w:eastAsia="Times New Roman" w:hAnsi="Times New Roman" w:cs="Times New Roman"/>
-          <w:i/>
-          <w:iCs/>
-          <w:noProof w:val="0"/>
-          <w:color w:val="5B9BD5" w:themeColor="accent1"/>
-          <w:lang w:val="bg-BG"/>
-        </w:rPr>
-        <w:t xml:space="preserve"> %} </w:t>
-      </w:r>
-    </w:p>
-    <w:p>
-      <w:pPr>
-        <w:keepNext/>
-        <w:keepLines/>
-        <w:numPr>
-          <w:ilvl w:val="0"/>
-          <w:numId w:val="1"/>
-        </w:numPr>
-        <w:autoSpaceDE w:val="0"/>
-        <w:autoSpaceDN w:val="0"/>
-        <w:spacing w:before="137" w:after="0" w:line="240" w:lineRule="auto"/>
-        <w:rPr>
-          <w:rFonts w:ascii="Times New Roman" w:eastAsia="Times New Roman" w:hAnsi="Times New Roman" w:cs="Times New Roman"/>
-          <w:noProof w:val="0"/>
-          <w:sz w:val="24"/>
-          <w:szCs w:val="24"/>
-          <w:lang w:val="bg-BG"/>
-        </w:rPr>
-        <w:sectPr>
-          <w:type w:val="continuous"/>
-          <w:pgSz w:w="11910" w:h="16840"/>
-          <w:pgMar w:top="1077" w:right="578" w:bottom="760" w:left="941" w:header="607" w:footer="567" w:gutter="0"/>
-          <w:cols w:space="708"/>
-        </w:sectPr>
-      </w:pPr>
-    </w:p>
-    <w:p>
-      <w:pPr>
-        <w:keepNext/>
-        <w:keepLines/>
-        <w:autoSpaceDE w:val="0"/>
-        <w:autoSpaceDN w:val="0"/>
-        <w:spacing w:after="0" w:line="240" w:lineRule="auto"/>
-        <w:rPr>
-          <w:rFonts w:ascii="Times New Roman" w:eastAsia="Times New Roman" w:hAnsi="Times New Roman" w:cs="Times New Roman"/>
-          <w:noProof w:val="0"/>
-          <w:sz w:val="24"/>
-          <w:szCs w:val="24"/>
-        </w:rPr>
-      </w:pPr>
-    </w:p>
-    <w:p>
-      <w:pPr>
-        <w:keepNext/>
-        <w:keepLines/>
-        <w:autoSpaceDE w:val="0"/>
-        <w:autoSpaceDN w:val="0"/>
-        <w:spacing w:after="0" w:line="240" w:lineRule="auto"/>
-        <w:rPr>
-          <w:rFonts w:ascii="Times New Roman" w:eastAsia="Times New Roman" w:hAnsi="Times New Roman" w:cs="Times New Roman"/>
-          <w:noProof w:val="0"/>
-          <w:sz w:val="24"/>
-          <w:szCs w:val="24"/>
-          <w:lang w:val="bg-BG"/>
-        </w:rPr>
-      </w:pPr>
-      <w:r>
-        <w:rPr>
-          <w:rFonts w:ascii="Times New Roman" w:eastAsia="Times New Roman" w:hAnsi="Times New Roman" w:cs="Times New Roman"/>
-          <w:noProof w:val="0"/>
-          <w:sz w:val="24"/>
-          <w:szCs w:val="24"/>
-        </w:rPr>
-        <w:t>{</w:t>
-      </w:r>
-      <w:proofErr w:type="gramStart"/>
-      <w:r>
-        <w:rPr>
-          <w:rFonts w:ascii="Times New Roman" w:eastAsia="Times New Roman" w:hAnsi="Times New Roman" w:cs="Times New Roman"/>
-          <w:noProof w:val="0"/>
-          <w:sz w:val="24"/>
-          <w:szCs w:val="24"/>
-        </w:rPr>
-        <w:t xml:space="preserve">{  </w:t>
-      </w:r>
-      <w:proofErr w:type="spellStart"/>
-      <w:r>
-        <w:rPr>
-          <w:rFonts w:ascii="Times New Roman" w:eastAsia="Times New Roman" w:hAnsi="Times New Roman" w:cs="Times New Roman"/>
-          <w:noProof w:val="0"/>
-          <w:sz w:val="24"/>
-          <w:szCs w:val="24"/>
-        </w:rPr>
-        <w:t>task.image</w:t>
-      </w:r>
-      <w:proofErr w:type="spellEnd"/>
-      <w:proofErr w:type="gramEnd"/>
-      <w:r>
-        <w:rPr>
-          <w:rFonts w:ascii="Times New Roman" w:eastAsia="Times New Roman" w:hAnsi="Times New Roman" w:cs="Times New Roman"/>
-          <w:noProof w:val="0"/>
-          <w:sz w:val="24"/>
-          <w:szCs w:val="24"/>
+      <w:proofErr w:type="spellEnd"/>
+      <w:r>
+        <w:rPr>
+          <w:rStyle w:val="ae"/>
+          <w:i w:val="0"/>
+          <w:sz w:val="24"/>
+          <w:szCs w:val="24"/>
+          <w:lang w:val="en-US"/>
+        </w:rPr>
+        <w:t xml:space="preserve"> </w:t>
+      </w:r>
+      <w:r>
+        <w:rPr>
+          <w:rStyle w:val="ae"/>
+          <w:i w:val="0"/>
+          <w:sz w:val="24"/>
+          <w:szCs w:val="24"/>
+        </w:rPr>
+        <w:t xml:space="preserve"> </w:t>
+      </w:r>
+      <w:proofErr w:type="spellStart"/>
+      <w:r>
+        <w:rPr>
+          <w:rStyle w:val="ae"/>
+          <w:i w:val="0"/>
+          <w:sz w:val="24"/>
+          <w:szCs w:val="24"/>
+        </w:rPr>
+        <w:t>task</w:t>
+      </w:r>
+      <w:proofErr w:type="spellEnd"/>
+      <w:r>
+        <w:rPr>
+          <w:rStyle w:val="ae"/>
+          <w:i w:val="0"/>
+          <w:sz w:val="24"/>
+          <w:szCs w:val="24"/>
+        </w:rPr>
+        <w:t>.</w:t>
+      </w:r>
+      <w:proofErr w:type="spellStart"/>
+      <w:r>
+        <w:rPr>
+          <w:rStyle w:val="ae"/>
+          <w:i w:val="0"/>
+          <w:sz w:val="24"/>
+          <w:szCs w:val="24"/>
+        </w:rPr>
+        <w:t>textWrap</w:t>
+      </w:r>
+      <w:proofErr w:type="spellEnd"/>
+      <w:r>
+        <w:rPr>
+          <w:rStyle w:val="ae"/>
+          <w:i w:val="0"/>
+          <w:sz w:val="24"/>
+          <w:szCs w:val="24"/>
+        </w:rPr>
+        <w:t>==‘</w:t>
+      </w:r>
+      <w:r>
+        <w:rPr>
+          <w:rStyle w:val="ae"/>
+          <w:i w:val="0"/>
+          <w:sz w:val="24"/>
+          <w:szCs w:val="24"/>
+          <w:lang w:val="en-US"/>
+        </w:rPr>
+        <w:t>n</w:t>
+      </w:r>
+      <w:r>
+        <w:rPr>
+          <w:rStyle w:val="ae"/>
+          <w:i w:val="0"/>
+          <w:sz w:val="24"/>
+          <w:szCs w:val="24"/>
+        </w:rPr>
+        <w:t>‘%}</w:t>
+      </w:r>
+      <w:r>
+        <w:rPr>
+          <w:rStyle w:val="af0"/>
+        </w:rPr>
+        <w:t>{{</w:t>
+      </w:r>
+      <w:proofErr w:type="spellStart"/>
+      <w:r>
+        <w:rPr>
+          <w:rStyle w:val="af0"/>
+        </w:rPr>
+        <w:t>task</w:t>
+      </w:r>
+      <w:proofErr w:type="spellEnd"/>
+      <w:r>
+        <w:rPr>
+          <w:rStyle w:val="af0"/>
+        </w:rPr>
+        <w:t>.</w:t>
+      </w:r>
+      <w:proofErr w:type="spellStart"/>
+      <w:r>
+        <w:rPr>
+          <w:rStyle w:val="af0"/>
+        </w:rPr>
+        <w:t>text</w:t>
+      </w:r>
+      <w:proofErr w:type="spellEnd"/>
+      <w:r>
+        <w:rPr>
+          <w:rStyle w:val="af0"/>
         </w:rPr>
         <w:t>}}</w:t>
       </w:r>
@@ -2413,17 +5914,40 @@
           <w:iCs/>
           <w:noProof w:val="0"/>
           <w:color w:val="5B9BD5" w:themeColor="accent1"/>
+          <w:sz w:val="24"/>
+          <w:szCs w:val="24"/>
           <w:lang w:val="bg-BG"/>
         </w:rPr>
       </w:pPr>
       <w:r>
         <w:rPr>
-          <w:rFonts w:ascii="Times New Roman" w:eastAsia="Times New Roman" w:hAnsi="Times New Roman" w:cs="Times New Roman"/>
-          <w:noProof w:val="0"/>
-          <w:sz w:val="24"/>
-          <w:szCs w:val="24"/>
-        </w:rPr>
-        <w:br w:type="column"/>
+          <w:rStyle w:val="af0"/>
+          <w:rFonts w:eastAsiaTheme="minorHAnsi"/>
+        </w:rPr>
+        <w:t>{{task.</w:t>
+      </w:r>
+      <w:r>
+        <w:rPr>
+          <w:rStyle w:val="af0"/>
+          <w:rFonts w:eastAsiaTheme="minorHAnsi"/>
+        </w:rPr>
+        <w:t>image</w:t>
+      </w:r>
+      <w:r>
+        <w:rPr>
+          <w:rStyle w:val="af0"/>
+          <w:rFonts w:eastAsiaTheme="minorHAnsi"/>
+        </w:rPr>
+        <w:t>}}</w:t>
+      </w:r>
+      <w:r>
+        <w:rPr>
+          <w:rStyle w:val="ae"/>
+          <w:rFonts w:eastAsiaTheme="minorHAnsi"/>
+          <w:sz w:val="24"/>
+          <w:szCs w:val="24"/>
+        </w:rPr>
+        <w:t>{% endif %}</w:t>
       </w:r>
       <w:r>
         <w:rPr>
@@ -2432,6 +5956,8 @@
           <w:iCs/>
           <w:noProof w:val="0"/>
           <w:color w:val="5B9BD5" w:themeColor="accent1"/>
+          <w:sz w:val="24"/>
+          <w:szCs w:val="24"/>
           <w:lang w:val="bg-BG"/>
         </w:rPr>
         <w:t xml:space="preserve">{% </w:t>
@@ -2443,6 +5969,8 @@
           <w:iCs/>
           <w:noProof w:val="0"/>
           <w:color w:val="5B9BD5" w:themeColor="accent1"/>
+          <w:sz w:val="24"/>
+          <w:szCs w:val="24"/>
         </w:rPr>
         <w:t>for option in task</w:t>
       </w:r>
@@ -2453,11 +5981,185 @@
           <w:iCs/>
           <w:noProof w:val="0"/>
           <w:color w:val="5B9BD5" w:themeColor="accent1"/>
+          <w:sz w:val="24"/>
+          <w:szCs w:val="24"/>
           <w:lang w:val="bg-BG"/>
         </w:rPr>
-        <w:t>.options %}</w:t>
+        <w:t>.</w:t>
+      </w:r>
+      <w:proofErr w:type="spellStart"/>
+      <w:r>
+        <w:rPr>
+          <w:rFonts w:ascii="Times New Roman" w:eastAsia="Times New Roman" w:hAnsi="Times New Roman" w:cs="Times New Roman"/>
+          <w:i/>
+          <w:iCs/>
+          <w:noProof w:val="0"/>
+          <w:color w:val="5B9BD5" w:themeColor="accent1"/>
+          <w:sz w:val="24"/>
+          <w:szCs w:val="24"/>
+          <w:lang w:val="bg-BG"/>
+        </w:rPr>
+        <w:t>options</w:t>
+      </w:r>
+      <w:proofErr w:type="spellEnd"/>
+      <w:r>
+        <w:rPr>
+          <w:rFonts w:ascii="Times New Roman" w:eastAsia="Times New Roman" w:hAnsi="Times New Roman" w:cs="Times New Roman"/>
+          <w:i/>
+          <w:iCs/>
+          <w:noProof w:val="0"/>
+          <w:color w:val="5B9BD5" w:themeColor="accent1"/>
+          <w:sz w:val="24"/>
+          <w:szCs w:val="24"/>
+          <w:lang w:val="bg-BG"/>
+        </w:rPr>
+        <w:t xml:space="preserve"> %}</w:t>
       </w:r>
     </w:p>
+    <w:tbl>
+      <w:tblPr>
+        <w:tblStyle w:val="ac"/>
+        <w:tblW w:w="10314" w:type="dxa"/>
+        <w:tblInd w:w="284" w:type="dxa"/>
+        <w:tblBorders>
+          <w:top w:val="none" w:sz="0" w:space="0" w:color="auto"/>
+          <w:left w:val="none" w:sz="0" w:space="0" w:color="auto"/>
+          <w:bottom w:val="none" w:sz="0" w:space="0" w:color="auto"/>
+          <w:right w:val="none" w:sz="0" w:space="0" w:color="auto"/>
+          <w:insideH w:val="none" w:sz="0" w:space="0" w:color="auto"/>
+          <w:insideV w:val="none" w:sz="0" w:space="0" w:color="auto"/>
+        </w:tblBorders>
+        <w:tblLook w:val="04A0" w:firstRow="1" w:lastRow="0" w:firstColumn="1" w:lastColumn="0" w:noHBand="0" w:noVBand="1"/>
+      </w:tblPr>
+      <w:tblGrid>
+        <w:gridCol w:w="732"/>
+        <w:gridCol w:w="9582"/>
+      </w:tblGrid>
+      <w:tr>
+        <w:tc>
+          <w:tcPr>
+            <w:tcW w:w="732" w:type="dxa"/>
+          </w:tcPr>
+          <w:p>
+            <w:pPr>
+              <w:keepNext/>
+              <w:keepLines/>
+              <w:autoSpaceDE w:val="0"/>
+              <w:autoSpaceDN w:val="0"/>
+              <w:rPr>
+                <w:rFonts w:ascii="Times New Roman" w:eastAsia="Times New Roman" w:hAnsi="Times New Roman" w:cs="Times New Roman"/>
+                <w:i/>
+                <w:iCs/>
+                <w:noProof w:val="0"/>
+                <w:color w:val="5B9BD5" w:themeColor="accent1"/>
+                <w:sz w:val="24"/>
+                <w:szCs w:val="24"/>
+              </w:rPr>
+            </w:pPr>
+            <w:r>
+              <w:rPr>
+                <w:rFonts w:ascii="Times New Roman" w:eastAsia="Times New Roman" w:hAnsi="Times New Roman" w:cs="Times New Roman"/>
+                <w:i/>
+                <w:iCs/>
+                <w:noProof w:val="0"/>
+                <w:color w:val="5B9BD5" w:themeColor="accent1"/>
+                <w:sz w:val="24"/>
+                <w:szCs w:val="24"/>
+              </w:rPr>
+              <w:drawing>
+                <wp:inline distT="0" distB="0" distL="0" distR="0" wp14:anchorId="752BC9BD" wp14:editId="2BE74009">
+                  <wp:extent cx="327660" cy="327660"/>
+                  <wp:effectExtent l="0" t="0" r="0" b="0"/>
+                  <wp:docPr id="5" name="Картина 5"/>
+                  <wp:cNvGraphicFramePr>
+                    <a:graphicFrameLocks xmlns:a="http://schemas.openxmlformats.org/drawingml/2006/main" noChangeAspect="1"/>
+                  </wp:cNvGraphicFramePr>
+                  <a:graphic xmlns:a="http://schemas.openxmlformats.org/drawingml/2006/main">
+                    <a:graphicData uri="http://schemas.openxmlformats.org/drawingml/2006/picture">
+                      <pic:pic xmlns:pic="http://schemas.openxmlformats.org/drawingml/2006/picture">
+                        <pic:nvPicPr>
+                          <pic:cNvPr id="0" name=""/>
+                          <pic:cNvPicPr/>
+                        </pic:nvPicPr>
+                        <pic:blipFill>
+                          <a:blip r:embed="rId12"/>
+                          <a:stretch>
+                            <a:fillRect/>
+                          </a:stretch>
+                        </pic:blipFill>
+                        <pic:spPr>
+                          <a:xfrm>
+                            <a:off x="0" y="0"/>
+                            <a:ext cx="319668" cy="319668"/>
+                          </a:xfrm>
+                          <a:prstGeom prst="rect">
+                            <a:avLst/>
+                          </a:prstGeom>
+                        </pic:spPr>
+                      </pic:pic>
+                    </a:graphicData>
+                  </a:graphic>
+                </wp:inline>
+              </w:drawing>
+            </w:r>
+          </w:p>
+        </w:tc>
+        <w:tc>
+          <w:tcPr>
+            <w:tcW w:w="9582" w:type="dxa"/>
+            <w:vAlign w:val="center"/>
+          </w:tcPr>
+          <w:p>
+            <w:pPr>
+              <w:keepNext/>
+              <w:keepLines/>
+              <w:autoSpaceDE w:val="0"/>
+              <w:autoSpaceDN w:val="0"/>
+              <w:rPr>
+                <w:rFonts w:ascii="Times New Roman" w:eastAsia="Times New Roman" w:hAnsi="Times New Roman" w:cs="Times New Roman"/>
+                <w:iCs/>
+                <w:noProof w:val="0"/>
+                <w:color w:val="5B9BD5" w:themeColor="accent1"/>
+                <w:sz w:val="24"/>
+                <w:szCs w:val="24"/>
+              </w:rPr>
+            </w:pPr>
+            <w:r>
+              <w:rPr>
+                <w:rFonts w:ascii="Times New Roman" w:eastAsia="Times New Roman" w:hAnsi="Times New Roman" w:cs="Times New Roman"/>
+                <w:iCs/>
+                <w:noProof w:val="0"/>
+                <w:sz w:val="24"/>
+                <w:szCs w:val="24"/>
+              </w:rPr>
+              <w:t xml:space="preserve">{{ </w:t>
+            </w:r>
+            <w:proofErr w:type="spellStart"/>
+            <w:r>
+              <w:rPr>
+                <w:rFonts w:ascii="Times New Roman" w:eastAsia="Times New Roman" w:hAnsi="Times New Roman" w:cs="Times New Roman"/>
+                <w:iCs/>
+                <w:noProof w:val="0"/>
+                <w:sz w:val="24"/>
+                <w:szCs w:val="24"/>
+              </w:rPr>
+              <w:t>option.value_name</w:t>
+            </w:r>
+            <w:proofErr w:type="spellEnd"/>
+            <w:r>
+              <w:rPr>
+                <w:rFonts w:ascii="Times New Roman" w:eastAsia="Times New Roman" w:hAnsi="Times New Roman" w:cs="Times New Roman"/>
+                <w:iCs/>
+                <w:noProof w:val="0"/>
+                <w:sz w:val="24"/>
+                <w:szCs w:val="24"/>
+              </w:rPr>
+              <w:t>}}</w:t>
+            </w:r>
+          </w:p>
+        </w:tc>
+      </w:tr>
+    </w:tbl>
     <w:p>
       <w:pPr>
         <w:keepNext/>
@@ -2465,10 +6167,13 @@
         <w:autoSpaceDE w:val="0"/>
         <w:autoSpaceDN w:val="0"/>
         <w:spacing w:after="0" w:line="360" w:lineRule="auto"/>
-        <w:ind w:left="1068"/>
-        <w:rPr>
-          <w:rFonts w:ascii="Times New Roman" w:eastAsia="Times New Roman" w:hAnsi="Times New Roman" w:cs="Times New Roman"/>
-          <w:noProof w:val="0"/>
+        <w:ind w:left="142"/>
+        <w:rPr>
+          <w:rFonts w:ascii="Times New Roman" w:eastAsia="Times New Roman" w:hAnsi="Times New Roman" w:cs="Times New Roman"/>
+          <w:i/>
+          <w:iCs/>
+          <w:noProof w:val="0"/>
+          <w:color w:val="5B9BD5" w:themeColor="accent1"/>
           <w:sz w:val="24"/>
           <w:szCs w:val="24"/>
           <w:lang w:val="bg-BG"/>
@@ -2477,282 +6182,168 @@
       <w:r>
         <w:rPr>
           <w:rFonts w:ascii="Times New Roman" w:eastAsia="Times New Roman" w:hAnsi="Times New Roman" w:cs="Times New Roman"/>
-          <w:sz w:val="24"/>
-          <w:szCs w:val="24"/>
-          <w:lang w:val="bg-BG" w:eastAsia="bg-BG"/>
-        </w:rPr>
-        <w:drawing>
-          <wp:anchor distT="0" distB="0" distL="114300" distR="114300" simplePos="0" relativeHeight="251662336" behindDoc="0" locked="0" layoutInCell="1" allowOverlap="1" wp14:anchorId="7FAC403A" wp14:editId="0E28F2C6">
-            <wp:simplePos x="0" y="0"/>
-            <wp:positionH relativeFrom="column">
-              <wp:posOffset>459105</wp:posOffset>
-            </wp:positionH>
-            <wp:positionV relativeFrom="paragraph">
-              <wp:posOffset>-13970</wp:posOffset>
-            </wp:positionV>
-            <wp:extent cx="399415" cy="399415"/>
-            <wp:effectExtent l="0" t="0" r="635" b="635"/>
-            <wp:wrapSquare wrapText="bothSides"/>
-            <wp:docPr id="3" name="Картина 3"/>
-            <wp:cNvGraphicFramePr>
-              <a:graphicFrameLocks xmlns:a="http://schemas.openxmlformats.org/drawingml/2006/main" noChangeAspect="1"/>
-            </wp:cNvGraphicFramePr>
-            <a:graphic xmlns:a="http://schemas.openxmlformats.org/drawingml/2006/main">
-              <a:graphicData uri="http://schemas.openxmlformats.org/drawingml/2006/picture">
-                <pic:pic xmlns:pic="http://schemas.openxmlformats.org/drawingml/2006/picture">
-                  <pic:nvPicPr>
-                    <pic:cNvPr id="1" name="rrect3.png"/>
-                    <pic:cNvPicPr/>
-                  </pic:nvPicPr>
-                  <pic:blipFill>
-                    <a:blip r:embed="rId14">
-                      <a:extLst>
-                        <a:ext uri="{28A0092B-C50C-407E-A947-70E740481C1C}">
-                          <a14:useLocalDpi xmlns:a14="http://schemas.microsoft.com/office/drawing/2010/main" val="0"/>
-                        </a:ext>
-                      </a:extLst>
-                    </a:blip>
-                    <a:stretch>
-                      <a:fillRect/>
-                    </a:stretch>
-                  </pic:blipFill>
-                  <pic:spPr>
-                    <a:xfrm>
-                      <a:off x="0" y="0"/>
-                      <a:ext cx="399415" cy="399415"/>
-                    </a:xfrm>
-                    <a:prstGeom prst="rect">
-                      <a:avLst/>
-                    </a:prstGeom>
-                    <a:solidFill>
-                      <a:schemeClr val="bg1">
-                        <a:lumMod val="95000"/>
-                      </a:schemeClr>
-                    </a:solidFill>
-                  </pic:spPr>
-                </pic:pic>
-              </a:graphicData>
-            </a:graphic>
-            <wp14:sizeRelV relativeFrom="margin">
-              <wp14:pctHeight>0</wp14:pctHeight>
-            </wp14:sizeRelV>
-          </wp:anchor>
-        </w:drawing>
-      </w:r>
-      <w:r>
-        <w:rPr>
-          <w:rFonts w:ascii="Times New Roman" w:eastAsia="Times New Roman" w:hAnsi="Times New Roman" w:cs="Times New Roman"/>
-          <w:noProof w:val="0"/>
+          <w:i/>
+          <w:iCs/>
+          <w:noProof w:val="0"/>
+          <w:color w:val="5B9BD5" w:themeColor="accent1"/>
           <w:sz w:val="24"/>
           <w:szCs w:val="24"/>
           <w:lang w:val="bg-BG"/>
         </w:rPr>
-        <w:t xml:space="preserve">{{ </w:t>
-      </w:r>
-      <w:proofErr w:type="spellStart"/>
-      <w:r>
-        <w:rPr>
-          <w:rFonts w:ascii="Times New Roman" w:eastAsia="Times New Roman" w:hAnsi="Times New Roman" w:cs="Times New Roman"/>
-          <w:noProof w:val="0"/>
+        <w:t xml:space="preserve">{% </w:t>
+      </w:r>
+      <w:proofErr w:type="spellStart"/>
+      <w:r>
+        <w:rPr>
+          <w:rFonts w:ascii="Times New Roman" w:eastAsia="Times New Roman" w:hAnsi="Times New Roman" w:cs="Times New Roman"/>
+          <w:i/>
+          <w:iCs/>
+          <w:noProof w:val="0"/>
+          <w:color w:val="5B9BD5" w:themeColor="accent1"/>
           <w:sz w:val="24"/>
           <w:szCs w:val="24"/>
           <w:lang w:val="bg-BG"/>
         </w:rPr>
-        <w:t>option</w:t>
-      </w:r>
-      <w:proofErr w:type="spellEnd"/>
-      <w:r>
-        <w:rPr>
-          <w:rFonts w:ascii="Times New Roman" w:eastAsia="Times New Roman" w:hAnsi="Times New Roman" w:cs="Times New Roman"/>
-          <w:noProof w:val="0"/>
+        <w:t>endfor</w:t>
+      </w:r>
+      <w:proofErr w:type="spellEnd"/>
+      <w:r>
+        <w:rPr>
+          <w:rFonts w:ascii="Times New Roman" w:eastAsia="Times New Roman" w:hAnsi="Times New Roman" w:cs="Times New Roman"/>
+          <w:i/>
+          <w:iCs/>
+          <w:noProof w:val="0"/>
+          <w:color w:val="5B9BD5" w:themeColor="accent1"/>
+          <w:sz w:val="24"/>
+          <w:szCs w:val="24"/>
+        </w:rPr>
+        <w:t>%}</w:t>
+      </w:r>
+      <w:r>
+        <w:rPr>
+          <w:rFonts w:ascii="Times New Roman" w:eastAsia="Times New Roman" w:hAnsi="Times New Roman" w:cs="Times New Roman"/>
+          <w:i/>
+          <w:iCs/>
+          <w:noProof w:val="0"/>
+          <w:color w:val="538135" w:themeColor="accent6" w:themeShade="BF"/>
           <w:sz w:val="24"/>
           <w:szCs w:val="24"/>
           <w:lang w:val="bg-BG"/>
         </w:rPr>
-        <w:t>.</w:t>
-      </w:r>
-      <w:proofErr w:type="spellStart"/>
-      <w:r>
-        <w:rPr>
-          <w:rFonts w:ascii="Times New Roman" w:eastAsia="Times New Roman" w:hAnsi="Times New Roman" w:cs="Times New Roman"/>
-          <w:noProof w:val="0"/>
-          <w:sz w:val="24"/>
-          <w:szCs w:val="24"/>
-        </w:rPr>
-        <w:t>value_name</w:t>
-      </w:r>
-      <w:proofErr w:type="spellEnd"/>
-      <w:r>
-        <w:rPr>
-          <w:rFonts w:ascii="Times New Roman" w:eastAsia="Times New Roman" w:hAnsi="Times New Roman" w:cs="Times New Roman"/>
-          <w:noProof w:val="0"/>
+        <w:t xml:space="preserve">{% </w:t>
+      </w:r>
+      <w:proofErr w:type="spellStart"/>
+      <w:r>
+        <w:rPr>
+          <w:rFonts w:ascii="Times New Roman" w:eastAsia="Times New Roman" w:hAnsi="Times New Roman" w:cs="Times New Roman"/>
+          <w:i/>
+          <w:iCs/>
+          <w:noProof w:val="0"/>
+          <w:color w:val="538135" w:themeColor="accent6" w:themeShade="BF"/>
           <w:sz w:val="24"/>
           <w:szCs w:val="24"/>
           <w:lang w:val="bg-BG"/>
         </w:rPr>
+        <w:t>endif</w:t>
+      </w:r>
+      <w:proofErr w:type="spellEnd"/>
+      <w:r>
+        <w:rPr>
+          <w:rFonts w:ascii="Times New Roman" w:eastAsia="Times New Roman" w:hAnsi="Times New Roman" w:cs="Times New Roman"/>
+          <w:i/>
+          <w:iCs/>
+          <w:noProof w:val="0"/>
+          <w:color w:val="538135" w:themeColor="accent6" w:themeShade="BF"/>
+          <w:sz w:val="24"/>
+          <w:szCs w:val="24"/>
+          <w:lang w:val="bg-BG"/>
+        </w:rPr>
+        <w:t xml:space="preserve"> %}{% </w:t>
+      </w:r>
+      <w:r>
+        <w:rPr>
+          <w:rFonts w:ascii="Times New Roman" w:eastAsia="Times New Roman" w:hAnsi="Times New Roman" w:cs="Times New Roman"/>
+          <w:i/>
+          <w:iCs/>
+          <w:noProof w:val="0"/>
+          <w:color w:val="538135" w:themeColor="accent6" w:themeShade="BF"/>
+          <w:sz w:val="24"/>
+          <w:szCs w:val="24"/>
+        </w:rPr>
+        <w:t>if</w:t>
+      </w:r>
+      <w:r>
+        <w:rPr>
+          <w:rFonts w:ascii="Times New Roman" w:eastAsia="Times New Roman" w:hAnsi="Times New Roman" w:cs="Times New Roman"/>
+          <w:i/>
+          <w:iCs/>
+          <w:noProof w:val="0"/>
+          <w:color w:val="538135" w:themeColor="accent6" w:themeShade="BF"/>
+          <w:sz w:val="24"/>
+          <w:szCs w:val="24"/>
+          <w:lang w:val="bg-BG"/>
+        </w:rPr>
+        <w:t xml:space="preserve"> task.type==</w:t>
+      </w:r>
+      <w:r>
+        <w:rPr>
+          <w:rFonts w:ascii="Times New Roman" w:eastAsia="Times New Roman" w:hAnsi="Times New Roman" w:cs="Times New Roman"/>
+          <w:i/>
+          <w:iCs/>
+          <w:noProof w:val="0"/>
+          <w:color w:val="538135" w:themeColor="accent6" w:themeShade="BF"/>
+          <w:sz w:val="24"/>
+          <w:szCs w:val="24"/>
+        </w:rPr>
+        <w:t>5</w:t>
+      </w:r>
+      <w:r>
+        <w:rPr>
+          <w:rFonts w:ascii="Times New Roman" w:eastAsia="Times New Roman" w:hAnsi="Times New Roman" w:cs="Times New Roman"/>
+          <w:i/>
+          <w:iCs/>
+          <w:noProof w:val="0"/>
+          <w:color w:val="538135" w:themeColor="accent6" w:themeShade="BF"/>
+          <w:sz w:val="24"/>
+          <w:szCs w:val="24"/>
+          <w:lang w:val="bg-BG"/>
+        </w:rPr>
+        <w:t xml:space="preserve"> %</w:t>
+      </w:r>
+      <w:r>
+        <w:rPr>
+          <w:rFonts w:ascii="Times New Roman" w:eastAsia="Times New Roman" w:hAnsi="Times New Roman" w:cs="Times New Roman"/>
+          <w:i/>
+          <w:iCs/>
+          <w:noProof w:val="0"/>
+          <w:color w:val="538135" w:themeColor="accent6" w:themeShade="BF"/>
+          <w:sz w:val="24"/>
+          <w:szCs w:val="24"/>
+        </w:rPr>
+        <w:t>}</w:t>
+      </w:r>
+      <w:r>
+        <w:rPr>
+          <w:rStyle w:val="af0"/>
+          <w:rFonts w:eastAsiaTheme="minorHAnsi"/>
+        </w:rPr>
+        <w:t>{{</w:t>
+      </w:r>
+      <w:proofErr w:type="spellStart"/>
+      <w:r>
+        <w:rPr>
+          <w:rStyle w:val="af0"/>
+          <w:rFonts w:eastAsiaTheme="minorHAnsi"/>
+        </w:rPr>
+        <w:t>task.text</w:t>
+      </w:r>
+      <w:proofErr w:type="spellEnd"/>
+      <w:r>
+        <w:rPr>
+          <w:rStyle w:val="af0"/>
+          <w:rFonts w:eastAsiaTheme="minorHAnsi"/>
+        </w:rPr>
         <w:t>}}</w:t>
-      </w:r>
-    </w:p>
-    <w:p>
-      <w:pPr>
-        <w:keepNext/>
-        <w:keepLines/>
-        <w:autoSpaceDE w:val="0"/>
-        <w:autoSpaceDN w:val="0"/>
-        <w:spacing w:after="0" w:line="360" w:lineRule="auto"/>
-        <w:ind w:left="708"/>
-        <w:rPr>
-          <w:rFonts w:ascii="Times New Roman" w:eastAsia="Times New Roman" w:hAnsi="Times New Roman" w:cs="Times New Roman"/>
-          <w:i/>
-          <w:iCs/>
-          <w:noProof w:val="0"/>
-          <w:color w:val="5B9BD5" w:themeColor="accent1"/>
-          <w:lang w:val="bg-BG"/>
-        </w:rPr>
-      </w:pPr>
-      <w:r>
-        <w:rPr>
-          <w:rFonts w:ascii="Times New Roman" w:eastAsia="Times New Roman" w:hAnsi="Times New Roman" w:cs="Times New Roman"/>
-          <w:noProof w:val="0"/>
-          <w:sz w:val="24"/>
-          <w:szCs w:val="24"/>
-          <w:lang w:val="bg-BG"/>
-        </w:rPr>
-        <w:t xml:space="preserve"> </w:t>
-      </w:r>
-      <w:r>
-        <w:rPr>
-          <w:rFonts w:ascii="Times New Roman" w:eastAsia="Times New Roman" w:hAnsi="Times New Roman" w:cs="Times New Roman"/>
-          <w:i/>
-          <w:iCs/>
-          <w:noProof w:val="0"/>
-          <w:color w:val="5B9BD5" w:themeColor="accent1"/>
-          <w:lang w:val="bg-BG"/>
-        </w:rPr>
-        <w:t>{% endfor %}</w:t>
-      </w:r>
-    </w:p>
-    <w:p>
-      <w:pPr>
-        <w:keepNext/>
-        <w:keepLines/>
-        <w:autoSpaceDE w:val="0"/>
-        <w:autoSpaceDN w:val="0"/>
-        <w:spacing w:after="0" w:line="360" w:lineRule="auto"/>
-        <w:ind w:left="708"/>
-        <w:rPr>
-          <w:rFonts w:ascii="Times New Roman" w:eastAsia="Times New Roman" w:hAnsi="Times New Roman" w:cs="Times New Roman"/>
-          <w:i/>
-          <w:iCs/>
-          <w:noProof w:val="0"/>
-          <w:color w:val="5B9BD5" w:themeColor="accent1"/>
-          <w:lang w:val="bg-BG"/>
-        </w:rPr>
-      </w:pPr>
-    </w:p>
-    <w:p>
-      <w:pPr>
-        <w:keepNext/>
-        <w:keepLines/>
-        <w:autoSpaceDE w:val="0"/>
-        <w:autoSpaceDN w:val="0"/>
-        <w:spacing w:before="137" w:after="0" w:line="240" w:lineRule="auto"/>
-        <w:ind w:left="284"/>
-        <w:rPr>
-          <w:rFonts w:ascii="Times New Roman" w:eastAsia="Times New Roman" w:hAnsi="Times New Roman" w:cs="Times New Roman"/>
-          <w:noProof w:val="0"/>
-          <w:color w:val="5B9BD5" w:themeColor="accent1"/>
-          <w:sz w:val="24"/>
-          <w:szCs w:val="24"/>
-          <w:lang w:val="bg-BG"/>
-        </w:rPr>
-        <w:sectPr>
-          <w:type w:val="continuous"/>
-          <w:pgSz w:w="11910" w:h="16840"/>
-          <w:pgMar w:top="1077" w:right="578" w:bottom="760" w:left="941" w:header="607" w:footer="567" w:gutter="0"/>
-          <w:cols w:num="2" w:space="204"/>
-        </w:sectPr>
-      </w:pPr>
-    </w:p>
-    <w:p>
-      <w:pPr>
-        <w:keepNext/>
-        <w:keepLines/>
-        <w:autoSpaceDE w:val="0"/>
-        <w:autoSpaceDN w:val="0"/>
-        <w:spacing w:after="0" w:line="360" w:lineRule="auto"/>
-        <w:rPr>
-          <w:rFonts w:ascii="Times New Roman" w:eastAsia="Times New Roman" w:hAnsi="Times New Roman" w:cs="Times New Roman"/>
-          <w:i/>
-          <w:iCs/>
-          <w:noProof w:val="0"/>
-          <w:color w:val="5B9BD5" w:themeColor="accent1"/>
-          <w:lang w:val="bg-BG"/>
-        </w:rPr>
-      </w:pPr>
-      <w:r>
-        <w:rPr>
-          <w:rFonts w:ascii="Times New Roman" w:eastAsia="Times New Roman" w:hAnsi="Times New Roman" w:cs="Times New Roman"/>
-          <w:i/>
-          <w:iCs/>
-          <w:noProof w:val="0"/>
-          <w:color w:val="5B9BD5" w:themeColor="accent1"/>
-          <w:lang w:val="bg-BG"/>
-        </w:rPr>
-        <w:lastRenderedPageBreak/>
-        <w:t xml:space="preserve">{% endif %}{% </w:t>
-      </w:r>
-      <w:r>
-        <w:rPr>
-          <w:rFonts w:ascii="Times New Roman" w:eastAsia="Times New Roman" w:hAnsi="Times New Roman" w:cs="Times New Roman"/>
-          <w:i/>
-          <w:iCs/>
-          <w:noProof w:val="0"/>
-          <w:color w:val="5B9BD5" w:themeColor="accent1"/>
-        </w:rPr>
-        <w:t>if</w:t>
-      </w:r>
-      <w:r>
-        <w:rPr>
-          <w:rFonts w:ascii="Times New Roman" w:eastAsia="Times New Roman" w:hAnsi="Times New Roman" w:cs="Times New Roman"/>
-          <w:i/>
-          <w:iCs/>
-          <w:noProof w:val="0"/>
-          <w:color w:val="5B9BD5" w:themeColor="accent1"/>
-          <w:lang w:val="bg-BG"/>
-        </w:rPr>
-        <w:t xml:space="preserve"> task.type==</w:t>
-      </w:r>
-      <w:r>
-        <w:rPr>
-          <w:rFonts w:ascii="Times New Roman" w:eastAsia="Times New Roman" w:hAnsi="Times New Roman" w:cs="Times New Roman"/>
-          <w:i/>
-          <w:iCs/>
-          <w:noProof w:val="0"/>
-          <w:color w:val="5B9BD5" w:themeColor="accent1"/>
-        </w:rPr>
-        <w:t>5</w:t>
-      </w:r>
-      <w:r>
-        <w:rPr>
-          <w:rFonts w:ascii="Times New Roman" w:eastAsia="Times New Roman" w:hAnsi="Times New Roman" w:cs="Times New Roman"/>
-          <w:i/>
-          <w:iCs/>
-          <w:noProof w:val="0"/>
-          <w:color w:val="5B9BD5" w:themeColor="accent1"/>
-          <w:lang w:val="bg-BG"/>
-        </w:rPr>
-        <w:t xml:space="preserve"> %</w:t>
-      </w:r>
-      <w:r>
-        <w:rPr>
-          <w:rFonts w:ascii="Times New Roman" w:eastAsia="Times New Roman" w:hAnsi="Times New Roman" w:cs="Times New Roman"/>
-          <w:i/>
-          <w:iCs/>
-          <w:noProof w:val="0"/>
-          <w:color w:val="5B9BD5" w:themeColor="accent1"/>
-        </w:rPr>
-        <w:t>}</w:t>
       </w:r>
     </w:p>
     <w:p>
@@ -2775,6 +6366,8 @@
           <w:iCs/>
           <w:noProof w:val="0"/>
           <w:color w:val="5B9BD5" w:themeColor="accent1"/>
+          <w:sz w:val="24"/>
+          <w:szCs w:val="24"/>
         </w:rPr>
       </w:pPr>
       <w:r>
@@ -2784,6 +6377,8 @@
           <w:iCs/>
           <w:noProof w:val="0"/>
           <w:color w:val="5B9BD5" w:themeColor="accent1"/>
+          <w:sz w:val="24"/>
+          <w:szCs w:val="24"/>
           <w:lang w:val="bg-BG"/>
         </w:rPr>
         <w:tab/>
@@ -2809,6 +6404,8 @@
           <w:iCs/>
           <w:noProof w:val="0"/>
           <w:color w:val="5B9BD5" w:themeColor="accent1"/>
+          <w:sz w:val="24"/>
+          <w:szCs w:val="24"/>
         </w:rPr>
       </w:pPr>
     </w:p>
@@ -2825,6 +6422,8 @@
           <w:iCs/>
           <w:noProof w:val="0"/>
           <w:color w:val="5B9BD5" w:themeColor="accent1"/>
+          <w:sz w:val="24"/>
+          <w:szCs w:val="24"/>
           <w:lang w:val="bg-BG"/>
         </w:rPr>
       </w:pPr>
@@ -2834,7 +6433,9 @@
           <w:i/>
           <w:iCs/>
           <w:noProof w:val="0"/>
-          <w:color w:val="5B9BD5" w:themeColor="accent1"/>
+          <w:color w:val="538135" w:themeColor="accent6" w:themeShade="BF"/>
+          <w:sz w:val="24"/>
+          <w:szCs w:val="24"/>
           <w:lang w:val="bg-BG"/>
         </w:rPr>
         <w:t>{% endif %}</w:t>
@@ -2855,6 +6456,8 @@
           <w:iCs/>
           <w:noProof w:val="0"/>
           <w:color w:val="5B9BD5" w:themeColor="accent1"/>
+          <w:sz w:val="24"/>
+          <w:szCs w:val="24"/>
           <w:lang w:val="bg-BG"/>
         </w:rPr>
       </w:pPr>
@@ -2865,6 +6468,8 @@
           <w:iCs/>
           <w:noProof w:val="0"/>
           <w:color w:val="5B9BD5" w:themeColor="accent1"/>
+          <w:sz w:val="24"/>
+          <w:szCs w:val="24"/>
           <w:lang w:val="bg-BG"/>
         </w:rPr>
         <w:pict>
@@ -2886,6 +6491,8 @@
           <w:iCs/>
           <w:noProof w:val="0"/>
           <w:color w:val="5B9BD5" w:themeColor="accent1"/>
+          <w:sz w:val="24"/>
+          <w:szCs w:val="24"/>
           <w:lang w:val="bg-BG"/>
         </w:rPr>
       </w:pPr>
@@ -2896,31 +6503,17 @@
           <w:iCs/>
           <w:noProof w:val="0"/>
           <w:color w:val="5B9BD5" w:themeColor="accent1"/>
+          <w:sz w:val="24"/>
+          <w:szCs w:val="24"/>
           <w:lang w:val="bg-BG"/>
         </w:rPr>
         <w:t>{% endfor %}</w:t>
       </w:r>
+      <w:bookmarkStart w:id="0" w:name="_GoBack"/>
+      <w:bookmarkEnd w:id="0"/>
     </w:p>
-    <w:p>
-      <w:pPr>
-        <w:keepNext/>
-        <w:keepLines/>
-        <w:widowControl w:val="0"/>
-        <w:autoSpaceDE w:val="0"/>
-        <w:autoSpaceDN w:val="0"/>
-        <w:spacing w:after="0" w:line="360" w:lineRule="auto"/>
-        <w:rPr>
-          <w:rFonts w:ascii="Times New Roman" w:eastAsia="Times New Roman" w:hAnsi="Times New Roman" w:cs="Times New Roman"/>
-          <w:i/>
-          <w:iCs/>
-          <w:noProof w:val="0"/>
-          <w:color w:val="5B9BD5" w:themeColor="accent1"/>
-          <w:lang w:val="bg-BG"/>
-        </w:rPr>
-      </w:pPr>
-    </w:p>
-    <w:p/>
     <w:sectPr>
+      <w:footerReference w:type="default" r:id="rId13"/>
       <w:type w:val="continuous"/>
       <w:pgSz w:w="11910" w:h="16840"/>
       <w:pgMar w:top="1080" w:right="580" w:bottom="760" w:left="940" w:header="607" w:footer="568" w:gutter="0"/>
@@ -2941,6 +6534,7 @@
         <w:separator/>
       </w:r>
     </w:p>
+    <w:p/>
   </w:endnote>
   <w:endnote w:type="continuationSeparator" w:id="0">
     <w:p>
@@ -2951,6 +6545,7 @@
         <w:continuationSeparator/>
       </w:r>
     </w:p>
+    <w:p/>
   </w:endnote>
 </w:endnotes>
 </file>
@@ -2983,12 +6578,26 @@
         <w:r>
           <w:t xml:space="preserve"> </w:t>
         </w:r>
+        <w:proofErr w:type="spellStart"/>
         <w:r>
           <w:rPr>
             <w:lang w:val="en-US"/>
           </w:rPr>
-          <w:t>theme_num</w:t>
+          <w:t>theme</w:t>
         </w:r>
+        <w:r>
+          <w:rPr>
+            <w:lang w:val="en-US"/>
+          </w:rPr>
+          <w:t>.</w:t>
+        </w:r>
+        <w:r>
+          <w:rPr>
+            <w:lang w:val="en-US"/>
+          </w:rPr>
+          <w:t>num</w:t>
+        </w:r>
+        <w:proofErr w:type="spellEnd"/>
         <w:r>
           <w:rPr>
             <w:lang w:val="en-US"/>
@@ -3008,7 +6617,13 @@
           <w:rPr>
             <w:lang w:val="en-US"/>
           </w:rPr>
-          <w:t>theme_name</w:t>
+          <w:t>theme.</w:t>
+        </w:r>
+        <w:r>
+          <w:rPr>
+            <w:lang w:val="en-US"/>
+          </w:rPr>
+          <w:t>name</w:t>
         </w:r>
         <w:r>
           <w:rPr>
@@ -3056,7 +6671,7 @@
 <w:ftr xmlns:wpc="http://schemas.microsoft.com/office/word/2010/wordprocessingCanvas" xmlns:mc="http://schemas.openxmlformats.org/markup-compatibility/2006" xmlns:o="urn:schemas-microsoft-com:office:office" xmlns:r="http://schemas.openxmlformats.org/officeDocument/2006/relationships" xmlns:m="http://schemas.openxmlformats.org/officeDocument/2006/math" xmlns:v="urn:schemas-microsoft-com:vml" xmlns:wp14="http://schemas.microsoft.com/office/word/2010/wordprocessingDrawing" xmlns:wp="http://schemas.openxmlformats.org/drawingml/2006/wordprocessingDrawing" xmlns:w10="urn:schemas-microsoft-com:office:word" xmlns:w="http://schemas.openxmlformats.org/wordprocessingml/2006/main" xmlns:w14="http://schemas.microsoft.com/office/word/2010/wordml" xmlns:wpg="http://schemas.microsoft.com/office/word/2010/wordprocessingGroup" xmlns:wpi="http://schemas.microsoft.com/office/word/2010/wordprocessingInk" xmlns:wne="http://schemas.microsoft.com/office/word/2006/wordml" xmlns:wps="http://schemas.microsoft.com/office/word/2010/wordprocessingShape" mc:Ignorable="w14 wp14">
   <w:sdt>
     <w:sdtPr>
-      <w:id w:val="1418906524"/>
+      <w:id w:val="-991862872"/>
       <w:docPartObj>
         <w:docPartGallery w:val="Page Numbers (Bottom of Page)"/>
         <w:docPartUnique/>
@@ -3153,7 +6768,7 @@
           <w:rPr>
             <w:noProof/>
           </w:rPr>
-          <w:t>2</w:t>
+          <w:t>3</w:t>
         </w:r>
         <w:r>
           <w:fldChar w:fldCharType="end"/>
@@ -3181,6 +6796,7 @@
         <w:separator/>
       </w:r>
     </w:p>
+    <w:p/>
   </w:footnote>
   <w:footnote w:type="continuationSeparator" w:id="0">
     <w:p>
@@ -3191,6 +6807,7 @@
         <w:continuationSeparator/>
       </w:r>
     </w:p>
+    <w:p/>
   </w:footnote>
 </w:footnotes>
 </file>
@@ -3201,15 +6818,21 @@
     <w:pPr>
       <w:pStyle w:val="a5"/>
       <w:jc w:val="right"/>
-      <w:rPr>
-        <w:lang w:val="bg-BG"/>
-      </w:rPr>
     </w:pPr>
     <w:r>
       <w:rPr>
         <w:lang w:val="bg-BG"/>
       </w:rPr>
-      <w:t>ДЗИ 2024</w:t>
+      <w:t xml:space="preserve">ДЗИ </w:t>
+    </w:r>
+    <w:r>
+      <w:t>{{</w:t>
+    </w:r>
+    <w:r>
+      <w:t>year_str</w:t>
+    </w:r>
+    <w:r>
+      <w:t>}}</w:t>
     </w:r>
   </w:p>
 </w:hdr>
@@ -3217,107 +6840,168 @@
 
 <file path=word/header2.xml><?xml version="1.0" encoding="utf-8"?>
 <w:hdr xmlns:wpc="http://schemas.microsoft.com/office/word/2010/wordprocessingCanvas" xmlns:mc="http://schemas.openxmlformats.org/markup-compatibility/2006" xmlns:o="urn:schemas-microsoft-com:office:office" xmlns:r="http://schemas.openxmlformats.org/officeDocument/2006/relationships" xmlns:m="http://schemas.openxmlformats.org/officeDocument/2006/math" xmlns:v="urn:schemas-microsoft-com:vml" xmlns:wp14="http://schemas.microsoft.com/office/word/2010/wordprocessingDrawing" xmlns:wp="http://schemas.openxmlformats.org/drawingml/2006/wordprocessingDrawing" xmlns:w10="urn:schemas-microsoft-com:office:word" xmlns:w="http://schemas.openxmlformats.org/wordprocessingml/2006/main" xmlns:w14="http://schemas.microsoft.com/office/word/2010/wordml" xmlns:wpg="http://schemas.microsoft.com/office/word/2010/wordprocessingGroup" xmlns:wpi="http://schemas.microsoft.com/office/word/2010/wordprocessingInk" xmlns:wne="http://schemas.microsoft.com/office/word/2006/wordml" xmlns:wps="http://schemas.microsoft.com/office/word/2010/wordprocessingShape" mc:Ignorable="w14 wp14">
+  <w:tbl>
+    <w:tblPr>
+      <w:tblStyle w:val="ac"/>
+      <w:tblW w:w="0" w:type="auto"/>
+      <w:tblBorders>
+        <w:top w:val="none" w:sz="0" w:space="0" w:color="auto"/>
+        <w:left w:val="none" w:sz="0" w:space="0" w:color="auto"/>
+        <w:bottom w:val="none" w:sz="0" w:space="0" w:color="auto"/>
+        <w:right w:val="none" w:sz="0" w:space="0" w:color="auto"/>
+        <w:insideH w:val="none" w:sz="0" w:space="0" w:color="auto"/>
+        <w:insideV w:val="none" w:sz="0" w:space="0" w:color="auto"/>
+      </w:tblBorders>
+      <w:tblLayout w:type="fixed"/>
+      <w:tblLook w:val="04A0" w:firstRow="1" w:lastRow="0" w:firstColumn="1" w:lastColumn="0" w:noHBand="0" w:noVBand="1"/>
+    </w:tblPr>
+    <w:tblGrid>
+      <w:gridCol w:w="992"/>
+      <w:gridCol w:w="8931"/>
+    </w:tblGrid>
+    <w:tr>
+      <w:trPr>
+        <w:trHeight w:val="960"/>
+      </w:trPr>
+      <w:tc>
+        <w:tcPr>
+          <w:tcW w:w="992" w:type="dxa"/>
+        </w:tcPr>
+        <w:p>
+          <w:pPr>
+            <w:pStyle w:val="a5"/>
+            <w:ind w:left="-108"/>
+          </w:pPr>
+          <w:r>
+            <w:rPr>
+              <w:lang w:eastAsia="bg-BG"/>
+            </w:rPr>
+            <w:t>{{</w:t>
+          </w:r>
+          <w:r>
+            <w:rPr>
+              <w:lang w:eastAsia="bg-BG"/>
+            </w:rPr>
+            <w:t>school_logo</w:t>
+          </w:r>
+          <w:r>
+            <w:rPr>
+              <w:lang w:eastAsia="bg-BG"/>
+            </w:rPr>
+            <w:t>}}</w:t>
+          </w:r>
+        </w:p>
+      </w:tc>
+      <w:tc>
+        <w:tcPr>
+          <w:tcW w:w="8931" w:type="dxa"/>
+        </w:tcPr>
+        <w:p>
+          <w:pPr>
+            <w:pStyle w:val="a5"/>
+            <w:tabs>
+              <w:tab w:val="left" w:pos="0"/>
+            </w:tabs>
+            <w:jc w:val="center"/>
+          </w:pPr>
+          <w:r>
+            <w:t>{{school.</w:t>
+          </w:r>
+          <w:r>
+            <w:t xml:space="preserve"> full_name</w:t>
+          </w:r>
+          <w:r>
+            <w:t>}}</w:t>
+          </w:r>
+          <w:r>
+            <w:t xml:space="preserve"> – </w:t>
+          </w:r>
+          <w:r>
+            <w:t>{{school.</w:t>
+          </w:r>
+          <w:r>
+            <w:t xml:space="preserve"> </w:t>
+          </w:r>
+          <w:r>
+            <w:t>city}}</w:t>
+          </w:r>
+        </w:p>
+        <w:p>
+          <w:pPr>
+            <w:pStyle w:val="a5"/>
+            <w:jc w:val="center"/>
+          </w:pPr>
+          <w:r>
+            <w:t>{{school.</w:t>
+          </w:r>
+          <w:r>
+            <w:t xml:space="preserve"> </w:t>
+          </w:r>
+          <w:r>
+            <w:t>address</w:t>
+          </w:r>
+          <w:r>
+            <w:t>}}</w:t>
+          </w:r>
+          <w:r>
+            <w:t xml:space="preserve">,  </w:t>
+          </w:r>
+          <w:r>
+            <w:rPr>
+              <w:lang w:val="bg-BG"/>
+            </w:rPr>
+            <w:t>тел.</w:t>
+          </w:r>
+          <w:r>
+            <w:t>:</w:t>
+          </w:r>
+          <w:r>
+            <w:t xml:space="preserve"> </w:t>
+          </w:r>
+          <w:r>
+            <w:t>{{school.</w:t>
+          </w:r>
+          <w:r>
+            <w:t xml:space="preserve"> </w:t>
+          </w:r>
+          <w:r>
+            <w:t>phone_number</w:t>
+          </w:r>
+          <w:r>
+            <w:t>}}</w:t>
+          </w:r>
+          <w:r>
+            <w:rPr>
+              <w:lang w:val="bg-BG"/>
+            </w:rPr>
+            <w:t>,</w:t>
+          </w:r>
+          <w:r>
+            <w:t xml:space="preserve"> e-mail: </w:t>
+          </w:r>
+          <w:r>
+            <w:t>{{school.</w:t>
+          </w:r>
+          <w:r>
+            <w:t xml:space="preserve"> </w:t>
+          </w:r>
+          <w:r>
+            <w:t>email</w:t>
+          </w:r>
+          <w:r>
+            <w:t>}}</w:t>
+          </w:r>
+        </w:p>
+      </w:tc>
+    </w:tr>
+  </w:tbl>
   <w:p>
     <w:pPr>
       <w:pStyle w:val="a5"/>
-      <w:ind w:left="851"/>
-      <w:jc w:val="center"/>
-    </w:pPr>
-    <w:r>
+      <w:spacing w:after="240"/>
       <w:rPr>
-        <w:lang w:val="bg-BG" w:eastAsia="bg-BG"/>
+        <w:lang w:val="bg-BG"/>
       </w:rPr>
-      <w:drawing>
-        <wp:anchor distT="0" distB="0" distL="114300" distR="114300" simplePos="0" relativeHeight="251661312" behindDoc="1" locked="0" layoutInCell="1" allowOverlap="1" wp14:anchorId="5361C023" wp14:editId="6814E211">
-          <wp:simplePos x="0" y="0"/>
-          <wp:positionH relativeFrom="leftMargin">
-            <wp:posOffset>804545</wp:posOffset>
-          </wp:positionH>
-          <wp:positionV relativeFrom="paragraph">
-            <wp:posOffset>-97790</wp:posOffset>
-          </wp:positionV>
-          <wp:extent cx="516255" cy="685800"/>
-          <wp:effectExtent l="0" t="0" r="0" b="0"/>
-          <wp:wrapNone/>
-          <wp:docPr id="10" name="Picture 1" descr="gotovo3"/>
-          <wp:cNvGraphicFramePr>
-            <a:graphicFrameLocks xmlns:a="http://schemas.openxmlformats.org/drawingml/2006/main" noChangeAspect="1"/>
-          </wp:cNvGraphicFramePr>
-          <a:graphic xmlns:a="http://schemas.openxmlformats.org/drawingml/2006/main">
-            <a:graphicData uri="http://schemas.openxmlformats.org/drawingml/2006/picture">
-              <pic:pic xmlns:pic="http://schemas.openxmlformats.org/drawingml/2006/picture">
-                <pic:nvPicPr>
-                  <pic:cNvPr id="0" name="Picture 2" descr="gotovo3"/>
-                  <pic:cNvPicPr>
-                    <a:picLocks noChangeAspect="1" noChangeArrowheads="1"/>
-                  </pic:cNvPicPr>
-                </pic:nvPicPr>
-                <pic:blipFill>
-                  <a:blip r:embed="rId1" cstate="print">
-                    <a:extLst>
-                      <a:ext uri="{28A0092B-C50C-407E-A947-70E740481C1C}">
-                        <a14:useLocalDpi xmlns:a14="http://schemas.microsoft.com/office/drawing/2010/main" val="0"/>
-                      </a:ext>
-                    </a:extLst>
-                  </a:blip>
-                  <a:srcRect/>
-                  <a:stretch>
-                    <a:fillRect/>
-                  </a:stretch>
-                </pic:blipFill>
-                <pic:spPr bwMode="auto">
-                  <a:xfrm>
-                    <a:off x="0" y="0"/>
-                    <a:ext cx="516255" cy="685800"/>
-                  </a:xfrm>
-                  <a:prstGeom prst="rect">
-                    <a:avLst/>
-                  </a:prstGeom>
-                  <a:noFill/>
-                </pic:spPr>
-              </pic:pic>
-            </a:graphicData>
-          </a:graphic>
-          <wp14:sizeRelH relativeFrom="page">
-            <wp14:pctWidth>0</wp14:pctWidth>
-          </wp14:sizeRelH>
-          <wp14:sizeRelV relativeFrom="page">
-            <wp14:pctHeight>0</wp14:pctHeight>
-          </wp14:sizeRelV>
-        </wp:anchor>
-      </w:drawing>
-    </w:r>
-    <w:r>
-      <w:t>ПРОФЕСИОНАЛНА  ГИМНАЗИЯ ПО ЕЛЕКТРОНИКА И ЕНЕРГЕТИКА – гр.БАНСКО</w:t>
-    </w:r>
-  </w:p>
-  <w:p>
-    <w:pPr>
-      <w:pStyle w:val="a5"/>
-      <w:jc w:val="center"/>
-    </w:pPr>
-  </w:p>
-  <w:p>
-    <w:pPr>
-      <w:ind w:left="851"/>
-      <w:jc w:val="center"/>
-    </w:pPr>
-    <w:r>
-      <w:t xml:space="preserve">БЪЛГАРИЯ,  БАНСКО 2770,  УЛ.БЪЛГАРИЯ’23,  ТЕЛ:0749/8-84-02; e-mail: </w:t>
-    </w:r>
-    <w:r>
-      <w:rPr>
-        <w:rStyle w:val="ab"/>
-        <w:i/>
-        <w:iCs/>
-        <w:sz w:val="18"/>
-      </w:rPr>
-      <w:t>info-102015@edu.mon.bg</w:t>
-    </w:r>
-  </w:p>
-  <w:p>
-    <w:pPr>
-      <w:pStyle w:val="a5"/>
     </w:pPr>
   </w:p>
 </w:hdr>
@@ -3346,14 +7030,14 @@
         <v:path o:extrusionok="f" gradientshapeok="t" o:connecttype="rect"/>
         <o:lock v:ext="edit" aspectratio="t"/>
       </v:shapetype>
-      <v:shape id="_x0000_i1040" type="#_x0000_t75" style="width:31.8pt;height:31.8pt" o:bullet="t">
+      <v:shape id="_x0000_i1573" type="#_x0000_t75" style="width:31.8pt;height:31.8pt" o:bullet="t">
         <v:imagedata r:id="rId1" o:title="rrect3"/>
       </v:shape>
     </w:pict>
   </w:numPicBullet>
   <w:numPicBullet w:numPicBulletId="1">
     <w:pict>
-      <v:shape id="_x0000_i1041" type="#_x0000_t75" style="width:16.8pt;height:16.8pt" o:bullet="t">
+      <v:shape id="_x0000_i1574" type="#_x0000_t75" style="width:16.8pt;height:16.8pt" o:bullet="t">
         <v:imagedata r:id="rId2" o:title="rrect4"/>
       </v:shape>
     </w:pict>
@@ -3473,8 +7157,126 @@
       </w:rPr>
     </w:lvl>
   </w:abstractNum>
+  <w:abstractNum w:abstractNumId="1">
+    <w:nsid w:val="78151B56"/>
+    <w:multiLevelType w:val="hybridMultilevel"/>
+    <w:tmpl w:val="31226570"/>
+    <w:lvl w:ilvl="0" w:tplc="1F509B16">
+      <w:start w:val="1"/>
+      <w:numFmt w:val="bullet"/>
+      <w:lvlText w:val=""/>
+      <w:lvlPicBulletId w:val="1"/>
+      <w:lvlJc w:val="left"/>
+      <w:pPr>
+        <w:ind w:left="1004" w:hanging="360"/>
+      </w:pPr>
+      <w:rPr>
+        <w:rFonts w:ascii="Symbol" w:hAnsi="Symbol" w:hint="default"/>
+        <w:color w:val="auto"/>
+      </w:rPr>
+    </w:lvl>
+    <w:lvl w:ilvl="1" w:tplc="04020003" w:tentative="1">
+      <w:start w:val="1"/>
+      <w:numFmt w:val="bullet"/>
+      <w:lvlText w:val="o"/>
+      <w:lvlJc w:val="left"/>
+      <w:pPr>
+        <w:ind w:left="1724" w:hanging="360"/>
+      </w:pPr>
+      <w:rPr>
+        <w:rFonts w:ascii="Courier New" w:hAnsi="Courier New" w:cs="Courier New" w:hint="default"/>
+      </w:rPr>
+    </w:lvl>
+    <w:lvl w:ilvl="2" w:tplc="04020005" w:tentative="1">
+      <w:start w:val="1"/>
+      <w:numFmt w:val="bullet"/>
+      <w:lvlText w:val=""/>
+      <w:lvlJc w:val="left"/>
+      <w:pPr>
+        <w:ind w:left="2444" w:hanging="360"/>
+      </w:pPr>
+      <w:rPr>
+        <w:rFonts w:ascii="Wingdings" w:hAnsi="Wingdings" w:hint="default"/>
+      </w:rPr>
+    </w:lvl>
+    <w:lvl w:ilvl="3" w:tplc="04020001" w:tentative="1">
+      <w:start w:val="1"/>
+      <w:numFmt w:val="bullet"/>
+      <w:lvlText w:val=""/>
+      <w:lvlJc w:val="left"/>
+      <w:pPr>
+        <w:ind w:left="3164" w:hanging="360"/>
+      </w:pPr>
+      <w:rPr>
+        <w:rFonts w:ascii="Symbol" w:hAnsi="Symbol" w:hint="default"/>
+      </w:rPr>
+    </w:lvl>
+    <w:lvl w:ilvl="4" w:tplc="04020003" w:tentative="1">
+      <w:start w:val="1"/>
+      <w:numFmt w:val="bullet"/>
+      <w:lvlText w:val="o"/>
+      <w:lvlJc w:val="left"/>
+      <w:pPr>
+        <w:ind w:left="3884" w:hanging="360"/>
+      </w:pPr>
+      <w:rPr>
+        <w:rFonts w:ascii="Courier New" w:hAnsi="Courier New" w:cs="Courier New" w:hint="default"/>
+      </w:rPr>
+    </w:lvl>
+    <w:lvl w:ilvl="5" w:tplc="04020005" w:tentative="1">
+      <w:start w:val="1"/>
+      <w:numFmt w:val="bullet"/>
+      <w:lvlText w:val=""/>
+      <w:lvlJc w:val="left"/>
+      <w:pPr>
+        <w:ind w:left="4604" w:hanging="360"/>
+      </w:pPr>
+      <w:rPr>
+        <w:rFonts w:ascii="Wingdings" w:hAnsi="Wingdings" w:hint="default"/>
+      </w:rPr>
+    </w:lvl>
+    <w:lvl w:ilvl="6" w:tplc="04020001" w:tentative="1">
+      <w:start w:val="1"/>
+      <w:numFmt w:val="bullet"/>
+      <w:lvlText w:val=""/>
+      <w:lvlJc w:val="left"/>
+      <w:pPr>
+        <w:ind w:left="5324" w:hanging="360"/>
+      </w:pPr>
+      <w:rPr>
+        <w:rFonts w:ascii="Symbol" w:hAnsi="Symbol" w:hint="default"/>
+      </w:rPr>
+    </w:lvl>
+    <w:lvl w:ilvl="7" w:tplc="04020003" w:tentative="1">
+      <w:start w:val="1"/>
+      <w:numFmt w:val="bullet"/>
+      <w:lvlText w:val="o"/>
+      <w:lvlJc w:val="left"/>
+      <w:pPr>
+        <w:ind w:left="6044" w:hanging="360"/>
+      </w:pPr>
+      <w:rPr>
+        <w:rFonts w:ascii="Courier New" w:hAnsi="Courier New" w:cs="Courier New" w:hint="default"/>
+      </w:rPr>
+    </w:lvl>
+    <w:lvl w:ilvl="8" w:tplc="04020005" w:tentative="1">
+      <w:start w:val="1"/>
+      <w:numFmt w:val="bullet"/>
+      <w:lvlText w:val=""/>
+      <w:lvlJc w:val="left"/>
+      <w:pPr>
+        <w:ind w:left="6764" w:hanging="360"/>
+      </w:pPr>
+      <w:rPr>
+        <w:rFonts w:ascii="Wingdings" w:hAnsi="Wingdings" w:hint="default"/>
+      </w:rPr>
+    </w:lvl>
+  </w:abstractNum>
   <w:num w:numId="1">
     <w:abstractNumId w:val="0"/>
+  </w:num>
+  <w:num w:numId="2">
+    <w:abstractNumId w:val="1"/>
   </w:num>
 </w:numbering>
 </file>
@@ -3843,6 +7645,86 @@
     <w:rPr>
       <w:color w:val="0000FF"/>
       <w:u w:val="single"/>
+    </w:rPr>
+  </w:style>
+  <w:style w:type="table" w:styleId="ac">
+    <w:name w:val="Table Grid"/>
+    <w:basedOn w:val="a1"/>
+    <w:uiPriority w:val="39"/>
+    <w:rsid w:val="005A7E97"/>
+    <w:pPr>
+      <w:spacing w:after="0" w:line="240" w:lineRule="auto"/>
+    </w:pPr>
+    <w:tblPr>
+      <w:tblBorders>
+        <w:top w:val="single" w:sz="4" w:space="0" w:color="auto"/>
+        <w:left w:val="single" w:sz="4" w:space="0" w:color="auto"/>
+        <w:bottom w:val="single" w:sz="4" w:space="0" w:color="auto"/>
+        <w:right w:val="single" w:sz="4" w:space="0" w:color="auto"/>
+        <w:insideH w:val="single" w:sz="4" w:space="0" w:color="auto"/>
+        <w:insideV w:val="single" w:sz="4" w:space="0" w:color="auto"/>
+      </w:tblBorders>
+    </w:tblPr>
+  </w:style>
+  <w:style w:type="paragraph" w:customStyle="1" w:styleId="ad">
+    <w:name w:val="команда"/>
+    <w:basedOn w:val="a7"/>
+    <w:link w:val="ae"/>
+    <w:qFormat/>
+    <w:rsid w:val="00DE527A"/>
+    <w:pPr>
+      <w:ind w:left="284" w:firstLine="567"/>
+    </w:pPr>
+    <w:rPr>
+      <w:i/>
+      <w:color w:val="5B9BD5" w:themeColor="accent1"/>
+      <w:sz w:val="20"/>
+      <w:szCs w:val="20"/>
+    </w:rPr>
+  </w:style>
+  <w:style w:type="paragraph" w:customStyle="1" w:styleId="af">
+    <w:name w:val="текст"/>
+    <w:basedOn w:val="a7"/>
+    <w:link w:val="af0"/>
+    <w:qFormat/>
+    <w:rsid w:val="00DE4C4E"/>
+    <w:pPr>
+      <w:ind w:left="284" w:firstLine="567"/>
+    </w:pPr>
+  </w:style>
+  <w:style w:type="character" w:customStyle="1" w:styleId="ae">
+    <w:name w:val="команда Знак"/>
+    <w:basedOn w:val="a8"/>
+    <w:link w:val="ad"/>
+    <w:rsid w:val="00DE527A"/>
+    <w:rPr>
+      <w:rFonts w:ascii="Times New Roman" w:eastAsia="Times New Roman" w:hAnsi="Times New Roman" w:cs="Times New Roman"/>
+      <w:i/>
+      <w:color w:val="5B9BD5" w:themeColor="accent1"/>
+      <w:sz w:val="20"/>
+      <w:szCs w:val="20"/>
+    </w:rPr>
+  </w:style>
+  <w:style w:type="paragraph" w:styleId="af1">
+    <w:name w:val="List Paragraph"/>
+    <w:basedOn w:val="a"/>
+    <w:uiPriority w:val="34"/>
+    <w:qFormat/>
+    <w:rsid w:val="00632B8C"/>
+    <w:pPr>
+      <w:ind w:left="720"/>
+      <w:contextualSpacing/>
+    </w:pPr>
+  </w:style>
+  <w:style w:type="character" w:customStyle="1" w:styleId="af0">
+    <w:name w:val="текст Знак"/>
+    <w:basedOn w:val="a8"/>
+    <w:link w:val="af"/>
+    <w:rsid w:val="00DE4C4E"/>
+    <w:rPr>
+      <w:rFonts w:ascii="Times New Roman" w:eastAsia="Times New Roman" w:hAnsi="Times New Roman" w:cs="Times New Roman"/>
+      <w:sz w:val="24"/>
+      <w:szCs w:val="24"/>
     </w:rPr>
   </w:style>
 </w:styles>
@@ -4214,6 +8096,86 @@
       <w:u w:val="single"/>
     </w:rPr>
   </w:style>
+  <w:style w:type="table" w:styleId="ac">
+    <w:name w:val="Table Grid"/>
+    <w:basedOn w:val="a1"/>
+    <w:uiPriority w:val="39"/>
+    <w:rsid w:val="005A7E97"/>
+    <w:pPr>
+      <w:spacing w:after="0" w:line="240" w:lineRule="auto"/>
+    </w:pPr>
+    <w:tblPr>
+      <w:tblBorders>
+        <w:top w:val="single" w:sz="4" w:space="0" w:color="auto"/>
+        <w:left w:val="single" w:sz="4" w:space="0" w:color="auto"/>
+        <w:bottom w:val="single" w:sz="4" w:space="0" w:color="auto"/>
+        <w:right w:val="single" w:sz="4" w:space="0" w:color="auto"/>
+        <w:insideH w:val="single" w:sz="4" w:space="0" w:color="auto"/>
+        <w:insideV w:val="single" w:sz="4" w:space="0" w:color="auto"/>
+      </w:tblBorders>
+    </w:tblPr>
+  </w:style>
+  <w:style w:type="paragraph" w:customStyle="1" w:styleId="ad">
+    <w:name w:val="команда"/>
+    <w:basedOn w:val="a7"/>
+    <w:link w:val="ae"/>
+    <w:qFormat/>
+    <w:rsid w:val="00DE527A"/>
+    <w:pPr>
+      <w:ind w:left="284" w:firstLine="567"/>
+    </w:pPr>
+    <w:rPr>
+      <w:i/>
+      <w:color w:val="5B9BD5" w:themeColor="accent1"/>
+      <w:sz w:val="20"/>
+      <w:szCs w:val="20"/>
+    </w:rPr>
+  </w:style>
+  <w:style w:type="paragraph" w:customStyle="1" w:styleId="af">
+    <w:name w:val="текст"/>
+    <w:basedOn w:val="a7"/>
+    <w:link w:val="af0"/>
+    <w:qFormat/>
+    <w:rsid w:val="00DE4C4E"/>
+    <w:pPr>
+      <w:ind w:left="284" w:firstLine="567"/>
+    </w:pPr>
+  </w:style>
+  <w:style w:type="character" w:customStyle="1" w:styleId="ae">
+    <w:name w:val="команда Знак"/>
+    <w:basedOn w:val="a8"/>
+    <w:link w:val="ad"/>
+    <w:rsid w:val="00DE527A"/>
+    <w:rPr>
+      <w:rFonts w:ascii="Times New Roman" w:eastAsia="Times New Roman" w:hAnsi="Times New Roman" w:cs="Times New Roman"/>
+      <w:i/>
+      <w:color w:val="5B9BD5" w:themeColor="accent1"/>
+      <w:sz w:val="20"/>
+      <w:szCs w:val="20"/>
+    </w:rPr>
+  </w:style>
+  <w:style w:type="paragraph" w:styleId="af1">
+    <w:name w:val="List Paragraph"/>
+    <w:basedOn w:val="a"/>
+    <w:uiPriority w:val="34"/>
+    <w:qFormat/>
+    <w:rsid w:val="00632B8C"/>
+    <w:pPr>
+      <w:ind w:left="720"/>
+      <w:contextualSpacing/>
+    </w:pPr>
+  </w:style>
+  <w:style w:type="character" w:customStyle="1" w:styleId="af0">
+    <w:name w:val="текст Знак"/>
+    <w:basedOn w:val="a8"/>
+    <w:link w:val="af"/>
+    <w:rsid w:val="00DE4C4E"/>
+    <w:rPr>
+      <w:rFonts w:ascii="Times New Roman" w:eastAsia="Times New Roman" w:hAnsi="Times New Roman" w:cs="Times New Roman"/>
+      <w:sz w:val="24"/>
+      <w:szCs w:val="24"/>
+    </w:rPr>
+  </w:style>
 </w:styles>
 </file>
 
@@ -4483,7 +8445,7 @@
 </file>
 
 <file path=customXml/itemProps1.xml><?xml version="1.0" encoding="utf-8"?>
-<ds:datastoreItem xmlns:ds="http://schemas.openxmlformats.org/officeDocument/2006/customXml" ds:itemID="{2D672BF2-D08E-43C6-A3DA-ED2547A23BCA}">
+<ds:datastoreItem xmlns:ds="http://schemas.openxmlformats.org/officeDocument/2006/customXml" ds:itemID="{0AE659FA-DEB8-4130-8242-8116A155E399}">
   <ds:schemaRefs>
     <ds:schemaRef ds:uri="http://schemas.openxmlformats.org/officeDocument/2006/bibliography"/>
   </ds:schemaRefs>

--- a/elektra/main/static/docs/test_template.docx
+++ b/elektra/main/static/docs/test_template.docx
@@ -87,7 +87,6 @@
         </w:rPr>
         <w:t>}}</w:t>
       </w:r>
-      <w:proofErr w:type="gramStart"/>
       <w:r>
         <w:rPr>
           <w:b w:val="0"/>
@@ -99,15 +98,14 @@
           <w:b w:val="0"/>
           <w:lang w:val="en-US"/>
         </w:rPr>
-        <w:t>{</w:t>
-      </w:r>
-      <w:proofErr w:type="gramEnd"/>
+        <w:t xml:space="preserve"> </w:t>
+      </w:r>
       <w:r>
         <w:rPr>
           <w:b w:val="0"/>
           <w:lang w:val="en-US"/>
         </w:rPr>
-        <w:t>{school.</w:t>
+        <w:t>{{school.</w:t>
       </w:r>
       <w:r>
         <w:t xml:space="preserve"> </w:t>
@@ -1173,9 +1171,12 @@
           <w:szCs w:val="24"/>
         </w:rPr>
         <w:sectPr>
-          <w:headerReference w:type="default" r:id="rId9"/>
-          <w:footerReference w:type="default" r:id="rId10"/>
-          <w:headerReference w:type="first" r:id="rId11"/>
+          <w:headerReference w:type="even" r:id="rId9"/>
+          <w:headerReference w:type="default" r:id="rId10"/>
+          <w:footerReference w:type="even" r:id="rId11"/>
+          <w:footerReference w:type="default" r:id="rId12"/>
+          <w:headerReference w:type="first" r:id="rId13"/>
+          <w:footerReference w:type="first" r:id="rId14"/>
           <w:type w:val="continuous"/>
           <w:pgSz w:w="11910" w:h="16840"/>
           <w:pgMar w:top="218" w:right="580" w:bottom="820" w:left="940" w:header="426" w:footer="568" w:gutter="0"/>
@@ -4837,7 +4838,7 @@
                           <pic:cNvPicPr/>
                         </pic:nvPicPr>
                         <pic:blipFill>
-                          <a:blip r:embed="rId12"/>
+                          <a:blip r:embed="rId15"/>
                           <a:stretch>
                             <a:fillRect/>
                           </a:stretch>
@@ -6082,7 +6083,7 @@
                           <pic:cNvPicPr/>
                         </pic:nvPicPr>
                         <pic:blipFill>
-                          <a:blip r:embed="rId12"/>
+                          <a:blip r:embed="rId15"/>
                           <a:stretch>
                             <a:fillRect/>
                           </a:stretch>
@@ -6509,11 +6510,9 @@
         </w:rPr>
         <w:t>{% endfor %}</w:t>
       </w:r>
-      <w:bookmarkStart w:id="0" w:name="_GoBack"/>
-      <w:bookmarkEnd w:id="0"/>
     </w:p>
     <w:sectPr>
-      <w:footerReference w:type="default" r:id="rId13"/>
+      <w:footerReference w:type="default" r:id="rId16"/>
       <w:type w:val="continuous"/>
       <w:pgSz w:w="11910" w:h="16840"/>
       <w:pgMar w:top="1080" w:right="580" w:bottom="760" w:left="940" w:header="607" w:footer="568" w:gutter="0"/>
@@ -6551,6 +6550,16 @@
 </file>
 
 <file path=word/footer1.xml><?xml version="1.0" encoding="utf-8"?>
+<w:ftr xmlns:wpc="http://schemas.microsoft.com/office/word/2010/wordprocessingCanvas" xmlns:mc="http://schemas.openxmlformats.org/markup-compatibility/2006" xmlns:o="urn:schemas-microsoft-com:office:office" xmlns:r="http://schemas.openxmlformats.org/officeDocument/2006/relationships" xmlns:m="http://schemas.openxmlformats.org/officeDocument/2006/math" xmlns:v="urn:schemas-microsoft-com:vml" xmlns:wp14="http://schemas.microsoft.com/office/word/2010/wordprocessingDrawing" xmlns:wp="http://schemas.openxmlformats.org/drawingml/2006/wordprocessingDrawing" xmlns:w10="urn:schemas-microsoft-com:office:word" xmlns:w="http://schemas.openxmlformats.org/wordprocessingml/2006/main" xmlns:w14="http://schemas.microsoft.com/office/word/2010/wordml" xmlns:wpg="http://schemas.microsoft.com/office/word/2010/wordprocessingGroup" xmlns:wpi="http://schemas.microsoft.com/office/word/2010/wordprocessingInk" xmlns:wne="http://schemas.microsoft.com/office/word/2006/wordml" xmlns:wps="http://schemas.microsoft.com/office/word/2010/wordprocessingShape" mc:Ignorable="w14 wp14">
+  <w:p>
+    <w:pPr>
+      <w:pStyle w:val="a3"/>
+    </w:pPr>
+  </w:p>
+</w:ftr>
+</file>
+
+<file path=word/footer2.xml><?xml version="1.0" encoding="utf-8"?>
 <w:ftr xmlns:wpc="http://schemas.microsoft.com/office/word/2010/wordprocessingCanvas" xmlns:mc="http://schemas.openxmlformats.org/markup-compatibility/2006" xmlns:o="urn:schemas-microsoft-com:office:office" xmlns:r="http://schemas.openxmlformats.org/officeDocument/2006/relationships" xmlns:m="http://schemas.openxmlformats.org/officeDocument/2006/math" xmlns:v="urn:schemas-microsoft-com:vml" xmlns:wp14="http://schemas.microsoft.com/office/word/2010/wordprocessingDrawing" xmlns:wp="http://schemas.openxmlformats.org/drawingml/2006/wordprocessingDrawing" xmlns:w10="urn:schemas-microsoft-com:office:word" xmlns:w="http://schemas.openxmlformats.org/wordprocessingml/2006/main" xmlns:w14="http://schemas.microsoft.com/office/word/2010/wordml" xmlns:wpg="http://schemas.microsoft.com/office/word/2010/wordprocessingGroup" xmlns:wpi="http://schemas.microsoft.com/office/word/2010/wordprocessingInk" xmlns:wne="http://schemas.microsoft.com/office/word/2006/wordml" xmlns:wps="http://schemas.microsoft.com/office/word/2010/wordprocessingShape" mc:Ignorable="w14 wp14">
   <w:sdt>
     <w:sdtPr>
@@ -6667,7 +6676,17 @@
 </w:ftr>
 </file>
 
-<file path=word/footer2.xml><?xml version="1.0" encoding="utf-8"?>
+<file path=word/footer3.xml><?xml version="1.0" encoding="utf-8"?>
+<w:ftr xmlns:wpc="http://schemas.microsoft.com/office/word/2010/wordprocessingCanvas" xmlns:mc="http://schemas.openxmlformats.org/markup-compatibility/2006" xmlns:o="urn:schemas-microsoft-com:office:office" xmlns:r="http://schemas.openxmlformats.org/officeDocument/2006/relationships" xmlns:m="http://schemas.openxmlformats.org/officeDocument/2006/math" xmlns:v="urn:schemas-microsoft-com:vml" xmlns:wp14="http://schemas.microsoft.com/office/word/2010/wordprocessingDrawing" xmlns:wp="http://schemas.openxmlformats.org/drawingml/2006/wordprocessingDrawing" xmlns:w10="urn:schemas-microsoft-com:office:word" xmlns:w="http://schemas.openxmlformats.org/wordprocessingml/2006/main" xmlns:w14="http://schemas.microsoft.com/office/word/2010/wordml" xmlns:wpg="http://schemas.microsoft.com/office/word/2010/wordprocessingGroup" xmlns:wpi="http://schemas.microsoft.com/office/word/2010/wordprocessingInk" xmlns:wne="http://schemas.microsoft.com/office/word/2006/wordml" xmlns:wps="http://schemas.microsoft.com/office/word/2010/wordprocessingShape" mc:Ignorable="w14 wp14">
+  <w:p>
+    <w:pPr>
+      <w:pStyle w:val="a3"/>
+    </w:pPr>
+  </w:p>
+</w:ftr>
+</file>
+
+<file path=word/footer4.xml><?xml version="1.0" encoding="utf-8"?>
 <w:ftr xmlns:wpc="http://schemas.microsoft.com/office/word/2010/wordprocessingCanvas" xmlns:mc="http://schemas.openxmlformats.org/markup-compatibility/2006" xmlns:o="urn:schemas-microsoft-com:office:office" xmlns:r="http://schemas.openxmlformats.org/officeDocument/2006/relationships" xmlns:m="http://schemas.openxmlformats.org/officeDocument/2006/math" xmlns:v="urn:schemas-microsoft-com:vml" xmlns:wp14="http://schemas.microsoft.com/office/word/2010/wordprocessingDrawing" xmlns:wp="http://schemas.openxmlformats.org/drawingml/2006/wordprocessingDrawing" xmlns:w10="urn:schemas-microsoft-com:office:word" xmlns:w="http://schemas.openxmlformats.org/wordprocessingml/2006/main" xmlns:w14="http://schemas.microsoft.com/office/word/2010/wordml" xmlns:wpg="http://schemas.microsoft.com/office/word/2010/wordprocessingGroup" xmlns:wpi="http://schemas.microsoft.com/office/word/2010/wordprocessingInk" xmlns:wne="http://schemas.microsoft.com/office/word/2006/wordml" xmlns:wps="http://schemas.microsoft.com/office/word/2010/wordprocessingShape" mc:Ignorable="w14 wp14">
   <w:sdt>
     <w:sdtPr>
@@ -6817,6 +6836,16 @@
   <w:p>
     <w:pPr>
       <w:pStyle w:val="a5"/>
+    </w:pPr>
+  </w:p>
+</w:hdr>
+</file>
+
+<file path=word/header2.xml><?xml version="1.0" encoding="utf-8"?>
+<w:hdr xmlns:wpc="http://schemas.microsoft.com/office/word/2010/wordprocessingCanvas" xmlns:mc="http://schemas.openxmlformats.org/markup-compatibility/2006" xmlns:o="urn:schemas-microsoft-com:office:office" xmlns:r="http://schemas.openxmlformats.org/officeDocument/2006/relationships" xmlns:m="http://schemas.openxmlformats.org/officeDocument/2006/math" xmlns:v="urn:schemas-microsoft-com:vml" xmlns:wp14="http://schemas.microsoft.com/office/word/2010/wordprocessingDrawing" xmlns:wp="http://schemas.openxmlformats.org/drawingml/2006/wordprocessingDrawing" xmlns:w10="urn:schemas-microsoft-com:office:word" xmlns:w="http://schemas.openxmlformats.org/wordprocessingml/2006/main" xmlns:w14="http://schemas.microsoft.com/office/word/2010/wordml" xmlns:wpg="http://schemas.microsoft.com/office/word/2010/wordprocessingGroup" xmlns:wpi="http://schemas.microsoft.com/office/word/2010/wordprocessingInk" xmlns:wne="http://schemas.microsoft.com/office/word/2006/wordml" xmlns:wps="http://schemas.microsoft.com/office/word/2010/wordprocessingShape" mc:Ignorable="w14 wp14">
+  <w:p>
+    <w:pPr>
+      <w:pStyle w:val="a5"/>
       <w:jc w:val="right"/>
     </w:pPr>
     <w:r>
@@ -6825,6 +6854,7 @@
       </w:rPr>
       <w:t xml:space="preserve">ДЗИ </w:t>
     </w:r>
+    <w:bookmarkStart w:id="0" w:name="_GoBack"/>
     <w:r>
       <w:t>{{</w:t>
     </w:r>
@@ -6834,11 +6864,12 @@
     <w:r>
       <w:t>}}</w:t>
     </w:r>
+    <w:bookmarkEnd w:id="0"/>
   </w:p>
 </w:hdr>
 </file>
 
-<file path=word/header2.xml><?xml version="1.0" encoding="utf-8"?>
+<file path=word/header3.xml><?xml version="1.0" encoding="utf-8"?>
 <w:hdr xmlns:wpc="http://schemas.microsoft.com/office/word/2010/wordprocessingCanvas" xmlns:mc="http://schemas.openxmlformats.org/markup-compatibility/2006" xmlns:o="urn:schemas-microsoft-com:office:office" xmlns:r="http://schemas.openxmlformats.org/officeDocument/2006/relationships" xmlns:m="http://schemas.openxmlformats.org/officeDocument/2006/math" xmlns:v="urn:schemas-microsoft-com:vml" xmlns:wp14="http://schemas.microsoft.com/office/word/2010/wordprocessingDrawing" xmlns:wp="http://schemas.openxmlformats.org/drawingml/2006/wordprocessingDrawing" xmlns:w10="urn:schemas-microsoft-com:office:word" xmlns:w="http://schemas.openxmlformats.org/wordprocessingml/2006/main" xmlns:w14="http://schemas.microsoft.com/office/word/2010/wordml" xmlns:wpg="http://schemas.microsoft.com/office/word/2010/wordprocessingGroup" xmlns:wpi="http://schemas.microsoft.com/office/word/2010/wordprocessingInk" xmlns:wne="http://schemas.microsoft.com/office/word/2006/wordml" xmlns:wps="http://schemas.microsoft.com/office/word/2010/wordprocessingShape" mc:Ignorable="w14 wp14">
   <w:tbl>
     <w:tblPr>
@@ -7030,14 +7061,14 @@
         <v:path o:extrusionok="f" gradientshapeok="t" o:connecttype="rect"/>
         <o:lock v:ext="edit" aspectratio="t"/>
       </v:shapetype>
-      <v:shape id="_x0000_i1573" type="#_x0000_t75" style="width:31.8pt;height:31.8pt" o:bullet="t">
+      <v:shape id="_x0000_i1855" type="#_x0000_t75" style="width:31.8pt;height:31.8pt" o:bullet="t">
         <v:imagedata r:id="rId1" o:title="rrect3"/>
       </v:shape>
     </w:pict>
   </w:numPicBullet>
   <w:numPicBullet w:numPicBulletId="1">
     <w:pict>
-      <v:shape id="_x0000_i1574" type="#_x0000_t75" style="width:16.8pt;height:16.8pt" o:bullet="t">
+      <v:shape id="_x0000_i1856" type="#_x0000_t75" style="width:16.8pt;height:16.8pt" o:bullet="t">
         <v:imagedata r:id="rId2" o:title="rrect4"/>
       </v:shape>
     </w:pict>
@@ -8445,7 +8476,7 @@
 </file>
 
 <file path=customXml/itemProps1.xml><?xml version="1.0" encoding="utf-8"?>
-<ds:datastoreItem xmlns:ds="http://schemas.openxmlformats.org/officeDocument/2006/customXml" ds:itemID="{0AE659FA-DEB8-4130-8242-8116A155E399}">
+<ds:datastoreItem xmlns:ds="http://schemas.openxmlformats.org/officeDocument/2006/customXml" ds:itemID="{77926504-7A33-49FF-8DFB-D5600A960C4E}">
   <ds:schemaRefs>
     <ds:schemaRef ds:uri="http://schemas.openxmlformats.org/officeDocument/2006/bibliography"/>
   </ds:schemaRefs>
